--- a/docs/rapport-bloc2-stockeasy.docx
+++ b/docs/rapport-bloc2-stockeasy.docx
@@ -75,7 +75,514 @@
     </w:p>
     <w:p>
       <w:pPr>
-        <w:spacing w:after="1000" w:before="0"/>
+        <w:spacing w:after="1200" w:before="0"/>
+      </w:pPr>
+      <w:r>
+        <w:t xml:space="preserve"/>
+      </w:r>
+    </w:p>
+    <w:p>
+      <w:pPr>
+        <w:spacing w:after="60" w:before="0"/>
+        <w:jc w:val="center"/>
+      </w:pPr>
+      <w:r>
+        <w:rPr>
+          <w:rFonts w:ascii="Calibri" w:cs="Calibri" w:eastAsia="Calibri" w:hAnsi="Calibri"/>
+          <w:b/>
+          <w:bCs/>
+          <w:color w:val="0F172A"/>
+          <w:sz w:val="26"/>
+          <w:szCs w:val="26"/>
+        </w:rPr>
+        <w:t xml:space="preserve">Expert en Developpement Logiciel</w:t>
+      </w:r>
+    </w:p>
+    <w:p>
+      <w:pPr>
+        <w:spacing w:after="400" w:before="0"/>
+        <w:jc w:val="center"/>
+      </w:pPr>
+      <w:r>
+        <w:rPr>
+          <w:rFonts w:ascii="Calibri" w:cs="Calibri" w:eastAsia="Calibri" w:hAnsi="Calibri"/>
+          <w:color w:val="64748B"/>
+          <w:sz w:val="22"/>
+          <w:szCs w:val="22"/>
+        </w:rPr>
+        <w:t xml:space="preserve">Titre professionnel RNCP 39583</w:t>
+      </w:r>
+    </w:p>
+    <w:p>
+      <w:pPr>
+        <w:spacing w:after="60" w:before="0"/>
+        <w:jc w:val="center"/>
+      </w:pPr>
+      <w:r>
+        <w:rPr>
+          <w:rFonts w:ascii="Calibri" w:cs="Calibri" w:eastAsia="Calibri" w:hAnsi="Calibri"/>
+          <w:color w:val="334155"/>
+          <w:sz w:val="22"/>
+          <w:szCs w:val="22"/>
+        </w:rPr>
+        <w:t xml:space="preserve">Version du logiciel : v1.1.0</w:t>
+      </w:r>
+    </w:p>
+    <w:p>
+      <w:pPr>
+        <w:spacing w:after="60" w:before="0"/>
+        <w:jc w:val="center"/>
+      </w:pPr>
+      <w:r>
+        <w:rPr>
+          <w:rFonts w:ascii="Calibri" w:cs="Calibri" w:eastAsia="Calibri" w:hAnsi="Calibri"/>
+          <w:color w:val="334155"/>
+          <w:sz w:val="22"/>
+          <w:szCs w:val="22"/>
+        </w:rPr>
+        <w:t xml:space="preserve">Depot : github.com/h1lc/Stock_Easy</w:t>
+      </w:r>
+    </w:p>
+    <w:p>
+      <w:pPr>
+        <w:spacing w:after="60" w:before="0"/>
+        <w:jc w:val="center"/>
+      </w:pPr>
+      <w:r>
+        <w:rPr>
+          <w:rFonts w:ascii="Calibri" w:cs="Calibri" w:eastAsia="Calibri" w:hAnsi="Calibri"/>
+          <w:color w:val="334155"/>
+          <w:sz w:val="22"/>
+          <w:szCs w:val="22"/>
+        </w:rPr>
+        <w:t xml:space="preserve">Juillet 2026</w:t>
+      </w:r>
+    </w:p>
+    <w:p>
+      <w:r>
+        <w:br w:type="page"/>
+      </w:r>
+    </w:p>
+    <w:p>
+      <w:pPr>
+        <w:pBdr>
+          <w:bottom w:val="single" w:color="2563EB" w:sz="6" w:space="4"/>
+        </w:pBdr>
+        <w:spacing w:after="160" w:before="320"/>
+      </w:pPr>
+      <w:r>
+        <w:rPr>
+          <w:rFonts w:ascii="Calibri" w:cs="Calibri" w:eastAsia="Calibri" w:hAnsi="Calibri"/>
+          <w:b/>
+          <w:bCs/>
+          <w:color w:val="2563EB"/>
+          <w:sz w:val="28"/>
+          <w:szCs w:val="28"/>
+        </w:rPr>
+        <w:t xml:space="preserve">Sommaire</w:t>
+      </w:r>
+    </w:p>
+    <w:p>
+      <w:pPr>
+        <w:spacing w:after="60" w:before="60"/>
+      </w:pPr>
+      <w:r>
+        <w:rPr>
+          <w:rFonts w:ascii="Calibri" w:cs="Calibri" w:eastAsia="Calibri" w:hAnsi="Calibri"/>
+          <w:color w:val="334155"/>
+          <w:sz w:val="22"/>
+          <w:szCs w:val="22"/>
+        </w:rPr>
+        <w:t xml:space="preserve">Contexte du projet</w:t>
+      </w:r>
+    </w:p>
+    <w:p>
+      <w:pPr>
+        <w:spacing w:after="60" w:before="60"/>
+      </w:pPr>
+      <w:r>
+        <w:rPr>
+          <w:rFonts w:ascii="Calibri" w:cs="Calibri" w:eastAsia="Calibri" w:hAnsi="Calibri"/>
+          <w:color w:val="334155"/>
+          <w:sz w:val="22"/>
+          <w:szCs w:val="22"/>
+        </w:rPr>
+        <w:t xml:space="preserve">1. Protocole de deploiement continu</w:t>
+      </w:r>
+    </w:p>
+    <w:p>
+      <w:pPr>
+        <w:spacing w:after="60" w:before="60"/>
+      </w:pPr>
+      <w:r>
+        <w:rPr>
+          <w:rFonts w:ascii="Calibri" w:cs="Calibri" w:eastAsia="Calibri" w:hAnsi="Calibri"/>
+          <w:color w:val="334155"/>
+          <w:sz w:val="22"/>
+          <w:szCs w:val="22"/>
+        </w:rPr>
+        <w:t xml:space="preserve">2. Criteres de qualite et de performance</w:t>
+      </w:r>
+    </w:p>
+    <w:p>
+      <w:pPr>
+        <w:spacing w:after="60" w:before="60"/>
+      </w:pPr>
+      <w:r>
+        <w:rPr>
+          <w:rFonts w:ascii="Calibri" w:cs="Calibri" w:eastAsia="Calibri" w:hAnsi="Calibri"/>
+          <w:color w:val="334155"/>
+          <w:sz w:val="22"/>
+          <w:szCs w:val="22"/>
+        </w:rPr>
+        <w:t xml:space="preserve">3. Protocole d'integration continue</w:t>
+      </w:r>
+    </w:p>
+    <w:p>
+      <w:pPr>
+        <w:spacing w:after="60" w:before="60"/>
+      </w:pPr>
+      <w:r>
+        <w:rPr>
+          <w:rFonts w:ascii="Calibri" w:cs="Calibri" w:eastAsia="Calibri" w:hAnsi="Calibri"/>
+          <w:color w:val="334155"/>
+          <w:sz w:val="22"/>
+          <w:szCs w:val="22"/>
+        </w:rPr>
+        <w:t xml:space="preserve">4. Architecture logicielle</w:t>
+      </w:r>
+    </w:p>
+    <w:p>
+      <w:pPr>
+        <w:spacing w:after="60" w:before="60"/>
+      </w:pPr>
+      <w:r>
+        <w:rPr>
+          <w:rFonts w:ascii="Calibri" w:cs="Calibri" w:eastAsia="Calibri" w:hAnsi="Calibri"/>
+          <w:color w:val="334155"/>
+          <w:sz w:val="22"/>
+          <w:szCs w:val="22"/>
+        </w:rPr>
+        <w:t xml:space="preserve">5. Presentation du prototype et de l'authentification</w:t>
+      </w:r>
+    </w:p>
+    <w:p>
+      <w:pPr>
+        <w:spacing w:after="60" w:before="60"/>
+      </w:pPr>
+      <w:r>
+        <w:rPr>
+          <w:rFonts w:ascii="Calibri" w:cs="Calibri" w:eastAsia="Calibri" w:hAnsi="Calibri"/>
+          <w:color w:val="334155"/>
+          <w:sz w:val="22"/>
+          <w:szCs w:val="22"/>
+        </w:rPr>
+        <w:t xml:space="preserve">6. Frameworks et paradigmes de developpement</w:t>
+      </w:r>
+    </w:p>
+    <w:p>
+      <w:pPr>
+        <w:spacing w:after="60" w:before="60"/>
+      </w:pPr>
+      <w:r>
+        <w:rPr>
+          <w:rFonts w:ascii="Calibri" w:cs="Calibri" w:eastAsia="Calibri" w:hAnsi="Calibri"/>
+          <w:color w:val="334155"/>
+          <w:sz w:val="22"/>
+          <w:szCs w:val="22"/>
+        </w:rPr>
+        <w:t xml:space="preserve">7. Tests unitaires</w:t>
+      </w:r>
+    </w:p>
+    <w:p>
+      <w:pPr>
+        <w:spacing w:after="60" w:before="60"/>
+      </w:pPr>
+      <w:r>
+        <w:rPr>
+          <w:rFonts w:ascii="Calibri" w:cs="Calibri" w:eastAsia="Calibri" w:hAnsi="Calibri"/>
+          <w:color w:val="334155"/>
+          <w:sz w:val="22"/>
+          <w:szCs w:val="22"/>
+        </w:rPr>
+        <w:t xml:space="preserve">8. Mesures de securite (OWASP Top 10)</w:t>
+      </w:r>
+    </w:p>
+    <w:p>
+      <w:pPr>
+        <w:spacing w:after="60" w:before="60"/>
+      </w:pPr>
+      <w:r>
+        <w:rPr>
+          <w:rFonts w:ascii="Calibri" w:cs="Calibri" w:eastAsia="Calibri" w:hAnsi="Calibri"/>
+          <w:color w:val="334155"/>
+          <w:sz w:val="22"/>
+          <w:szCs w:val="22"/>
+        </w:rPr>
+        <w:t xml:space="preserve">9. Accessibilite — Referentiel RGAA</w:t>
+      </w:r>
+    </w:p>
+    <w:p>
+      <w:pPr>
+        <w:spacing w:after="60" w:before="60"/>
+      </w:pPr>
+      <w:r>
+        <w:rPr>
+          <w:rFonts w:ascii="Calibri" w:cs="Calibri" w:eastAsia="Calibri" w:hAnsi="Calibri"/>
+          <w:color w:val="334155"/>
+          <w:sz w:val="22"/>
+          <w:szCs w:val="22"/>
+        </w:rPr>
+        <w:t xml:space="preserve">10. Historique des versions</w:t>
+      </w:r>
+    </w:p>
+    <w:p>
+      <w:pPr>
+        <w:spacing w:after="60" w:before="60"/>
+      </w:pPr>
+      <w:r>
+        <w:rPr>
+          <w:rFonts w:ascii="Calibri" w:cs="Calibri" w:eastAsia="Calibri" w:hAnsi="Calibri"/>
+          <w:color w:val="334155"/>
+          <w:sz w:val="22"/>
+          <w:szCs w:val="22"/>
+        </w:rPr>
+        <w:t xml:space="preserve">11. Cahier de recettes</w:t>
+      </w:r>
+    </w:p>
+    <w:p>
+      <w:pPr>
+        <w:spacing w:after="60" w:before="60"/>
+      </w:pPr>
+      <w:r>
+        <w:rPr>
+          <w:rFonts w:ascii="Calibri" w:cs="Calibri" w:eastAsia="Calibri" w:hAnsi="Calibri"/>
+          <w:color w:val="334155"/>
+          <w:sz w:val="22"/>
+          <w:szCs w:val="22"/>
+        </w:rPr>
+        <w:t xml:space="preserve">12. Plan de correction des bogues</w:t>
+      </w:r>
+    </w:p>
+    <w:p>
+      <w:pPr>
+        <w:spacing w:after="60" w:before="60"/>
+      </w:pPr>
+      <w:r>
+        <w:rPr>
+          <w:rFonts w:ascii="Calibri" w:cs="Calibri" w:eastAsia="Calibri" w:hAnsi="Calibri"/>
+          <w:color w:val="334155"/>
+          <w:sz w:val="22"/>
+          <w:szCs w:val="22"/>
+        </w:rPr>
+        <w:t xml:space="preserve">13. Manuel de deploiement</w:t>
+      </w:r>
+    </w:p>
+    <w:p>
+      <w:pPr>
+        <w:spacing w:after="60" w:before="60"/>
+      </w:pPr>
+      <w:r>
+        <w:rPr>
+          <w:rFonts w:ascii="Calibri" w:cs="Calibri" w:eastAsia="Calibri" w:hAnsi="Calibri"/>
+          <w:color w:val="334155"/>
+          <w:sz w:val="22"/>
+          <w:szCs w:val="22"/>
+        </w:rPr>
+        <w:t xml:space="preserve">14. Manuel d'utilisation</w:t>
+      </w:r>
+    </w:p>
+    <w:p>
+      <w:pPr>
+        <w:spacing w:after="60" w:before="60"/>
+      </w:pPr>
+      <w:r>
+        <w:rPr>
+          <w:rFonts w:ascii="Calibri" w:cs="Calibri" w:eastAsia="Calibri" w:hAnsi="Calibri"/>
+          <w:color w:val="334155"/>
+          <w:sz w:val="22"/>
+          <w:szCs w:val="22"/>
+        </w:rPr>
+        <w:t xml:space="preserve">15. Manuel de mise a jour</w:t>
+      </w:r>
+    </w:p>
+    <w:p>
+      <w:r>
+        <w:br w:type="page"/>
+      </w:r>
+    </w:p>
+    <w:p>
+      <w:pPr>
+        <w:pBdr>
+          <w:bottom w:val="single" w:color="2563EB" w:sz="6" w:space="4"/>
+        </w:pBdr>
+        <w:spacing w:after="160" w:before="320"/>
+      </w:pPr>
+      <w:r>
+        <w:rPr>
+          <w:rFonts w:ascii="Calibri" w:cs="Calibri" w:eastAsia="Calibri" w:hAnsi="Calibri"/>
+          <w:b/>
+          <w:bCs/>
+          <w:color w:val="2563EB"/>
+          <w:sz w:val="28"/>
+          <w:szCs w:val="28"/>
+        </w:rPr>
+        <w:t xml:space="preserve">Contexte du projet</w:t>
+      </w:r>
+    </w:p>
+    <w:p>
+      <w:pPr>
+        <w:spacing w:after="80" w:before="200"/>
+      </w:pPr>
+      <w:r>
+        <w:rPr>
+          <w:rFonts w:ascii="Calibri" w:cs="Calibri" w:eastAsia="Calibri" w:hAnsi="Calibri"/>
+          <w:b/>
+          <w:bCs/>
+          <w:color w:val="1d4ed8"/>
+          <w:sz w:val="24"/>
+          <w:szCs w:val="24"/>
+        </w:rPr>
+        <w:t xml:space="preserve">Le client et son probleme</w:t>
+      </w:r>
+    </w:p>
+    <w:p>
+      <w:pPr>
+        <w:spacing w:after="80" w:before="40" w:line="276" w:lineRule="auto"/>
+        <w:jc w:val="both"/>
+      </w:pPr>
+      <w:r>
+        <w:rPr>
+          <w:rFonts w:ascii="Calibri" w:cs="Calibri" w:eastAsia="Calibri" w:hAnsi="Calibri"/>
+          <w:color w:val="0F172A"/>
+          <w:sz w:val="21"/>
+          <w:szCs w:val="21"/>
+        </w:rPr>
+        <w:t xml:space="preserve">Dupont &amp; Fils est une PME de 15 salaries specialisee dans la distribution de fournitures de bureau. Jusqu'a present, la gestion de son stock reposait sur un unique fichier Excel partage. Ce fonctionnement montrait trois limites devenues bloquantes au quotidien.</w:t>
+      </w:r>
+    </w:p>
+    <w:p>
+      <w:pPr>
+        <w:pStyle w:val="ListParagraph"/>
+        <w:numPr>
+          <w:ilvl w:val="0"/>
+          <w:numId w:val="1"/>
+        </w:numPr>
+        <w:spacing w:after="40" w:before="0"/>
+      </w:pPr>
+      <w:r>
+        <w:rPr>
+          <w:rFonts w:ascii="Calibri" w:cs="Calibri" w:eastAsia="Calibri" w:hAnsi="Calibri"/>
+          <w:color w:val="0F172A"/>
+          <w:sz w:val="21"/>
+          <w:szCs w:val="21"/>
+        </w:rPr>
+        <w:t xml:space="preserve">Aucune tracabilite : impossible de savoir qui avait modifie une quantite, ni quand.</w:t>
+      </w:r>
+    </w:p>
+    <w:p>
+      <w:pPr>
+        <w:pStyle w:val="ListParagraph"/>
+        <w:numPr>
+          <w:ilvl w:val="0"/>
+          <w:numId w:val="1"/>
+        </w:numPr>
+        <w:spacing w:after="40" w:before="0"/>
+      </w:pPr>
+      <w:r>
+        <w:rPr>
+          <w:rFonts w:ascii="Calibri" w:cs="Calibri" w:eastAsia="Calibri" w:hAnsi="Calibri"/>
+          <w:color w:val="0F172A"/>
+          <w:sz w:val="21"/>
+          <w:szCs w:val="21"/>
+        </w:rPr>
+        <w:t xml:space="preserve">Ruptures de stock detectees trop tard, une fois la commande client deja acceptee.</w:t>
+      </w:r>
+    </w:p>
+    <w:p>
+      <w:pPr>
+        <w:pStyle w:val="ListParagraph"/>
+        <w:numPr>
+          <w:ilvl w:val="0"/>
+          <w:numId w:val="1"/>
+        </w:numPr>
+        <w:spacing w:after="40" w:before="0"/>
+      </w:pPr>
+      <w:r>
+        <w:rPr>
+          <w:rFonts w:ascii="Calibri" w:cs="Calibri" w:eastAsia="Calibri" w:hAnsi="Calibri"/>
+          <w:color w:val="0F172A"/>
+          <w:sz w:val="21"/>
+          <w:szCs w:val="21"/>
+        </w:rPr>
+        <w:t xml:space="preserve">Fichier verrouille des qu'une personne l'ouvrait, et risque permanent d'ecrasement des saisies.</w:t>
+      </w:r>
+    </w:p>
+    <w:p>
+      <w:pPr>
+        <w:spacing w:after="80" w:before="0"/>
+      </w:pPr>
+      <w:r>
+        <w:t xml:space="preserve"/>
+      </w:r>
+    </w:p>
+    <w:p>
+      <w:pPr>
+        <w:spacing w:after="80" w:before="40" w:line="276" w:lineRule="auto"/>
+        <w:jc w:val="both"/>
+      </w:pPr>
+      <w:r>
+        <w:rPr>
+          <w:rFonts w:ascii="Calibri" w:cs="Calibri" w:eastAsia="Calibri" w:hAnsi="Calibri"/>
+          <w:color w:val="0F172A"/>
+          <w:sz w:val="21"/>
+          <w:szCs w:val="21"/>
+        </w:rPr>
+        <w:t xml:space="preserve">Le besoin exprime etait donc une application web accessible depuis n'importe quel navigateur, sans installation sur les postes, permettant a plusieurs personnes de travailler simultanement avec des droits differencies selon leur fonction.</w:t>
+      </w:r>
+    </w:p>
+    <w:p>
+      <w:pPr>
+        <w:spacing w:after="120" w:before="0"/>
+      </w:pPr>
+      <w:r>
+        <w:t xml:space="preserve"/>
+      </w:r>
+    </w:p>
+    <w:p>
+      <w:pPr>
+        <w:spacing w:after="80" w:before="200"/>
+      </w:pPr>
+      <w:r>
+        <w:rPr>
+          <w:rFonts w:ascii="Calibri" w:cs="Calibri" w:eastAsia="Calibri" w:hAnsi="Calibri"/>
+          <w:b/>
+          <w:bCs/>
+          <w:color w:val="1d4ed8"/>
+          <w:sz w:val="24"/>
+          <w:szCs w:val="24"/>
+        </w:rPr>
+        <w:t xml:space="preserve">La reponse : StockEasy</w:t>
+      </w:r>
+    </w:p>
+    <w:p>
+      <w:pPr>
+        <w:spacing w:after="80" w:before="40" w:line="276" w:lineRule="auto"/>
+        <w:jc w:val="both"/>
+      </w:pPr>
+      <w:r>
+        <w:rPr>
+          <w:rFonts w:ascii="Calibri" w:cs="Calibri" w:eastAsia="Calibri" w:hAnsi="Calibri"/>
+          <w:color w:val="0F172A"/>
+          <w:sz w:val="21"/>
+          <w:szCs w:val="21"/>
+        </w:rPr>
+        <w:t xml:space="preserve">StockEasy est une application web de gestion de stock articulee autour de trois roles metier. Chaque utilisateur ne voit et ne manipule que ce qui releve de sa fonction.</w:t>
+      </w:r>
+    </w:p>
+    <w:p>
+      <w:pPr>
+        <w:spacing w:after="40" w:before="0"/>
       </w:pPr>
       <w:r>
         <w:t xml:space="preserve"/>
@@ -83,7 +590,7 @@
     </w:p>
     <w:tbl>
       <w:tblPr>
-        <w:tblW w:type="dxa" w:w="8400"/>
+        <w:tblW w:type="dxa" w:w="9440"/>
         <w:tblBorders>
           <w:top w:val="single" w:color="E2E8F0" w:sz="4"/>
           <w:left w:val="single" w:color="E2E8F0" w:sz="4"/>
@@ -95,8 +602,9 @@
         <w:tblLayout w:type="fixed"/>
       </w:tblPr>
       <w:tblGrid>
-        <w:gridCol w:w="3000"/>
-        <w:gridCol w:w="5400"/>
+        <w:gridCol w:w="1600"/>
+        <w:gridCol w:w="2200"/>
+        <w:gridCol w:w="5640"/>
       </w:tblGrid>
       <w:tr>
         <w:trPr>
@@ -104,7 +612,7 @@
         </w:trPr>
         <w:tc>
           <w:tcPr>
-            <w:tcW w:type="dxa" w:w="3000"/>
+            <w:tcW w:type="dxa" w:w="1600"/>
             <w:shd w:fill="2563EB" w:val="clear"/>
             <w:tcMar>
               <w:top w:type="dxa" w:w="40"/>
@@ -127,13 +635,13 @@
                 <w:sz w:val="19"/>
                 <w:szCs w:val="19"/>
               </w:rPr>
-              <w:t xml:space="preserve">Champ</w:t>
-            </w:r>
-          </w:p>
-        </w:tc>
-        <w:tc>
-          <w:tcPr>
-            <w:tcW w:type="dxa" w:w="5400"/>
+              <w:t xml:space="preserve">Role</w:t>
+            </w:r>
+          </w:p>
+        </w:tc>
+        <w:tc>
+          <w:tcPr>
+            <w:tcW w:type="dxa" w:w="2200"/>
             <w:shd w:fill="2563EB" w:val="clear"/>
             <w:tcMar>
               <w:top w:type="dxa" w:w="40"/>
@@ -156,7 +664,36 @@
                 <w:sz w:val="19"/>
                 <w:szCs w:val="19"/>
               </w:rPr>
-              <w:t xml:space="preserve">Valeur</w:t>
+              <w:t xml:space="preserve">Utilisateur type</w:t>
+            </w:r>
+          </w:p>
+        </w:tc>
+        <w:tc>
+          <w:tcPr>
+            <w:tcW w:type="dxa" w:w="5640"/>
+            <w:shd w:fill="2563EB" w:val="clear"/>
+            <w:tcMar>
+              <w:top w:type="dxa" w:w="40"/>
+              <w:left w:type="dxa" w:w="80"/>
+              <w:bottom w:type="dxa" w:w="40"/>
+              <w:right w:type="dxa" w:w="80"/>
+            </w:tcMar>
+            <w:vAlign w:val="center"/>
+          </w:tcPr>
+          <w:p>
+            <w:pPr>
+              <w:jc w:val="center"/>
+            </w:pPr>
+            <w:r>
+              <w:rPr>
+                <w:rFonts w:ascii="Calibri" w:cs="Calibri" w:eastAsia="Calibri" w:hAnsi="Calibri"/>
+                <w:b/>
+                <w:bCs/>
+                <w:color w:val="FFFFFF"/>
+                <w:sz w:val="19"/>
+                <w:szCs w:val="19"/>
+              </w:rPr>
+              <w:t xml:space="preserve">Ce qu'il peut faire</w:t>
             </w:r>
           </w:p>
         </w:tc>
@@ -164,49 +701,73 @@
       <w:tr>
         <w:tc>
           <w:tcPr>
-            <w:tcW w:type="dxa" w:w="3000"/>
-            <w:shd w:fill="F1F5F9" w:val="clear"/>
-            <w:tcMar>
-              <w:top w:type="dxa" w:w="40"/>
-              <w:left w:type="dxa" w:w="80"/>
-              <w:bottom w:type="dxa" w:w="40"/>
-              <w:right w:type="dxa" w:w="80"/>
-            </w:tcMar>
-            <w:vAlign w:val="center"/>
-          </w:tcPr>
-          <w:p>
-            <w:r>
-              <w:rPr>
-                <w:rFonts w:ascii="Calibri" w:cs="Calibri" w:eastAsia="Calibri" w:hAnsi="Calibri"/>
-                <w:color w:val="0F172A"/>
-                <w:sz w:val="19"/>
-                <w:szCs w:val="19"/>
-              </w:rPr>
-              <w:t xml:space="preserve">Certification</w:t>
-            </w:r>
-          </w:p>
-        </w:tc>
-        <w:tc>
-          <w:tcPr>
-            <w:tcW w:type="dxa" w:w="5400"/>
-            <w:shd w:fill="F1F5F9" w:val="clear"/>
-            <w:tcMar>
-              <w:top w:type="dxa" w:w="40"/>
-              <w:left w:type="dxa" w:w="80"/>
-              <w:bottom w:type="dxa" w:w="40"/>
-              <w:right w:type="dxa" w:w="80"/>
-            </w:tcMar>
-            <w:vAlign w:val="center"/>
-          </w:tcPr>
-          <w:p>
-            <w:r>
-              <w:rPr>
-                <w:rFonts w:ascii="Calibri" w:cs="Calibri" w:eastAsia="Calibri" w:hAnsi="Calibri"/>
-                <w:color w:val="0F172A"/>
-                <w:sz w:val="19"/>
-                <w:szCs w:val="19"/>
-              </w:rPr>
-              <w:t xml:space="preserve">Expert en Developpement Logiciel</w:t>
+            <w:tcW w:type="dxa" w:w="1600"/>
+            <w:shd w:fill="F1F5F9" w:val="clear"/>
+            <w:tcMar>
+              <w:top w:type="dxa" w:w="40"/>
+              <w:left w:type="dxa" w:w="80"/>
+              <w:bottom w:type="dxa" w:w="40"/>
+              <w:right w:type="dxa" w:w="80"/>
+            </w:tcMar>
+            <w:vAlign w:val="center"/>
+          </w:tcPr>
+          <w:p>
+            <w:r>
+              <w:rPr>
+                <w:rFonts w:ascii="Calibri" w:cs="Calibri" w:eastAsia="Calibri" w:hAnsi="Calibri"/>
+                <w:color w:val="0F172A"/>
+                <w:sz w:val="19"/>
+                <w:szCs w:val="19"/>
+              </w:rPr>
+              <w:t xml:space="preserve">Gerant</w:t>
+            </w:r>
+          </w:p>
+        </w:tc>
+        <w:tc>
+          <w:tcPr>
+            <w:tcW w:type="dxa" w:w="2200"/>
+            <w:shd w:fill="F1F5F9" w:val="clear"/>
+            <w:tcMar>
+              <w:top w:type="dxa" w:w="40"/>
+              <w:left w:type="dxa" w:w="80"/>
+              <w:bottom w:type="dxa" w:w="40"/>
+              <w:right w:type="dxa" w:w="80"/>
+            </w:tcMar>
+            <w:vAlign w:val="center"/>
+          </w:tcPr>
+          <w:p>
+            <w:r>
+              <w:rPr>
+                <w:rFonts w:ascii="Calibri" w:cs="Calibri" w:eastAsia="Calibri" w:hAnsi="Calibri"/>
+                <w:color w:val="0F172A"/>
+                <w:sz w:val="19"/>
+                <w:szCs w:val="19"/>
+              </w:rPr>
+              <w:t xml:space="preserve">Direction</w:t>
+            </w:r>
+          </w:p>
+        </w:tc>
+        <w:tc>
+          <w:tcPr>
+            <w:tcW w:type="dxa" w:w="5640"/>
+            <w:shd w:fill="F1F5F9" w:val="clear"/>
+            <w:tcMar>
+              <w:top w:type="dxa" w:w="40"/>
+              <w:left w:type="dxa" w:w="80"/>
+              <w:bottom w:type="dxa" w:w="40"/>
+              <w:right w:type="dxa" w:w="80"/>
+            </w:tcMar>
+            <w:vAlign w:val="center"/>
+          </w:tcPr>
+          <w:p>
+            <w:r>
+              <w:rPr>
+                <w:rFonts w:ascii="Calibri" w:cs="Calibri" w:eastAsia="Calibri" w:hAnsi="Calibri"/>
+                <w:color w:val="0F172A"/>
+                <w:sz w:val="19"/>
+                <w:szCs w:val="19"/>
+              </w:rPr>
+              <w:t xml:space="preserve">Pilotage complet : tableau de bord, produits, mouvements, bons de commande, gestion des roles</w:t>
             </w:r>
           </w:p>
         </w:tc>
@@ -214,49 +775,73 @@
       <w:tr>
         <w:tc>
           <w:tcPr>
-            <w:tcW w:type="dxa" w:w="3000"/>
-            <w:shd w:fill="FFFFFF" w:val="clear"/>
-            <w:tcMar>
-              <w:top w:type="dxa" w:w="40"/>
-              <w:left w:type="dxa" w:w="80"/>
-              <w:bottom w:type="dxa" w:w="40"/>
-              <w:right w:type="dxa" w:w="80"/>
-            </w:tcMar>
-            <w:vAlign w:val="center"/>
-          </w:tcPr>
-          <w:p>
-            <w:r>
-              <w:rPr>
-                <w:rFonts w:ascii="Calibri" w:cs="Calibri" w:eastAsia="Calibri" w:hAnsi="Calibri"/>
-                <w:color w:val="0F172A"/>
-                <w:sz w:val="19"/>
-                <w:szCs w:val="19"/>
-              </w:rPr>
-              <w:t xml:space="preserve">Referentiel</w:t>
-            </w:r>
-          </w:p>
-        </w:tc>
-        <w:tc>
-          <w:tcPr>
-            <w:tcW w:type="dxa" w:w="5400"/>
-            <w:shd w:fill="FFFFFF" w:val="clear"/>
-            <w:tcMar>
-              <w:top w:type="dxa" w:w="40"/>
-              <w:left w:type="dxa" w:w="80"/>
-              <w:bottom w:type="dxa" w:w="40"/>
-              <w:right w:type="dxa" w:w="80"/>
-            </w:tcMar>
-            <w:vAlign w:val="center"/>
-          </w:tcPr>
-          <w:p>
-            <w:r>
-              <w:rPr>
-                <w:rFonts w:ascii="Calibri" w:cs="Calibri" w:eastAsia="Calibri" w:hAnsi="Calibri"/>
-                <w:color w:val="0F172A"/>
-                <w:sz w:val="19"/>
-                <w:szCs w:val="19"/>
-              </w:rPr>
-              <w:t xml:space="preserve">RNCP 39583</w:t>
+            <w:tcW w:type="dxa" w:w="1600"/>
+            <w:shd w:fill="FFFFFF" w:val="clear"/>
+            <w:tcMar>
+              <w:top w:type="dxa" w:w="40"/>
+              <w:left w:type="dxa" w:w="80"/>
+              <w:bottom w:type="dxa" w:w="40"/>
+              <w:right w:type="dxa" w:w="80"/>
+            </w:tcMar>
+            <w:vAlign w:val="center"/>
+          </w:tcPr>
+          <w:p>
+            <w:r>
+              <w:rPr>
+                <w:rFonts w:ascii="Calibri" w:cs="Calibri" w:eastAsia="Calibri" w:hAnsi="Calibri"/>
+                <w:color w:val="0F172A"/>
+                <w:sz w:val="19"/>
+                <w:szCs w:val="19"/>
+              </w:rPr>
+              <w:t xml:space="preserve">Magasinier</w:t>
+            </w:r>
+          </w:p>
+        </w:tc>
+        <w:tc>
+          <w:tcPr>
+            <w:tcW w:type="dxa" w:w="2200"/>
+            <w:shd w:fill="FFFFFF" w:val="clear"/>
+            <w:tcMar>
+              <w:top w:type="dxa" w:w="40"/>
+              <w:left w:type="dxa" w:w="80"/>
+              <w:bottom w:type="dxa" w:w="40"/>
+              <w:right w:type="dxa" w:w="80"/>
+            </w:tcMar>
+            <w:vAlign w:val="center"/>
+          </w:tcPr>
+          <w:p>
+            <w:r>
+              <w:rPr>
+                <w:rFonts w:ascii="Calibri" w:cs="Calibri" w:eastAsia="Calibri" w:hAnsi="Calibri"/>
+                <w:color w:val="0F172A"/>
+                <w:sz w:val="19"/>
+                <w:szCs w:val="19"/>
+              </w:rPr>
+              <w:t xml:space="preserve">Equipe entrepot</w:t>
+            </w:r>
+          </w:p>
+        </w:tc>
+        <w:tc>
+          <w:tcPr>
+            <w:tcW w:type="dxa" w:w="5640"/>
+            <w:shd w:fill="FFFFFF" w:val="clear"/>
+            <w:tcMar>
+              <w:top w:type="dxa" w:w="40"/>
+              <w:left w:type="dxa" w:w="80"/>
+              <w:bottom w:type="dxa" w:w="40"/>
+              <w:right w:type="dxa" w:w="80"/>
+            </w:tcMar>
+            <w:vAlign w:val="center"/>
+          </w:tcPr>
+          <w:p>
+            <w:r>
+              <w:rPr>
+                <w:rFonts w:ascii="Calibri" w:cs="Calibri" w:eastAsia="Calibri" w:hAnsi="Calibri"/>
+                <w:color w:val="0F172A"/>
+                <w:sz w:val="19"/>
+                <w:szCs w:val="19"/>
+              </w:rPr>
+              <w:t xml:space="preserve">Saisie des entrees et sorties de stock, consultation des alertes</w:t>
             </w:r>
           </w:p>
         </w:tc>
@@ -264,436 +849,1097 @@
       <w:tr>
         <w:tc>
           <w:tcPr>
-            <w:tcW w:type="dxa" w:w="3000"/>
-            <w:shd w:fill="F1F5F9" w:val="clear"/>
-            <w:tcMar>
-              <w:top w:type="dxa" w:w="40"/>
-              <w:left w:type="dxa" w:w="80"/>
-              <w:bottom w:type="dxa" w:w="40"/>
-              <w:right w:type="dxa" w:w="80"/>
-            </w:tcMar>
-            <w:vAlign w:val="center"/>
-          </w:tcPr>
-          <w:p>
-            <w:r>
-              <w:rPr>
-                <w:rFonts w:ascii="Calibri" w:cs="Calibri" w:eastAsia="Calibri" w:hAnsi="Calibri"/>
-                <w:color w:val="0F172A"/>
-                <w:sz w:val="19"/>
-                <w:szCs w:val="19"/>
-              </w:rPr>
-              <w:t xml:space="preserve">Bloc</w:t>
-            </w:r>
-          </w:p>
-        </w:tc>
-        <w:tc>
-          <w:tcPr>
-            <w:tcW w:type="dxa" w:w="5400"/>
-            <w:shd w:fill="F1F5F9" w:val="clear"/>
-            <w:tcMar>
-              <w:top w:type="dxa" w:w="40"/>
-              <w:left w:type="dxa" w:w="80"/>
-              <w:bottom w:type="dxa" w:w="40"/>
-              <w:right w:type="dxa" w:w="80"/>
-            </w:tcMar>
-            <w:vAlign w:val="center"/>
-          </w:tcPr>
-          <w:p>
-            <w:r>
-              <w:rPr>
-                <w:rFonts w:ascii="Calibri" w:cs="Calibri" w:eastAsia="Calibri" w:hAnsi="Calibri"/>
-                <w:color w:val="0F172A"/>
-                <w:sz w:val="19"/>
-                <w:szCs w:val="19"/>
-              </w:rPr>
-              <w:t xml:space="preserve">Bloc 2 — Conception et developpement logiciel</w:t>
-            </w:r>
-          </w:p>
-        </w:tc>
-      </w:tr>
-      <w:tr>
-        <w:tc>
-          <w:tcPr>
-            <w:tcW w:type="dxa" w:w="3000"/>
-            <w:shd w:fill="FFFFFF" w:val="clear"/>
-            <w:tcMar>
-              <w:top w:type="dxa" w:w="40"/>
-              <w:left w:type="dxa" w:w="80"/>
-              <w:bottom w:type="dxa" w:w="40"/>
-              <w:right w:type="dxa" w:w="80"/>
-            </w:tcMar>
-            <w:vAlign w:val="center"/>
-          </w:tcPr>
-          <w:p>
-            <w:r>
-              <w:rPr>
-                <w:rFonts w:ascii="Calibri" w:cs="Calibri" w:eastAsia="Calibri" w:hAnsi="Calibri"/>
-                <w:color w:val="0F172A"/>
-                <w:sz w:val="19"/>
-                <w:szCs w:val="19"/>
-              </w:rPr>
-              <w:t xml:space="preserve">Version logiciel</w:t>
-            </w:r>
-          </w:p>
-        </w:tc>
-        <w:tc>
-          <w:tcPr>
-            <w:tcW w:type="dxa" w:w="5400"/>
-            <w:shd w:fill="FFFFFF" w:val="clear"/>
-            <w:tcMar>
-              <w:top w:type="dxa" w:w="40"/>
-              <w:left w:type="dxa" w:w="80"/>
-              <w:bottom w:type="dxa" w:w="40"/>
-              <w:right w:type="dxa" w:w="80"/>
-            </w:tcMar>
-            <w:vAlign w:val="center"/>
-          </w:tcPr>
-          <w:p>
-            <w:r>
-              <w:rPr>
-                <w:rFonts w:ascii="Calibri" w:cs="Calibri" w:eastAsia="Calibri" w:hAnsi="Calibri"/>
-                <w:color w:val="0F172A"/>
-                <w:sz w:val="19"/>
-                <w:szCs w:val="19"/>
-              </w:rPr>
-              <w:t xml:space="preserve">v1.0.0 — Juin 2024</w:t>
-            </w:r>
-          </w:p>
-        </w:tc>
-      </w:tr>
-      <w:tr>
-        <w:tc>
-          <w:tcPr>
-            <w:tcW w:type="dxa" w:w="3000"/>
-            <w:shd w:fill="F1F5F9" w:val="clear"/>
-            <w:tcMar>
-              <w:top w:type="dxa" w:w="40"/>
-              <w:left w:type="dxa" w:w="80"/>
-              <w:bottom w:type="dxa" w:w="40"/>
-              <w:right w:type="dxa" w:w="80"/>
-            </w:tcMar>
-            <w:vAlign w:val="center"/>
-          </w:tcPr>
-          <w:p>
-            <w:r>
-              <w:rPr>
-                <w:rFonts w:ascii="Calibri" w:cs="Calibri" w:eastAsia="Calibri" w:hAnsi="Calibri"/>
-                <w:color w:val="0F172A"/>
-                <w:sz w:val="19"/>
-                <w:szCs w:val="19"/>
-              </w:rPr>
-              <w:t xml:space="preserve">Depot Git</w:t>
-            </w:r>
-          </w:p>
-        </w:tc>
-        <w:tc>
-          <w:tcPr>
-            <w:tcW w:type="dxa" w:w="5400"/>
-            <w:shd w:fill="F1F5F9" w:val="clear"/>
-            <w:tcMar>
-              <w:top w:type="dxa" w:w="40"/>
-              <w:left w:type="dxa" w:w="80"/>
-              <w:bottom w:type="dxa" w:w="40"/>
-              <w:right w:type="dxa" w:w="80"/>
-            </w:tcMar>
-            <w:vAlign w:val="center"/>
-          </w:tcPr>
-          <w:p>
-            <w:r>
-              <w:rPr>
-                <w:rFonts w:ascii="Calibri" w:cs="Calibri" w:eastAsia="Calibri" w:hAnsi="Calibri"/>
-                <w:color w:val="0F172A"/>
-                <w:sz w:val="19"/>
-                <w:szCs w:val="19"/>
-              </w:rPr>
-              <w:t xml:space="preserve">github.com/h1lc/Stock_Easy</w:t>
-            </w:r>
-          </w:p>
-        </w:tc>
-      </w:tr>
-      <w:tr>
-        <w:tc>
-          <w:tcPr>
-            <w:tcW w:type="dxa" w:w="3000"/>
-            <w:shd w:fill="FFFFFF" w:val="clear"/>
-            <w:tcMar>
-              <w:top w:type="dxa" w:w="40"/>
-              <w:left w:type="dxa" w:w="80"/>
-              <w:bottom w:type="dxa" w:w="40"/>
-              <w:right w:type="dxa" w:w="80"/>
-            </w:tcMar>
-            <w:vAlign w:val="center"/>
-          </w:tcPr>
-          <w:p>
-            <w:r>
-              <w:rPr>
-                <w:rFonts w:ascii="Calibri" w:cs="Calibri" w:eastAsia="Calibri" w:hAnsi="Calibri"/>
-                <w:color w:val="0F172A"/>
-                <w:sz w:val="19"/>
-                <w:szCs w:val="19"/>
-              </w:rPr>
-              <w:t xml:space="preserve">Date du dossier</w:t>
-            </w:r>
-          </w:p>
-        </w:tc>
-        <w:tc>
-          <w:tcPr>
-            <w:tcW w:type="dxa" w:w="5400"/>
-            <w:shd w:fill="FFFFFF" w:val="clear"/>
-            <w:tcMar>
-              <w:top w:type="dxa" w:w="40"/>
-              <w:left w:type="dxa" w:w="80"/>
-              <w:bottom w:type="dxa" w:w="40"/>
-              <w:right w:type="dxa" w:w="80"/>
-            </w:tcMar>
-            <w:vAlign w:val="center"/>
-          </w:tcPr>
-          <w:p>
-            <w:r>
-              <w:rPr>
-                <w:rFonts w:ascii="Calibri" w:cs="Calibri" w:eastAsia="Calibri" w:hAnsi="Calibri"/>
-                <w:color w:val="0F172A"/>
-                <w:sz w:val="19"/>
-                <w:szCs w:val="19"/>
-              </w:rPr>
-              <w:t xml:space="preserve">Juillet 2024</w:t>
+            <w:tcW w:type="dxa" w:w="1600"/>
+            <w:shd w:fill="F1F5F9" w:val="clear"/>
+            <w:tcMar>
+              <w:top w:type="dxa" w:w="40"/>
+              <w:left w:type="dxa" w:w="80"/>
+              <w:bottom w:type="dxa" w:w="40"/>
+              <w:right w:type="dxa" w:w="80"/>
+            </w:tcMar>
+            <w:vAlign w:val="center"/>
+          </w:tcPr>
+          <w:p>
+            <w:r>
+              <w:rPr>
+                <w:rFonts w:ascii="Calibri" w:cs="Calibri" w:eastAsia="Calibri" w:hAnsi="Calibri"/>
+                <w:color w:val="0F172A"/>
+                <w:sz w:val="19"/>
+                <w:szCs w:val="19"/>
+              </w:rPr>
+              <w:t xml:space="preserve">Commercial</w:t>
+            </w:r>
+          </w:p>
+        </w:tc>
+        <w:tc>
+          <w:tcPr>
+            <w:tcW w:type="dxa" w:w="2200"/>
+            <w:shd w:fill="F1F5F9" w:val="clear"/>
+            <w:tcMar>
+              <w:top w:type="dxa" w:w="40"/>
+              <w:left w:type="dxa" w:w="80"/>
+              <w:bottom w:type="dxa" w:w="40"/>
+              <w:right w:type="dxa" w:w="80"/>
+            </w:tcMar>
+            <w:vAlign w:val="center"/>
+          </w:tcPr>
+          <w:p>
+            <w:r>
+              <w:rPr>
+                <w:rFonts w:ascii="Calibri" w:cs="Calibri" w:eastAsia="Calibri" w:hAnsi="Calibri"/>
+                <w:color w:val="0F172A"/>
+                <w:sz w:val="19"/>
+                <w:szCs w:val="19"/>
+              </w:rPr>
+              <w:t xml:space="preserve">Equipe vente</w:t>
+            </w:r>
+          </w:p>
+        </w:tc>
+        <w:tc>
+          <w:tcPr>
+            <w:tcW w:type="dxa" w:w="5640"/>
+            <w:shd w:fill="F1F5F9" w:val="clear"/>
+            <w:tcMar>
+              <w:top w:type="dxa" w:w="40"/>
+              <w:left w:type="dxa" w:w="80"/>
+              <w:bottom w:type="dxa" w:w="40"/>
+              <w:right w:type="dxa" w:w="80"/>
+            </w:tcMar>
+            <w:vAlign w:val="center"/>
+          </w:tcPr>
+          <w:p>
+            <w:r>
+              <w:rPr>
+                <w:rFonts w:ascii="Calibri" w:cs="Calibri" w:eastAsia="Calibri" w:hAnsi="Calibri"/>
+                <w:color w:val="0F172A"/>
+                <w:sz w:val="19"/>
+                <w:szCs w:val="19"/>
+              </w:rPr>
+              <w:t xml:space="preserve">Consultation seule : disponibilite des produits et ruptures</w:t>
             </w:r>
           </w:p>
         </w:tc>
       </w:tr>
     </w:tbl>
     <w:p>
-      <w:r>
-        <w:br w:type="page"/>
-      </w:r>
-    </w:p>
-    <w:p>
-      <w:pPr>
-        <w:pBdr>
-          <w:bottom w:val="single" w:color="2563EB" w:sz="6" w:space="4"/>
-        </w:pBdr>
-        <w:spacing w:after="160" w:before="320"/>
+      <w:pPr>
+        <w:spacing w:after="80" w:before="0"/>
+      </w:pPr>
+      <w:r>
+        <w:t xml:space="preserve"/>
+      </w:r>
+    </w:p>
+    <w:p>
+      <w:pPr>
+        <w:spacing w:after="80" w:before="40" w:line="276" w:lineRule="auto"/>
+        <w:jc w:val="both"/>
+      </w:pPr>
+      <w:r>
+        <w:rPr>
+          <w:rFonts w:ascii="Calibri" w:cs="Calibri" w:eastAsia="Calibri" w:hAnsi="Calibri"/>
+          <w:color w:val="0F172A"/>
+          <w:sz w:val="21"/>
+          <w:szCs w:val="21"/>
+        </w:rPr>
+        <w:t xml:space="preserve">L'application couvre le cycle complet : referencement des produits, saisie tracee des mouvements, detection automatique des seuils critiques, puis generation des bons de commande fournisseurs a partir des alertes.</w:t>
+      </w:r>
+    </w:p>
+    <w:p>
+      <w:pPr>
+        <w:spacing w:after="120" w:before="0"/>
+      </w:pPr>
+      <w:r>
+        <w:t xml:space="preserve"/>
+      </w:r>
+    </w:p>
+    <w:p>
+      <w:pPr>
+        <w:spacing w:after="80" w:before="200"/>
       </w:pPr>
       <w:r>
         <w:rPr>
           <w:rFonts w:ascii="Calibri" w:cs="Calibri" w:eastAsia="Calibri" w:hAnsi="Calibri"/>
           <w:b/>
           <w:bCs/>
-          <w:color w:val="2563EB"/>
-          <w:sz w:val="28"/>
-          <w:szCs w:val="28"/>
+          <w:color w:val="1d4ed8"/>
+          <w:sz w:val="24"/>
+          <w:szCs w:val="24"/>
         </w:rPr>
-        <w:t xml:space="preserve">Sommaire</w:t>
-      </w:r>
-    </w:p>
-    <w:p>
-      <w:pPr>
-        <w:spacing w:after="60" w:before="60"/>
+        <w:t xml:space="preserve">Choix techniques structurants</w:t>
+      </w:r>
+    </w:p>
+    <w:p>
+      <w:pPr>
+        <w:spacing w:after="80" w:before="40" w:line="276" w:lineRule="auto"/>
+        <w:jc w:val="both"/>
       </w:pPr>
       <w:r>
         <w:rPr>
           <w:rFonts w:ascii="Calibri" w:cs="Calibri" w:eastAsia="Calibri" w:hAnsi="Calibri"/>
-          <w:color w:val="334155"/>
-          <w:sz w:val="22"/>
-          <w:szCs w:val="22"/>
+          <w:color w:val="0F172A"/>
+          <w:sz w:val="21"/>
+          <w:szCs w:val="21"/>
         </w:rPr>
-        <w:t xml:space="preserve">1. Protocole de deploiement continu</w:t>
-      </w:r>
-    </w:p>
-    <w:p>
-      <w:pPr>
-        <w:spacing w:after="60" w:before="60"/>
+        <w:t xml:space="preserve">La solution est une application web trois tiers : une interface React, une API REST Node.js et une base PostgreSQL, l'ensemble etant conteneurise avec Docker afin que le deploiement soit reproductible a l'identique sur n'importe quelle machine.</w:t>
+      </w:r>
+    </w:p>
+    <w:p>
+      <w:pPr>
+        <w:spacing w:after="40" w:before="0"/>
+      </w:pPr>
+      <w:r>
+        <w:t xml:space="preserve"/>
+      </w:r>
+    </w:p>
+    <w:tbl>
+      <w:tblPr>
+        <w:tblW w:type="dxa" w:w="9440"/>
+        <w:tblBorders>
+          <w:top w:val="single" w:color="E2E8F0" w:sz="4"/>
+          <w:left w:val="single" w:color="E2E8F0" w:sz="4"/>
+          <w:bottom w:val="single" w:color="E2E8F0" w:sz="4"/>
+          <w:right w:val="single" w:color="E2E8F0" w:sz="4"/>
+          <w:insideH w:val="single" w:color="auto" w:sz="4"/>
+          <w:insideV w:val="single" w:color="auto" w:sz="4"/>
+        </w:tblBorders>
+        <w:tblLayout w:type="fixed"/>
+      </w:tblPr>
+      <w:tblGrid>
+        <w:gridCol w:w="1600"/>
+        <w:gridCol w:w="2600"/>
+        <w:gridCol w:w="5240"/>
+      </w:tblGrid>
+      <w:tr>
+        <w:trPr>
+          <w:tblHeader/>
+        </w:trPr>
+        <w:tc>
+          <w:tcPr>
+            <w:tcW w:type="dxa" w:w="1600"/>
+            <w:shd w:fill="2563EB" w:val="clear"/>
+            <w:tcMar>
+              <w:top w:type="dxa" w:w="40"/>
+              <w:left w:type="dxa" w:w="80"/>
+              <w:bottom w:type="dxa" w:w="40"/>
+              <w:right w:type="dxa" w:w="80"/>
+            </w:tcMar>
+            <w:vAlign w:val="center"/>
+          </w:tcPr>
+          <w:p>
+            <w:pPr>
+              <w:jc w:val="center"/>
+            </w:pPr>
+            <w:r>
+              <w:rPr>
+                <w:rFonts w:ascii="Calibri" w:cs="Calibri" w:eastAsia="Calibri" w:hAnsi="Calibri"/>
+                <w:b/>
+                <w:bCs/>
+                <w:color w:val="FFFFFF"/>
+                <w:sz w:val="19"/>
+                <w:szCs w:val="19"/>
+              </w:rPr>
+              <w:t xml:space="preserve">Couche</w:t>
+            </w:r>
+          </w:p>
+        </w:tc>
+        <w:tc>
+          <w:tcPr>
+            <w:tcW w:type="dxa" w:w="2600"/>
+            <w:shd w:fill="2563EB" w:val="clear"/>
+            <w:tcMar>
+              <w:top w:type="dxa" w:w="40"/>
+              <w:left w:type="dxa" w:w="80"/>
+              <w:bottom w:type="dxa" w:w="40"/>
+              <w:right w:type="dxa" w:w="80"/>
+            </w:tcMar>
+            <w:vAlign w:val="center"/>
+          </w:tcPr>
+          <w:p>
+            <w:pPr>
+              <w:jc w:val="center"/>
+            </w:pPr>
+            <w:r>
+              <w:rPr>
+                <w:rFonts w:ascii="Calibri" w:cs="Calibri" w:eastAsia="Calibri" w:hAnsi="Calibri"/>
+                <w:b/>
+                <w:bCs/>
+                <w:color w:val="FFFFFF"/>
+                <w:sz w:val="19"/>
+                <w:szCs w:val="19"/>
+              </w:rPr>
+              <w:t xml:space="preserve">Technologie</w:t>
+            </w:r>
+          </w:p>
+        </w:tc>
+        <w:tc>
+          <w:tcPr>
+            <w:tcW w:type="dxa" w:w="5240"/>
+            <w:shd w:fill="2563EB" w:val="clear"/>
+            <w:tcMar>
+              <w:top w:type="dxa" w:w="40"/>
+              <w:left w:type="dxa" w:w="80"/>
+              <w:bottom w:type="dxa" w:w="40"/>
+              <w:right w:type="dxa" w:w="80"/>
+            </w:tcMar>
+            <w:vAlign w:val="center"/>
+          </w:tcPr>
+          <w:p>
+            <w:pPr>
+              <w:jc w:val="center"/>
+            </w:pPr>
+            <w:r>
+              <w:rPr>
+                <w:rFonts w:ascii="Calibri" w:cs="Calibri" w:eastAsia="Calibri" w:hAnsi="Calibri"/>
+                <w:b/>
+                <w:bCs/>
+                <w:color w:val="FFFFFF"/>
+                <w:sz w:val="19"/>
+                <w:szCs w:val="19"/>
+              </w:rPr>
+              <w:t xml:space="preserve">Raison du choix</w:t>
+            </w:r>
+          </w:p>
+        </w:tc>
+      </w:tr>
+      <w:tr>
+        <w:tc>
+          <w:tcPr>
+            <w:tcW w:type="dxa" w:w="1600"/>
+            <w:shd w:fill="F1F5F9" w:val="clear"/>
+            <w:tcMar>
+              <w:top w:type="dxa" w:w="40"/>
+              <w:left w:type="dxa" w:w="80"/>
+              <w:bottom w:type="dxa" w:w="40"/>
+              <w:right w:type="dxa" w:w="80"/>
+            </w:tcMar>
+            <w:vAlign w:val="center"/>
+          </w:tcPr>
+          <w:p>
+            <w:r>
+              <w:rPr>
+                <w:rFonts w:ascii="Calibri" w:cs="Calibri" w:eastAsia="Calibri" w:hAnsi="Calibri"/>
+                <w:color w:val="0F172A"/>
+                <w:sz w:val="19"/>
+                <w:szCs w:val="19"/>
+              </w:rPr>
+              <w:t xml:space="preserve">Interface</w:t>
+            </w:r>
+          </w:p>
+        </w:tc>
+        <w:tc>
+          <w:tcPr>
+            <w:tcW w:type="dxa" w:w="2600"/>
+            <w:shd w:fill="F1F5F9" w:val="clear"/>
+            <w:tcMar>
+              <w:top w:type="dxa" w:w="40"/>
+              <w:left w:type="dxa" w:w="80"/>
+              <w:bottom w:type="dxa" w:w="40"/>
+              <w:right w:type="dxa" w:w="80"/>
+            </w:tcMar>
+            <w:vAlign w:val="center"/>
+          </w:tcPr>
+          <w:p>
+            <w:r>
+              <w:rPr>
+                <w:rFonts w:ascii="Calibri" w:cs="Calibri" w:eastAsia="Calibri" w:hAnsi="Calibri"/>
+                <w:color w:val="0F172A"/>
+                <w:sz w:val="19"/>
+                <w:szCs w:val="19"/>
+              </w:rPr>
+              <w:t xml:space="preserve">React 18 + Vite + Tailwind CSS</w:t>
+            </w:r>
+          </w:p>
+        </w:tc>
+        <w:tc>
+          <w:tcPr>
+            <w:tcW w:type="dxa" w:w="5240"/>
+            <w:shd w:fill="F1F5F9" w:val="clear"/>
+            <w:tcMar>
+              <w:top w:type="dxa" w:w="40"/>
+              <w:left w:type="dxa" w:w="80"/>
+              <w:bottom w:type="dxa" w:w="40"/>
+              <w:right w:type="dxa" w:w="80"/>
+            </w:tcMar>
+            <w:vAlign w:val="center"/>
+          </w:tcPr>
+          <w:p>
+            <w:r>
+              <w:rPr>
+                <w:rFonts w:ascii="Calibri" w:cs="Calibri" w:eastAsia="Calibri" w:hAnsi="Calibri"/>
+                <w:color w:val="0F172A"/>
+                <w:sz w:val="19"/>
+                <w:szCs w:val="19"/>
+              </w:rPr>
+              <w:t xml:space="preserve">Composants reutilisables, build rapide, coherence visuelle</w:t>
+            </w:r>
+          </w:p>
+        </w:tc>
+      </w:tr>
+      <w:tr>
+        <w:tc>
+          <w:tcPr>
+            <w:tcW w:type="dxa" w:w="1600"/>
+            <w:shd w:fill="FFFFFF" w:val="clear"/>
+            <w:tcMar>
+              <w:top w:type="dxa" w:w="40"/>
+              <w:left w:type="dxa" w:w="80"/>
+              <w:bottom w:type="dxa" w:w="40"/>
+              <w:right w:type="dxa" w:w="80"/>
+            </w:tcMar>
+            <w:vAlign w:val="center"/>
+          </w:tcPr>
+          <w:p>
+            <w:r>
+              <w:rPr>
+                <w:rFonts w:ascii="Calibri" w:cs="Calibri" w:eastAsia="Calibri" w:hAnsi="Calibri"/>
+                <w:color w:val="0F172A"/>
+                <w:sz w:val="19"/>
+                <w:szCs w:val="19"/>
+              </w:rPr>
+              <w:t xml:space="preserve">API</w:t>
+            </w:r>
+          </w:p>
+        </w:tc>
+        <w:tc>
+          <w:tcPr>
+            <w:tcW w:type="dxa" w:w="2600"/>
+            <w:shd w:fill="FFFFFF" w:val="clear"/>
+            <w:tcMar>
+              <w:top w:type="dxa" w:w="40"/>
+              <w:left w:type="dxa" w:w="80"/>
+              <w:bottom w:type="dxa" w:w="40"/>
+              <w:right w:type="dxa" w:w="80"/>
+            </w:tcMar>
+            <w:vAlign w:val="center"/>
+          </w:tcPr>
+          <w:p>
+            <w:r>
+              <w:rPr>
+                <w:rFonts w:ascii="Calibri" w:cs="Calibri" w:eastAsia="Calibri" w:hAnsi="Calibri"/>
+                <w:color w:val="0F172A"/>
+                <w:sz w:val="19"/>
+                <w:szCs w:val="19"/>
+              </w:rPr>
+              <w:t xml:space="preserve">Node.js 20 + Express 4</w:t>
+            </w:r>
+          </w:p>
+        </w:tc>
+        <w:tc>
+          <w:tcPr>
+            <w:tcW w:type="dxa" w:w="5240"/>
+            <w:shd w:fill="FFFFFF" w:val="clear"/>
+            <w:tcMar>
+              <w:top w:type="dxa" w:w="40"/>
+              <w:left w:type="dxa" w:w="80"/>
+              <w:bottom w:type="dxa" w:w="40"/>
+              <w:right w:type="dxa" w:w="80"/>
+            </w:tcMar>
+            <w:vAlign w:val="center"/>
+          </w:tcPr>
+          <w:p>
+            <w:r>
+              <w:rPr>
+                <w:rFonts w:ascii="Calibri" w:cs="Calibri" w:eastAsia="Calibri" w:hAnsi="Calibri"/>
+                <w:color w:val="0F172A"/>
+                <w:sz w:val="19"/>
+                <w:szCs w:val="19"/>
+              </w:rPr>
+              <w:t xml:space="preserve">Meme langage que le frontend, ecosysteme mature</w:t>
+            </w:r>
+          </w:p>
+        </w:tc>
+      </w:tr>
+      <w:tr>
+        <w:tc>
+          <w:tcPr>
+            <w:tcW w:type="dxa" w:w="1600"/>
+            <w:shd w:fill="F1F5F9" w:val="clear"/>
+            <w:tcMar>
+              <w:top w:type="dxa" w:w="40"/>
+              <w:left w:type="dxa" w:w="80"/>
+              <w:bottom w:type="dxa" w:w="40"/>
+              <w:right w:type="dxa" w:w="80"/>
+            </w:tcMar>
+            <w:vAlign w:val="center"/>
+          </w:tcPr>
+          <w:p>
+            <w:r>
+              <w:rPr>
+                <w:rFonts w:ascii="Calibri" w:cs="Calibri" w:eastAsia="Calibri" w:hAnsi="Calibri"/>
+                <w:color w:val="0F172A"/>
+                <w:sz w:val="19"/>
+                <w:szCs w:val="19"/>
+              </w:rPr>
+              <w:t xml:space="preserve">Donnees</w:t>
+            </w:r>
+          </w:p>
+        </w:tc>
+        <w:tc>
+          <w:tcPr>
+            <w:tcW w:type="dxa" w:w="2600"/>
+            <w:shd w:fill="F1F5F9" w:val="clear"/>
+            <w:tcMar>
+              <w:top w:type="dxa" w:w="40"/>
+              <w:left w:type="dxa" w:w="80"/>
+              <w:bottom w:type="dxa" w:w="40"/>
+              <w:right w:type="dxa" w:w="80"/>
+            </w:tcMar>
+            <w:vAlign w:val="center"/>
+          </w:tcPr>
+          <w:p>
+            <w:r>
+              <w:rPr>
+                <w:rFonts w:ascii="Calibri" w:cs="Calibri" w:eastAsia="Calibri" w:hAnsi="Calibri"/>
+                <w:color w:val="0F172A"/>
+                <w:sz w:val="19"/>
+                <w:szCs w:val="19"/>
+              </w:rPr>
+              <w:t xml:space="preserve">PostgreSQL 16 + Prisma ORM</w:t>
+            </w:r>
+          </w:p>
+        </w:tc>
+        <w:tc>
+          <w:tcPr>
+            <w:tcW w:type="dxa" w:w="5240"/>
+            <w:shd w:fill="F1F5F9" w:val="clear"/>
+            <w:tcMar>
+              <w:top w:type="dxa" w:w="40"/>
+              <w:left w:type="dxa" w:w="80"/>
+              <w:bottom w:type="dxa" w:w="40"/>
+              <w:right w:type="dxa" w:w="80"/>
+            </w:tcMar>
+            <w:vAlign w:val="center"/>
+          </w:tcPr>
+          <w:p>
+            <w:r>
+              <w:rPr>
+                <w:rFonts w:ascii="Calibri" w:cs="Calibri" w:eastAsia="Calibri" w:hAnsi="Calibri"/>
+                <w:color w:val="0F172A"/>
+                <w:sz w:val="19"/>
+                <w:szCs w:val="19"/>
+              </w:rPr>
+              <w:t xml:space="preserve">Integrite relationnelle, migrations versionnees, requetes parametrees</w:t>
+            </w:r>
+          </w:p>
+        </w:tc>
+      </w:tr>
+      <w:tr>
+        <w:tc>
+          <w:tcPr>
+            <w:tcW w:type="dxa" w:w="1600"/>
+            <w:shd w:fill="FFFFFF" w:val="clear"/>
+            <w:tcMar>
+              <w:top w:type="dxa" w:w="40"/>
+              <w:left w:type="dxa" w:w="80"/>
+              <w:bottom w:type="dxa" w:w="40"/>
+              <w:right w:type="dxa" w:w="80"/>
+            </w:tcMar>
+            <w:vAlign w:val="center"/>
+          </w:tcPr>
+          <w:p>
+            <w:r>
+              <w:rPr>
+                <w:rFonts w:ascii="Calibri" w:cs="Calibri" w:eastAsia="Calibri" w:hAnsi="Calibri"/>
+                <w:color w:val="0F172A"/>
+                <w:sz w:val="19"/>
+                <w:szCs w:val="19"/>
+              </w:rPr>
+              <w:t xml:space="preserve">Livraison</w:t>
+            </w:r>
+          </w:p>
+        </w:tc>
+        <w:tc>
+          <w:tcPr>
+            <w:tcW w:type="dxa" w:w="2600"/>
+            <w:shd w:fill="FFFFFF" w:val="clear"/>
+            <w:tcMar>
+              <w:top w:type="dxa" w:w="40"/>
+              <w:left w:type="dxa" w:w="80"/>
+              <w:bottom w:type="dxa" w:w="40"/>
+              <w:right w:type="dxa" w:w="80"/>
+            </w:tcMar>
+            <w:vAlign w:val="center"/>
+          </w:tcPr>
+          <w:p>
+            <w:r>
+              <w:rPr>
+                <w:rFonts w:ascii="Calibri" w:cs="Calibri" w:eastAsia="Calibri" w:hAnsi="Calibri"/>
+                <w:color w:val="0F172A"/>
+                <w:sz w:val="19"/>
+                <w:szCs w:val="19"/>
+              </w:rPr>
+              <w:t xml:space="preserve">Docker Compose + GitHub Actions</w:t>
+            </w:r>
+          </w:p>
+        </w:tc>
+        <w:tc>
+          <w:tcPr>
+            <w:tcW w:type="dxa" w:w="5240"/>
+            <w:shd w:fill="FFFFFF" w:val="clear"/>
+            <w:tcMar>
+              <w:top w:type="dxa" w:w="40"/>
+              <w:left w:type="dxa" w:w="80"/>
+              <w:bottom w:type="dxa" w:w="40"/>
+              <w:right w:type="dxa" w:w="80"/>
+            </w:tcMar>
+            <w:vAlign w:val="center"/>
+          </w:tcPr>
+          <w:p>
+            <w:r>
+              <w:rPr>
+                <w:rFonts w:ascii="Calibri" w:cs="Calibri" w:eastAsia="Calibri" w:hAnsi="Calibri"/>
+                <w:color w:val="0F172A"/>
+                <w:sz w:val="19"/>
+                <w:szCs w:val="19"/>
+              </w:rPr>
+              <w:t xml:space="preserve">Environnement reproductible, tests automatises a chaque push</w:t>
+            </w:r>
+          </w:p>
+        </w:tc>
+      </w:tr>
+    </w:tbl>
+    <w:p>
+      <w:pPr>
+        <w:spacing w:after="120" w:before="0"/>
+      </w:pPr>
+      <w:r>
+        <w:t xml:space="preserve"/>
+      </w:r>
+    </w:p>
+    <w:p>
+      <w:pPr>
+        <w:spacing w:after="80" w:before="200"/>
       </w:pPr>
       <w:r>
         <w:rPr>
           <w:rFonts w:ascii="Calibri" w:cs="Calibri" w:eastAsia="Calibri" w:hAnsi="Calibri"/>
-          <w:color w:val="334155"/>
-          <w:sz w:val="22"/>
-          <w:szCs w:val="22"/>
+          <w:b/>
+          <w:bCs/>
+          <w:color w:val="1d4ed8"/>
+          <w:sz w:val="24"/>
+          <w:szCs w:val="24"/>
         </w:rPr>
-        <w:t xml:space="preserve">2. Criteres de qualite et de performance</w:t>
-      </w:r>
-    </w:p>
-    <w:p>
-      <w:pPr>
-        <w:spacing w:after="60" w:before="60"/>
+        <w:t xml:space="preserve">Etat d'avancement</w:t>
+      </w:r>
+    </w:p>
+    <w:p>
+      <w:pPr>
+        <w:spacing w:after="80" w:before="40" w:line="276" w:lineRule="auto"/>
+        <w:jc w:val="both"/>
       </w:pPr>
       <w:r>
         <w:rPr>
           <w:rFonts w:ascii="Calibri" w:cs="Calibri" w:eastAsia="Calibri" w:hAnsi="Calibri"/>
-          <w:color w:val="334155"/>
-          <w:sz w:val="22"/>
-          <w:szCs w:val="22"/>
+          <w:color w:val="0F172A"/>
+          <w:sz w:val="21"/>
+          <w:szCs w:val="21"/>
         </w:rPr>
-        <w:t xml:space="preserve">3. Protocole d'integration continue</w:t>
-      </w:r>
-    </w:p>
-    <w:p>
-      <w:pPr>
-        <w:spacing w:after="60" w:before="60"/>
+        <w:t xml:space="preserve">Le projet a connu deux jalons. La version v1.0.0 a livre le coeur metier : gestion des produits, mouvements de stock, alertes, bons de commande et authentification par jeton avec trois roles. La version v1.1.0, objet des ajouts les plus recents de ce dossier, a renforce le volet authentification : creation de compte en autonomie, connexion via Google, reinitialisation du mot de passe et gestion de session par couple access token / refresh token.</w:t>
+      </w:r>
+    </w:p>
+    <w:p>
+      <w:pPr>
+        <w:spacing w:after="80" w:before="0"/>
+      </w:pPr>
+      <w:r>
+        <w:t xml:space="preserve"/>
+      </w:r>
+    </w:p>
+    <w:p>
+      <w:pPr>
+        <w:pBdr>
+          <w:left w:val="single" w:color="2563EB" w:sz="16" w:space="6"/>
+        </w:pBdr>
+        <w:shd w:fill="EFF6FF" w:val="clear"/>
+        <w:spacing w:after="80" w:before="80"/>
       </w:pPr>
       <w:r>
         <w:rPr>
           <w:rFonts w:ascii="Calibri" w:cs="Calibri" w:eastAsia="Calibri" w:hAnsi="Calibri"/>
-          <w:color w:val="334155"/>
-          <w:sz w:val="22"/>
-          <w:szCs w:val="22"/>
+          <w:i/>
+          <w:iCs/>
+          <w:color w:val="0F172A"/>
+          <w:sz w:val="20"/>
+          <w:szCs w:val="20"/>
         </w:rPr>
-        <w:t xml:space="preserve">4. Architecture logicielle</w:t>
-      </w:r>
-    </w:p>
-    <w:p>
-      <w:pPr>
-        <w:spacing w:after="60" w:before="60"/>
+        <w:t xml:space="preserve">A la date de ce dossier, l'application est fonctionnelle et deployable en autonomie : 63 tests automatises passent, et un deploiement complet se fait en une commande (docker compose up -d --build).</w:t>
+      </w:r>
+    </w:p>
+    <w:p>
+      <w:pPr>
+        <w:spacing w:after="120" w:before="0"/>
+      </w:pPr>
+      <w:r>
+        <w:t xml:space="preserve"/>
+      </w:r>
+    </w:p>
+    <w:p>
+      <w:pPr>
+        <w:spacing w:after="80" w:before="200"/>
       </w:pPr>
       <w:r>
         <w:rPr>
           <w:rFonts w:ascii="Calibri" w:cs="Calibri" w:eastAsia="Calibri" w:hAnsi="Calibri"/>
-          <w:color w:val="334155"/>
-          <w:sz w:val="22"/>
-          <w:szCs w:val="22"/>
+          <w:b/>
+          <w:bCs/>
+          <w:color w:val="1d4ed8"/>
+          <w:sz w:val="24"/>
+          <w:szCs w:val="24"/>
         </w:rPr>
-        <w:t xml:space="preserve">5. Presentation du prototype</w:t>
-      </w:r>
-    </w:p>
-    <w:p>
-      <w:pPr>
-        <w:spacing w:after="60" w:before="60"/>
+        <w:t xml:space="preserve">Ce que couvre ce dossier</w:t>
+      </w:r>
+    </w:p>
+    <w:p>
+      <w:pPr>
+        <w:spacing w:after="80" w:before="40" w:line="276" w:lineRule="auto"/>
+        <w:jc w:val="both"/>
       </w:pPr>
       <w:r>
         <w:rPr>
           <w:rFonts w:ascii="Calibri" w:cs="Calibri" w:eastAsia="Calibri" w:hAnsi="Calibri"/>
-          <w:color w:val="334155"/>
-          <w:sz w:val="22"/>
-          <w:szCs w:val="22"/>
+          <w:color w:val="0F172A"/>
+          <w:sz w:val="21"/>
+          <w:szCs w:val="21"/>
         </w:rPr>
-        <w:t xml:space="preserve">6. Frameworks et paradigmes de developpement</w:t>
-      </w:r>
-    </w:p>
-    <w:p>
-      <w:pPr>
-        <w:spacing w:after="60" w:before="60"/>
+        <w:t xml:space="preserve">Ce document repond aux attendus du Bloc 2 du referentiel RNCP 39583. Il est organise en quinze sections regroupees en quatre volets.</w:t>
+      </w:r>
+    </w:p>
+    <w:p>
+      <w:pPr>
+        <w:spacing w:after="40" w:before="0"/>
+      </w:pPr>
+      <w:r>
+        <w:t xml:space="preserve"/>
+      </w:r>
+    </w:p>
+    <w:tbl>
+      <w:tblPr>
+        <w:tblW w:type="dxa" w:w="9440"/>
+        <w:tblBorders>
+          <w:top w:val="single" w:color="E2E8F0" w:sz="4"/>
+          <w:left w:val="single" w:color="E2E8F0" w:sz="4"/>
+          <w:bottom w:val="single" w:color="E2E8F0" w:sz="4"/>
+          <w:right w:val="single" w:color="E2E8F0" w:sz="4"/>
+          <w:insideH w:val="single" w:color="auto" w:sz="4"/>
+          <w:insideV w:val="single" w:color="auto" w:sz="4"/>
+        </w:tblBorders>
+        <w:tblLayout w:type="fixed"/>
+      </w:tblPr>
+      <w:tblGrid>
+        <w:gridCol w:w="2000"/>
+        <w:gridCol w:w="1200"/>
+        <w:gridCol w:w="6240"/>
+      </w:tblGrid>
+      <w:tr>
+        <w:trPr>
+          <w:tblHeader/>
+        </w:trPr>
+        <w:tc>
+          <w:tcPr>
+            <w:tcW w:type="dxa" w:w="2000"/>
+            <w:shd w:fill="2563EB" w:val="clear"/>
+            <w:tcMar>
+              <w:top w:type="dxa" w:w="40"/>
+              <w:left w:type="dxa" w:w="80"/>
+              <w:bottom w:type="dxa" w:w="40"/>
+              <w:right w:type="dxa" w:w="80"/>
+            </w:tcMar>
+            <w:vAlign w:val="center"/>
+          </w:tcPr>
+          <w:p>
+            <w:pPr>
+              <w:jc w:val="center"/>
+            </w:pPr>
+            <w:r>
+              <w:rPr>
+                <w:rFonts w:ascii="Calibri" w:cs="Calibri" w:eastAsia="Calibri" w:hAnsi="Calibri"/>
+                <w:b/>
+                <w:bCs/>
+                <w:color w:val="FFFFFF"/>
+                <w:sz w:val="19"/>
+                <w:szCs w:val="19"/>
+              </w:rPr>
+              <w:t xml:space="preserve">Volet</w:t>
+            </w:r>
+          </w:p>
+        </w:tc>
+        <w:tc>
+          <w:tcPr>
+            <w:tcW w:type="dxa" w:w="1200"/>
+            <w:shd w:fill="2563EB" w:val="clear"/>
+            <w:tcMar>
+              <w:top w:type="dxa" w:w="40"/>
+              <w:left w:type="dxa" w:w="80"/>
+              <w:bottom w:type="dxa" w:w="40"/>
+              <w:right w:type="dxa" w:w="80"/>
+            </w:tcMar>
+            <w:vAlign w:val="center"/>
+          </w:tcPr>
+          <w:p>
+            <w:pPr>
+              <w:jc w:val="center"/>
+            </w:pPr>
+            <w:r>
+              <w:rPr>
+                <w:rFonts w:ascii="Calibri" w:cs="Calibri" w:eastAsia="Calibri" w:hAnsi="Calibri"/>
+                <w:b/>
+                <w:bCs/>
+                <w:color w:val="FFFFFF"/>
+                <w:sz w:val="19"/>
+                <w:szCs w:val="19"/>
+              </w:rPr>
+              <w:t xml:space="preserve">Sections</w:t>
+            </w:r>
+          </w:p>
+        </w:tc>
+        <w:tc>
+          <w:tcPr>
+            <w:tcW w:type="dxa" w:w="6240"/>
+            <w:shd w:fill="2563EB" w:val="clear"/>
+            <w:tcMar>
+              <w:top w:type="dxa" w:w="40"/>
+              <w:left w:type="dxa" w:w="80"/>
+              <w:bottom w:type="dxa" w:w="40"/>
+              <w:right w:type="dxa" w:w="80"/>
+            </w:tcMar>
+            <w:vAlign w:val="center"/>
+          </w:tcPr>
+          <w:p>
+            <w:pPr>
+              <w:jc w:val="center"/>
+            </w:pPr>
+            <w:r>
+              <w:rPr>
+                <w:rFonts w:ascii="Calibri" w:cs="Calibri" w:eastAsia="Calibri" w:hAnsi="Calibri"/>
+                <w:b/>
+                <w:bCs/>
+                <w:color w:val="FFFFFF"/>
+                <w:sz w:val="19"/>
+                <w:szCs w:val="19"/>
+              </w:rPr>
+              <w:t xml:space="preserve">Contenu</w:t>
+            </w:r>
+          </w:p>
+        </w:tc>
+      </w:tr>
+      <w:tr>
+        <w:tc>
+          <w:tcPr>
+            <w:tcW w:type="dxa" w:w="2000"/>
+            <w:shd w:fill="F1F5F9" w:val="clear"/>
+            <w:tcMar>
+              <w:top w:type="dxa" w:w="40"/>
+              <w:left w:type="dxa" w:w="80"/>
+              <w:bottom w:type="dxa" w:w="40"/>
+              <w:right w:type="dxa" w:w="80"/>
+            </w:tcMar>
+            <w:vAlign w:val="center"/>
+          </w:tcPr>
+          <w:p>
+            <w:r>
+              <w:rPr>
+                <w:rFonts w:ascii="Calibri" w:cs="Calibri" w:eastAsia="Calibri" w:hAnsi="Calibri"/>
+                <w:color w:val="0F172A"/>
+                <w:sz w:val="19"/>
+                <w:szCs w:val="19"/>
+              </w:rPr>
+              <w:t xml:space="preserve">Industrialisation</w:t>
+            </w:r>
+          </w:p>
+        </w:tc>
+        <w:tc>
+          <w:tcPr>
+            <w:tcW w:type="dxa" w:w="1200"/>
+            <w:shd w:fill="F1F5F9" w:val="clear"/>
+            <w:tcMar>
+              <w:top w:type="dxa" w:w="40"/>
+              <w:left w:type="dxa" w:w="80"/>
+              <w:bottom w:type="dxa" w:w="40"/>
+              <w:right w:type="dxa" w:w="80"/>
+            </w:tcMar>
+            <w:vAlign w:val="center"/>
+          </w:tcPr>
+          <w:p>
+            <w:r>
+              <w:rPr>
+                <w:rFonts w:ascii="Calibri" w:cs="Calibri" w:eastAsia="Calibri" w:hAnsi="Calibri"/>
+                <w:color w:val="0F172A"/>
+                <w:sz w:val="19"/>
+                <w:szCs w:val="19"/>
+              </w:rPr>
+              <w:t xml:space="preserve">1 a 3</w:t>
+            </w:r>
+          </w:p>
+        </w:tc>
+        <w:tc>
+          <w:tcPr>
+            <w:tcW w:type="dxa" w:w="6240"/>
+            <w:shd w:fill="F1F5F9" w:val="clear"/>
+            <w:tcMar>
+              <w:top w:type="dxa" w:w="40"/>
+              <w:left w:type="dxa" w:w="80"/>
+              <w:bottom w:type="dxa" w:w="40"/>
+              <w:right w:type="dxa" w:w="80"/>
+            </w:tcMar>
+            <w:vAlign w:val="center"/>
+          </w:tcPr>
+          <w:p>
+            <w:r>
+              <w:rPr>
+                <w:rFonts w:ascii="Calibri" w:cs="Calibri" w:eastAsia="Calibri" w:hAnsi="Calibri"/>
+                <w:color w:val="0F172A"/>
+                <w:sz w:val="19"/>
+                <w:szCs w:val="19"/>
+              </w:rPr>
+              <w:t xml:space="preserve">Protocole de deploiement continu, criteres de qualite et de performance, chaine d'integration continue</w:t>
+            </w:r>
+          </w:p>
+        </w:tc>
+      </w:tr>
+      <w:tr>
+        <w:tc>
+          <w:tcPr>
+            <w:tcW w:type="dxa" w:w="2000"/>
+            <w:shd w:fill="FFFFFF" w:val="clear"/>
+            <w:tcMar>
+              <w:top w:type="dxa" w:w="40"/>
+              <w:left w:type="dxa" w:w="80"/>
+              <w:bottom w:type="dxa" w:w="40"/>
+              <w:right w:type="dxa" w:w="80"/>
+            </w:tcMar>
+            <w:vAlign w:val="center"/>
+          </w:tcPr>
+          <w:p>
+            <w:r>
+              <w:rPr>
+                <w:rFonts w:ascii="Calibri" w:cs="Calibri" w:eastAsia="Calibri" w:hAnsi="Calibri"/>
+                <w:color w:val="0F172A"/>
+                <w:sz w:val="19"/>
+                <w:szCs w:val="19"/>
+              </w:rPr>
+              <w:t xml:space="preserve">Conception</w:t>
+            </w:r>
+          </w:p>
+        </w:tc>
+        <w:tc>
+          <w:tcPr>
+            <w:tcW w:type="dxa" w:w="1200"/>
+            <w:shd w:fill="FFFFFF" w:val="clear"/>
+            <w:tcMar>
+              <w:top w:type="dxa" w:w="40"/>
+              <w:left w:type="dxa" w:w="80"/>
+              <w:bottom w:type="dxa" w:w="40"/>
+              <w:right w:type="dxa" w:w="80"/>
+            </w:tcMar>
+            <w:vAlign w:val="center"/>
+          </w:tcPr>
+          <w:p>
+            <w:r>
+              <w:rPr>
+                <w:rFonts w:ascii="Calibri" w:cs="Calibri" w:eastAsia="Calibri" w:hAnsi="Calibri"/>
+                <w:color w:val="0F172A"/>
+                <w:sz w:val="19"/>
+                <w:szCs w:val="19"/>
+              </w:rPr>
+              <w:t xml:space="preserve">4 a 6</w:t>
+            </w:r>
+          </w:p>
+        </w:tc>
+        <w:tc>
+          <w:tcPr>
+            <w:tcW w:type="dxa" w:w="6240"/>
+            <w:shd w:fill="FFFFFF" w:val="clear"/>
+            <w:tcMar>
+              <w:top w:type="dxa" w:w="40"/>
+              <w:left w:type="dxa" w:w="80"/>
+              <w:bottom w:type="dxa" w:w="40"/>
+              <w:right w:type="dxa" w:w="80"/>
+            </w:tcMar>
+            <w:vAlign w:val="center"/>
+          </w:tcPr>
+          <w:p>
+            <w:r>
+              <w:rPr>
+                <w:rFonts w:ascii="Calibri" w:cs="Calibri" w:eastAsia="Calibri" w:hAnsi="Calibri"/>
+                <w:color w:val="0F172A"/>
+                <w:sz w:val="19"/>
+                <w:szCs w:val="19"/>
+              </w:rPr>
+              <w:t xml:space="preserve">Architecture logicielle, presentation du prototype et de l'authentification, frameworks et paradigmes retenus</w:t>
+            </w:r>
+          </w:p>
+        </w:tc>
+      </w:tr>
+      <w:tr>
+        <w:tc>
+          <w:tcPr>
+            <w:tcW w:type="dxa" w:w="2000"/>
+            <w:shd w:fill="F1F5F9" w:val="clear"/>
+            <w:tcMar>
+              <w:top w:type="dxa" w:w="40"/>
+              <w:left w:type="dxa" w:w="80"/>
+              <w:bottom w:type="dxa" w:w="40"/>
+              <w:right w:type="dxa" w:w="80"/>
+            </w:tcMar>
+            <w:vAlign w:val="center"/>
+          </w:tcPr>
+          <w:p>
+            <w:r>
+              <w:rPr>
+                <w:rFonts w:ascii="Calibri" w:cs="Calibri" w:eastAsia="Calibri" w:hAnsi="Calibri"/>
+                <w:color w:val="0F172A"/>
+                <w:sz w:val="19"/>
+                <w:szCs w:val="19"/>
+              </w:rPr>
+              <w:t xml:space="preserve">Qualite et securite</w:t>
+            </w:r>
+          </w:p>
+        </w:tc>
+        <w:tc>
+          <w:tcPr>
+            <w:tcW w:type="dxa" w:w="1200"/>
+            <w:shd w:fill="F1F5F9" w:val="clear"/>
+            <w:tcMar>
+              <w:top w:type="dxa" w:w="40"/>
+              <w:left w:type="dxa" w:w="80"/>
+              <w:bottom w:type="dxa" w:w="40"/>
+              <w:right w:type="dxa" w:w="80"/>
+            </w:tcMar>
+            <w:vAlign w:val="center"/>
+          </w:tcPr>
+          <w:p>
+            <w:r>
+              <w:rPr>
+                <w:rFonts w:ascii="Calibri" w:cs="Calibri" w:eastAsia="Calibri" w:hAnsi="Calibri"/>
+                <w:color w:val="0F172A"/>
+                <w:sz w:val="19"/>
+                <w:szCs w:val="19"/>
+              </w:rPr>
+              <w:t xml:space="preserve">7 a 12</w:t>
+            </w:r>
+          </w:p>
+        </w:tc>
+        <w:tc>
+          <w:tcPr>
+            <w:tcW w:type="dxa" w:w="6240"/>
+            <w:shd w:fill="F1F5F9" w:val="clear"/>
+            <w:tcMar>
+              <w:top w:type="dxa" w:w="40"/>
+              <w:left w:type="dxa" w:w="80"/>
+              <w:bottom w:type="dxa" w:w="40"/>
+              <w:right w:type="dxa" w:w="80"/>
+            </w:tcMar>
+            <w:vAlign w:val="center"/>
+          </w:tcPr>
+          <w:p>
+            <w:r>
+              <w:rPr>
+                <w:rFonts w:ascii="Calibri" w:cs="Calibri" w:eastAsia="Calibri" w:hAnsi="Calibri"/>
+                <w:color w:val="0F172A"/>
+                <w:sz w:val="19"/>
+                <w:szCs w:val="19"/>
+              </w:rPr>
+              <w:t xml:space="preserve">Tests unitaires, mesures de securite OWASP, accessibilite RGAA, historique des versions, cahier de recettes, plan de correction des bogues</w:t>
+            </w:r>
+          </w:p>
+        </w:tc>
+      </w:tr>
+      <w:tr>
+        <w:tc>
+          <w:tcPr>
+            <w:tcW w:type="dxa" w:w="2000"/>
+            <w:shd w:fill="FFFFFF" w:val="clear"/>
+            <w:tcMar>
+              <w:top w:type="dxa" w:w="40"/>
+              <w:left w:type="dxa" w:w="80"/>
+              <w:bottom w:type="dxa" w:w="40"/>
+              <w:right w:type="dxa" w:w="80"/>
+            </w:tcMar>
+            <w:vAlign w:val="center"/>
+          </w:tcPr>
+          <w:p>
+            <w:r>
+              <w:rPr>
+                <w:rFonts w:ascii="Calibri" w:cs="Calibri" w:eastAsia="Calibri" w:hAnsi="Calibri"/>
+                <w:color w:val="0F172A"/>
+                <w:sz w:val="19"/>
+                <w:szCs w:val="19"/>
+              </w:rPr>
+              <w:t xml:space="preserve">Exploitation</w:t>
+            </w:r>
+          </w:p>
+        </w:tc>
+        <w:tc>
+          <w:tcPr>
+            <w:tcW w:type="dxa" w:w="1200"/>
+            <w:shd w:fill="FFFFFF" w:val="clear"/>
+            <w:tcMar>
+              <w:top w:type="dxa" w:w="40"/>
+              <w:left w:type="dxa" w:w="80"/>
+              <w:bottom w:type="dxa" w:w="40"/>
+              <w:right w:type="dxa" w:w="80"/>
+            </w:tcMar>
+            <w:vAlign w:val="center"/>
+          </w:tcPr>
+          <w:p>
+            <w:r>
+              <w:rPr>
+                <w:rFonts w:ascii="Calibri" w:cs="Calibri" w:eastAsia="Calibri" w:hAnsi="Calibri"/>
+                <w:color w:val="0F172A"/>
+                <w:sz w:val="19"/>
+                <w:szCs w:val="19"/>
+              </w:rPr>
+              <w:t xml:space="preserve">13 a 15</w:t>
+            </w:r>
+          </w:p>
+        </w:tc>
+        <w:tc>
+          <w:tcPr>
+            <w:tcW w:type="dxa" w:w="6240"/>
+            <w:shd w:fill="FFFFFF" w:val="clear"/>
+            <w:tcMar>
+              <w:top w:type="dxa" w:w="40"/>
+              <w:left w:type="dxa" w:w="80"/>
+              <w:bottom w:type="dxa" w:w="40"/>
+              <w:right w:type="dxa" w:w="80"/>
+            </w:tcMar>
+            <w:vAlign w:val="center"/>
+          </w:tcPr>
+          <w:p>
+            <w:r>
+              <w:rPr>
+                <w:rFonts w:ascii="Calibri" w:cs="Calibri" w:eastAsia="Calibri" w:hAnsi="Calibri"/>
+                <w:color w:val="0F172A"/>
+                <w:sz w:val="19"/>
+                <w:szCs w:val="19"/>
+              </w:rPr>
+              <w:t xml:space="preserve">Manuels de deploiement, d'utilisation et de mise a jour</w:t>
+            </w:r>
+          </w:p>
+        </w:tc>
+      </w:tr>
+    </w:tbl>
+    <w:p>
+      <w:pPr>
+        <w:spacing w:after="80" w:before="0"/>
+      </w:pPr>
+      <w:r>
+        <w:t xml:space="preserve"/>
+      </w:r>
+    </w:p>
+    <w:p>
+      <w:pPr>
+        <w:spacing w:after="80" w:before="40" w:line="276" w:lineRule="auto"/>
+        <w:jc w:val="both"/>
       </w:pPr>
       <w:r>
         <w:rPr>
           <w:rFonts w:ascii="Calibri" w:cs="Calibri" w:eastAsia="Calibri" w:hAnsi="Calibri"/>
-          <w:color w:val="334155"/>
-          <w:sz w:val="22"/>
-          <w:szCs w:val="22"/>
+          <w:color w:val="0F172A"/>
+          <w:sz w:val="21"/>
+          <w:szCs w:val="21"/>
         </w:rPr>
-        <w:t xml:space="preserve">7. Tests unitaires</w:t>
-      </w:r>
-    </w:p>
-    <w:p>
-      <w:pPr>
-        <w:spacing w:after="60" w:before="60"/>
-      </w:pPr>
-      <w:r>
-        <w:rPr>
-          <w:rFonts w:ascii="Calibri" w:cs="Calibri" w:eastAsia="Calibri" w:hAnsi="Calibri"/>
-          <w:color w:val="334155"/>
-          <w:sz w:val="22"/>
-          <w:szCs w:val="22"/>
-        </w:rPr>
-        <w:t xml:space="preserve">8. Mesures de securite (OWASP Top 10)</w:t>
-      </w:r>
-    </w:p>
-    <w:p>
-      <w:pPr>
-        <w:spacing w:after="60" w:before="60"/>
-      </w:pPr>
-      <w:r>
-        <w:rPr>
-          <w:rFonts w:ascii="Calibri" w:cs="Calibri" w:eastAsia="Calibri" w:hAnsi="Calibri"/>
-          <w:color w:val="334155"/>
-          <w:sz w:val="22"/>
-          <w:szCs w:val="22"/>
-        </w:rPr>
-        <w:t xml:space="preserve">9. Accessibilite — Referentiel RGAA</w:t>
-      </w:r>
-    </w:p>
-    <w:p>
-      <w:pPr>
-        <w:spacing w:after="60" w:before="60"/>
-      </w:pPr>
-      <w:r>
-        <w:rPr>
-          <w:rFonts w:ascii="Calibri" w:cs="Calibri" w:eastAsia="Calibri" w:hAnsi="Calibri"/>
-          <w:color w:val="334155"/>
-          <w:sz w:val="22"/>
-          <w:szCs w:val="22"/>
-        </w:rPr>
-        <w:t xml:space="preserve">10. Historique des versions</w:t>
-      </w:r>
-    </w:p>
-    <w:p>
-      <w:pPr>
-        <w:spacing w:after="60" w:before="60"/>
-      </w:pPr>
-      <w:r>
-        <w:rPr>
-          <w:rFonts w:ascii="Calibri" w:cs="Calibri" w:eastAsia="Calibri" w:hAnsi="Calibri"/>
-          <w:color w:val="334155"/>
-          <w:sz w:val="22"/>
-          <w:szCs w:val="22"/>
-        </w:rPr>
-        <w:t xml:space="preserve">11. Cahier de recettes</w:t>
-      </w:r>
-    </w:p>
-    <w:p>
-      <w:pPr>
-        <w:spacing w:after="60" w:before="60"/>
-      </w:pPr>
-      <w:r>
-        <w:rPr>
-          <w:rFonts w:ascii="Calibri" w:cs="Calibri" w:eastAsia="Calibri" w:hAnsi="Calibri"/>
-          <w:color w:val="334155"/>
-          <w:sz w:val="22"/>
-          <w:szCs w:val="22"/>
-        </w:rPr>
-        <w:t xml:space="preserve">12. Plan de correction des bogues</w:t>
-      </w:r>
-    </w:p>
-    <w:p>
-      <w:pPr>
-        <w:spacing w:after="60" w:before="60"/>
-      </w:pPr>
-      <w:r>
-        <w:rPr>
-          <w:rFonts w:ascii="Calibri" w:cs="Calibri" w:eastAsia="Calibri" w:hAnsi="Calibri"/>
-          <w:color w:val="334155"/>
-          <w:sz w:val="22"/>
-          <w:szCs w:val="22"/>
-        </w:rPr>
-        <w:t xml:space="preserve">13. Manuel de deploiement</w:t>
-      </w:r>
-    </w:p>
-    <w:p>
-      <w:pPr>
-        <w:spacing w:after="60" w:before="60"/>
-      </w:pPr>
-      <w:r>
-        <w:rPr>
-          <w:rFonts w:ascii="Calibri" w:cs="Calibri" w:eastAsia="Calibri" w:hAnsi="Calibri"/>
-          <w:color w:val="334155"/>
-          <w:sz w:val="22"/>
-          <w:szCs w:val="22"/>
-        </w:rPr>
-        <w:t xml:space="preserve">14. Manuel d'utilisation</w:t>
-      </w:r>
-    </w:p>
-    <w:p>
-      <w:pPr>
-        <w:spacing w:after="60" w:before="60"/>
-      </w:pPr>
-      <w:r>
-        <w:rPr>
-          <w:rFonts w:ascii="Calibri" w:cs="Calibri" w:eastAsia="Calibri" w:hAnsi="Calibri"/>
-          <w:color w:val="334155"/>
-          <w:sz w:val="22"/>
-          <w:szCs w:val="22"/>
-        </w:rPr>
-        <w:t xml:space="preserve">15. Manuel de mise a jour</w:t>
+        <w:t xml:space="preserve">Les captures d'ecran presentees en sections 5 et 14 proviennent de l'application en fonctionnement, alimentee par le jeu de donnees de demonstration.</w:t>
       </w:r>
     </w:p>
     <w:p>
@@ -6392,7 +7638,7 @@
                 <w:sz w:val="19"/>
                 <w:szCs w:val="19"/>
               </w:rPr>
-              <w:t xml:space="preserve">Authentification JWT</w:t>
+              <w:t xml:space="preserve">Authentification</w:t>
             </w:r>
           </w:p>
         </w:tc>
@@ -6416,7 +7662,7 @@
                 <w:sz w:val="19"/>
                 <w:szCs w:val="19"/>
               </w:rPr>
-              <w:t xml:space="preserve">Login securise, expiration 8h, RBAC 3 roles</w:t>
+              <w:t xml:space="preserve">Login email/mot de passe, Google OAuth 2.0, RBAC 3 roles</w:t>
             </w:r>
           </w:p>
         </w:tc>
@@ -6466,7 +7712,7 @@
                 <w:sz w:val="19"/>
                 <w:szCs w:val="19"/>
               </w:rPr>
-              <w:t xml:space="preserve">Dashboard KPIs</w:t>
+              <w:t xml:space="preserve">Creation de compte</w:t>
             </w:r>
           </w:p>
         </w:tc>
@@ -6490,7 +7736,7 @@
                 <w:sz w:val="19"/>
                 <w:szCs w:val="19"/>
               </w:rPr>
-              <w:t xml:space="preserve">Valeur stock, ruptures, alertes, graphique 7 jours (Recharts)</w:t>
+              <w:t xml:space="preserve">Auto-inscription, role COMMERCIAL impose par defaut</w:t>
             </w:r>
           </w:p>
         </w:tc>
@@ -6514,7 +7760,7 @@
                 <w:sz w:val="19"/>
                 <w:szCs w:val="19"/>
               </w:rPr>
-              <w:t xml:space="preserve">Gerant</w:t>
+              <w:t xml:space="preserve">Public</w:t>
             </w:r>
           </w:p>
         </w:tc>
@@ -6540,7 +7786,7 @@
                 <w:sz w:val="19"/>
                 <w:szCs w:val="19"/>
               </w:rPr>
-              <w:t xml:space="preserve">Gestion produits</w:t>
+              <w:t xml:space="preserve">Mot de passe oublie</w:t>
             </w:r>
           </w:p>
         </w:tc>
@@ -6564,7 +7810,7 @@
                 <w:sz w:val="19"/>
                 <w:szCs w:val="19"/>
               </w:rPr>
-              <w:t xml:space="preserve">CRUD complet, archivage soft-delete, filtres, recherche</w:t>
+              <w:t xml:space="preserve">Lien de reinitialisation par email, token a usage unique (1 h)</w:t>
             </w:r>
           </w:p>
         </w:tc>
@@ -6588,7 +7834,7 @@
                 <w:sz w:val="19"/>
                 <w:szCs w:val="19"/>
               </w:rPr>
-              <w:t xml:space="preserve">Gerant / Consultation</w:t>
+              <w:t xml:space="preserve">Public</w:t>
             </w:r>
           </w:p>
         </w:tc>
@@ -6614,7 +7860,7 @@
                 <w:sz w:val="19"/>
                 <w:szCs w:val="19"/>
               </w:rPr>
-              <w:t xml:space="preserve">Mouvements de stock</w:t>
+              <w:t xml:space="preserve">Sessions</w:t>
             </w:r>
           </w:p>
         </w:tc>
@@ -6638,7 +7884,7 @@
                 <w:sz w:val="19"/>
                 <w:szCs w:val="19"/>
               </w:rPr>
-              <w:t xml:space="preserve">Saisie entrees/sorties, controle stock suffisant, historique</w:t>
+              <w:t xml:space="preserve">Access token JWT 15 min + refresh token httpOnly 7 j (rotation)</w:t>
             </w:r>
           </w:p>
         </w:tc>
@@ -6662,7 +7908,7 @@
                 <w:sz w:val="19"/>
                 <w:szCs w:val="19"/>
               </w:rPr>
-              <w:t xml:space="preserve">Gerant, Magasinier</w:t>
+              <w:t xml:space="preserve">Tous</w:t>
             </w:r>
           </w:p>
         </w:tc>
@@ -6688,7 +7934,7 @@
                 <w:sz w:val="19"/>
                 <w:szCs w:val="19"/>
               </w:rPr>
-              <w:t xml:space="preserve">Alertes automatiques</w:t>
+              <w:t xml:space="preserve">Dashboard KPIs</w:t>
             </w:r>
           </w:p>
         </w:tc>
@@ -6712,7 +7958,7 @@
                 <w:sz w:val="19"/>
                 <w:szCs w:val="19"/>
               </w:rPr>
-              <w:t xml:space="preserve">Detection seuil minimum, severite ALERTE / RUPTURE</w:t>
+              <w:t xml:space="preserve">Valeur stock, ruptures, alertes, graphique 7 jours (Recharts)</w:t>
             </w:r>
           </w:p>
         </w:tc>
@@ -6736,7 +7982,7 @@
                 <w:sz w:val="19"/>
                 <w:szCs w:val="19"/>
               </w:rPr>
-              <w:t xml:space="preserve">Tous</w:t>
+              <w:t xml:space="preserve">Gerant</w:t>
             </w:r>
           </w:p>
         </w:tc>
@@ -6762,6 +8008,228 @@
                 <w:sz w:val="19"/>
                 <w:szCs w:val="19"/>
               </w:rPr>
+              <w:t xml:space="preserve">Gestion produits</w:t>
+            </w:r>
+          </w:p>
+        </w:tc>
+        <w:tc>
+          <w:tcPr>
+            <w:tcW w:type="dxa" w:w="4200"/>
+            <w:shd w:fill="FFFFFF" w:val="clear"/>
+            <w:tcMar>
+              <w:top w:type="dxa" w:w="40"/>
+              <w:left w:type="dxa" w:w="80"/>
+              <w:bottom w:type="dxa" w:w="40"/>
+              <w:right w:type="dxa" w:w="80"/>
+            </w:tcMar>
+            <w:vAlign w:val="center"/>
+          </w:tcPr>
+          <w:p>
+            <w:r>
+              <w:rPr>
+                <w:rFonts w:ascii="Calibri" w:cs="Calibri" w:eastAsia="Calibri" w:hAnsi="Calibri"/>
+                <w:color w:val="0F172A"/>
+                <w:sz w:val="19"/>
+                <w:szCs w:val="19"/>
+              </w:rPr>
+              <w:t xml:space="preserve">CRUD complet, archivage soft-delete, filtres, recherche</w:t>
+            </w:r>
+          </w:p>
+        </w:tc>
+        <w:tc>
+          <w:tcPr>
+            <w:tcW w:type="dxa" w:w="1840"/>
+            <w:shd w:fill="FFFFFF" w:val="clear"/>
+            <w:tcMar>
+              <w:top w:type="dxa" w:w="40"/>
+              <w:left w:type="dxa" w:w="80"/>
+              <w:bottom w:type="dxa" w:w="40"/>
+              <w:right w:type="dxa" w:w="80"/>
+            </w:tcMar>
+            <w:vAlign w:val="center"/>
+          </w:tcPr>
+          <w:p>
+            <w:r>
+              <w:rPr>
+                <w:rFonts w:ascii="Calibri" w:cs="Calibri" w:eastAsia="Calibri" w:hAnsi="Calibri"/>
+                <w:color w:val="0F172A"/>
+                <w:sz w:val="19"/>
+                <w:szCs w:val="19"/>
+              </w:rPr>
+              <w:t xml:space="preserve">Gerant / Consultation</w:t>
+            </w:r>
+          </w:p>
+        </w:tc>
+      </w:tr>
+      <w:tr>
+        <w:tc>
+          <w:tcPr>
+            <w:tcW w:type="dxa" w:w="2600"/>
+            <w:shd w:fill="F1F5F9" w:val="clear"/>
+            <w:tcMar>
+              <w:top w:type="dxa" w:w="40"/>
+              <w:left w:type="dxa" w:w="80"/>
+              <w:bottom w:type="dxa" w:w="40"/>
+              <w:right w:type="dxa" w:w="80"/>
+            </w:tcMar>
+            <w:vAlign w:val="center"/>
+          </w:tcPr>
+          <w:p>
+            <w:r>
+              <w:rPr>
+                <w:rFonts w:ascii="Calibri" w:cs="Calibri" w:eastAsia="Calibri" w:hAnsi="Calibri"/>
+                <w:color w:val="0F172A"/>
+                <w:sz w:val="19"/>
+                <w:szCs w:val="19"/>
+              </w:rPr>
+              <w:t xml:space="preserve">Mouvements de stock</w:t>
+            </w:r>
+          </w:p>
+        </w:tc>
+        <w:tc>
+          <w:tcPr>
+            <w:tcW w:type="dxa" w:w="4200"/>
+            <w:shd w:fill="F1F5F9" w:val="clear"/>
+            <w:tcMar>
+              <w:top w:type="dxa" w:w="40"/>
+              <w:left w:type="dxa" w:w="80"/>
+              <w:bottom w:type="dxa" w:w="40"/>
+              <w:right w:type="dxa" w:w="80"/>
+            </w:tcMar>
+            <w:vAlign w:val="center"/>
+          </w:tcPr>
+          <w:p>
+            <w:r>
+              <w:rPr>
+                <w:rFonts w:ascii="Calibri" w:cs="Calibri" w:eastAsia="Calibri" w:hAnsi="Calibri"/>
+                <w:color w:val="0F172A"/>
+                <w:sz w:val="19"/>
+                <w:szCs w:val="19"/>
+              </w:rPr>
+              <w:t xml:space="preserve">Saisie entrees/sorties, controle stock suffisant, historique</w:t>
+            </w:r>
+          </w:p>
+        </w:tc>
+        <w:tc>
+          <w:tcPr>
+            <w:tcW w:type="dxa" w:w="1840"/>
+            <w:shd w:fill="F1F5F9" w:val="clear"/>
+            <w:tcMar>
+              <w:top w:type="dxa" w:w="40"/>
+              <w:left w:type="dxa" w:w="80"/>
+              <w:bottom w:type="dxa" w:w="40"/>
+              <w:right w:type="dxa" w:w="80"/>
+            </w:tcMar>
+            <w:vAlign w:val="center"/>
+          </w:tcPr>
+          <w:p>
+            <w:r>
+              <w:rPr>
+                <w:rFonts w:ascii="Calibri" w:cs="Calibri" w:eastAsia="Calibri" w:hAnsi="Calibri"/>
+                <w:color w:val="0F172A"/>
+                <w:sz w:val="19"/>
+                <w:szCs w:val="19"/>
+              </w:rPr>
+              <w:t xml:space="preserve">Gerant, Magasinier</w:t>
+            </w:r>
+          </w:p>
+        </w:tc>
+      </w:tr>
+      <w:tr>
+        <w:tc>
+          <w:tcPr>
+            <w:tcW w:type="dxa" w:w="2600"/>
+            <w:shd w:fill="FFFFFF" w:val="clear"/>
+            <w:tcMar>
+              <w:top w:type="dxa" w:w="40"/>
+              <w:left w:type="dxa" w:w="80"/>
+              <w:bottom w:type="dxa" w:w="40"/>
+              <w:right w:type="dxa" w:w="80"/>
+            </w:tcMar>
+            <w:vAlign w:val="center"/>
+          </w:tcPr>
+          <w:p>
+            <w:r>
+              <w:rPr>
+                <w:rFonts w:ascii="Calibri" w:cs="Calibri" w:eastAsia="Calibri" w:hAnsi="Calibri"/>
+                <w:color w:val="0F172A"/>
+                <w:sz w:val="19"/>
+                <w:szCs w:val="19"/>
+              </w:rPr>
+              <w:t xml:space="preserve">Alertes automatiques</w:t>
+            </w:r>
+          </w:p>
+        </w:tc>
+        <w:tc>
+          <w:tcPr>
+            <w:tcW w:type="dxa" w:w="4200"/>
+            <w:shd w:fill="FFFFFF" w:val="clear"/>
+            <w:tcMar>
+              <w:top w:type="dxa" w:w="40"/>
+              <w:left w:type="dxa" w:w="80"/>
+              <w:bottom w:type="dxa" w:w="40"/>
+              <w:right w:type="dxa" w:w="80"/>
+            </w:tcMar>
+            <w:vAlign w:val="center"/>
+          </w:tcPr>
+          <w:p>
+            <w:r>
+              <w:rPr>
+                <w:rFonts w:ascii="Calibri" w:cs="Calibri" w:eastAsia="Calibri" w:hAnsi="Calibri"/>
+                <w:color w:val="0F172A"/>
+                <w:sz w:val="19"/>
+                <w:szCs w:val="19"/>
+              </w:rPr>
+              <w:t xml:space="preserve">Detection seuil minimum, severite ALERTE / RUPTURE</w:t>
+            </w:r>
+          </w:p>
+        </w:tc>
+        <w:tc>
+          <w:tcPr>
+            <w:tcW w:type="dxa" w:w="1840"/>
+            <w:shd w:fill="FFFFFF" w:val="clear"/>
+            <w:tcMar>
+              <w:top w:type="dxa" w:w="40"/>
+              <w:left w:type="dxa" w:w="80"/>
+              <w:bottom w:type="dxa" w:w="40"/>
+              <w:right w:type="dxa" w:w="80"/>
+            </w:tcMar>
+            <w:vAlign w:val="center"/>
+          </w:tcPr>
+          <w:p>
+            <w:r>
+              <w:rPr>
+                <w:rFonts w:ascii="Calibri" w:cs="Calibri" w:eastAsia="Calibri" w:hAnsi="Calibri"/>
+                <w:color w:val="0F172A"/>
+                <w:sz w:val="19"/>
+                <w:szCs w:val="19"/>
+              </w:rPr>
+              <w:t xml:space="preserve">Tous</w:t>
+            </w:r>
+          </w:p>
+        </w:tc>
+      </w:tr>
+      <w:tr>
+        <w:tc>
+          <w:tcPr>
+            <w:tcW w:type="dxa" w:w="2600"/>
+            <w:shd w:fill="F1F5F9" w:val="clear"/>
+            <w:tcMar>
+              <w:top w:type="dxa" w:w="40"/>
+              <w:left w:type="dxa" w:w="80"/>
+              <w:bottom w:type="dxa" w:w="40"/>
+              <w:right w:type="dxa" w:w="80"/>
+            </w:tcMar>
+            <w:vAlign w:val="center"/>
+          </w:tcPr>
+          <w:p>
+            <w:r>
+              <w:rPr>
+                <w:rFonts w:ascii="Calibri" w:cs="Calibri" w:eastAsia="Calibri" w:hAnsi="Calibri"/>
+                <w:color w:val="0F172A"/>
+                <w:sz w:val="19"/>
+                <w:szCs w:val="19"/>
+              </w:rPr>
               <w:t xml:space="preserve">Bons de commande</w:t>
             </w:r>
           </w:p>
@@ -6769,7 +8237,7 @@
         <w:tc>
           <w:tcPr>
             <w:tcW w:type="dxa" w:w="4200"/>
-            <w:shd w:fill="FFFFFF" w:val="clear"/>
+            <w:shd w:fill="F1F5F9" w:val="clear"/>
             <w:tcMar>
               <w:top w:type="dxa" w:w="40"/>
               <w:left w:type="dxa" w:w="80"/>
@@ -6793,7 +8261,7 @@
         <w:tc>
           <w:tcPr>
             <w:tcW w:type="dxa" w:w="1840"/>
-            <w:shd w:fill="FFFFFF" w:val="clear"/>
+            <w:shd w:fill="F1F5F9" w:val="clear"/>
             <w:tcMar>
               <w:top w:type="dxa" w:w="40"/>
               <w:left w:type="dxa" w:w="80"/>
@@ -6811,6 +8279,2068 @@
                 <w:szCs w:val="19"/>
               </w:rPr>
               <w:t xml:space="preserve">Gerant</w:t>
+            </w:r>
+          </w:p>
+        </w:tc>
+      </w:tr>
+    </w:tbl>
+    <w:p>
+      <w:r>
+        <w:br w:type="page"/>
+      </w:r>
+    </w:p>
+    <w:p>
+      <w:pPr>
+        <w:spacing w:after="80" w:before="200"/>
+      </w:pPr>
+      <w:r>
+        <w:rPr>
+          <w:rFonts w:ascii="Calibri" w:cs="Calibri" w:eastAsia="Calibri" w:hAnsi="Calibri"/>
+          <w:b/>
+          <w:bCs/>
+          <w:color w:val="1d4ed8"/>
+          <w:sz w:val="24"/>
+          <w:szCs w:val="24"/>
+        </w:rPr>
+        <w:t xml:space="preserve">5.4 Parcours d'authentification</w:t>
+      </w:r>
+    </w:p>
+    <w:p>
+      <w:pPr>
+        <w:spacing w:after="80" w:before="40" w:line="276" w:lineRule="auto"/>
+        <w:jc w:val="both"/>
+      </w:pPr>
+      <w:r>
+        <w:rPr>
+          <w:rFonts w:ascii="Calibri" w:cs="Calibri" w:eastAsia="Calibri" w:hAnsi="Calibri"/>
+          <w:color w:val="0F172A"/>
+          <w:sz w:val="21"/>
+          <w:szCs w:val="21"/>
+        </w:rPr>
+        <w:t xml:space="preserve">L'acces a StockEasy repose sur trois parcours complementaires : la connexion classique (email + mot de passe), la connexion deleguee via Google OAuth 2.0, et la reinitialisation du mot de passe. Les trois ecrans partagent la charte graphique de l'application (bleu primaire #2563EB) et respectent les criteres RGAA decrits en section 9.</w:t>
+      </w:r>
+    </w:p>
+    <w:p>
+      <w:pPr>
+        <w:spacing w:after="40" w:before="120"/>
+        <w:jc w:val="center"/>
+      </w:pPr>
+      <w:r>
+        <w:drawing>
+          <wp:inline distT="0" distB="0" distL="0" distR="0">
+            <wp:extent cx="5619750" cy="3048000"/>
+            <wp:effectExtent t="0" r="0" b="0" l="0"/>
+            <wp:docPr id="1" name="" descr="" title=""/>
+            <wp:cNvGraphicFramePr>
+              <a:graphicFrameLocks xmlns:a="http://schemas.openxmlformats.org/drawingml/2006/main" noChangeAspect="1"/>
+            </wp:cNvGraphicFramePr>
+            <a:graphic xmlns:a="http://schemas.openxmlformats.org/drawingml/2006/main">
+              <a:graphicData uri="http://schemas.openxmlformats.org/drawingml/2006/picture">
+                <pic:pic xmlns:pic="http://schemas.openxmlformats.org/drawingml/2006/picture">
+                  <pic:nvPicPr>
+                    <pic:cNvPr id="0" name="" descr=""/>
+                    <pic:cNvPicPr>
+                      <a:picLocks noChangeAspect="1" noChangeArrowheads="1"/>
+                    </pic:cNvPicPr>
+                  </pic:nvPicPr>
+                  <pic:blipFill>
+                    <a:blip r:embed="rId9" cstate="none"/>
+                    <a:srcRect/>
+                    <a:stretch>
+                      <a:fillRect/>
+                    </a:stretch>
+                  </pic:blipFill>
+                  <pic:spPr bwMode="auto">
+                    <a:xfrm>
+                      <a:off x="0" y="0"/>
+                      <a:ext cx="5619750" cy="3048000"/>
+                    </a:xfrm>
+                    <a:prstGeom prst="rect">
+                      <a:avLst/>
+                    </a:prstGeom>
+                  </pic:spPr>
+                </pic:pic>
+              </a:graphicData>
+            </a:graphic>
+          </wp:inline>
+        </w:drawing>
+      </w:r>
+    </w:p>
+    <w:p>
+      <w:pPr>
+        <w:spacing w:after="160" w:before="0"/>
+        <w:jc w:val="center"/>
+      </w:pPr>
+      <w:r>
+        <w:rPr>
+          <w:rFonts w:ascii="Calibri" w:cs="Calibri" w:eastAsia="Calibri" w:hAnsi="Calibri"/>
+          <w:i/>
+          <w:iCs/>
+          <w:color w:val="64748B"/>
+          <w:sz w:val="18"/>
+          <w:szCs w:val="18"/>
+        </w:rPr>
+        <w:t xml:space="preserve">Figure 1 — Ecran de connexion : authentification Google (SSO) ou email/mot de passe, avec acces au parcours de mot de passe oublie et a la creation de compte.</w:t>
+      </w:r>
+    </w:p>
+    <w:p>
+      <w:pPr>
+        <w:spacing w:after="80" w:before="0"/>
+      </w:pPr>
+      <w:r>
+        <w:t xml:space="preserve"/>
+      </w:r>
+    </w:p>
+    <w:p>
+      <w:pPr>
+        <w:spacing w:after="80" w:before="40" w:line="276" w:lineRule="auto"/>
+        <w:jc w:val="both"/>
+      </w:pPr>
+      <w:r>
+        <w:rPr>
+          <w:rFonts w:ascii="Calibri" w:cs="Calibri" w:eastAsia="Calibri" w:hAnsi="Calibri"/>
+          <w:color w:val="0F172A"/>
+          <w:sz w:val="21"/>
+          <w:szCs w:val="21"/>
+        </w:rPr>
+        <w:t xml:space="preserve">Tout visiteur peut creer son propre compte. Le formulaire applique une politique de mot de passe verifiee cote client ET cote serveur (8 caracteres minimum, au moins une majuscule et un chiffre), ainsi qu'une confirmation de saisie.</w:t>
+      </w:r>
+    </w:p>
+    <w:p>
+      <w:pPr>
+        <w:spacing w:after="40" w:before="120"/>
+        <w:jc w:val="center"/>
+      </w:pPr>
+      <w:r>
+        <w:drawing>
+          <wp:inline distT="0" distB="0" distL="0" distR="0">
+            <wp:extent cx="5619750" cy="3048000"/>
+            <wp:effectExtent t="0" r="0" b="0" l="0"/>
+            <wp:docPr id="1" name="" descr="" title=""/>
+            <wp:cNvGraphicFramePr>
+              <a:graphicFrameLocks xmlns:a="http://schemas.openxmlformats.org/drawingml/2006/main" noChangeAspect="1"/>
+            </wp:cNvGraphicFramePr>
+            <a:graphic xmlns:a="http://schemas.openxmlformats.org/drawingml/2006/main">
+              <a:graphicData uri="http://schemas.openxmlformats.org/drawingml/2006/picture">
+                <pic:pic xmlns:pic="http://schemas.openxmlformats.org/drawingml/2006/picture">
+                  <pic:nvPicPr>
+                    <pic:cNvPr id="0" name="" descr=""/>
+                    <pic:cNvPicPr>
+                      <a:picLocks noChangeAspect="1" noChangeArrowheads="1"/>
+                    </pic:cNvPicPr>
+                  </pic:nvPicPr>
+                  <pic:blipFill>
+                    <a:blip r:embed="rId10" cstate="none"/>
+                    <a:srcRect/>
+                    <a:stretch>
+                      <a:fillRect/>
+                    </a:stretch>
+                  </pic:blipFill>
+                  <pic:spPr bwMode="auto">
+                    <a:xfrm>
+                      <a:off x="0" y="0"/>
+                      <a:ext cx="5619750" cy="3048000"/>
+                    </a:xfrm>
+                    <a:prstGeom prst="rect">
+                      <a:avLst/>
+                    </a:prstGeom>
+                  </pic:spPr>
+                </pic:pic>
+              </a:graphicData>
+            </a:graphic>
+          </wp:inline>
+        </w:drawing>
+      </w:r>
+    </w:p>
+    <w:p>
+      <w:pPr>
+        <w:spacing w:after="160" w:before="0"/>
+        <w:jc w:val="center"/>
+      </w:pPr>
+      <w:r>
+        <w:rPr>
+          <w:rFonts w:ascii="Calibri" w:cs="Calibri" w:eastAsia="Calibri" w:hAnsi="Calibri"/>
+          <w:i/>
+          <w:iCs/>
+          <w:color w:val="64748B"/>
+          <w:sz w:val="18"/>
+          <w:szCs w:val="18"/>
+        </w:rPr>
+        <w:t xml:space="preserve">Figure 2 — Formulaire de creation de compte : validation de la robustesse du mot de passe et confirmation, ou inscription en un clic via Google.</w:t>
+      </w:r>
+    </w:p>
+    <w:p>
+      <w:pPr>
+        <w:spacing w:after="80" w:before="0"/>
+      </w:pPr>
+      <w:r>
+        <w:t xml:space="preserve"/>
+      </w:r>
+    </w:p>
+    <w:p>
+      <w:pPr>
+        <w:spacing w:after="80" w:before="40" w:line="276" w:lineRule="auto"/>
+        <w:jc w:val="both"/>
+      </w:pPr>
+      <w:r>
+        <w:rPr>
+          <w:rFonts w:ascii="Calibri" w:cs="Calibri" w:eastAsia="Calibri" w:hAnsi="Calibri"/>
+          <w:color w:val="0F172A"/>
+          <w:sz w:val="21"/>
+          <w:szCs w:val="21"/>
+        </w:rPr>
+        <w:t xml:space="preserve">En cas d'oubli, l'utilisateur demande un lien de reinitialisation. Pour eviter l'enumeration des comptes (OWASP A01), le serveur repond toujours de maniere identique, que l'email existe ou non en base.</w:t>
+      </w:r>
+    </w:p>
+    <w:p>
+      <w:pPr>
+        <w:spacing w:after="40" w:before="120"/>
+        <w:jc w:val="center"/>
+      </w:pPr>
+      <w:r>
+        <w:drawing>
+          <wp:inline distT="0" distB="0" distL="0" distR="0">
+            <wp:extent cx="5619750" cy="3048000"/>
+            <wp:effectExtent t="0" r="0" b="0" l="0"/>
+            <wp:docPr id="1" name="" descr="" title=""/>
+            <wp:cNvGraphicFramePr>
+              <a:graphicFrameLocks xmlns:a="http://schemas.openxmlformats.org/drawingml/2006/main" noChangeAspect="1"/>
+            </wp:cNvGraphicFramePr>
+            <a:graphic xmlns:a="http://schemas.openxmlformats.org/drawingml/2006/main">
+              <a:graphicData uri="http://schemas.openxmlformats.org/drawingml/2006/picture">
+                <pic:pic xmlns:pic="http://schemas.openxmlformats.org/drawingml/2006/picture">
+                  <pic:nvPicPr>
+                    <pic:cNvPr id="0" name="" descr=""/>
+                    <pic:cNvPicPr>
+                      <a:picLocks noChangeAspect="1" noChangeArrowheads="1"/>
+                    </pic:cNvPicPr>
+                  </pic:nvPicPr>
+                  <pic:blipFill>
+                    <a:blip r:embed="rId11" cstate="none"/>
+                    <a:srcRect/>
+                    <a:stretch>
+                      <a:fillRect/>
+                    </a:stretch>
+                  </pic:blipFill>
+                  <pic:spPr bwMode="auto">
+                    <a:xfrm>
+                      <a:off x="0" y="0"/>
+                      <a:ext cx="5619750" cy="3048000"/>
+                    </a:xfrm>
+                    <a:prstGeom prst="rect">
+                      <a:avLst/>
+                    </a:prstGeom>
+                  </pic:spPr>
+                </pic:pic>
+              </a:graphicData>
+            </a:graphic>
+          </wp:inline>
+        </w:drawing>
+      </w:r>
+    </w:p>
+    <w:p>
+      <w:pPr>
+        <w:spacing w:after="160" w:before="0"/>
+        <w:jc w:val="center"/>
+      </w:pPr>
+      <w:r>
+        <w:rPr>
+          <w:rFonts w:ascii="Calibri" w:cs="Calibri" w:eastAsia="Calibri" w:hAnsi="Calibri"/>
+          <w:i/>
+          <w:iCs/>
+          <w:color w:val="64748B"/>
+          <w:sz w:val="18"/>
+          <w:szCs w:val="18"/>
+        </w:rPr>
+        <w:t xml:space="preserve">Figure 3 — Demande de reinitialisation : la reponse est volontairement neutre pour ne pas reveler l'existence d'un compte.</w:t>
+      </w:r>
+    </w:p>
+    <w:p>
+      <w:r>
+        <w:br w:type="page"/>
+      </w:r>
+    </w:p>
+    <w:p>
+      <w:pPr>
+        <w:spacing w:after="80" w:before="200"/>
+      </w:pPr>
+      <w:r>
+        <w:rPr>
+          <w:rFonts w:ascii="Calibri" w:cs="Calibri" w:eastAsia="Calibri" w:hAnsi="Calibri"/>
+          <w:b/>
+          <w:bCs/>
+          <w:color w:val="1d4ed8"/>
+          <w:sz w:val="24"/>
+          <w:szCs w:val="24"/>
+        </w:rPr>
+        <w:t xml:space="preserve">5.5 Gestion des sessions : access token et refresh token</w:t>
+      </w:r>
+    </w:p>
+    <w:p>
+      <w:pPr>
+        <w:spacing w:after="80" w:before="40" w:line="276" w:lineRule="auto"/>
+        <w:jc w:val="both"/>
+      </w:pPr>
+      <w:r>
+        <w:rPr>
+          <w:rFonts w:ascii="Calibri" w:cs="Calibri" w:eastAsia="Calibri" w:hAnsi="Calibri"/>
+          <w:color w:val="0F172A"/>
+          <w:sz w:val="21"/>
+          <w:szCs w:val="21"/>
+        </w:rPr>
+        <w:t xml:space="preserve">Le systeme de session repose sur un couple de jetons aux roles distincts. Cette separation limite fortement l'impact d'un vol de jeton : l'access token a une duree de vie tres courte, et le refresh token n'est jamais accessible au JavaScript de la page.</w:t>
+      </w:r>
+    </w:p>
+    <w:p>
+      <w:pPr>
+        <w:spacing w:after="80" w:before="0"/>
+      </w:pPr>
+      <w:r>
+        <w:t xml:space="preserve"/>
+      </w:r>
+    </w:p>
+    <w:tbl>
+      <w:tblPr>
+        <w:tblW w:type="dxa" w:w="8640"/>
+        <w:tblBorders>
+          <w:top w:val="single" w:color="E2E8F0" w:sz="4"/>
+          <w:left w:val="single" w:color="E2E8F0" w:sz="4"/>
+          <w:bottom w:val="single" w:color="E2E8F0" w:sz="4"/>
+          <w:right w:val="single" w:color="E2E8F0" w:sz="4"/>
+          <w:insideH w:val="single" w:color="auto" w:sz="4"/>
+          <w:insideV w:val="single" w:color="auto" w:sz="4"/>
+        </w:tblBorders>
+        <w:tblLayout w:type="fixed"/>
+      </w:tblPr>
+      <w:tblGrid>
+        <w:gridCol w:w="2200"/>
+        <w:gridCol w:w="3200"/>
+        <w:gridCol w:w="3240"/>
+      </w:tblGrid>
+      <w:tr>
+        <w:trPr>
+          <w:tblHeader/>
+        </w:trPr>
+        <w:tc>
+          <w:tcPr>
+            <w:tcW w:type="dxa" w:w="2200"/>
+            <w:shd w:fill="2563EB" w:val="clear"/>
+            <w:tcMar>
+              <w:top w:type="dxa" w:w="40"/>
+              <w:left w:type="dxa" w:w="80"/>
+              <w:bottom w:type="dxa" w:w="40"/>
+              <w:right w:type="dxa" w:w="80"/>
+            </w:tcMar>
+            <w:vAlign w:val="center"/>
+          </w:tcPr>
+          <w:p>
+            <w:pPr>
+              <w:jc w:val="center"/>
+            </w:pPr>
+            <w:r>
+              <w:rPr>
+                <w:rFonts w:ascii="Calibri" w:cs="Calibri" w:eastAsia="Calibri" w:hAnsi="Calibri"/>
+                <w:b/>
+                <w:bCs/>
+                <w:color w:val="FFFFFF"/>
+                <w:sz w:val="19"/>
+                <w:szCs w:val="19"/>
+              </w:rPr>
+              <w:t xml:space="preserve">Caracteristique</w:t>
+            </w:r>
+          </w:p>
+        </w:tc>
+        <w:tc>
+          <w:tcPr>
+            <w:tcW w:type="dxa" w:w="3200"/>
+            <w:shd w:fill="2563EB" w:val="clear"/>
+            <w:tcMar>
+              <w:top w:type="dxa" w:w="40"/>
+              <w:left w:type="dxa" w:w="80"/>
+              <w:bottom w:type="dxa" w:w="40"/>
+              <w:right w:type="dxa" w:w="80"/>
+            </w:tcMar>
+            <w:vAlign w:val="center"/>
+          </w:tcPr>
+          <w:p>
+            <w:pPr>
+              <w:jc w:val="center"/>
+            </w:pPr>
+            <w:r>
+              <w:rPr>
+                <w:rFonts w:ascii="Calibri" w:cs="Calibri" w:eastAsia="Calibri" w:hAnsi="Calibri"/>
+                <w:b/>
+                <w:bCs/>
+                <w:color w:val="FFFFFF"/>
+                <w:sz w:val="19"/>
+                <w:szCs w:val="19"/>
+              </w:rPr>
+              <w:t xml:space="preserve">Access token</w:t>
+            </w:r>
+          </w:p>
+        </w:tc>
+        <w:tc>
+          <w:tcPr>
+            <w:tcW w:type="dxa" w:w="3240"/>
+            <w:shd w:fill="2563EB" w:val="clear"/>
+            <w:tcMar>
+              <w:top w:type="dxa" w:w="40"/>
+              <w:left w:type="dxa" w:w="80"/>
+              <w:bottom w:type="dxa" w:w="40"/>
+              <w:right w:type="dxa" w:w="80"/>
+            </w:tcMar>
+            <w:vAlign w:val="center"/>
+          </w:tcPr>
+          <w:p>
+            <w:pPr>
+              <w:jc w:val="center"/>
+            </w:pPr>
+            <w:r>
+              <w:rPr>
+                <w:rFonts w:ascii="Calibri" w:cs="Calibri" w:eastAsia="Calibri" w:hAnsi="Calibri"/>
+                <w:b/>
+                <w:bCs/>
+                <w:color w:val="FFFFFF"/>
+                <w:sz w:val="19"/>
+                <w:szCs w:val="19"/>
+              </w:rPr>
+              <w:t xml:space="preserve">Refresh token</w:t>
+            </w:r>
+          </w:p>
+        </w:tc>
+      </w:tr>
+      <w:tr>
+        <w:tc>
+          <w:tcPr>
+            <w:tcW w:type="dxa" w:w="2200"/>
+            <w:shd w:fill="F1F5F9" w:val="clear"/>
+            <w:tcMar>
+              <w:top w:type="dxa" w:w="40"/>
+              <w:left w:type="dxa" w:w="80"/>
+              <w:bottom w:type="dxa" w:w="40"/>
+              <w:right w:type="dxa" w:w="80"/>
+            </w:tcMar>
+            <w:vAlign w:val="center"/>
+          </w:tcPr>
+          <w:p>
+            <w:r>
+              <w:rPr>
+                <w:rFonts w:ascii="Calibri" w:cs="Calibri" w:eastAsia="Calibri" w:hAnsi="Calibri"/>
+                <w:color w:val="0F172A"/>
+                <w:sz w:val="19"/>
+                <w:szCs w:val="19"/>
+              </w:rPr>
+              <w:t xml:space="preserve">Format</w:t>
+            </w:r>
+          </w:p>
+        </w:tc>
+        <w:tc>
+          <w:tcPr>
+            <w:tcW w:type="dxa" w:w="3200"/>
+            <w:shd w:fill="F1F5F9" w:val="clear"/>
+            <w:tcMar>
+              <w:top w:type="dxa" w:w="40"/>
+              <w:left w:type="dxa" w:w="80"/>
+              <w:bottom w:type="dxa" w:w="40"/>
+              <w:right w:type="dxa" w:w="80"/>
+            </w:tcMar>
+            <w:vAlign w:val="center"/>
+          </w:tcPr>
+          <w:p>
+            <w:r>
+              <w:rPr>
+                <w:rFonts w:ascii="Calibri" w:cs="Calibri" w:eastAsia="Calibri" w:hAnsi="Calibri"/>
+                <w:color w:val="0F172A"/>
+                <w:sz w:val="19"/>
+                <w:szCs w:val="19"/>
+              </w:rPr>
+              <w:t xml:space="preserve">JWT signe HS256</w:t>
+            </w:r>
+          </w:p>
+        </w:tc>
+        <w:tc>
+          <w:tcPr>
+            <w:tcW w:type="dxa" w:w="3240"/>
+            <w:shd w:fill="F1F5F9" w:val="clear"/>
+            <w:tcMar>
+              <w:top w:type="dxa" w:w="40"/>
+              <w:left w:type="dxa" w:w="80"/>
+              <w:bottom w:type="dxa" w:w="40"/>
+              <w:right w:type="dxa" w:w="80"/>
+            </w:tcMar>
+            <w:vAlign w:val="center"/>
+          </w:tcPr>
+          <w:p>
+            <w:r>
+              <w:rPr>
+                <w:rFonts w:ascii="Calibri" w:cs="Calibri" w:eastAsia="Calibri" w:hAnsi="Calibri"/>
+                <w:color w:val="0F172A"/>
+                <w:sz w:val="19"/>
+                <w:szCs w:val="19"/>
+              </w:rPr>
+              <w:t xml:space="preserve">Aleatoire 64 octets (crypto)</w:t>
+            </w:r>
+          </w:p>
+        </w:tc>
+      </w:tr>
+      <w:tr>
+        <w:tc>
+          <w:tcPr>
+            <w:tcW w:type="dxa" w:w="2200"/>
+            <w:shd w:fill="FFFFFF" w:val="clear"/>
+            <w:tcMar>
+              <w:top w:type="dxa" w:w="40"/>
+              <w:left w:type="dxa" w:w="80"/>
+              <w:bottom w:type="dxa" w:w="40"/>
+              <w:right w:type="dxa" w:w="80"/>
+            </w:tcMar>
+            <w:vAlign w:val="center"/>
+          </w:tcPr>
+          <w:p>
+            <w:r>
+              <w:rPr>
+                <w:rFonts w:ascii="Calibri" w:cs="Calibri" w:eastAsia="Calibri" w:hAnsi="Calibri"/>
+                <w:color w:val="0F172A"/>
+                <w:sz w:val="19"/>
+                <w:szCs w:val="19"/>
+              </w:rPr>
+              <w:t xml:space="preserve">Duree de vie</w:t>
+            </w:r>
+          </w:p>
+        </w:tc>
+        <w:tc>
+          <w:tcPr>
+            <w:tcW w:type="dxa" w:w="3200"/>
+            <w:shd w:fill="FFFFFF" w:val="clear"/>
+            <w:tcMar>
+              <w:top w:type="dxa" w:w="40"/>
+              <w:left w:type="dxa" w:w="80"/>
+              <w:bottom w:type="dxa" w:w="40"/>
+              <w:right w:type="dxa" w:w="80"/>
+            </w:tcMar>
+            <w:vAlign w:val="center"/>
+          </w:tcPr>
+          <w:p>
+            <w:r>
+              <w:rPr>
+                <w:rFonts w:ascii="Calibri" w:cs="Calibri" w:eastAsia="Calibri" w:hAnsi="Calibri"/>
+                <w:color w:val="0F172A"/>
+                <w:sz w:val="19"/>
+                <w:szCs w:val="19"/>
+              </w:rPr>
+              <w:t xml:space="preserve">15 minutes</w:t>
+            </w:r>
+          </w:p>
+        </w:tc>
+        <w:tc>
+          <w:tcPr>
+            <w:tcW w:type="dxa" w:w="3240"/>
+            <w:shd w:fill="FFFFFF" w:val="clear"/>
+            <w:tcMar>
+              <w:top w:type="dxa" w:w="40"/>
+              <w:left w:type="dxa" w:w="80"/>
+              <w:bottom w:type="dxa" w:w="40"/>
+              <w:right w:type="dxa" w:w="80"/>
+            </w:tcMar>
+            <w:vAlign w:val="center"/>
+          </w:tcPr>
+          <w:p>
+            <w:r>
+              <w:rPr>
+                <w:rFonts w:ascii="Calibri" w:cs="Calibri" w:eastAsia="Calibri" w:hAnsi="Calibri"/>
+                <w:color w:val="0F172A"/>
+                <w:sz w:val="19"/>
+                <w:szCs w:val="19"/>
+              </w:rPr>
+              <w:t xml:space="preserve">7 jours</w:t>
+            </w:r>
+          </w:p>
+        </w:tc>
+      </w:tr>
+      <w:tr>
+        <w:tc>
+          <w:tcPr>
+            <w:tcW w:type="dxa" w:w="2200"/>
+            <w:shd w:fill="F1F5F9" w:val="clear"/>
+            <w:tcMar>
+              <w:top w:type="dxa" w:w="40"/>
+              <w:left w:type="dxa" w:w="80"/>
+              <w:bottom w:type="dxa" w:w="40"/>
+              <w:right w:type="dxa" w:w="80"/>
+            </w:tcMar>
+            <w:vAlign w:val="center"/>
+          </w:tcPr>
+          <w:p>
+            <w:r>
+              <w:rPr>
+                <w:rFonts w:ascii="Calibri" w:cs="Calibri" w:eastAsia="Calibri" w:hAnsi="Calibri"/>
+                <w:color w:val="0F172A"/>
+                <w:sz w:val="19"/>
+                <w:szCs w:val="19"/>
+              </w:rPr>
+              <w:t xml:space="preserve">Stockage</w:t>
+            </w:r>
+          </w:p>
+        </w:tc>
+        <w:tc>
+          <w:tcPr>
+            <w:tcW w:type="dxa" w:w="3200"/>
+            <w:shd w:fill="F1F5F9" w:val="clear"/>
+            <w:tcMar>
+              <w:top w:type="dxa" w:w="40"/>
+              <w:left w:type="dxa" w:w="80"/>
+              <w:bottom w:type="dxa" w:w="40"/>
+              <w:right w:type="dxa" w:w="80"/>
+            </w:tcMar>
+            <w:vAlign w:val="center"/>
+          </w:tcPr>
+          <w:p>
+            <w:r>
+              <w:rPr>
+                <w:rFonts w:ascii="Calibri" w:cs="Calibri" w:eastAsia="Calibri" w:hAnsi="Calibri"/>
+                <w:color w:val="0F172A"/>
+                <w:sz w:val="19"/>
+                <w:szCs w:val="19"/>
+              </w:rPr>
+              <w:t xml:space="preserve">Memoire / localStorage</w:t>
+            </w:r>
+          </w:p>
+        </w:tc>
+        <w:tc>
+          <w:tcPr>
+            <w:tcW w:type="dxa" w:w="3240"/>
+            <w:shd w:fill="F1F5F9" w:val="clear"/>
+            <w:tcMar>
+              <w:top w:type="dxa" w:w="40"/>
+              <w:left w:type="dxa" w:w="80"/>
+              <w:bottom w:type="dxa" w:w="40"/>
+              <w:right w:type="dxa" w:w="80"/>
+            </w:tcMar>
+            <w:vAlign w:val="center"/>
+          </w:tcPr>
+          <w:p>
+            <w:r>
+              <w:rPr>
+                <w:rFonts w:ascii="Calibri" w:cs="Calibri" w:eastAsia="Calibri" w:hAnsi="Calibri"/>
+                <w:color w:val="0F172A"/>
+                <w:sz w:val="19"/>
+                <w:szCs w:val="19"/>
+              </w:rPr>
+              <w:t xml:space="preserve">Cookie httpOnly + SameSite=Strict</w:t>
+            </w:r>
+          </w:p>
+        </w:tc>
+      </w:tr>
+      <w:tr>
+        <w:tc>
+          <w:tcPr>
+            <w:tcW w:type="dxa" w:w="2200"/>
+            <w:shd w:fill="FFFFFF" w:val="clear"/>
+            <w:tcMar>
+              <w:top w:type="dxa" w:w="40"/>
+              <w:left w:type="dxa" w:w="80"/>
+              <w:bottom w:type="dxa" w:w="40"/>
+              <w:right w:type="dxa" w:w="80"/>
+            </w:tcMar>
+            <w:vAlign w:val="center"/>
+          </w:tcPr>
+          <w:p>
+            <w:r>
+              <w:rPr>
+                <w:rFonts w:ascii="Calibri" w:cs="Calibri" w:eastAsia="Calibri" w:hAnsi="Calibri"/>
+                <w:color w:val="0F172A"/>
+                <w:sz w:val="19"/>
+                <w:szCs w:val="19"/>
+              </w:rPr>
+              <w:t xml:space="preserve">Transmis via</w:t>
+            </w:r>
+          </w:p>
+        </w:tc>
+        <w:tc>
+          <w:tcPr>
+            <w:tcW w:type="dxa" w:w="3200"/>
+            <w:shd w:fill="FFFFFF" w:val="clear"/>
+            <w:tcMar>
+              <w:top w:type="dxa" w:w="40"/>
+              <w:left w:type="dxa" w:w="80"/>
+              <w:bottom w:type="dxa" w:w="40"/>
+              <w:right w:type="dxa" w:w="80"/>
+            </w:tcMar>
+            <w:vAlign w:val="center"/>
+          </w:tcPr>
+          <w:p>
+            <w:r>
+              <w:rPr>
+                <w:rFonts w:ascii="Calibri" w:cs="Calibri" w:eastAsia="Calibri" w:hAnsi="Calibri"/>
+                <w:color w:val="0F172A"/>
+                <w:sz w:val="19"/>
+                <w:szCs w:val="19"/>
+              </w:rPr>
+              <w:t xml:space="preserve">En-tete Authorization: Bearer</w:t>
+            </w:r>
+          </w:p>
+        </w:tc>
+        <w:tc>
+          <w:tcPr>
+            <w:tcW w:type="dxa" w:w="3240"/>
+            <w:shd w:fill="FFFFFF" w:val="clear"/>
+            <w:tcMar>
+              <w:top w:type="dxa" w:w="40"/>
+              <w:left w:type="dxa" w:w="80"/>
+              <w:bottom w:type="dxa" w:w="40"/>
+              <w:right w:type="dxa" w:w="80"/>
+            </w:tcMar>
+            <w:vAlign w:val="center"/>
+          </w:tcPr>
+          <w:p>
+            <w:r>
+              <w:rPr>
+                <w:rFonts w:ascii="Calibri" w:cs="Calibri" w:eastAsia="Calibri" w:hAnsi="Calibri"/>
+                <w:color w:val="0F172A"/>
+                <w:sz w:val="19"/>
+                <w:szCs w:val="19"/>
+              </w:rPr>
+              <w:t xml:space="preserve">Cookie automatique (path /api/auth)</w:t>
+            </w:r>
+          </w:p>
+        </w:tc>
+      </w:tr>
+      <w:tr>
+        <w:tc>
+          <w:tcPr>
+            <w:tcW w:type="dxa" w:w="2200"/>
+            <w:shd w:fill="F1F5F9" w:val="clear"/>
+            <w:tcMar>
+              <w:top w:type="dxa" w:w="40"/>
+              <w:left w:type="dxa" w:w="80"/>
+              <w:bottom w:type="dxa" w:w="40"/>
+              <w:right w:type="dxa" w:w="80"/>
+            </w:tcMar>
+            <w:vAlign w:val="center"/>
+          </w:tcPr>
+          <w:p>
+            <w:r>
+              <w:rPr>
+                <w:rFonts w:ascii="Calibri" w:cs="Calibri" w:eastAsia="Calibri" w:hAnsi="Calibri"/>
+                <w:color w:val="0F172A"/>
+                <w:sz w:val="19"/>
+                <w:szCs w:val="19"/>
+              </w:rPr>
+              <w:t xml:space="preserve">Lisible en JS</w:t>
+            </w:r>
+          </w:p>
+        </w:tc>
+        <w:tc>
+          <w:tcPr>
+            <w:tcW w:type="dxa" w:w="3200"/>
+            <w:shd w:fill="F1F5F9" w:val="clear"/>
+            <w:tcMar>
+              <w:top w:type="dxa" w:w="40"/>
+              <w:left w:type="dxa" w:w="80"/>
+              <w:bottom w:type="dxa" w:w="40"/>
+              <w:right w:type="dxa" w:w="80"/>
+            </w:tcMar>
+            <w:vAlign w:val="center"/>
+          </w:tcPr>
+          <w:p>
+            <w:r>
+              <w:rPr>
+                <w:rFonts w:ascii="Calibri" w:cs="Calibri" w:eastAsia="Calibri" w:hAnsi="Calibri"/>
+                <w:color w:val="0F172A"/>
+                <w:sz w:val="19"/>
+                <w:szCs w:val="19"/>
+              </w:rPr>
+              <w:t xml:space="preserve">Oui</w:t>
+            </w:r>
+          </w:p>
+        </w:tc>
+        <w:tc>
+          <w:tcPr>
+            <w:tcW w:type="dxa" w:w="3240"/>
+            <w:shd w:fill="F1F5F9" w:val="clear"/>
+            <w:tcMar>
+              <w:top w:type="dxa" w:w="40"/>
+              <w:left w:type="dxa" w:w="80"/>
+              <w:bottom w:type="dxa" w:w="40"/>
+              <w:right w:type="dxa" w:w="80"/>
+            </w:tcMar>
+            <w:vAlign w:val="center"/>
+          </w:tcPr>
+          <w:p>
+            <w:r>
+              <w:rPr>
+                <w:rFonts w:ascii="Calibri" w:cs="Calibri" w:eastAsia="Calibri" w:hAnsi="Calibri"/>
+                <w:color w:val="0F172A"/>
+                <w:sz w:val="19"/>
+                <w:szCs w:val="19"/>
+              </w:rPr>
+              <w:t xml:space="preserve">Non — protege du vol par XSS</w:t>
+            </w:r>
+          </w:p>
+        </w:tc>
+      </w:tr>
+      <w:tr>
+        <w:tc>
+          <w:tcPr>
+            <w:tcW w:type="dxa" w:w="2200"/>
+            <w:shd w:fill="FFFFFF" w:val="clear"/>
+            <w:tcMar>
+              <w:top w:type="dxa" w:w="40"/>
+              <w:left w:type="dxa" w:w="80"/>
+              <w:bottom w:type="dxa" w:w="40"/>
+              <w:right w:type="dxa" w:w="80"/>
+            </w:tcMar>
+            <w:vAlign w:val="center"/>
+          </w:tcPr>
+          <w:p>
+            <w:r>
+              <w:rPr>
+                <w:rFonts w:ascii="Calibri" w:cs="Calibri" w:eastAsia="Calibri" w:hAnsi="Calibri"/>
+                <w:color w:val="0F172A"/>
+                <w:sz w:val="19"/>
+                <w:szCs w:val="19"/>
+              </w:rPr>
+              <w:t xml:space="preserve">Rotation</w:t>
+            </w:r>
+          </w:p>
+        </w:tc>
+        <w:tc>
+          <w:tcPr>
+            <w:tcW w:type="dxa" w:w="3200"/>
+            <w:shd w:fill="FFFFFF" w:val="clear"/>
+            <w:tcMar>
+              <w:top w:type="dxa" w:w="40"/>
+              <w:left w:type="dxa" w:w="80"/>
+              <w:bottom w:type="dxa" w:w="40"/>
+              <w:right w:type="dxa" w:w="80"/>
+            </w:tcMar>
+            <w:vAlign w:val="center"/>
+          </w:tcPr>
+          <w:p>
+            <w:r>
+              <w:rPr>
+                <w:rFonts w:ascii="Calibri" w:cs="Calibri" w:eastAsia="Calibri" w:hAnsi="Calibri"/>
+                <w:color w:val="0F172A"/>
+                <w:sz w:val="19"/>
+                <w:szCs w:val="19"/>
+              </w:rPr>
+              <w:t xml:space="preserve">Regenere a chaque refresh</w:t>
+            </w:r>
+          </w:p>
+        </w:tc>
+        <w:tc>
+          <w:tcPr>
+            <w:tcW w:type="dxa" w:w="3240"/>
+            <w:shd w:fill="FFFFFF" w:val="clear"/>
+            <w:tcMar>
+              <w:top w:type="dxa" w:w="40"/>
+              <w:left w:type="dxa" w:w="80"/>
+              <w:bottom w:type="dxa" w:w="40"/>
+              <w:right w:type="dxa" w:w="80"/>
+            </w:tcMar>
+            <w:vAlign w:val="center"/>
+          </w:tcPr>
+          <w:p>
+            <w:r>
+              <w:rPr>
+                <w:rFonts w:ascii="Calibri" w:cs="Calibri" w:eastAsia="Calibri" w:hAnsi="Calibri"/>
+                <w:color w:val="0F172A"/>
+                <w:sz w:val="19"/>
+                <w:szCs w:val="19"/>
+              </w:rPr>
+              <w:t xml:space="preserve">Remplace a chaque usage</w:t>
+            </w:r>
+          </w:p>
+        </w:tc>
+      </w:tr>
+      <w:tr>
+        <w:tc>
+          <w:tcPr>
+            <w:tcW w:type="dxa" w:w="2200"/>
+            <w:shd w:fill="F1F5F9" w:val="clear"/>
+            <w:tcMar>
+              <w:top w:type="dxa" w:w="40"/>
+              <w:left w:type="dxa" w:w="80"/>
+              <w:bottom w:type="dxa" w:w="40"/>
+              <w:right w:type="dxa" w:w="80"/>
+            </w:tcMar>
+            <w:vAlign w:val="center"/>
+          </w:tcPr>
+          <w:p>
+            <w:r>
+              <w:rPr>
+                <w:rFonts w:ascii="Calibri" w:cs="Calibri" w:eastAsia="Calibri" w:hAnsi="Calibri"/>
+                <w:color w:val="0F172A"/>
+                <w:sz w:val="19"/>
+                <w:szCs w:val="19"/>
+              </w:rPr>
+              <w:t xml:space="preserve">Revocation</w:t>
+            </w:r>
+          </w:p>
+        </w:tc>
+        <w:tc>
+          <w:tcPr>
+            <w:tcW w:type="dxa" w:w="3200"/>
+            <w:shd w:fill="F1F5F9" w:val="clear"/>
+            <w:tcMar>
+              <w:top w:type="dxa" w:w="40"/>
+              <w:left w:type="dxa" w:w="80"/>
+              <w:bottom w:type="dxa" w:w="40"/>
+              <w:right w:type="dxa" w:w="80"/>
+            </w:tcMar>
+            <w:vAlign w:val="center"/>
+          </w:tcPr>
+          <w:p>
+            <w:r>
+              <w:rPr>
+                <w:rFonts w:ascii="Calibri" w:cs="Calibri" w:eastAsia="Calibri" w:hAnsi="Calibri"/>
+                <w:color w:val="0F172A"/>
+                <w:sz w:val="19"/>
+                <w:szCs w:val="19"/>
+              </w:rPr>
+              <w:t xml:space="preserve">Expiration naturelle</w:t>
+            </w:r>
+          </w:p>
+        </w:tc>
+        <w:tc>
+          <w:tcPr>
+            <w:tcW w:type="dxa" w:w="3240"/>
+            <w:shd w:fill="F1F5F9" w:val="clear"/>
+            <w:tcMar>
+              <w:top w:type="dxa" w:w="40"/>
+              <w:left w:type="dxa" w:w="80"/>
+              <w:bottom w:type="dxa" w:w="40"/>
+              <w:right w:type="dxa" w:w="80"/>
+            </w:tcMar>
+            <w:vAlign w:val="center"/>
+          </w:tcPr>
+          <w:p>
+            <w:r>
+              <w:rPr>
+                <w:rFonts w:ascii="Calibri" w:cs="Calibri" w:eastAsia="Calibri" w:hAnsi="Calibri"/>
+                <w:color w:val="0F172A"/>
+                <w:sz w:val="19"/>
+                <w:szCs w:val="19"/>
+              </w:rPr>
+              <w:t xml:space="preserve">Mise a NULL en base (logout)</w:t>
+            </w:r>
+          </w:p>
+        </w:tc>
+      </w:tr>
+    </w:tbl>
+    <w:p>
+      <w:pPr>
+        <w:spacing w:after="120" w:before="0"/>
+      </w:pPr>
+      <w:r>
+        <w:t xml:space="preserve"/>
+      </w:r>
+    </w:p>
+    <w:p>
+      <w:pPr>
+        <w:spacing w:after="80" w:before="200"/>
+      </w:pPr>
+      <w:r>
+        <w:rPr>
+          <w:rFonts w:ascii="Calibri" w:cs="Calibri" w:eastAsia="Calibri" w:hAnsi="Calibri"/>
+          <w:b/>
+          <w:bCs/>
+          <w:color w:val="1d4ed8"/>
+          <w:sz w:val="24"/>
+          <w:szCs w:val="24"/>
+        </w:rPr>
+        <w:t xml:space="preserve">5.6 Renouvellement silencieux</w:t>
+      </w:r>
+    </w:p>
+    <w:p>
+      <w:pPr>
+        <w:spacing w:after="80" w:before="40" w:line="276" w:lineRule="auto"/>
+        <w:jc w:val="both"/>
+      </w:pPr>
+      <w:r>
+        <w:rPr>
+          <w:rFonts w:ascii="Calibri" w:cs="Calibri" w:eastAsia="Calibri" w:hAnsi="Calibri"/>
+          <w:color w:val="0F172A"/>
+          <w:sz w:val="21"/>
+          <w:szCs w:val="21"/>
+        </w:rPr>
+        <w:t xml:space="preserve">Un intercepteur Axios detecte les reponses HTTP 401, appelle l'endpoint de renouvellement, puis rejoue automatiquement la requete initiale. L'utilisateur ne percoit aucune interruption. Les requetes concurrentes sont mises en file d'attente pour ne declencher qu'un seul appel de renouvellement.</w:t>
+      </w:r>
+    </w:p>
+    <w:p>
+      <w:pPr>
+        <w:spacing w:after="40" w:before="0"/>
+      </w:pPr>
+      <w:r>
+        <w:t xml:space="preserve"/>
+      </w:r>
+    </w:p>
+    <w:p>
+      <w:pPr>
+        <w:pBdr>
+          <w:top w:val="single" w:color="E2E8F0" w:sz="2"/>
+          <w:left w:val="single" w:color="2563EB" w:sz="12" w:space="4"/>
+        </w:pBdr>
+        <w:shd w:fill="F1F5F9" w:val="clear"/>
+        <w:spacing w:after="0" w:before="0"/>
+      </w:pPr>
+      <w:r>
+        <w:rPr>
+          <w:rFonts w:ascii="Courier New" w:cs="Courier New" w:eastAsia="Courier New" w:hAnsi="Courier New"/>
+          <w:color w:val="334155"/>
+          <w:sz w:val="18"/>
+          <w:szCs w:val="18"/>
+        </w:rPr>
+        <w:t xml:space="preserve">Requete API  -&gt;  401 Unauthorized</w:t>
+      </w:r>
+    </w:p>
+    <w:p>
+      <w:pPr>
+        <w:pBdr>
+          <w:left w:val="single" w:color="2563EB" w:sz="12" w:space="4"/>
+        </w:pBdr>
+        <w:shd w:fill="F1F5F9" w:val="clear"/>
+        <w:spacing w:after="0" w:before="0"/>
+      </w:pPr>
+      <w:r>
+        <w:rPr>
+          <w:rFonts w:ascii="Courier New" w:cs="Courier New" w:eastAsia="Courier New" w:hAnsi="Courier New"/>
+          <w:color w:val="334155"/>
+          <w:sz w:val="18"/>
+          <w:szCs w:val="18"/>
+        </w:rPr>
+        <w:t xml:space="preserve">                 |</w:t>
+      </w:r>
+    </w:p>
+    <w:p>
+      <w:pPr>
+        <w:pBdr>
+          <w:left w:val="single" w:color="2563EB" w:sz="12" w:space="4"/>
+        </w:pBdr>
+        <w:shd w:fill="F1F5F9" w:val="clear"/>
+        <w:spacing w:after="0" w:before="0"/>
+      </w:pPr>
+      <w:r>
+        <w:rPr>
+          <w:rFonts w:ascii="Courier New" w:cs="Courier New" w:eastAsia="Courier New" w:hAnsi="Courier New"/>
+          <w:color w:val="334155"/>
+          <w:sz w:val="18"/>
+          <w:szCs w:val="18"/>
+        </w:rPr>
+        <w:t xml:space="preserve">                 v</w:t>
+      </w:r>
+    </w:p>
+    <w:p>
+      <w:pPr>
+        <w:pBdr>
+          <w:left w:val="single" w:color="2563EB" w:sz="12" w:space="4"/>
+        </w:pBdr>
+        <w:shd w:fill="F1F5F9" w:val="clear"/>
+        <w:spacing w:after="0" w:before="0"/>
+      </w:pPr>
+      <w:r>
+        <w:rPr>
+          <w:rFonts w:ascii="Courier New" w:cs="Courier New" w:eastAsia="Courier New" w:hAnsi="Courier New"/>
+          <w:color w:val="334155"/>
+          <w:sz w:val="18"/>
+          <w:szCs w:val="18"/>
+        </w:rPr>
+        <w:t xml:space="preserve">        POST /api/auth/refresh   (cookie httpOnly)</w:t>
+      </w:r>
+    </w:p>
+    <w:p>
+      <w:pPr>
+        <w:pBdr>
+          <w:left w:val="single" w:color="2563EB" w:sz="12" w:space="4"/>
+        </w:pBdr>
+        <w:shd w:fill="F1F5F9" w:val="clear"/>
+        <w:spacing w:after="0" w:before="0"/>
+      </w:pPr>
+      <w:r>
+        <w:rPr>
+          <w:rFonts w:ascii="Courier New" w:cs="Courier New" w:eastAsia="Courier New" w:hAnsi="Courier New"/>
+          <w:color w:val="334155"/>
+          <w:sz w:val="18"/>
+          <w:szCs w:val="18"/>
+        </w:rPr>
+        <w:t xml:space="preserve">                 |</w:t>
+      </w:r>
+    </w:p>
+    <w:p>
+      <w:pPr>
+        <w:pBdr>
+          <w:left w:val="single" w:color="2563EB" w:sz="12" w:space="4"/>
+        </w:pBdr>
+        <w:shd w:fill="F1F5F9" w:val="clear"/>
+        <w:spacing w:after="0" w:before="0"/>
+      </w:pPr>
+      <w:r>
+        <w:rPr>
+          <w:rFonts w:ascii="Courier New" w:cs="Courier New" w:eastAsia="Courier New" w:hAnsi="Courier New"/>
+          <w:color w:val="334155"/>
+          <w:sz w:val="18"/>
+          <w:szCs w:val="18"/>
+        </w:rPr>
+        <w:t xml:space="preserve">     +-----------+-----------+</w:t>
+      </w:r>
+    </w:p>
+    <w:p>
+      <w:pPr>
+        <w:pBdr>
+          <w:left w:val="single" w:color="2563EB" w:sz="12" w:space="4"/>
+        </w:pBdr>
+        <w:shd w:fill="F1F5F9" w:val="clear"/>
+        <w:spacing w:after="0" w:before="0"/>
+      </w:pPr>
+      <w:r>
+        <w:rPr>
+          <w:rFonts w:ascii="Courier New" w:cs="Courier New" w:eastAsia="Courier New" w:hAnsi="Courier New"/>
+          <w:color w:val="334155"/>
+          <w:sz w:val="18"/>
+          <w:szCs w:val="18"/>
+        </w:rPr>
+        <w:t xml:space="preserve">     |                       |</w:t>
+      </w:r>
+    </w:p>
+    <w:p>
+      <w:pPr>
+        <w:pBdr>
+          <w:left w:val="single" w:color="2563EB" w:sz="12" w:space="4"/>
+        </w:pBdr>
+        <w:shd w:fill="F1F5F9" w:val="clear"/>
+        <w:spacing w:after="0" w:before="0"/>
+      </w:pPr>
+      <w:r>
+        <w:rPr>
+          <w:rFonts w:ascii="Courier New" w:cs="Courier New" w:eastAsia="Courier New" w:hAnsi="Courier New"/>
+          <w:color w:val="334155"/>
+          <w:sz w:val="18"/>
+          <w:szCs w:val="18"/>
+        </w:rPr>
+        <w:t xml:space="preserve">  200 OK                  401 refus</w:t>
+      </w:r>
+    </w:p>
+    <w:p>
+      <w:pPr>
+        <w:pBdr>
+          <w:left w:val="single" w:color="2563EB" w:sz="12" w:space="4"/>
+        </w:pBdr>
+        <w:shd w:fill="F1F5F9" w:val="clear"/>
+        <w:spacing w:after="0" w:before="0"/>
+      </w:pPr>
+      <w:r>
+        <w:rPr>
+          <w:rFonts w:ascii="Courier New" w:cs="Courier New" w:eastAsia="Courier New" w:hAnsi="Courier New"/>
+          <w:color w:val="334155"/>
+          <w:sz w:val="18"/>
+          <w:szCs w:val="18"/>
+        </w:rPr>
+        <w:t xml:space="preserve">     |                       |</w:t>
+      </w:r>
+    </w:p>
+    <w:p>
+      <w:pPr>
+        <w:pBdr>
+          <w:left w:val="single" w:color="2563EB" w:sz="12" w:space="4"/>
+        </w:pBdr>
+        <w:shd w:fill="F1F5F9" w:val="clear"/>
+        <w:spacing w:after="0" w:before="0"/>
+      </w:pPr>
+      <w:r>
+        <w:rPr>
+          <w:rFonts w:ascii="Courier New" w:cs="Courier New" w:eastAsia="Courier New" w:hAnsi="Courier New"/>
+          <w:color w:val="334155"/>
+          <w:sz w:val="18"/>
+          <w:szCs w:val="18"/>
+        </w:rPr>
+        <w:t xml:space="preserve">  nouveau access token    purge session</w:t>
+      </w:r>
+    </w:p>
+    <w:p>
+      <w:pPr>
+        <w:pBdr>
+          <w:bottom w:val="single" w:color="E2E8F0" w:sz="2"/>
+          <w:left w:val="single" w:color="2563EB" w:sz="12" w:space="4"/>
+        </w:pBdr>
+        <w:shd w:fill="F1F5F9" w:val="clear"/>
+        <w:spacing w:after="0" w:before="0"/>
+      </w:pPr>
+      <w:r>
+        <w:rPr>
+          <w:rFonts w:ascii="Courier New" w:cs="Courier New" w:eastAsia="Courier New" w:hAnsi="Courier New"/>
+          <w:color w:val="334155"/>
+          <w:sz w:val="18"/>
+          <w:szCs w:val="18"/>
+        </w:rPr>
+        <w:t xml:space="preserve">  rejeu de la requete     -&gt; /login?session=expired</w:t>
+      </w:r>
+    </w:p>
+    <w:p>
+      <w:pPr>
+        <w:spacing w:after="80" w:before="0"/>
+      </w:pPr>
+      <w:r>
+        <w:t xml:space="preserve"/>
+      </w:r>
+    </w:p>
+    <w:p>
+      <w:pPr>
+        <w:pBdr>
+          <w:left w:val="single" w:color="2563EB" w:sz="16" w:space="6"/>
+        </w:pBdr>
+        <w:shd w:fill="EFF6FF" w:val="clear"/>
+        <w:spacing w:after="80" w:before="80"/>
+      </w:pPr>
+      <w:r>
+        <w:rPr>
+          <w:rFonts w:ascii="Calibri" w:cs="Calibri" w:eastAsia="Calibri" w:hAnsi="Calibri"/>
+          <w:i/>
+          <w:iCs/>
+          <w:color w:val="0F172A"/>
+          <w:sz w:val="20"/>
+          <w:szCs w:val="20"/>
+        </w:rPr>
+        <w:t xml:space="preserve">Le refresh token est renouvele a chaque utilisation (rotation). Un jeton rejoue une seconde fois est donc invalide : cela permet de detecter et neutraliser un vol de session.</w:t>
+      </w:r>
+    </w:p>
+    <w:p>
+      <w:r>
+        <w:br w:type="page"/>
+      </w:r>
+    </w:p>
+    <w:p>
+      <w:pPr>
+        <w:spacing w:after="80" w:before="200"/>
+      </w:pPr>
+      <w:r>
+        <w:rPr>
+          <w:rFonts w:ascii="Calibri" w:cs="Calibri" w:eastAsia="Calibri" w:hAnsi="Calibri"/>
+          <w:b/>
+          <w:bCs/>
+          <w:color w:val="1d4ed8"/>
+          <w:sz w:val="24"/>
+          <w:szCs w:val="24"/>
+        </w:rPr>
+        <w:t xml:space="preserve">5.7 Attribution des roles — principe du moindre privilege</w:t>
+      </w:r>
+    </w:p>
+    <w:p>
+      <w:pPr>
+        <w:spacing w:after="80" w:before="40" w:line="276" w:lineRule="auto"/>
+        <w:jc w:val="both"/>
+      </w:pPr>
+      <w:r>
+        <w:rPr>
+          <w:rFonts w:ascii="Calibri" w:cs="Calibri" w:eastAsia="Calibri" w:hAnsi="Calibri"/>
+          <w:color w:val="0F172A"/>
+          <w:sz w:val="21"/>
+          <w:szCs w:val="21"/>
+        </w:rPr>
+        <w:t xml:space="preserve">Un compte cree librement (par formulaire ou via Google) recoit systematiquement le role le plus restreint, COMMERCIAL, en lecture seule. Le role n'est jamais choisi par l'utilisateur : laisser un visiteur se declarer Gerant constituerait une elevation de privileges (OWASP A01). Seul un Gerant peut ensuite promouvoir un compte.</w:t>
+      </w:r>
+    </w:p>
+    <w:p>
+      <w:pPr>
+        <w:spacing w:after="80" w:before="0"/>
+      </w:pPr>
+      <w:r>
+        <w:t xml:space="preserve"/>
+      </w:r>
+    </w:p>
+    <w:tbl>
+      <w:tblPr>
+        <w:tblW w:type="dxa" w:w="8640"/>
+        <w:tblBorders>
+          <w:top w:val="single" w:color="E2E8F0" w:sz="4"/>
+          <w:left w:val="single" w:color="E2E8F0" w:sz="4"/>
+          <w:bottom w:val="single" w:color="E2E8F0" w:sz="4"/>
+          <w:right w:val="single" w:color="E2E8F0" w:sz="4"/>
+          <w:insideH w:val="single" w:color="auto" w:sz="4"/>
+          <w:insideV w:val="single" w:color="auto" w:sz="4"/>
+        </w:tblBorders>
+        <w:tblLayout w:type="fixed"/>
+      </w:tblPr>
+      <w:tblGrid>
+        <w:gridCol w:w="3200"/>
+        <w:gridCol w:w="2800"/>
+        <w:gridCol w:w="2640"/>
+      </w:tblGrid>
+      <w:tr>
+        <w:trPr>
+          <w:tblHeader/>
+        </w:trPr>
+        <w:tc>
+          <w:tcPr>
+            <w:tcW w:type="dxa" w:w="3200"/>
+            <w:shd w:fill="2563EB" w:val="clear"/>
+            <w:tcMar>
+              <w:top w:type="dxa" w:w="40"/>
+              <w:left w:type="dxa" w:w="80"/>
+              <w:bottom w:type="dxa" w:w="40"/>
+              <w:right w:type="dxa" w:w="80"/>
+            </w:tcMar>
+            <w:vAlign w:val="center"/>
+          </w:tcPr>
+          <w:p>
+            <w:pPr>
+              <w:jc w:val="center"/>
+            </w:pPr>
+            <w:r>
+              <w:rPr>
+                <w:rFonts w:ascii="Calibri" w:cs="Calibri" w:eastAsia="Calibri" w:hAnsi="Calibri"/>
+                <w:b/>
+                <w:bCs/>
+                <w:color w:val="FFFFFF"/>
+                <w:sz w:val="19"/>
+                <w:szCs w:val="19"/>
+              </w:rPr>
+              <w:t xml:space="preserve">Origine du compte</w:t>
+            </w:r>
+          </w:p>
+        </w:tc>
+        <w:tc>
+          <w:tcPr>
+            <w:tcW w:type="dxa" w:w="2800"/>
+            <w:shd w:fill="2563EB" w:val="clear"/>
+            <w:tcMar>
+              <w:top w:type="dxa" w:w="40"/>
+              <w:left w:type="dxa" w:w="80"/>
+              <w:bottom w:type="dxa" w:w="40"/>
+              <w:right w:type="dxa" w:w="80"/>
+            </w:tcMar>
+            <w:vAlign w:val="center"/>
+          </w:tcPr>
+          <w:p>
+            <w:pPr>
+              <w:jc w:val="center"/>
+            </w:pPr>
+            <w:r>
+              <w:rPr>
+                <w:rFonts w:ascii="Calibri" w:cs="Calibri" w:eastAsia="Calibri" w:hAnsi="Calibri"/>
+                <w:b/>
+                <w:bCs/>
+                <w:color w:val="FFFFFF"/>
+                <w:sz w:val="19"/>
+                <w:szCs w:val="19"/>
+              </w:rPr>
+              <w:t xml:space="preserve">Role attribue</w:t>
+            </w:r>
+          </w:p>
+        </w:tc>
+        <w:tc>
+          <w:tcPr>
+            <w:tcW w:type="dxa" w:w="2640"/>
+            <w:shd w:fill="2563EB" w:val="clear"/>
+            <w:tcMar>
+              <w:top w:type="dxa" w:w="40"/>
+              <w:left w:type="dxa" w:w="80"/>
+              <w:bottom w:type="dxa" w:w="40"/>
+              <w:right w:type="dxa" w:w="80"/>
+            </w:tcMar>
+            <w:vAlign w:val="center"/>
+          </w:tcPr>
+          <w:p>
+            <w:pPr>
+              <w:jc w:val="center"/>
+            </w:pPr>
+            <w:r>
+              <w:rPr>
+                <w:rFonts w:ascii="Calibri" w:cs="Calibri" w:eastAsia="Calibri" w:hAnsi="Calibri"/>
+                <w:b/>
+                <w:bCs/>
+                <w:color w:val="FFFFFF"/>
+                <w:sz w:val="19"/>
+                <w:szCs w:val="19"/>
+              </w:rPr>
+              <w:t xml:space="preserve">Qui peut le modifier</w:t>
+            </w:r>
+          </w:p>
+        </w:tc>
+      </w:tr>
+      <w:tr>
+        <w:tc>
+          <w:tcPr>
+            <w:tcW w:type="dxa" w:w="3200"/>
+            <w:shd w:fill="F1F5F9" w:val="clear"/>
+            <w:tcMar>
+              <w:top w:type="dxa" w:w="40"/>
+              <w:left w:type="dxa" w:w="80"/>
+              <w:bottom w:type="dxa" w:w="40"/>
+              <w:right w:type="dxa" w:w="80"/>
+            </w:tcMar>
+            <w:vAlign w:val="center"/>
+          </w:tcPr>
+          <w:p>
+            <w:r>
+              <w:rPr>
+                <w:rFonts w:ascii="Calibri" w:cs="Calibri" w:eastAsia="Calibri" w:hAnsi="Calibri"/>
+                <w:color w:val="0F172A"/>
+                <w:sz w:val="19"/>
+                <w:szCs w:val="19"/>
+              </w:rPr>
+              <w:t xml:space="preserve">Formulaire de creation de compte</w:t>
+            </w:r>
+          </w:p>
+        </w:tc>
+        <w:tc>
+          <w:tcPr>
+            <w:tcW w:type="dxa" w:w="2800"/>
+            <w:shd w:fill="F1F5F9" w:val="clear"/>
+            <w:tcMar>
+              <w:top w:type="dxa" w:w="40"/>
+              <w:left w:type="dxa" w:w="80"/>
+              <w:bottom w:type="dxa" w:w="40"/>
+              <w:right w:type="dxa" w:w="80"/>
+            </w:tcMar>
+            <w:vAlign w:val="center"/>
+          </w:tcPr>
+          <w:p>
+            <w:r>
+              <w:rPr>
+                <w:rFonts w:ascii="Calibri" w:cs="Calibri" w:eastAsia="Calibri" w:hAnsi="Calibri"/>
+                <w:color w:val="0F172A"/>
+                <w:sz w:val="19"/>
+                <w:szCs w:val="19"/>
+              </w:rPr>
+              <w:t xml:space="preserve">COMMERCIAL (impose)</w:t>
+            </w:r>
+          </w:p>
+        </w:tc>
+        <w:tc>
+          <w:tcPr>
+            <w:tcW w:type="dxa" w:w="2640"/>
+            <w:shd w:fill="F1F5F9" w:val="clear"/>
+            <w:tcMar>
+              <w:top w:type="dxa" w:w="40"/>
+              <w:left w:type="dxa" w:w="80"/>
+              <w:bottom w:type="dxa" w:w="40"/>
+              <w:right w:type="dxa" w:w="80"/>
+            </w:tcMar>
+            <w:vAlign w:val="center"/>
+          </w:tcPr>
+          <w:p>
+            <w:r>
+              <w:rPr>
+                <w:rFonts w:ascii="Calibri" w:cs="Calibri" w:eastAsia="Calibri" w:hAnsi="Calibri"/>
+                <w:color w:val="0F172A"/>
+                <w:sz w:val="19"/>
+                <w:szCs w:val="19"/>
+              </w:rPr>
+              <w:t xml:space="preserve">Gerant uniquement</w:t>
+            </w:r>
+          </w:p>
+        </w:tc>
+      </w:tr>
+      <w:tr>
+        <w:tc>
+          <w:tcPr>
+            <w:tcW w:type="dxa" w:w="3200"/>
+            <w:shd w:fill="FFFFFF" w:val="clear"/>
+            <w:tcMar>
+              <w:top w:type="dxa" w:w="40"/>
+              <w:left w:type="dxa" w:w="80"/>
+              <w:bottom w:type="dxa" w:w="40"/>
+              <w:right w:type="dxa" w:w="80"/>
+            </w:tcMar>
+            <w:vAlign w:val="center"/>
+          </w:tcPr>
+          <w:p>
+            <w:r>
+              <w:rPr>
+                <w:rFonts w:ascii="Calibri" w:cs="Calibri" w:eastAsia="Calibri" w:hAnsi="Calibri"/>
+                <w:color w:val="0F172A"/>
+                <w:sz w:val="19"/>
+                <w:szCs w:val="19"/>
+              </w:rPr>
+              <w:t xml:space="preserve">Connexion Google OAuth</w:t>
+            </w:r>
+          </w:p>
+        </w:tc>
+        <w:tc>
+          <w:tcPr>
+            <w:tcW w:type="dxa" w:w="2800"/>
+            <w:shd w:fill="FFFFFF" w:val="clear"/>
+            <w:tcMar>
+              <w:top w:type="dxa" w:w="40"/>
+              <w:left w:type="dxa" w:w="80"/>
+              <w:bottom w:type="dxa" w:w="40"/>
+              <w:right w:type="dxa" w:w="80"/>
+            </w:tcMar>
+            <w:vAlign w:val="center"/>
+          </w:tcPr>
+          <w:p>
+            <w:r>
+              <w:rPr>
+                <w:rFonts w:ascii="Calibri" w:cs="Calibri" w:eastAsia="Calibri" w:hAnsi="Calibri"/>
+                <w:color w:val="0F172A"/>
+                <w:sz w:val="19"/>
+                <w:szCs w:val="19"/>
+              </w:rPr>
+              <w:t xml:space="preserve">COMMERCIAL (impose)</w:t>
+            </w:r>
+          </w:p>
+        </w:tc>
+        <w:tc>
+          <w:tcPr>
+            <w:tcW w:type="dxa" w:w="2640"/>
+            <w:shd w:fill="FFFFFF" w:val="clear"/>
+            <w:tcMar>
+              <w:top w:type="dxa" w:w="40"/>
+              <w:left w:type="dxa" w:w="80"/>
+              <w:bottom w:type="dxa" w:w="40"/>
+              <w:right w:type="dxa" w:w="80"/>
+            </w:tcMar>
+            <w:vAlign w:val="center"/>
+          </w:tcPr>
+          <w:p>
+            <w:r>
+              <w:rPr>
+                <w:rFonts w:ascii="Calibri" w:cs="Calibri" w:eastAsia="Calibri" w:hAnsi="Calibri"/>
+                <w:color w:val="0F172A"/>
+                <w:sz w:val="19"/>
+                <w:szCs w:val="19"/>
+              </w:rPr>
+              <w:t xml:space="preserve">Gerant uniquement</w:t>
+            </w:r>
+          </w:p>
+        </w:tc>
+      </w:tr>
+      <w:tr>
+        <w:tc>
+          <w:tcPr>
+            <w:tcW w:type="dxa" w:w="3200"/>
+            <w:shd w:fill="F1F5F9" w:val="clear"/>
+            <w:tcMar>
+              <w:top w:type="dxa" w:w="40"/>
+              <w:left w:type="dxa" w:w="80"/>
+              <w:bottom w:type="dxa" w:w="40"/>
+              <w:right w:type="dxa" w:w="80"/>
+            </w:tcMar>
+            <w:vAlign w:val="center"/>
+          </w:tcPr>
+          <w:p>
+            <w:r>
+              <w:rPr>
+                <w:rFonts w:ascii="Calibri" w:cs="Calibri" w:eastAsia="Calibri" w:hAnsi="Calibri"/>
+                <w:color w:val="0F172A"/>
+                <w:sz w:val="19"/>
+                <w:szCs w:val="19"/>
+              </w:rPr>
+              <w:t xml:space="preserve">Jeu de donnees initial (seed)</w:t>
+            </w:r>
+          </w:p>
+        </w:tc>
+        <w:tc>
+          <w:tcPr>
+            <w:tcW w:type="dxa" w:w="2800"/>
+            <w:shd w:fill="F1F5F9" w:val="clear"/>
+            <w:tcMar>
+              <w:top w:type="dxa" w:w="40"/>
+              <w:left w:type="dxa" w:w="80"/>
+              <w:bottom w:type="dxa" w:w="40"/>
+              <w:right w:type="dxa" w:w="80"/>
+            </w:tcMar>
+            <w:vAlign w:val="center"/>
+          </w:tcPr>
+          <w:p>
+            <w:r>
+              <w:rPr>
+                <w:rFonts w:ascii="Calibri" w:cs="Calibri" w:eastAsia="Calibri" w:hAnsi="Calibri"/>
+                <w:color w:val="0F172A"/>
+                <w:sz w:val="19"/>
+                <w:szCs w:val="19"/>
+              </w:rPr>
+              <w:t xml:space="preserve">GERANT / MAGASINIER / COMMERCIAL</w:t>
+            </w:r>
+          </w:p>
+        </w:tc>
+        <w:tc>
+          <w:tcPr>
+            <w:tcW w:type="dxa" w:w="2640"/>
+            <w:shd w:fill="F1F5F9" w:val="clear"/>
+            <w:tcMar>
+              <w:top w:type="dxa" w:w="40"/>
+              <w:left w:type="dxa" w:w="80"/>
+              <w:bottom w:type="dxa" w:w="40"/>
+              <w:right w:type="dxa" w:w="80"/>
+            </w:tcMar>
+            <w:vAlign w:val="center"/>
+          </w:tcPr>
+          <w:p>
+            <w:r>
+              <w:rPr>
+                <w:rFonts w:ascii="Calibri" w:cs="Calibri" w:eastAsia="Calibri" w:hAnsi="Calibri"/>
+                <w:color w:val="0F172A"/>
+                <w:sz w:val="19"/>
+                <w:szCs w:val="19"/>
+              </w:rPr>
+              <w:t xml:space="preserve">Gerant uniquement</w:t>
+            </w:r>
+          </w:p>
+        </w:tc>
+      </w:tr>
+    </w:tbl>
+    <w:p>
+      <w:pPr>
+        <w:spacing w:after="80" w:before="0"/>
+      </w:pPr>
+      <w:r>
+        <w:t xml:space="preserve"/>
+      </w:r>
+    </w:p>
+    <w:p>
+      <w:pPr>
+        <w:spacing w:after="80" w:before="40" w:line="276" w:lineRule="auto"/>
+        <w:jc w:val="both"/>
+      </w:pPr>
+      <w:r>
+        <w:rPr>
+          <w:rFonts w:ascii="Calibri" w:cs="Calibri" w:eastAsia="Calibri" w:hAnsi="Calibri"/>
+          <w:color w:val="0F172A"/>
+          <w:sz w:val="21"/>
+          <w:szCs w:val="21"/>
+        </w:rPr>
+        <w:t xml:space="preserve">Les comptes de reference du client Dupont &amp; Fils sont crees par le script d'amorcage (seed) et non par auto-inscription :</w:t>
+      </w:r>
+    </w:p>
+    <w:p>
+      <w:pPr>
+        <w:spacing w:after="40" w:before="0"/>
+      </w:pPr>
+      <w:r>
+        <w:t xml:space="preserve"/>
+      </w:r>
+    </w:p>
+    <w:tbl>
+      <w:tblPr>
+        <w:tblW w:type="dxa" w:w="8640"/>
+        <w:tblBorders>
+          <w:top w:val="single" w:color="E2E8F0" w:sz="4"/>
+          <w:left w:val="single" w:color="E2E8F0" w:sz="4"/>
+          <w:bottom w:val="single" w:color="E2E8F0" w:sz="4"/>
+          <w:right w:val="single" w:color="E2E8F0" w:sz="4"/>
+          <w:insideH w:val="single" w:color="auto" w:sz="4"/>
+          <w:insideV w:val="single" w:color="auto" w:sz="4"/>
+        </w:tblBorders>
+        <w:tblLayout w:type="fixed"/>
+      </w:tblPr>
+      <w:tblGrid>
+        <w:gridCol w:w="1800"/>
+        <w:gridCol w:w="1700"/>
+        <w:gridCol w:w="3000"/>
+        <w:gridCol w:w="2140"/>
+      </w:tblGrid>
+      <w:tr>
+        <w:trPr>
+          <w:tblHeader/>
+        </w:trPr>
+        <w:tc>
+          <w:tcPr>
+            <w:tcW w:type="dxa" w:w="1800"/>
+            <w:shd w:fill="2563EB" w:val="clear"/>
+            <w:tcMar>
+              <w:top w:type="dxa" w:w="40"/>
+              <w:left w:type="dxa" w:w="80"/>
+              <w:bottom w:type="dxa" w:w="40"/>
+              <w:right w:type="dxa" w:w="80"/>
+            </w:tcMar>
+            <w:vAlign w:val="center"/>
+          </w:tcPr>
+          <w:p>
+            <w:pPr>
+              <w:jc w:val="center"/>
+            </w:pPr>
+            <w:r>
+              <w:rPr>
+                <w:rFonts w:ascii="Calibri" w:cs="Calibri" w:eastAsia="Calibri" w:hAnsi="Calibri"/>
+                <w:b/>
+                <w:bCs/>
+                <w:color w:val="FFFFFF"/>
+                <w:sz w:val="19"/>
+                <w:szCs w:val="19"/>
+              </w:rPr>
+              <w:t xml:space="preserve">Utilisateur</w:t>
+            </w:r>
+          </w:p>
+        </w:tc>
+        <w:tc>
+          <w:tcPr>
+            <w:tcW w:type="dxa" w:w="1700"/>
+            <w:shd w:fill="2563EB" w:val="clear"/>
+            <w:tcMar>
+              <w:top w:type="dxa" w:w="40"/>
+              <w:left w:type="dxa" w:w="80"/>
+              <w:bottom w:type="dxa" w:w="40"/>
+              <w:right w:type="dxa" w:w="80"/>
+            </w:tcMar>
+            <w:vAlign w:val="center"/>
+          </w:tcPr>
+          <w:p>
+            <w:pPr>
+              <w:jc w:val="center"/>
+            </w:pPr>
+            <w:r>
+              <w:rPr>
+                <w:rFonts w:ascii="Calibri" w:cs="Calibri" w:eastAsia="Calibri" w:hAnsi="Calibri"/>
+                <w:b/>
+                <w:bCs/>
+                <w:color w:val="FFFFFF"/>
+                <w:sz w:val="19"/>
+                <w:szCs w:val="19"/>
+              </w:rPr>
+              <w:t xml:space="preserve">Role</w:t>
+            </w:r>
+          </w:p>
+        </w:tc>
+        <w:tc>
+          <w:tcPr>
+            <w:tcW w:type="dxa" w:w="3000"/>
+            <w:shd w:fill="2563EB" w:val="clear"/>
+            <w:tcMar>
+              <w:top w:type="dxa" w:w="40"/>
+              <w:left w:type="dxa" w:w="80"/>
+              <w:bottom w:type="dxa" w:w="40"/>
+              <w:right w:type="dxa" w:w="80"/>
+            </w:tcMar>
+            <w:vAlign w:val="center"/>
+          </w:tcPr>
+          <w:p>
+            <w:pPr>
+              <w:jc w:val="center"/>
+            </w:pPr>
+            <w:r>
+              <w:rPr>
+                <w:rFonts w:ascii="Calibri" w:cs="Calibri" w:eastAsia="Calibri" w:hAnsi="Calibri"/>
+                <w:b/>
+                <w:bCs/>
+                <w:color w:val="FFFFFF"/>
+                <w:sz w:val="19"/>
+                <w:szCs w:val="19"/>
+              </w:rPr>
+              <w:t xml:space="preserve">Email</w:t>
+            </w:r>
+          </w:p>
+        </w:tc>
+        <w:tc>
+          <w:tcPr>
+            <w:tcW w:type="dxa" w:w="2140"/>
+            <w:shd w:fill="2563EB" w:val="clear"/>
+            <w:tcMar>
+              <w:top w:type="dxa" w:w="40"/>
+              <w:left w:type="dxa" w:w="80"/>
+              <w:bottom w:type="dxa" w:w="40"/>
+              <w:right w:type="dxa" w:w="80"/>
+            </w:tcMar>
+            <w:vAlign w:val="center"/>
+          </w:tcPr>
+          <w:p>
+            <w:pPr>
+              <w:jc w:val="center"/>
+            </w:pPr>
+            <w:r>
+              <w:rPr>
+                <w:rFonts w:ascii="Calibri" w:cs="Calibri" w:eastAsia="Calibri" w:hAnsi="Calibri"/>
+                <w:b/>
+                <w:bCs/>
+                <w:color w:val="FFFFFF"/>
+                <w:sz w:val="19"/>
+                <w:szCs w:val="19"/>
+              </w:rPr>
+              <w:t xml:space="preserve">Perimetre</w:t>
+            </w:r>
+          </w:p>
+        </w:tc>
+      </w:tr>
+      <w:tr>
+        <w:tc>
+          <w:tcPr>
+            <w:tcW w:type="dxa" w:w="1800"/>
+            <w:shd w:fill="F1F5F9" w:val="clear"/>
+            <w:tcMar>
+              <w:top w:type="dxa" w:w="40"/>
+              <w:left w:type="dxa" w:w="80"/>
+              <w:bottom w:type="dxa" w:w="40"/>
+              <w:right w:type="dxa" w:w="80"/>
+            </w:tcMar>
+            <w:vAlign w:val="center"/>
+          </w:tcPr>
+          <w:p>
+            <w:r>
+              <w:rPr>
+                <w:rFonts w:ascii="Calibri" w:cs="Calibri" w:eastAsia="Calibri" w:hAnsi="Calibri"/>
+                <w:color w:val="0F172A"/>
+                <w:sz w:val="19"/>
+                <w:szCs w:val="19"/>
+              </w:rPr>
+              <w:t xml:space="preserve">Jean Dupont</w:t>
+            </w:r>
+          </w:p>
+        </w:tc>
+        <w:tc>
+          <w:tcPr>
+            <w:tcW w:type="dxa" w:w="1700"/>
+            <w:shd w:fill="F1F5F9" w:val="clear"/>
+            <w:tcMar>
+              <w:top w:type="dxa" w:w="40"/>
+              <w:left w:type="dxa" w:w="80"/>
+              <w:bottom w:type="dxa" w:w="40"/>
+              <w:right w:type="dxa" w:w="80"/>
+            </w:tcMar>
+            <w:vAlign w:val="center"/>
+          </w:tcPr>
+          <w:p>
+            <w:r>
+              <w:rPr>
+                <w:rFonts w:ascii="Calibri" w:cs="Calibri" w:eastAsia="Calibri" w:hAnsi="Calibri"/>
+                <w:color w:val="0F172A"/>
+                <w:sz w:val="19"/>
+                <w:szCs w:val="19"/>
+              </w:rPr>
+              <w:t xml:space="preserve">GERANT</w:t>
+            </w:r>
+          </w:p>
+        </w:tc>
+        <w:tc>
+          <w:tcPr>
+            <w:tcW w:type="dxa" w:w="3000"/>
+            <w:shd w:fill="F1F5F9" w:val="clear"/>
+            <w:tcMar>
+              <w:top w:type="dxa" w:w="40"/>
+              <w:left w:type="dxa" w:w="80"/>
+              <w:bottom w:type="dxa" w:w="40"/>
+              <w:right w:type="dxa" w:w="80"/>
+            </w:tcMar>
+            <w:vAlign w:val="center"/>
+          </w:tcPr>
+          <w:p>
+            <w:r>
+              <w:rPr>
+                <w:rFonts w:ascii="Calibri" w:cs="Calibri" w:eastAsia="Calibri" w:hAnsi="Calibri"/>
+                <w:color w:val="0F172A"/>
+                <w:sz w:val="19"/>
+                <w:szCs w:val="19"/>
+              </w:rPr>
+              <w:t xml:space="preserve">gerant@dupont-fils.fr</w:t>
+            </w:r>
+          </w:p>
+        </w:tc>
+        <w:tc>
+          <w:tcPr>
+            <w:tcW w:type="dxa" w:w="2140"/>
+            <w:shd w:fill="F1F5F9" w:val="clear"/>
+            <w:tcMar>
+              <w:top w:type="dxa" w:w="40"/>
+              <w:left w:type="dxa" w:w="80"/>
+              <w:bottom w:type="dxa" w:w="40"/>
+              <w:right w:type="dxa" w:w="80"/>
+            </w:tcMar>
+            <w:vAlign w:val="center"/>
+          </w:tcPr>
+          <w:p>
+            <w:r>
+              <w:rPr>
+                <w:rFonts w:ascii="Calibri" w:cs="Calibri" w:eastAsia="Calibri" w:hAnsi="Calibri"/>
+                <w:color w:val="0F172A"/>
+                <w:sz w:val="19"/>
+                <w:szCs w:val="19"/>
+              </w:rPr>
+              <w:t xml:space="preserve">Acces complet + tableau de bord</w:t>
+            </w:r>
+          </w:p>
+        </w:tc>
+      </w:tr>
+      <w:tr>
+        <w:tc>
+          <w:tcPr>
+            <w:tcW w:type="dxa" w:w="1800"/>
+            <w:shd w:fill="FFFFFF" w:val="clear"/>
+            <w:tcMar>
+              <w:top w:type="dxa" w:w="40"/>
+              <w:left w:type="dxa" w:w="80"/>
+              <w:bottom w:type="dxa" w:w="40"/>
+              <w:right w:type="dxa" w:w="80"/>
+            </w:tcMar>
+            <w:vAlign w:val="center"/>
+          </w:tcPr>
+          <w:p>
+            <w:r>
+              <w:rPr>
+                <w:rFonts w:ascii="Calibri" w:cs="Calibri" w:eastAsia="Calibri" w:hAnsi="Calibri"/>
+                <w:color w:val="0F172A"/>
+                <w:sz w:val="19"/>
+                <w:szCs w:val="19"/>
+              </w:rPr>
+              <w:t xml:space="preserve">Pierre Martin</w:t>
+            </w:r>
+          </w:p>
+        </w:tc>
+        <w:tc>
+          <w:tcPr>
+            <w:tcW w:type="dxa" w:w="1700"/>
+            <w:shd w:fill="FFFFFF" w:val="clear"/>
+            <w:tcMar>
+              <w:top w:type="dxa" w:w="40"/>
+              <w:left w:type="dxa" w:w="80"/>
+              <w:bottom w:type="dxa" w:w="40"/>
+              <w:right w:type="dxa" w:w="80"/>
+            </w:tcMar>
+            <w:vAlign w:val="center"/>
+          </w:tcPr>
+          <w:p>
+            <w:r>
+              <w:rPr>
+                <w:rFonts w:ascii="Calibri" w:cs="Calibri" w:eastAsia="Calibri" w:hAnsi="Calibri"/>
+                <w:color w:val="0F172A"/>
+                <w:sz w:val="19"/>
+                <w:szCs w:val="19"/>
+              </w:rPr>
+              <w:t xml:space="preserve">MAGASINIER</w:t>
+            </w:r>
+          </w:p>
+        </w:tc>
+        <w:tc>
+          <w:tcPr>
+            <w:tcW w:type="dxa" w:w="3000"/>
+            <w:shd w:fill="FFFFFF" w:val="clear"/>
+            <w:tcMar>
+              <w:top w:type="dxa" w:w="40"/>
+              <w:left w:type="dxa" w:w="80"/>
+              <w:bottom w:type="dxa" w:w="40"/>
+              <w:right w:type="dxa" w:w="80"/>
+            </w:tcMar>
+            <w:vAlign w:val="center"/>
+          </w:tcPr>
+          <w:p>
+            <w:r>
+              <w:rPr>
+                <w:rFonts w:ascii="Calibri" w:cs="Calibri" w:eastAsia="Calibri" w:hAnsi="Calibri"/>
+                <w:color w:val="0F172A"/>
+                <w:sz w:val="19"/>
+                <w:szCs w:val="19"/>
+              </w:rPr>
+              <w:t xml:space="preserve">magasinier@dupont-fils.fr</w:t>
+            </w:r>
+          </w:p>
+        </w:tc>
+        <w:tc>
+          <w:tcPr>
+            <w:tcW w:type="dxa" w:w="2140"/>
+            <w:shd w:fill="FFFFFF" w:val="clear"/>
+            <w:tcMar>
+              <w:top w:type="dxa" w:w="40"/>
+              <w:left w:type="dxa" w:w="80"/>
+              <w:bottom w:type="dxa" w:w="40"/>
+              <w:right w:type="dxa" w:w="80"/>
+            </w:tcMar>
+            <w:vAlign w:val="center"/>
+          </w:tcPr>
+          <w:p>
+            <w:r>
+              <w:rPr>
+                <w:rFonts w:ascii="Calibri" w:cs="Calibri" w:eastAsia="Calibri" w:hAnsi="Calibri"/>
+                <w:color w:val="0F172A"/>
+                <w:sz w:val="19"/>
+                <w:szCs w:val="19"/>
+              </w:rPr>
+              <w:t xml:space="preserve">Saisie des mouvements de stock</w:t>
+            </w:r>
+          </w:p>
+        </w:tc>
+      </w:tr>
+      <w:tr>
+        <w:tc>
+          <w:tcPr>
+            <w:tcW w:type="dxa" w:w="1800"/>
+            <w:shd w:fill="F1F5F9" w:val="clear"/>
+            <w:tcMar>
+              <w:top w:type="dxa" w:w="40"/>
+              <w:left w:type="dxa" w:w="80"/>
+              <w:bottom w:type="dxa" w:w="40"/>
+              <w:right w:type="dxa" w:w="80"/>
+            </w:tcMar>
+            <w:vAlign w:val="center"/>
+          </w:tcPr>
+          <w:p>
+            <w:r>
+              <w:rPr>
+                <w:rFonts w:ascii="Calibri" w:cs="Calibri" w:eastAsia="Calibri" w:hAnsi="Calibri"/>
+                <w:color w:val="0F172A"/>
+                <w:sz w:val="19"/>
+                <w:szCs w:val="19"/>
+              </w:rPr>
+              <w:t xml:space="preserve">Sophie Bernard</w:t>
+            </w:r>
+          </w:p>
+        </w:tc>
+        <w:tc>
+          <w:tcPr>
+            <w:tcW w:type="dxa" w:w="1700"/>
+            <w:shd w:fill="F1F5F9" w:val="clear"/>
+            <w:tcMar>
+              <w:top w:type="dxa" w:w="40"/>
+              <w:left w:type="dxa" w:w="80"/>
+              <w:bottom w:type="dxa" w:w="40"/>
+              <w:right w:type="dxa" w:w="80"/>
+            </w:tcMar>
+            <w:vAlign w:val="center"/>
+          </w:tcPr>
+          <w:p>
+            <w:r>
+              <w:rPr>
+                <w:rFonts w:ascii="Calibri" w:cs="Calibri" w:eastAsia="Calibri" w:hAnsi="Calibri"/>
+                <w:color w:val="0F172A"/>
+                <w:sz w:val="19"/>
+                <w:szCs w:val="19"/>
+              </w:rPr>
+              <w:t xml:space="preserve">COMMERCIAL</w:t>
+            </w:r>
+          </w:p>
+        </w:tc>
+        <w:tc>
+          <w:tcPr>
+            <w:tcW w:type="dxa" w:w="3000"/>
+            <w:shd w:fill="F1F5F9" w:val="clear"/>
+            <w:tcMar>
+              <w:top w:type="dxa" w:w="40"/>
+              <w:left w:type="dxa" w:w="80"/>
+              <w:bottom w:type="dxa" w:w="40"/>
+              <w:right w:type="dxa" w:w="80"/>
+            </w:tcMar>
+            <w:vAlign w:val="center"/>
+          </w:tcPr>
+          <w:p>
+            <w:r>
+              <w:rPr>
+                <w:rFonts w:ascii="Calibri" w:cs="Calibri" w:eastAsia="Calibri" w:hAnsi="Calibri"/>
+                <w:color w:val="0F172A"/>
+                <w:sz w:val="19"/>
+                <w:szCs w:val="19"/>
+              </w:rPr>
+              <w:t xml:space="preserve">commercial@dupont-fils.fr</w:t>
+            </w:r>
+          </w:p>
+        </w:tc>
+        <w:tc>
+          <w:tcPr>
+            <w:tcW w:type="dxa" w:w="2140"/>
+            <w:shd w:fill="F1F5F9" w:val="clear"/>
+            <w:tcMar>
+              <w:top w:type="dxa" w:w="40"/>
+              <w:left w:type="dxa" w:w="80"/>
+              <w:bottom w:type="dxa" w:w="40"/>
+              <w:right w:type="dxa" w:w="80"/>
+            </w:tcMar>
+            <w:vAlign w:val="center"/>
+          </w:tcPr>
+          <w:p>
+            <w:r>
+              <w:rPr>
+                <w:rFonts w:ascii="Calibri" w:cs="Calibri" w:eastAsia="Calibri" w:hAnsi="Calibri"/>
+                <w:color w:val="0F172A"/>
+                <w:sz w:val="19"/>
+                <w:szCs w:val="19"/>
+              </w:rPr>
+              <w:t xml:space="preserve">Consultation seule</w:t>
             </w:r>
           </w:p>
         </w:tc>
@@ -7563,6 +11093,302 @@
                 <w:sz w:val="19"/>
                 <w:szCs w:val="19"/>
               </w:rPr>
+              <w:t xml:space="preserve">Backend</w:t>
+            </w:r>
+          </w:p>
+        </w:tc>
+        <w:tc>
+          <w:tcPr>
+            <w:tcW w:type="dxa" w:w="2400"/>
+            <w:shd w:fill="F1F5F9" w:val="clear"/>
+            <w:tcMar>
+              <w:top w:type="dxa" w:w="40"/>
+              <w:left w:type="dxa" w:w="80"/>
+              <w:bottom w:type="dxa" w:w="40"/>
+              <w:right w:type="dxa" w:w="80"/>
+            </w:tcMar>
+            <w:vAlign w:val="center"/>
+          </w:tcPr>
+          <w:p>
+            <w:r>
+              <w:rPr>
+                <w:rFonts w:ascii="Calibri" w:cs="Calibri" w:eastAsia="Calibri" w:hAnsi="Calibri"/>
+                <w:color w:val="0F172A"/>
+                <w:sz w:val="19"/>
+                <w:szCs w:val="19"/>
+              </w:rPr>
+              <w:t xml:space="preserve">Passport + passport-google-oauth20</w:t>
+            </w:r>
+          </w:p>
+        </w:tc>
+        <w:tc>
+          <w:tcPr>
+            <w:tcW w:type="dxa" w:w="4640"/>
+            <w:shd w:fill="F1F5F9" w:val="clear"/>
+            <w:tcMar>
+              <w:top w:type="dxa" w:w="40"/>
+              <w:left w:type="dxa" w:w="80"/>
+              <w:bottom w:type="dxa" w:w="40"/>
+              <w:right w:type="dxa" w:w="80"/>
+            </w:tcMar>
+            <w:vAlign w:val="center"/>
+          </w:tcPr>
+          <w:p>
+            <w:r>
+              <w:rPr>
+                <w:rFonts w:ascii="Calibri" w:cs="Calibri" w:eastAsia="Calibri" w:hAnsi="Calibri"/>
+                <w:color w:val="0F172A"/>
+                <w:sz w:val="19"/>
+                <w:szCs w:val="19"/>
+              </w:rPr>
+              <w:t xml:space="preserve">Connexion deleguee Google OAuth 2.0, strategie eprouvee</w:t>
+            </w:r>
+          </w:p>
+        </w:tc>
+      </w:tr>
+      <w:tr>
+        <w:tc>
+          <w:tcPr>
+            <w:tcW w:type="dxa" w:w="1600"/>
+            <w:shd w:fill="FFFFFF" w:val="clear"/>
+            <w:tcMar>
+              <w:top w:type="dxa" w:w="40"/>
+              <w:left w:type="dxa" w:w="80"/>
+              <w:bottom w:type="dxa" w:w="40"/>
+              <w:right w:type="dxa" w:w="80"/>
+            </w:tcMar>
+            <w:vAlign w:val="center"/>
+          </w:tcPr>
+          <w:p>
+            <w:r>
+              <w:rPr>
+                <w:rFonts w:ascii="Calibri" w:cs="Calibri" w:eastAsia="Calibri" w:hAnsi="Calibri"/>
+                <w:color w:val="0F172A"/>
+                <w:sz w:val="19"/>
+                <w:szCs w:val="19"/>
+              </w:rPr>
+              <w:t xml:space="preserve">Backend</w:t>
+            </w:r>
+          </w:p>
+        </w:tc>
+        <w:tc>
+          <w:tcPr>
+            <w:tcW w:type="dxa" w:w="2400"/>
+            <w:shd w:fill="FFFFFF" w:val="clear"/>
+            <w:tcMar>
+              <w:top w:type="dxa" w:w="40"/>
+              <w:left w:type="dxa" w:w="80"/>
+              <w:bottom w:type="dxa" w:w="40"/>
+              <w:right w:type="dxa" w:w="80"/>
+            </w:tcMar>
+            <w:vAlign w:val="center"/>
+          </w:tcPr>
+          <w:p>
+            <w:r>
+              <w:rPr>
+                <w:rFonts w:ascii="Calibri" w:cs="Calibri" w:eastAsia="Calibri" w:hAnsi="Calibri"/>
+                <w:color w:val="0F172A"/>
+                <w:sz w:val="19"/>
+                <w:szCs w:val="19"/>
+              </w:rPr>
+              <w:t xml:space="preserve">cookie-parser</w:t>
+            </w:r>
+          </w:p>
+        </w:tc>
+        <w:tc>
+          <w:tcPr>
+            <w:tcW w:type="dxa" w:w="4640"/>
+            <w:shd w:fill="FFFFFF" w:val="clear"/>
+            <w:tcMar>
+              <w:top w:type="dxa" w:w="40"/>
+              <w:left w:type="dxa" w:w="80"/>
+              <w:bottom w:type="dxa" w:w="40"/>
+              <w:right w:type="dxa" w:w="80"/>
+            </w:tcMar>
+            <w:vAlign w:val="center"/>
+          </w:tcPr>
+          <w:p>
+            <w:r>
+              <w:rPr>
+                <w:rFonts w:ascii="Calibri" w:cs="Calibri" w:eastAsia="Calibri" w:hAnsi="Calibri"/>
+                <w:color w:val="0F172A"/>
+                <w:sz w:val="19"/>
+                <w:szCs w:val="19"/>
+              </w:rPr>
+              <w:t xml:space="preserve">Lecture du refresh token stocke en cookie httpOnly</w:t>
+            </w:r>
+          </w:p>
+        </w:tc>
+      </w:tr>
+      <w:tr>
+        <w:tc>
+          <w:tcPr>
+            <w:tcW w:type="dxa" w:w="1600"/>
+            <w:shd w:fill="F1F5F9" w:val="clear"/>
+            <w:tcMar>
+              <w:top w:type="dxa" w:w="40"/>
+              <w:left w:type="dxa" w:w="80"/>
+              <w:bottom w:type="dxa" w:w="40"/>
+              <w:right w:type="dxa" w:w="80"/>
+            </w:tcMar>
+            <w:vAlign w:val="center"/>
+          </w:tcPr>
+          <w:p>
+            <w:r>
+              <w:rPr>
+                <w:rFonts w:ascii="Calibri" w:cs="Calibri" w:eastAsia="Calibri" w:hAnsi="Calibri"/>
+                <w:color w:val="0F172A"/>
+                <w:sz w:val="19"/>
+                <w:szCs w:val="19"/>
+              </w:rPr>
+              <w:t xml:space="preserve">Backend</w:t>
+            </w:r>
+          </w:p>
+        </w:tc>
+        <w:tc>
+          <w:tcPr>
+            <w:tcW w:type="dxa" w:w="2400"/>
+            <w:shd w:fill="F1F5F9" w:val="clear"/>
+            <w:tcMar>
+              <w:top w:type="dxa" w:w="40"/>
+              <w:left w:type="dxa" w:w="80"/>
+              <w:bottom w:type="dxa" w:w="40"/>
+              <w:right w:type="dxa" w:w="80"/>
+            </w:tcMar>
+            <w:vAlign w:val="center"/>
+          </w:tcPr>
+          <w:p>
+            <w:r>
+              <w:rPr>
+                <w:rFonts w:ascii="Calibri" w:cs="Calibri" w:eastAsia="Calibri" w:hAnsi="Calibri"/>
+                <w:color w:val="0F172A"/>
+                <w:sz w:val="19"/>
+                <w:szCs w:val="19"/>
+              </w:rPr>
+              <w:t xml:space="preserve">Nodemailer</w:t>
+            </w:r>
+          </w:p>
+        </w:tc>
+        <w:tc>
+          <w:tcPr>
+            <w:tcW w:type="dxa" w:w="4640"/>
+            <w:shd w:fill="F1F5F9" w:val="clear"/>
+            <w:tcMar>
+              <w:top w:type="dxa" w:w="40"/>
+              <w:left w:type="dxa" w:w="80"/>
+              <w:bottom w:type="dxa" w:w="40"/>
+              <w:right w:type="dxa" w:w="80"/>
+            </w:tcMar>
+            <w:vAlign w:val="center"/>
+          </w:tcPr>
+          <w:p>
+            <w:r>
+              <w:rPr>
+                <w:rFonts w:ascii="Calibri" w:cs="Calibri" w:eastAsia="Calibri" w:hAnsi="Calibri"/>
+                <w:color w:val="0F172A"/>
+                <w:sz w:val="19"/>
+                <w:szCs w:val="19"/>
+              </w:rPr>
+              <w:t xml:space="preserve">Envoi des emails de reinitialisation (repli console en dev)</w:t>
+            </w:r>
+          </w:p>
+        </w:tc>
+      </w:tr>
+      <w:tr>
+        <w:tc>
+          <w:tcPr>
+            <w:tcW w:type="dxa" w:w="1600"/>
+            <w:shd w:fill="FFFFFF" w:val="clear"/>
+            <w:tcMar>
+              <w:top w:type="dxa" w:w="40"/>
+              <w:left w:type="dxa" w:w="80"/>
+              <w:bottom w:type="dxa" w:w="40"/>
+              <w:right w:type="dxa" w:w="80"/>
+            </w:tcMar>
+            <w:vAlign w:val="center"/>
+          </w:tcPr>
+          <w:p>
+            <w:r>
+              <w:rPr>
+                <w:rFonts w:ascii="Calibri" w:cs="Calibri" w:eastAsia="Calibri" w:hAnsi="Calibri"/>
+                <w:color w:val="0F172A"/>
+                <w:sz w:val="19"/>
+                <w:szCs w:val="19"/>
+              </w:rPr>
+              <w:t xml:space="preserve">Backend</w:t>
+            </w:r>
+          </w:p>
+        </w:tc>
+        <w:tc>
+          <w:tcPr>
+            <w:tcW w:type="dxa" w:w="2400"/>
+            <w:shd w:fill="FFFFFF" w:val="clear"/>
+            <w:tcMar>
+              <w:top w:type="dxa" w:w="40"/>
+              <w:left w:type="dxa" w:w="80"/>
+              <w:bottom w:type="dxa" w:w="40"/>
+              <w:right w:type="dxa" w:w="80"/>
+            </w:tcMar>
+            <w:vAlign w:val="center"/>
+          </w:tcPr>
+          <w:p>
+            <w:r>
+              <w:rPr>
+                <w:rFonts w:ascii="Calibri" w:cs="Calibri" w:eastAsia="Calibri" w:hAnsi="Calibri"/>
+                <w:color w:val="0F172A"/>
+                <w:sz w:val="19"/>
+                <w:szCs w:val="19"/>
+              </w:rPr>
+              <w:t xml:space="preserve">bcryptjs</w:t>
+            </w:r>
+          </w:p>
+        </w:tc>
+        <w:tc>
+          <w:tcPr>
+            <w:tcW w:type="dxa" w:w="4640"/>
+            <w:shd w:fill="FFFFFF" w:val="clear"/>
+            <w:tcMar>
+              <w:top w:type="dxa" w:w="40"/>
+              <w:left w:type="dxa" w:w="80"/>
+              <w:bottom w:type="dxa" w:w="40"/>
+              <w:right w:type="dxa" w:w="80"/>
+            </w:tcMar>
+            <w:vAlign w:val="center"/>
+          </w:tcPr>
+          <w:p>
+            <w:r>
+              <w:rPr>
+                <w:rFonts w:ascii="Calibri" w:cs="Calibri" w:eastAsia="Calibri" w:hAnsi="Calibri"/>
+                <w:color w:val="0F172A"/>
+                <w:sz w:val="19"/>
+                <w:szCs w:val="19"/>
+              </w:rPr>
+              <w:t xml:space="preserve">Hachage des mots de passe (salt 10)</w:t>
+            </w:r>
+          </w:p>
+        </w:tc>
+      </w:tr>
+      <w:tr>
+        <w:tc>
+          <w:tcPr>
+            <w:tcW w:type="dxa" w:w="1600"/>
+            <w:shd w:fill="F1F5F9" w:val="clear"/>
+            <w:tcMar>
+              <w:top w:type="dxa" w:w="40"/>
+              <w:left w:type="dxa" w:w="80"/>
+              <w:bottom w:type="dxa" w:w="40"/>
+              <w:right w:type="dxa" w:w="80"/>
+            </w:tcMar>
+            <w:vAlign w:val="center"/>
+          </w:tcPr>
+          <w:p>
+            <w:r>
+              <w:rPr>
+                <w:rFonts w:ascii="Calibri" w:cs="Calibri" w:eastAsia="Calibri" w:hAnsi="Calibri"/>
+                <w:color w:val="0F172A"/>
+                <w:sz w:val="19"/>
+                <w:szCs w:val="19"/>
+              </w:rPr>
               <w:t xml:space="preserve">BDD</w:t>
             </w:r>
           </w:p>
@@ -8144,7 +11970,7 @@
                 <w:sz w:val="19"/>
                 <w:szCs w:val="19"/>
               </w:rPr>
-              <w:t xml:space="preserve">10</w:t>
+              <w:t xml:space="preserve">15</w:t>
             </w:r>
           </w:p>
         </w:tc>
@@ -8366,7 +12192,7 @@
                 <w:sz w:val="19"/>
                 <w:szCs w:val="19"/>
               </w:rPr>
-              <w:t xml:space="preserve">7</w:t>
+              <w:t xml:space="preserve">6</w:t>
             </w:r>
           </w:p>
         </w:tc>
@@ -8440,7 +12266,7 @@
                 <w:sz w:val="19"/>
                 <w:szCs w:val="19"/>
               </w:rPr>
-              <w:t xml:space="preserve">12</w:t>
+              <w:t xml:space="preserve">15</w:t>
             </w:r>
           </w:p>
         </w:tc>
@@ -8539,6 +12365,80 @@
                 <w:szCs w:val="19"/>
               </w:rPr>
               <w:t xml:space="preserve">Matrice de permissions : GERANT / MAGASINIER / COMMERCIAL</w:t>
+            </w:r>
+          </w:p>
+        </w:tc>
+      </w:tr>
+      <w:tr>
+        <w:tc>
+          <w:tcPr>
+            <w:tcW w:type="dxa" w:w="2600"/>
+            <w:shd w:fill="FFFFFF" w:val="clear"/>
+            <w:tcMar>
+              <w:top w:type="dxa" w:w="40"/>
+              <w:left w:type="dxa" w:w="80"/>
+              <w:bottom w:type="dxa" w:w="40"/>
+              <w:right w:type="dxa" w:w="80"/>
+            </w:tcMar>
+            <w:vAlign w:val="center"/>
+          </w:tcPr>
+          <w:p>
+            <w:r>
+              <w:rPr>
+                <w:rFonts w:ascii="Calibri" w:cs="Calibri" w:eastAsia="Calibri" w:hAnsi="Calibri"/>
+                <w:color w:val="0F172A"/>
+                <w:sz w:val="19"/>
+                <w:szCs w:val="19"/>
+              </w:rPr>
+              <w:t xml:space="preserve">TOTAL</w:t>
+            </w:r>
+          </w:p>
+        </w:tc>
+        <w:tc>
+          <w:tcPr>
+            <w:tcW w:type="dxa" w:w="900"/>
+            <w:shd w:fill="FFFFFF" w:val="clear"/>
+            <w:tcMar>
+              <w:top w:type="dxa" w:w="40"/>
+              <w:left w:type="dxa" w:w="80"/>
+              <w:bottom w:type="dxa" w:w="40"/>
+              <w:right w:type="dxa" w:w="80"/>
+            </w:tcMar>
+            <w:vAlign w:val="center"/>
+          </w:tcPr>
+          <w:p>
+            <w:r>
+              <w:rPr>
+                <w:rFonts w:ascii="Calibri" w:cs="Calibri" w:eastAsia="Calibri" w:hAnsi="Calibri"/>
+                <w:color w:val="0F172A"/>
+                <w:sz w:val="19"/>
+                <w:szCs w:val="19"/>
+              </w:rPr>
+              <w:t xml:space="preserve">63</w:t>
+            </w:r>
+          </w:p>
+        </w:tc>
+        <w:tc>
+          <w:tcPr>
+            <w:tcW w:type="dxa" w:w="5140"/>
+            <w:shd w:fill="FFFFFF" w:val="clear"/>
+            <w:tcMar>
+              <w:top w:type="dxa" w:w="40"/>
+              <w:left w:type="dxa" w:w="80"/>
+              <w:bottom w:type="dxa" w:w="40"/>
+              <w:right w:type="dxa" w:w="80"/>
+            </w:tcMar>
+            <w:vAlign w:val="center"/>
+          </w:tcPr>
+          <w:p>
+            <w:r>
+              <w:rPr>
+                <w:rFonts w:ascii="Calibri" w:cs="Calibri" w:eastAsia="Calibri" w:hAnsi="Calibri"/>
+                <w:color w:val="0F172A"/>
+                <w:sz w:val="19"/>
+                <w:szCs w:val="19"/>
+              </w:rPr>
+              <w:t xml:space="preserve">7 suites — 63 tests passants (npx jest)</w:t>
             </w:r>
           </w:p>
         </w:tc>
@@ -8753,7 +12653,7 @@
                 <w:sz w:val="19"/>
                 <w:szCs w:val="19"/>
               </w:rPr>
-              <w:t xml:space="preserve">92 %</w:t>
+              <w:t xml:space="preserve">93 %</w:t>
             </w:r>
           </w:p>
         </w:tc>
@@ -8801,7 +12701,7 @@
                 <w:sz w:val="19"/>
                 <w:szCs w:val="19"/>
               </w:rPr>
-              <w:t xml:space="preserve">85 %</w:t>
+              <w:t xml:space="preserve">86 %</w:t>
             </w:r>
           </w:p>
         </w:tc>
@@ -9047,7 +12947,7 @@
                 <w:sz w:val="19"/>
                 <w:szCs w:val="19"/>
               </w:rPr>
-              <w:t xml:space="preserve">76 %</w:t>
+              <w:t xml:space="preserve">30 %</w:t>
             </w:r>
           </w:p>
         </w:tc>
@@ -9071,7 +12971,7 @@
                 <w:sz w:val="19"/>
                 <w:szCs w:val="19"/>
               </w:rPr>
-              <w:t xml:space="preserve">33 %</w:t>
+              <w:t xml:space="preserve">27 %</w:t>
             </w:r>
           </w:p>
         </w:tc>
@@ -9095,7 +12995,7 @@
                 <w:sz w:val="19"/>
                 <w:szCs w:val="19"/>
               </w:rPr>
-              <w:t xml:space="preserve">72 %</w:t>
+              <w:t xml:space="preserve">18 %</w:t>
             </w:r>
           </w:p>
         </w:tc>
@@ -9145,7 +13045,7 @@
                 <w:sz w:val="19"/>
                 <w:szCs w:val="19"/>
               </w:rPr>
-              <w:t xml:space="preserve">92 %</w:t>
+              <w:t xml:space="preserve">93 %</w:t>
             </w:r>
           </w:p>
         </w:tc>
@@ -9267,7 +13167,7 @@
                 <w:sz w:val="19"/>
                 <w:szCs w:val="19"/>
               </w:rPr>
-              <w:t xml:space="preserve">63 %</w:t>
+              <w:t xml:space="preserve">64 %</w:t>
             </w:r>
           </w:p>
         </w:tc>
@@ -9291,7 +13191,7 @@
                 <w:sz w:val="19"/>
                 <w:szCs w:val="19"/>
               </w:rPr>
-              <w:t xml:space="preserve">63 %</w:t>
+              <w:t xml:space="preserve">64 %</w:t>
             </w:r>
           </w:p>
         </w:tc>
@@ -9365,7 +13265,7 @@
                 <w:sz w:val="19"/>
                 <w:szCs w:val="19"/>
               </w:rPr>
-              <w:t xml:space="preserve">85 %</w:t>
+              <w:t xml:space="preserve">86 %</w:t>
             </w:r>
           </w:p>
         </w:tc>
@@ -9439,7 +13339,7 @@
                 <w:sz w:val="19"/>
                 <w:szCs w:val="19"/>
               </w:rPr>
-              <w:t xml:space="preserve">90 %</w:t>
+              <w:t xml:space="preserve">91 %</w:t>
             </w:r>
           </w:p>
         </w:tc>
@@ -9487,7 +13387,7 @@
                 <w:sz w:val="19"/>
                 <w:szCs w:val="19"/>
               </w:rPr>
-              <w:t xml:space="preserve">77 %</w:t>
+              <w:t xml:space="preserve">78 %</w:t>
             </w:r>
           </w:p>
         </w:tc>
@@ -9537,7 +13437,7 @@
                 <w:sz w:val="19"/>
                 <w:szCs w:val="19"/>
               </w:rPr>
-              <w:t xml:space="preserve">84 % OK</w:t>
+              <w:t xml:space="preserve">64 %</w:t>
             </w:r>
           </w:p>
         </w:tc>
@@ -9561,7 +13461,7 @@
                 <w:sz w:val="19"/>
                 <w:szCs w:val="19"/>
               </w:rPr>
-              <w:t xml:space="preserve">80 % OK</w:t>
+              <w:t xml:space="preserve">67 %</w:t>
             </w:r>
           </w:p>
         </w:tc>
@@ -9585,12 +13485,58 @@
                 <w:sz w:val="19"/>
                 <w:szCs w:val="19"/>
               </w:rPr>
-              <w:t xml:space="preserve">67 % OK</w:t>
+              <w:t xml:space="preserve">47 %</w:t>
             </w:r>
           </w:p>
         </w:tc>
       </w:tr>
     </w:tbl>
+    <w:p>
+      <w:pPr>
+        <w:spacing w:after="80" w:before="0"/>
+      </w:pPr>
+      <w:r>
+        <w:t xml:space="preserve"/>
+      </w:r>
+    </w:p>
+    <w:p>
+      <w:pPr>
+        <w:spacing w:after="80" w:before="40" w:line="276" w:lineRule="auto"/>
+        <w:jc w:val="both"/>
+      </w:pPr>
+      <w:r>
+        <w:rPr>
+          <w:rFonts w:ascii="Calibri" w:cs="Calibri" w:eastAsia="Calibri" w:hAnsi="Calibri"/>
+          <w:color w:val="0F172A"/>
+          <w:sz w:val="21"/>
+          <w:szCs w:val="21"/>
+        </w:rPr>
+        <w:t xml:space="preserve">La couverture globale a baisse avec la version v1.1.0 : les nouveaux parcours d'authentification (creation de compte, Google OAuth, renouvellement de jeton, reinitialisation du mot de passe) representent environ 200 lignes ajoutees a routes/auth.js, qui ne sont pas encore couvertes par des tests automatises. Ce point est identifie et planifie en section 12 (BUG-005).</w:t>
+      </w:r>
+    </w:p>
+    <w:p>
+      <w:pPr>
+        <w:spacing w:after="40" w:before="0"/>
+      </w:pPr>
+      <w:r>
+        <w:t xml:space="preserve"/>
+      </w:r>
+    </w:p>
+    <w:p>
+      <w:pPr>
+        <w:spacing w:after="80" w:before="40" w:line="276" w:lineRule="auto"/>
+        <w:jc w:val="both"/>
+      </w:pPr>
+      <w:r>
+        <w:rPr>
+          <w:rFonts w:ascii="Calibri" w:cs="Calibri" w:eastAsia="Calibri" w:hAnsi="Calibri"/>
+          <w:color w:val="0F172A"/>
+          <w:sz w:val="21"/>
+          <w:szCs w:val="21"/>
+        </w:rPr>
+        <w:t xml:space="preserve">Ces parcours ont ete valides manuellement et sont consignes au cahier de recettes (section 11) : creation de compte, connexion Google, renouvellement transparent du jeton et reinitialisation du mot de passe.</w:t>
+      </w:r>
+    </w:p>
     <w:p>
       <w:pPr>
         <w:spacing w:after="120" w:before="0"/>
@@ -10279,7 +14225,7 @@
                 <w:sz w:val="19"/>
                 <w:szCs w:val="19"/>
               </w:rPr>
-              <w:t xml:space="preserve">bcrypt salt 10 pour les mots de passe. JWT signe (secret &gt;= 32 chars). HTTPS via Nginx en prod.</w:t>
+              <w:t xml:space="preserve">bcrypt salt 10. JWT signe (secret &gt;= 32 chars). Refresh token et token de reinitialisation generes via crypto.randomBytes. HTTPS via Nginx en prod.</w:t>
             </w:r>
           </w:p>
         </w:tc>
@@ -10649,7 +14595,7 @@
                 <w:sz w:val="19"/>
                 <w:szCs w:val="19"/>
               </w:rPr>
-              <w:t xml:space="preserve">JWT expiration 8h. Comparaison timing-safe via bcrypt.compare sur hash fictif.</w:t>
+              <w:t xml:space="preserve">Access token 15 min + refresh token httpOnly avec rotation. Comparaison timing-safe via bcrypt.compare sur hash fictif. Anti-enumeration sur mot de passe oublie.</w:t>
             </w:r>
           </w:p>
         </w:tc>
@@ -10927,6 +14873,756 @@
           <w:szCs w:val="20"/>
         </w:rPr>
         <w:t xml:space="preserve">JWT_SECRET et DATABASE_URL sont injectes via les Secrets GitHub Actions. Ces valeurs ne sont jamais committees dans le depot Git.</w:t>
+      </w:r>
+    </w:p>
+    <w:p>
+      <w:pPr>
+        <w:spacing w:after="120" w:before="0"/>
+      </w:pPr>
+      <w:r>
+        <w:t xml:space="preserve"/>
+      </w:r>
+    </w:p>
+    <w:p>
+      <w:pPr>
+        <w:spacing w:after="80" w:before="200"/>
+      </w:pPr>
+      <w:r>
+        <w:rPr>
+          <w:rFonts w:ascii="Calibri" w:cs="Calibri" w:eastAsia="Calibri" w:hAnsi="Calibri"/>
+          <w:b/>
+          <w:bCs/>
+          <w:color w:val="1d4ed8"/>
+          <w:sz w:val="24"/>
+          <w:szCs w:val="24"/>
+        </w:rPr>
+        <w:t xml:space="preserve">8.2 Securisation du parcours d'authentification</w:t>
+      </w:r>
+    </w:p>
+    <w:tbl>
+      <w:tblPr>
+        <w:tblW w:type="dxa" w:w="8640"/>
+        <w:tblBorders>
+          <w:top w:val="single" w:color="E2E8F0" w:sz="4"/>
+          <w:left w:val="single" w:color="E2E8F0" w:sz="4"/>
+          <w:bottom w:val="single" w:color="E2E8F0" w:sz="4"/>
+          <w:right w:val="single" w:color="E2E8F0" w:sz="4"/>
+          <w:insideH w:val="single" w:color="auto" w:sz="4"/>
+          <w:insideV w:val="single" w:color="auto" w:sz="4"/>
+        </w:tblBorders>
+        <w:tblLayout w:type="fixed"/>
+      </w:tblPr>
+      <w:tblGrid>
+        <w:gridCol w:w="2400"/>
+        <w:gridCol w:w="4800"/>
+        <w:gridCol w:w="1440"/>
+      </w:tblGrid>
+      <w:tr>
+        <w:trPr>
+          <w:tblHeader/>
+        </w:trPr>
+        <w:tc>
+          <w:tcPr>
+            <w:tcW w:type="dxa" w:w="2400"/>
+            <w:shd w:fill="2563EB" w:val="clear"/>
+            <w:tcMar>
+              <w:top w:type="dxa" w:w="40"/>
+              <w:left w:type="dxa" w:w="80"/>
+              <w:bottom w:type="dxa" w:w="40"/>
+              <w:right w:type="dxa" w:w="80"/>
+            </w:tcMar>
+            <w:vAlign w:val="center"/>
+          </w:tcPr>
+          <w:p>
+            <w:pPr>
+              <w:jc w:val="center"/>
+            </w:pPr>
+            <w:r>
+              <w:rPr>
+                <w:rFonts w:ascii="Calibri" w:cs="Calibri" w:eastAsia="Calibri" w:hAnsi="Calibri"/>
+                <w:b/>
+                <w:bCs/>
+                <w:color w:val="FFFFFF"/>
+                <w:sz w:val="19"/>
+                <w:szCs w:val="19"/>
+              </w:rPr>
+              <w:t xml:space="preserve">Risque</w:t>
+            </w:r>
+          </w:p>
+        </w:tc>
+        <w:tc>
+          <w:tcPr>
+            <w:tcW w:type="dxa" w:w="4800"/>
+            <w:shd w:fill="2563EB" w:val="clear"/>
+            <w:tcMar>
+              <w:top w:type="dxa" w:w="40"/>
+              <w:left w:type="dxa" w:w="80"/>
+              <w:bottom w:type="dxa" w:w="40"/>
+              <w:right w:type="dxa" w:w="80"/>
+            </w:tcMar>
+            <w:vAlign w:val="center"/>
+          </w:tcPr>
+          <w:p>
+            <w:pPr>
+              <w:jc w:val="center"/>
+            </w:pPr>
+            <w:r>
+              <w:rPr>
+                <w:rFonts w:ascii="Calibri" w:cs="Calibri" w:eastAsia="Calibri" w:hAnsi="Calibri"/>
+                <w:b/>
+                <w:bCs/>
+                <w:color w:val="FFFFFF"/>
+                <w:sz w:val="19"/>
+                <w:szCs w:val="19"/>
+              </w:rPr>
+              <w:t xml:space="preserve">Contre-mesure</w:t>
+            </w:r>
+          </w:p>
+        </w:tc>
+        <w:tc>
+          <w:tcPr>
+            <w:tcW w:type="dxa" w:w="1440"/>
+            <w:shd w:fill="2563EB" w:val="clear"/>
+            <w:tcMar>
+              <w:top w:type="dxa" w:w="40"/>
+              <w:left w:type="dxa" w:w="80"/>
+              <w:bottom w:type="dxa" w:w="40"/>
+              <w:right w:type="dxa" w:w="80"/>
+            </w:tcMar>
+            <w:vAlign w:val="center"/>
+          </w:tcPr>
+          <w:p>
+            <w:pPr>
+              <w:jc w:val="center"/>
+            </w:pPr>
+            <w:r>
+              <w:rPr>
+                <w:rFonts w:ascii="Calibri" w:cs="Calibri" w:eastAsia="Calibri" w:hAnsi="Calibri"/>
+                <w:b/>
+                <w:bCs/>
+                <w:color w:val="FFFFFF"/>
+                <w:sz w:val="19"/>
+                <w:szCs w:val="19"/>
+              </w:rPr>
+              <w:t xml:space="preserve">Ou</w:t>
+            </w:r>
+          </w:p>
+        </w:tc>
+      </w:tr>
+      <w:tr>
+        <w:tc>
+          <w:tcPr>
+            <w:tcW w:type="dxa" w:w="2400"/>
+            <w:shd w:fill="F1F5F9" w:val="clear"/>
+            <w:tcMar>
+              <w:top w:type="dxa" w:w="40"/>
+              <w:left w:type="dxa" w:w="80"/>
+              <w:bottom w:type="dxa" w:w="40"/>
+              <w:right w:type="dxa" w:w="80"/>
+            </w:tcMar>
+            <w:vAlign w:val="center"/>
+          </w:tcPr>
+          <w:p>
+            <w:r>
+              <w:rPr>
+                <w:rFonts w:ascii="Calibri" w:cs="Calibri" w:eastAsia="Calibri" w:hAnsi="Calibri"/>
+                <w:color w:val="0F172A"/>
+                <w:sz w:val="19"/>
+                <w:szCs w:val="19"/>
+              </w:rPr>
+              <w:t xml:space="preserve">Vol de jeton par XSS</w:t>
+            </w:r>
+          </w:p>
+        </w:tc>
+        <w:tc>
+          <w:tcPr>
+            <w:tcW w:type="dxa" w:w="4800"/>
+            <w:shd w:fill="F1F5F9" w:val="clear"/>
+            <w:tcMar>
+              <w:top w:type="dxa" w:w="40"/>
+              <w:left w:type="dxa" w:w="80"/>
+              <w:bottom w:type="dxa" w:w="40"/>
+              <w:right w:type="dxa" w:w="80"/>
+            </w:tcMar>
+            <w:vAlign w:val="center"/>
+          </w:tcPr>
+          <w:p>
+            <w:r>
+              <w:rPr>
+                <w:rFonts w:ascii="Calibri" w:cs="Calibri" w:eastAsia="Calibri" w:hAnsi="Calibri"/>
+                <w:color w:val="0F172A"/>
+                <w:sz w:val="19"/>
+                <w:szCs w:val="19"/>
+              </w:rPr>
+              <w:t xml:space="preserve">Le refresh token est un cookie httpOnly : inaccessible au JavaScript.</w:t>
+            </w:r>
+          </w:p>
+        </w:tc>
+        <w:tc>
+          <w:tcPr>
+            <w:tcW w:type="dxa" w:w="1440"/>
+            <w:shd w:fill="F1F5F9" w:val="clear"/>
+            <w:tcMar>
+              <w:top w:type="dxa" w:w="40"/>
+              <w:left w:type="dxa" w:w="80"/>
+              <w:bottom w:type="dxa" w:w="40"/>
+              <w:right w:type="dxa" w:w="80"/>
+            </w:tcMar>
+            <w:vAlign w:val="center"/>
+          </w:tcPr>
+          <w:p>
+            <w:r>
+              <w:rPr>
+                <w:rFonts w:ascii="Calibri" w:cs="Calibri" w:eastAsia="Calibri" w:hAnsi="Calibri"/>
+                <w:color w:val="0F172A"/>
+                <w:sz w:val="19"/>
+                <w:szCs w:val="19"/>
+              </w:rPr>
+              <w:t xml:space="preserve">routes/auth.js</w:t>
+            </w:r>
+          </w:p>
+        </w:tc>
+      </w:tr>
+      <w:tr>
+        <w:tc>
+          <w:tcPr>
+            <w:tcW w:type="dxa" w:w="2400"/>
+            <w:shd w:fill="FFFFFF" w:val="clear"/>
+            <w:tcMar>
+              <w:top w:type="dxa" w:w="40"/>
+              <w:left w:type="dxa" w:w="80"/>
+              <w:bottom w:type="dxa" w:w="40"/>
+              <w:right w:type="dxa" w:w="80"/>
+            </w:tcMar>
+            <w:vAlign w:val="center"/>
+          </w:tcPr>
+          <w:p>
+            <w:r>
+              <w:rPr>
+                <w:rFonts w:ascii="Calibri" w:cs="Calibri" w:eastAsia="Calibri" w:hAnsi="Calibri"/>
+                <w:color w:val="0F172A"/>
+                <w:sz w:val="19"/>
+                <w:szCs w:val="19"/>
+              </w:rPr>
+              <w:t xml:space="preserve">Rejeu de session</w:t>
+            </w:r>
+          </w:p>
+        </w:tc>
+        <w:tc>
+          <w:tcPr>
+            <w:tcW w:type="dxa" w:w="4800"/>
+            <w:shd w:fill="FFFFFF" w:val="clear"/>
+            <w:tcMar>
+              <w:top w:type="dxa" w:w="40"/>
+              <w:left w:type="dxa" w:w="80"/>
+              <w:bottom w:type="dxa" w:w="40"/>
+              <w:right w:type="dxa" w:w="80"/>
+            </w:tcMar>
+            <w:vAlign w:val="center"/>
+          </w:tcPr>
+          <w:p>
+            <w:r>
+              <w:rPr>
+                <w:rFonts w:ascii="Calibri" w:cs="Calibri" w:eastAsia="Calibri" w:hAnsi="Calibri"/>
+                <w:color w:val="0F172A"/>
+                <w:sz w:val="19"/>
+                <w:szCs w:val="19"/>
+              </w:rPr>
+              <w:t xml:space="preserve">Rotation du refresh token a chaque renouvellement.</w:t>
+            </w:r>
+          </w:p>
+        </w:tc>
+        <w:tc>
+          <w:tcPr>
+            <w:tcW w:type="dxa" w:w="1440"/>
+            <w:shd w:fill="FFFFFF" w:val="clear"/>
+            <w:tcMar>
+              <w:top w:type="dxa" w:w="40"/>
+              <w:left w:type="dxa" w:w="80"/>
+              <w:bottom w:type="dxa" w:w="40"/>
+              <w:right w:type="dxa" w:w="80"/>
+            </w:tcMar>
+            <w:vAlign w:val="center"/>
+          </w:tcPr>
+          <w:p>
+            <w:r>
+              <w:rPr>
+                <w:rFonts w:ascii="Calibri" w:cs="Calibri" w:eastAsia="Calibri" w:hAnsi="Calibri"/>
+                <w:color w:val="0F172A"/>
+                <w:sz w:val="19"/>
+                <w:szCs w:val="19"/>
+              </w:rPr>
+              <w:t xml:space="preserve">routes/auth.js</w:t>
+            </w:r>
+          </w:p>
+        </w:tc>
+      </w:tr>
+      <w:tr>
+        <w:tc>
+          <w:tcPr>
+            <w:tcW w:type="dxa" w:w="2400"/>
+            <w:shd w:fill="F1F5F9" w:val="clear"/>
+            <w:tcMar>
+              <w:top w:type="dxa" w:w="40"/>
+              <w:left w:type="dxa" w:w="80"/>
+              <w:bottom w:type="dxa" w:w="40"/>
+              <w:right w:type="dxa" w:w="80"/>
+            </w:tcMar>
+            <w:vAlign w:val="center"/>
+          </w:tcPr>
+          <w:p>
+            <w:r>
+              <w:rPr>
+                <w:rFonts w:ascii="Calibri" w:cs="Calibri" w:eastAsia="Calibri" w:hAnsi="Calibri"/>
+                <w:color w:val="0F172A"/>
+                <w:sz w:val="19"/>
+                <w:szCs w:val="19"/>
+              </w:rPr>
+              <w:t xml:space="preserve">CSRF</w:t>
+            </w:r>
+          </w:p>
+        </w:tc>
+        <w:tc>
+          <w:tcPr>
+            <w:tcW w:type="dxa" w:w="4800"/>
+            <w:shd w:fill="F1F5F9" w:val="clear"/>
+            <w:tcMar>
+              <w:top w:type="dxa" w:w="40"/>
+              <w:left w:type="dxa" w:w="80"/>
+              <w:bottom w:type="dxa" w:w="40"/>
+              <w:right w:type="dxa" w:w="80"/>
+            </w:tcMar>
+            <w:vAlign w:val="center"/>
+          </w:tcPr>
+          <w:p>
+            <w:r>
+              <w:rPr>
+                <w:rFonts w:ascii="Calibri" w:cs="Calibri" w:eastAsia="Calibri" w:hAnsi="Calibri"/>
+                <w:color w:val="0F172A"/>
+                <w:sz w:val="19"/>
+                <w:szCs w:val="19"/>
+              </w:rPr>
+              <w:t xml:space="preserve">Cookie SameSite=Strict, portee limitee au chemin /api/auth.</w:t>
+            </w:r>
+          </w:p>
+        </w:tc>
+        <w:tc>
+          <w:tcPr>
+            <w:tcW w:type="dxa" w:w="1440"/>
+            <w:shd w:fill="F1F5F9" w:val="clear"/>
+            <w:tcMar>
+              <w:top w:type="dxa" w:w="40"/>
+              <w:left w:type="dxa" w:w="80"/>
+              <w:bottom w:type="dxa" w:w="40"/>
+              <w:right w:type="dxa" w:w="80"/>
+            </w:tcMar>
+            <w:vAlign w:val="center"/>
+          </w:tcPr>
+          <w:p>
+            <w:r>
+              <w:rPr>
+                <w:rFonts w:ascii="Calibri" w:cs="Calibri" w:eastAsia="Calibri" w:hAnsi="Calibri"/>
+                <w:color w:val="0F172A"/>
+                <w:sz w:val="19"/>
+                <w:szCs w:val="19"/>
+              </w:rPr>
+              <w:t xml:space="preserve">routes/auth.js</w:t>
+            </w:r>
+          </w:p>
+        </w:tc>
+      </w:tr>
+      <w:tr>
+        <w:tc>
+          <w:tcPr>
+            <w:tcW w:type="dxa" w:w="2400"/>
+            <w:shd w:fill="FFFFFF" w:val="clear"/>
+            <w:tcMar>
+              <w:top w:type="dxa" w:w="40"/>
+              <w:left w:type="dxa" w:w="80"/>
+              <w:bottom w:type="dxa" w:w="40"/>
+              <w:right w:type="dxa" w:w="80"/>
+            </w:tcMar>
+            <w:vAlign w:val="center"/>
+          </w:tcPr>
+          <w:p>
+            <w:r>
+              <w:rPr>
+                <w:rFonts w:ascii="Calibri" w:cs="Calibri" w:eastAsia="Calibri" w:hAnsi="Calibri"/>
+                <w:color w:val="0F172A"/>
+                <w:sz w:val="19"/>
+                <w:szCs w:val="19"/>
+              </w:rPr>
+              <w:t xml:space="preserve">Elevation de privileges</w:t>
+            </w:r>
+          </w:p>
+        </w:tc>
+        <w:tc>
+          <w:tcPr>
+            <w:tcW w:type="dxa" w:w="4800"/>
+            <w:shd w:fill="FFFFFF" w:val="clear"/>
+            <w:tcMar>
+              <w:top w:type="dxa" w:w="40"/>
+              <w:left w:type="dxa" w:w="80"/>
+              <w:bottom w:type="dxa" w:w="40"/>
+              <w:right w:type="dxa" w:w="80"/>
+            </w:tcMar>
+            <w:vAlign w:val="center"/>
+          </w:tcPr>
+          <w:p>
+            <w:r>
+              <w:rPr>
+                <w:rFonts w:ascii="Calibri" w:cs="Calibri" w:eastAsia="Calibri" w:hAnsi="Calibri"/>
+                <w:color w:val="0F172A"/>
+                <w:sz w:val="19"/>
+                <w:szCs w:val="19"/>
+              </w:rPr>
+              <w:t xml:space="preserve">Role COMMERCIAL impose a toute auto-inscription ; le role n'est jamais lu depuis la requete.</w:t>
+            </w:r>
+          </w:p>
+        </w:tc>
+        <w:tc>
+          <w:tcPr>
+            <w:tcW w:type="dxa" w:w="1440"/>
+            <w:shd w:fill="FFFFFF" w:val="clear"/>
+            <w:tcMar>
+              <w:top w:type="dxa" w:w="40"/>
+              <w:left w:type="dxa" w:w="80"/>
+              <w:bottom w:type="dxa" w:w="40"/>
+              <w:right w:type="dxa" w:w="80"/>
+            </w:tcMar>
+            <w:vAlign w:val="center"/>
+          </w:tcPr>
+          <w:p>
+            <w:r>
+              <w:rPr>
+                <w:rFonts w:ascii="Calibri" w:cs="Calibri" w:eastAsia="Calibri" w:hAnsi="Calibri"/>
+                <w:color w:val="0F172A"/>
+                <w:sz w:val="19"/>
+                <w:szCs w:val="19"/>
+              </w:rPr>
+              <w:t xml:space="preserve">routes/auth.js</w:t>
+            </w:r>
+          </w:p>
+        </w:tc>
+      </w:tr>
+      <w:tr>
+        <w:tc>
+          <w:tcPr>
+            <w:tcW w:type="dxa" w:w="2400"/>
+            <w:shd w:fill="F1F5F9" w:val="clear"/>
+            <w:tcMar>
+              <w:top w:type="dxa" w:w="40"/>
+              <w:left w:type="dxa" w:w="80"/>
+              <w:bottom w:type="dxa" w:w="40"/>
+              <w:right w:type="dxa" w:w="80"/>
+            </w:tcMar>
+            <w:vAlign w:val="center"/>
+          </w:tcPr>
+          <w:p>
+            <w:r>
+              <w:rPr>
+                <w:rFonts w:ascii="Calibri" w:cs="Calibri" w:eastAsia="Calibri" w:hAnsi="Calibri"/>
+                <w:color w:val="0F172A"/>
+                <w:sz w:val="19"/>
+                <w:szCs w:val="19"/>
+              </w:rPr>
+              <w:t xml:space="preserve">Enumeration des comptes</w:t>
+            </w:r>
+          </w:p>
+        </w:tc>
+        <w:tc>
+          <w:tcPr>
+            <w:tcW w:type="dxa" w:w="4800"/>
+            <w:shd w:fill="F1F5F9" w:val="clear"/>
+            <w:tcMar>
+              <w:top w:type="dxa" w:w="40"/>
+              <w:left w:type="dxa" w:w="80"/>
+              <w:bottom w:type="dxa" w:w="40"/>
+              <w:right w:type="dxa" w:w="80"/>
+            </w:tcMar>
+            <w:vAlign w:val="center"/>
+          </w:tcPr>
+          <w:p>
+            <w:r>
+              <w:rPr>
+                <w:rFonts w:ascii="Calibri" w:cs="Calibri" w:eastAsia="Calibri" w:hAnsi="Calibri"/>
+                <w:color w:val="0F172A"/>
+                <w:sz w:val="19"/>
+                <w:szCs w:val="19"/>
+              </w:rPr>
+              <w:t xml:space="preserve">Reponse HTTP 200 identique que l'email existe ou non.</w:t>
+            </w:r>
+          </w:p>
+        </w:tc>
+        <w:tc>
+          <w:tcPr>
+            <w:tcW w:type="dxa" w:w="1440"/>
+            <w:shd w:fill="F1F5F9" w:val="clear"/>
+            <w:tcMar>
+              <w:top w:type="dxa" w:w="40"/>
+              <w:left w:type="dxa" w:w="80"/>
+              <w:bottom w:type="dxa" w:w="40"/>
+              <w:right w:type="dxa" w:w="80"/>
+            </w:tcMar>
+            <w:vAlign w:val="center"/>
+          </w:tcPr>
+          <w:p>
+            <w:r>
+              <w:rPr>
+                <w:rFonts w:ascii="Calibri" w:cs="Calibri" w:eastAsia="Calibri" w:hAnsi="Calibri"/>
+                <w:color w:val="0F172A"/>
+                <w:sz w:val="19"/>
+                <w:szCs w:val="19"/>
+              </w:rPr>
+              <w:t xml:space="preserve">routes/auth.js</w:t>
+            </w:r>
+          </w:p>
+        </w:tc>
+      </w:tr>
+      <w:tr>
+        <w:tc>
+          <w:tcPr>
+            <w:tcW w:type="dxa" w:w="2400"/>
+            <w:shd w:fill="FFFFFF" w:val="clear"/>
+            <w:tcMar>
+              <w:top w:type="dxa" w:w="40"/>
+              <w:left w:type="dxa" w:w="80"/>
+              <w:bottom w:type="dxa" w:w="40"/>
+              <w:right w:type="dxa" w:w="80"/>
+            </w:tcMar>
+            <w:vAlign w:val="center"/>
+          </w:tcPr>
+          <w:p>
+            <w:r>
+              <w:rPr>
+                <w:rFonts w:ascii="Calibri" w:cs="Calibri" w:eastAsia="Calibri" w:hAnsi="Calibri"/>
+                <w:color w:val="0F172A"/>
+                <w:sz w:val="19"/>
+                <w:szCs w:val="19"/>
+              </w:rPr>
+              <w:t xml:space="preserve">Force brute sur le login</w:t>
+            </w:r>
+          </w:p>
+        </w:tc>
+        <w:tc>
+          <w:tcPr>
+            <w:tcW w:type="dxa" w:w="4800"/>
+            <w:shd w:fill="FFFFFF" w:val="clear"/>
+            <w:tcMar>
+              <w:top w:type="dxa" w:w="40"/>
+              <w:left w:type="dxa" w:w="80"/>
+              <w:bottom w:type="dxa" w:w="40"/>
+              <w:right w:type="dxa" w:w="80"/>
+            </w:tcMar>
+            <w:vAlign w:val="center"/>
+          </w:tcPr>
+          <w:p>
+            <w:r>
+              <w:rPr>
+                <w:rFonts w:ascii="Calibri" w:cs="Calibri" w:eastAsia="Calibri" w:hAnsi="Calibri"/>
+                <w:color w:val="0F172A"/>
+                <w:sz w:val="19"/>
+                <w:szCs w:val="19"/>
+              </w:rPr>
+              <w:t xml:space="preserve">Rate limiting : 10 tentatives / 15 min, puis HTTP 429.</w:t>
+            </w:r>
+          </w:p>
+        </w:tc>
+        <w:tc>
+          <w:tcPr>
+            <w:tcW w:type="dxa" w:w="1440"/>
+            <w:shd w:fill="FFFFFF" w:val="clear"/>
+            <w:tcMar>
+              <w:top w:type="dxa" w:w="40"/>
+              <w:left w:type="dxa" w:w="80"/>
+              <w:bottom w:type="dxa" w:w="40"/>
+              <w:right w:type="dxa" w:w="80"/>
+            </w:tcMar>
+            <w:vAlign w:val="center"/>
+          </w:tcPr>
+          <w:p>
+            <w:r>
+              <w:rPr>
+                <w:rFonts w:ascii="Calibri" w:cs="Calibri" w:eastAsia="Calibri" w:hAnsi="Calibri"/>
+                <w:color w:val="0F172A"/>
+                <w:sz w:val="19"/>
+                <w:szCs w:val="19"/>
+              </w:rPr>
+              <w:t xml:space="preserve">app.js</w:t>
+            </w:r>
+          </w:p>
+        </w:tc>
+      </w:tr>
+      <w:tr>
+        <w:tc>
+          <w:tcPr>
+            <w:tcW w:type="dxa" w:w="2400"/>
+            <w:shd w:fill="F1F5F9" w:val="clear"/>
+            <w:tcMar>
+              <w:top w:type="dxa" w:w="40"/>
+              <w:left w:type="dxa" w:w="80"/>
+              <w:bottom w:type="dxa" w:w="40"/>
+              <w:right w:type="dxa" w:w="80"/>
+            </w:tcMar>
+            <w:vAlign w:val="center"/>
+          </w:tcPr>
+          <w:p>
+            <w:r>
+              <w:rPr>
+                <w:rFonts w:ascii="Calibri" w:cs="Calibri" w:eastAsia="Calibri" w:hAnsi="Calibri"/>
+                <w:color w:val="0F172A"/>
+                <w:sz w:val="19"/>
+                <w:szCs w:val="19"/>
+              </w:rPr>
+              <w:t xml:space="preserve">Lien de reinitialisation vole</w:t>
+            </w:r>
+          </w:p>
+        </w:tc>
+        <w:tc>
+          <w:tcPr>
+            <w:tcW w:type="dxa" w:w="4800"/>
+            <w:shd w:fill="F1F5F9" w:val="clear"/>
+            <w:tcMar>
+              <w:top w:type="dxa" w:w="40"/>
+              <w:left w:type="dxa" w:w="80"/>
+              <w:bottom w:type="dxa" w:w="40"/>
+              <w:right w:type="dxa" w:w="80"/>
+            </w:tcMar>
+            <w:vAlign w:val="center"/>
+          </w:tcPr>
+          <w:p>
+            <w:r>
+              <w:rPr>
+                <w:rFonts w:ascii="Calibri" w:cs="Calibri" w:eastAsia="Calibri" w:hAnsi="Calibri"/>
+                <w:color w:val="0F172A"/>
+                <w:sz w:val="19"/>
+                <w:szCs w:val="19"/>
+              </w:rPr>
+              <w:t xml:space="preserve">Token aleatoire 32 octets, valable 1 h, usage unique, invalide les sessions.</w:t>
+            </w:r>
+          </w:p>
+        </w:tc>
+        <w:tc>
+          <w:tcPr>
+            <w:tcW w:type="dxa" w:w="1440"/>
+            <w:shd w:fill="F1F5F9" w:val="clear"/>
+            <w:tcMar>
+              <w:top w:type="dxa" w:w="40"/>
+              <w:left w:type="dxa" w:w="80"/>
+              <w:bottom w:type="dxa" w:w="40"/>
+              <w:right w:type="dxa" w:w="80"/>
+            </w:tcMar>
+            <w:vAlign w:val="center"/>
+          </w:tcPr>
+          <w:p>
+            <w:r>
+              <w:rPr>
+                <w:rFonts w:ascii="Calibri" w:cs="Calibri" w:eastAsia="Calibri" w:hAnsi="Calibri"/>
+                <w:color w:val="0F172A"/>
+                <w:sz w:val="19"/>
+                <w:szCs w:val="19"/>
+              </w:rPr>
+              <w:t xml:space="preserve">routes/auth.js</w:t>
+            </w:r>
+          </w:p>
+        </w:tc>
+      </w:tr>
+      <w:tr>
+        <w:tc>
+          <w:tcPr>
+            <w:tcW w:type="dxa" w:w="2400"/>
+            <w:shd w:fill="FFFFFF" w:val="clear"/>
+            <w:tcMar>
+              <w:top w:type="dxa" w:w="40"/>
+              <w:left w:type="dxa" w:w="80"/>
+              <w:bottom w:type="dxa" w:w="40"/>
+              <w:right w:type="dxa" w:w="80"/>
+            </w:tcMar>
+            <w:vAlign w:val="center"/>
+          </w:tcPr>
+          <w:p>
+            <w:r>
+              <w:rPr>
+                <w:rFonts w:ascii="Calibri" w:cs="Calibri" w:eastAsia="Calibri" w:hAnsi="Calibri"/>
+                <w:color w:val="0F172A"/>
+                <w:sz w:val="19"/>
+                <w:szCs w:val="19"/>
+              </w:rPr>
+              <w:t xml:space="preserve">Usurpation via OAuth</w:t>
+            </w:r>
+          </w:p>
+        </w:tc>
+        <w:tc>
+          <w:tcPr>
+            <w:tcW w:type="dxa" w:w="4800"/>
+            <w:shd w:fill="FFFFFF" w:val="clear"/>
+            <w:tcMar>
+              <w:top w:type="dxa" w:w="40"/>
+              <w:left w:type="dxa" w:w="80"/>
+              <w:bottom w:type="dxa" w:w="40"/>
+              <w:right w:type="dxa" w:w="80"/>
+            </w:tcMar>
+            <w:vAlign w:val="center"/>
+          </w:tcPr>
+          <w:p>
+            <w:r>
+              <w:rPr>
+                <w:rFonts w:ascii="Calibri" w:cs="Calibri" w:eastAsia="Calibri" w:hAnsi="Calibri"/>
+                <w:color w:val="0F172A"/>
+                <w:sz w:val="19"/>
+                <w:szCs w:val="19"/>
+              </w:rPr>
+              <w:t xml:space="preserve">Verification de l'email fourni par Google et liaison sur googleId unique.</w:t>
+            </w:r>
+          </w:p>
+        </w:tc>
+        <w:tc>
+          <w:tcPr>
+            <w:tcW w:type="dxa" w:w="1440"/>
+            <w:shd w:fill="FFFFFF" w:val="clear"/>
+            <w:tcMar>
+              <w:top w:type="dxa" w:w="40"/>
+              <w:left w:type="dxa" w:w="80"/>
+              <w:bottom w:type="dxa" w:w="40"/>
+              <w:right w:type="dxa" w:w="80"/>
+            </w:tcMar>
+            <w:vAlign w:val="center"/>
+          </w:tcPr>
+          <w:p>
+            <w:r>
+              <w:rPr>
+                <w:rFonts w:ascii="Calibri" w:cs="Calibri" w:eastAsia="Calibri" w:hAnsi="Calibri"/>
+                <w:color w:val="0F172A"/>
+                <w:sz w:val="19"/>
+                <w:szCs w:val="19"/>
+              </w:rPr>
+              <w:t xml:space="preserve">routes/auth.js</w:t>
+            </w:r>
+          </w:p>
+        </w:tc>
+      </w:tr>
+    </w:tbl>
+    <w:p>
+      <w:pPr>
+        <w:spacing w:after="80" w:before="0"/>
+      </w:pPr>
+      <w:r>
+        <w:t xml:space="preserve"/>
+      </w:r>
+    </w:p>
+    <w:p>
+      <w:pPr>
+        <w:spacing w:after="80" w:before="40" w:line="276" w:lineRule="auto"/>
+        <w:jc w:val="both"/>
+      </w:pPr>
+      <w:r>
+        <w:rPr>
+          <w:rFonts w:ascii="Calibri" w:cs="Calibri" w:eastAsia="Calibri" w:hAnsi="Calibri"/>
+          <w:color w:val="0F172A"/>
+          <w:sz w:val="21"/>
+          <w:szCs w:val="21"/>
+        </w:rPr>
+        <w:t xml:space="preserve">La reinitialisation du mot de passe revoque egalement le refresh token en cours : un attaquant deja connecte perd immediatement son acces.</w:t>
       </w:r>
     </w:p>
     <w:p>
@@ -12347,7 +17043,313 @@
           <w:sz w:val="24"/>
           <w:szCs w:val="24"/>
         </w:rPr>
-        <w:t xml:space="preserve">10.2 Commits principaux</w:t>
+        <w:t xml:space="preserve">10.2 Versions publiees</w:t>
+      </w:r>
+    </w:p>
+    <w:tbl>
+      <w:tblPr>
+        <w:tblW w:type="dxa" w:w="8640"/>
+        <w:tblBorders>
+          <w:top w:val="single" w:color="E2E8F0" w:sz="4"/>
+          <w:left w:val="single" w:color="E2E8F0" w:sz="4"/>
+          <w:bottom w:val="single" w:color="E2E8F0" w:sz="4"/>
+          <w:right w:val="single" w:color="E2E8F0" w:sz="4"/>
+          <w:insideH w:val="single" w:color="auto" w:sz="4"/>
+          <w:insideV w:val="single" w:color="auto" w:sz="4"/>
+        </w:tblBorders>
+        <w:tblLayout w:type="fixed"/>
+      </w:tblPr>
+      <w:tblGrid>
+        <w:gridCol w:w="1300"/>
+        <w:gridCol w:w="1500"/>
+        <w:gridCol w:w="5840"/>
+      </w:tblGrid>
+      <w:tr>
+        <w:trPr>
+          <w:tblHeader/>
+        </w:trPr>
+        <w:tc>
+          <w:tcPr>
+            <w:tcW w:type="dxa" w:w="1300"/>
+            <w:shd w:fill="2563EB" w:val="clear"/>
+            <w:tcMar>
+              <w:top w:type="dxa" w:w="40"/>
+              <w:left w:type="dxa" w:w="80"/>
+              <w:bottom w:type="dxa" w:w="40"/>
+              <w:right w:type="dxa" w:w="80"/>
+            </w:tcMar>
+            <w:vAlign w:val="center"/>
+          </w:tcPr>
+          <w:p>
+            <w:pPr>
+              <w:jc w:val="center"/>
+            </w:pPr>
+            <w:r>
+              <w:rPr>
+                <w:rFonts w:ascii="Calibri" w:cs="Calibri" w:eastAsia="Calibri" w:hAnsi="Calibri"/>
+                <w:b/>
+                <w:bCs/>
+                <w:color w:val="FFFFFF"/>
+                <w:sz w:val="19"/>
+                <w:szCs w:val="19"/>
+              </w:rPr>
+              <w:t xml:space="preserve">Version</w:t>
+            </w:r>
+          </w:p>
+        </w:tc>
+        <w:tc>
+          <w:tcPr>
+            <w:tcW w:type="dxa" w:w="1500"/>
+            <w:shd w:fill="2563EB" w:val="clear"/>
+            <w:tcMar>
+              <w:top w:type="dxa" w:w="40"/>
+              <w:left w:type="dxa" w:w="80"/>
+              <w:bottom w:type="dxa" w:w="40"/>
+              <w:right w:type="dxa" w:w="80"/>
+            </w:tcMar>
+            <w:vAlign w:val="center"/>
+          </w:tcPr>
+          <w:p>
+            <w:pPr>
+              <w:jc w:val="center"/>
+            </w:pPr>
+            <w:r>
+              <w:rPr>
+                <w:rFonts w:ascii="Calibri" w:cs="Calibri" w:eastAsia="Calibri" w:hAnsi="Calibri"/>
+                <w:b/>
+                <w:bCs/>
+                <w:color w:val="FFFFFF"/>
+                <w:sz w:val="19"/>
+                <w:szCs w:val="19"/>
+              </w:rPr>
+              <w:t xml:space="preserve">Date</w:t>
+            </w:r>
+          </w:p>
+        </w:tc>
+        <w:tc>
+          <w:tcPr>
+            <w:tcW w:type="dxa" w:w="5840"/>
+            <w:shd w:fill="2563EB" w:val="clear"/>
+            <w:tcMar>
+              <w:top w:type="dxa" w:w="40"/>
+              <w:left w:type="dxa" w:w="80"/>
+              <w:bottom w:type="dxa" w:w="40"/>
+              <w:right w:type="dxa" w:w="80"/>
+            </w:tcMar>
+            <w:vAlign w:val="center"/>
+          </w:tcPr>
+          <w:p>
+            <w:pPr>
+              <w:jc w:val="center"/>
+            </w:pPr>
+            <w:r>
+              <w:rPr>
+                <w:rFonts w:ascii="Calibri" w:cs="Calibri" w:eastAsia="Calibri" w:hAnsi="Calibri"/>
+                <w:b/>
+                <w:bCs/>
+                <w:color w:val="FFFFFF"/>
+                <w:sz w:val="19"/>
+                <w:szCs w:val="19"/>
+              </w:rPr>
+              <w:t xml:space="preserve">Contenu</w:t>
+            </w:r>
+          </w:p>
+        </w:tc>
+      </w:tr>
+      <w:tr>
+        <w:tc>
+          <w:tcPr>
+            <w:tcW w:type="dxa" w:w="1300"/>
+            <w:shd w:fill="F1F5F9" w:val="clear"/>
+            <w:tcMar>
+              <w:top w:type="dxa" w:w="40"/>
+              <w:left w:type="dxa" w:w="80"/>
+              <w:bottom w:type="dxa" w:w="40"/>
+              <w:right w:type="dxa" w:w="80"/>
+            </w:tcMar>
+            <w:vAlign w:val="center"/>
+          </w:tcPr>
+          <w:p>
+            <w:r>
+              <w:rPr>
+                <w:rFonts w:ascii="Calibri" w:cs="Calibri" w:eastAsia="Calibri" w:hAnsi="Calibri"/>
+                <w:color w:val="0F172A"/>
+                <w:sz w:val="19"/>
+                <w:szCs w:val="19"/>
+              </w:rPr>
+              <w:t xml:space="preserve">v1.0.0</w:t>
+            </w:r>
+          </w:p>
+        </w:tc>
+        <w:tc>
+          <w:tcPr>
+            <w:tcW w:type="dxa" w:w="1500"/>
+            <w:shd w:fill="F1F5F9" w:val="clear"/>
+            <w:tcMar>
+              <w:top w:type="dxa" w:w="40"/>
+              <w:left w:type="dxa" w:w="80"/>
+              <w:bottom w:type="dxa" w:w="40"/>
+              <w:right w:type="dxa" w:w="80"/>
+            </w:tcMar>
+            <w:vAlign w:val="center"/>
+          </w:tcPr>
+          <w:p>
+            <w:r>
+              <w:rPr>
+                <w:rFonts w:ascii="Calibri" w:cs="Calibri" w:eastAsia="Calibri" w:hAnsi="Calibri"/>
+                <w:color w:val="0F172A"/>
+                <w:sz w:val="19"/>
+                <w:szCs w:val="19"/>
+              </w:rPr>
+              <w:t xml:space="preserve">Juin 2026</w:t>
+            </w:r>
+          </w:p>
+        </w:tc>
+        <w:tc>
+          <w:tcPr>
+            <w:tcW w:type="dxa" w:w="5840"/>
+            <w:shd w:fill="F1F5F9" w:val="clear"/>
+            <w:tcMar>
+              <w:top w:type="dxa" w:w="40"/>
+              <w:left w:type="dxa" w:w="80"/>
+              <w:bottom w:type="dxa" w:w="40"/>
+              <w:right w:type="dxa" w:w="80"/>
+            </w:tcMar>
+            <w:vAlign w:val="center"/>
+          </w:tcPr>
+          <w:p>
+            <w:r>
+              <w:rPr>
+                <w:rFonts w:ascii="Calibri" w:cs="Calibri" w:eastAsia="Calibri" w:hAnsi="Calibri"/>
+                <w:color w:val="0F172A"/>
+                <w:sz w:val="19"/>
+                <w:szCs w:val="19"/>
+              </w:rPr>
+              <w:t xml:space="preserve">Version initiale : CRUD produits, mouvements de stock, alertes, bons de commande, authentification JWT, RBAC 3 roles.</w:t>
+            </w:r>
+          </w:p>
+        </w:tc>
+      </w:tr>
+      <w:tr>
+        <w:tc>
+          <w:tcPr>
+            <w:tcW w:type="dxa" w:w="1300"/>
+            <w:shd w:fill="FFFFFF" w:val="clear"/>
+            <w:tcMar>
+              <w:top w:type="dxa" w:w="40"/>
+              <w:left w:type="dxa" w:w="80"/>
+              <w:bottom w:type="dxa" w:w="40"/>
+              <w:right w:type="dxa" w:w="80"/>
+            </w:tcMar>
+            <w:vAlign w:val="center"/>
+          </w:tcPr>
+          <w:p>
+            <w:r>
+              <w:rPr>
+                <w:rFonts w:ascii="Calibri" w:cs="Calibri" w:eastAsia="Calibri" w:hAnsi="Calibri"/>
+                <w:color w:val="0F172A"/>
+                <w:sz w:val="19"/>
+                <w:szCs w:val="19"/>
+              </w:rPr>
+              <w:t xml:space="preserve">v1.1.0</w:t>
+            </w:r>
+          </w:p>
+        </w:tc>
+        <w:tc>
+          <w:tcPr>
+            <w:tcW w:type="dxa" w:w="1500"/>
+            <w:shd w:fill="FFFFFF" w:val="clear"/>
+            <w:tcMar>
+              <w:top w:type="dxa" w:w="40"/>
+              <w:left w:type="dxa" w:w="80"/>
+              <w:bottom w:type="dxa" w:w="40"/>
+              <w:right w:type="dxa" w:w="80"/>
+            </w:tcMar>
+            <w:vAlign w:val="center"/>
+          </w:tcPr>
+          <w:p>
+            <w:r>
+              <w:rPr>
+                <w:rFonts w:ascii="Calibri" w:cs="Calibri" w:eastAsia="Calibri" w:hAnsi="Calibri"/>
+                <w:color w:val="0F172A"/>
+                <w:sz w:val="19"/>
+                <w:szCs w:val="19"/>
+              </w:rPr>
+              <w:t xml:space="preserve">Juillet 2026</w:t>
+            </w:r>
+          </w:p>
+        </w:tc>
+        <w:tc>
+          <w:tcPr>
+            <w:tcW w:type="dxa" w:w="5840"/>
+            <w:shd w:fill="FFFFFF" w:val="clear"/>
+            <w:tcMar>
+              <w:top w:type="dxa" w:w="40"/>
+              <w:left w:type="dxa" w:w="80"/>
+              <w:bottom w:type="dxa" w:w="40"/>
+              <w:right w:type="dxa" w:w="80"/>
+            </w:tcMar>
+            <w:vAlign w:val="center"/>
+          </w:tcPr>
+          <w:p>
+            <w:r>
+              <w:rPr>
+                <w:rFonts w:ascii="Calibri" w:cs="Calibri" w:eastAsia="Calibri" w:hAnsi="Calibri"/>
+                <w:color w:val="0F172A"/>
+                <w:sz w:val="19"/>
+                <w:szCs w:val="19"/>
+              </w:rPr>
+              <w:t xml:space="preserve">Authentification avancee : auto-inscription, Google OAuth 2.0, mot de passe oublie, access token 15 min + refresh token httpOnly avec rotation.</w:t>
+            </w:r>
+          </w:p>
+        </w:tc>
+      </w:tr>
+    </w:tbl>
+    <w:p>
+      <w:pPr>
+        <w:spacing w:after="80" w:before="0"/>
+      </w:pPr>
+      <w:r>
+        <w:t xml:space="preserve"/>
+      </w:r>
+    </w:p>
+    <w:p>
+      <w:pPr>
+        <w:spacing w:after="80" w:before="40" w:line="276" w:lineRule="auto"/>
+        <w:jc w:val="both"/>
+      </w:pPr>
+      <w:r>
+        <w:rPr>
+          <w:rFonts w:ascii="Calibri" w:cs="Calibri" w:eastAsia="Calibri" w:hAnsi="Calibri"/>
+          <w:color w:val="0F172A"/>
+          <w:sz w:val="21"/>
+          <w:szCs w:val="21"/>
+        </w:rPr>
+        <w:t xml:space="preserve">La version v1.1.0 est une evolution MINOR : elle ajoute des fonctionnalites retrocompatibles. Les comptes existants continuent de fonctionner sans action de leur part. Une migration Prisma additive (add-auth-features) ajoute les colonnes googleId, refreshToken, resetToken et resetTokenExpires, et rend la colonne password optionnelle pour les comptes Google.</w:t>
+      </w:r>
+    </w:p>
+    <w:p>
+      <w:pPr>
+        <w:spacing w:after="120" w:before="0"/>
+      </w:pPr>
+      <w:r>
+        <w:t xml:space="preserve"/>
+      </w:r>
+    </w:p>
+    <w:p>
+      <w:pPr>
+        <w:spacing w:after="80" w:before="200"/>
+      </w:pPr>
+      <w:r>
+        <w:rPr>
+          <w:rFonts w:ascii="Calibri" w:cs="Calibri" w:eastAsia="Calibri" w:hAnsi="Calibri"/>
+          <w:b/>
+          <w:bCs/>
+          <w:color w:val="1d4ed8"/>
+          <w:sz w:val="24"/>
+          <w:szCs w:val="24"/>
+        </w:rPr>
+        <w:t xml:space="preserve">10.3 Commits principaux</w:t>
       </w:r>
     </w:p>
     <w:tbl>
@@ -12535,7 +17537,7 @@
                 <w:sz w:val="19"/>
                 <w:szCs w:val="19"/>
               </w:rPr>
-              <w:t xml:space="preserve">2024-06-01</w:t>
+              <w:t xml:space="preserve">2026-06-21</w:t>
             </w:r>
           </w:p>
         </w:tc>
@@ -12583,7 +17585,7 @@
                 <w:sz w:val="19"/>
                 <w:szCs w:val="19"/>
               </w:rPr>
-              <w:t xml:space="preserve">h1lc</w:t>
+              <w:t xml:space="preserve">hl1c</w:t>
             </w:r>
           </w:p>
         </w:tc>
@@ -12633,7 +17635,7 @@
                 <w:sz w:val="19"/>
                 <w:szCs w:val="19"/>
               </w:rPr>
-              <w:t xml:space="preserve">2024-06-01</w:t>
+              <w:t xml:space="preserve">2026-06-21</w:t>
             </w:r>
           </w:p>
         </w:tc>
@@ -12657,7 +17659,7 @@
                 <w:sz w:val="19"/>
                 <w:szCs w:val="19"/>
               </w:rPr>
-              <w:t xml:space="preserve">fix: 19/19 tests passent + migration SQL + README</w:t>
+              <w:t xml:space="preserve">fix: 19/19 tests passent + migration SQL initiale + README</w:t>
             </w:r>
           </w:p>
         </w:tc>
@@ -12681,7 +17683,7 @@
                 <w:sz w:val="19"/>
                 <w:szCs w:val="19"/>
               </w:rPr>
-              <w:t xml:space="preserve">h1lc</w:t>
+              <w:t xml:space="preserve">hl1c</w:t>
             </w:r>
           </w:p>
         </w:tc>
@@ -12731,7 +17733,7 @@
                 <w:sz w:val="19"/>
                 <w:szCs w:val="19"/>
               </w:rPr>
-              <w:t xml:space="preserve">2024-06-01</w:t>
+              <w:t xml:space="preserve">2026-06-22</w:t>
             </w:r>
           </w:p>
         </w:tc>
@@ -12779,7 +17781,7 @@
                 <w:sz w:val="19"/>
                 <w:szCs w:val="19"/>
               </w:rPr>
-              <w:t xml:space="preserve">h1lc</w:t>
+              <w:t xml:space="preserve">hl1c</w:t>
             </w:r>
           </w:p>
         </w:tc>
@@ -12829,7 +17831,7 @@
                 <w:sz w:val="19"/>
                 <w:szCs w:val="19"/>
               </w:rPr>
-              <w:t xml:space="preserve">2024-06-01</w:t>
+              <w:t xml:space="preserve">2026-06-22</w:t>
             </w:r>
           </w:p>
         </w:tc>
@@ -12877,7 +17879,7 @@
                 <w:sz w:val="19"/>
                 <w:szCs w:val="19"/>
               </w:rPr>
-              <w:t xml:space="preserve">h1lc</w:t>
+              <w:t xml:space="preserve">hl1c</w:t>
             </w:r>
           </w:p>
         </w:tc>
@@ -12927,7 +17929,7 @@
                 <w:sz w:val="19"/>
                 <w:szCs w:val="19"/>
               </w:rPr>
-              <w:t xml:space="preserve">2024-06-01</w:t>
+              <w:t xml:space="preserve">2026-07-19</w:t>
             </w:r>
           </w:p>
         </w:tc>
@@ -12975,7 +17977,105 @@
                 <w:sz w:val="19"/>
                 <w:szCs w:val="19"/>
               </w:rPr>
-              <w:t xml:space="preserve">h1lc</w:t>
+              <w:t xml:space="preserve">hl1c</w:t>
+            </w:r>
+          </w:p>
+        </w:tc>
+      </w:tr>
+      <w:tr>
+        <w:tc>
+          <w:tcPr>
+            <w:tcW w:type="dxa" w:w="1400"/>
+            <w:shd w:fill="FFFFFF" w:val="clear"/>
+            <w:tcMar>
+              <w:top w:type="dxa" w:w="40"/>
+              <w:left w:type="dxa" w:w="80"/>
+              <w:bottom w:type="dxa" w:w="40"/>
+              <w:right w:type="dxa" w:w="80"/>
+            </w:tcMar>
+            <w:vAlign w:val="center"/>
+          </w:tcPr>
+          <w:p>
+            <w:r>
+              <w:rPr>
+                <w:rFonts w:ascii="Calibri" w:cs="Calibri" w:eastAsia="Calibri" w:hAnsi="Calibri"/>
+                <w:color w:val="0F172A"/>
+                <w:sz w:val="19"/>
+                <w:szCs w:val="19"/>
+              </w:rPr>
+              <w:t xml:space="preserve">73198f8</w:t>
+            </w:r>
+          </w:p>
+        </w:tc>
+        <w:tc>
+          <w:tcPr>
+            <w:tcW w:type="dxa" w:w="1400"/>
+            <w:shd w:fill="FFFFFF" w:val="clear"/>
+            <w:tcMar>
+              <w:top w:type="dxa" w:w="40"/>
+              <w:left w:type="dxa" w:w="80"/>
+              <w:bottom w:type="dxa" w:w="40"/>
+              <w:right w:type="dxa" w:w="80"/>
+            </w:tcMar>
+            <w:vAlign w:val="center"/>
+          </w:tcPr>
+          <w:p>
+            <w:r>
+              <w:rPr>
+                <w:rFonts w:ascii="Calibri" w:cs="Calibri" w:eastAsia="Calibri" w:hAnsi="Calibri"/>
+                <w:color w:val="0F172A"/>
+                <w:sz w:val="19"/>
+                <w:szCs w:val="19"/>
+              </w:rPr>
+              <w:t xml:space="preserve">2026-07-23</w:t>
+            </w:r>
+          </w:p>
+        </w:tc>
+        <w:tc>
+          <w:tcPr>
+            <w:tcW w:type="dxa" w:w="4560"/>
+            <w:shd w:fill="FFFFFF" w:val="clear"/>
+            <w:tcMar>
+              <w:top w:type="dxa" w:w="40"/>
+              <w:left w:type="dxa" w:w="80"/>
+              <w:bottom w:type="dxa" w:w="40"/>
+              <w:right w:type="dxa" w:w="80"/>
+            </w:tcMar>
+            <w:vAlign w:val="center"/>
+          </w:tcPr>
+          <w:p>
+            <w:r>
+              <w:rPr>
+                <w:rFonts w:ascii="Calibri" w:cs="Calibri" w:eastAsia="Calibri" w:hAnsi="Calibri"/>
+                <w:color w:val="0F172A"/>
+                <w:sz w:val="19"/>
+                <w:szCs w:val="19"/>
+              </w:rPr>
+              <w:t xml:space="preserve">feat: authentication upgrade — register, Google OAuth, password reset, refresh tokens</w:t>
+            </w:r>
+          </w:p>
+        </w:tc>
+        <w:tc>
+          <w:tcPr>
+            <w:tcW w:type="dxa" w:w="1280"/>
+            <w:shd w:fill="FFFFFF" w:val="clear"/>
+            <w:tcMar>
+              <w:top w:type="dxa" w:w="40"/>
+              <w:left w:type="dxa" w:w="80"/>
+              <w:bottom w:type="dxa" w:w="40"/>
+              <w:right w:type="dxa" w:w="80"/>
+            </w:tcMar>
+            <w:vAlign w:val="center"/>
+          </w:tcPr>
+          <w:p>
+            <w:r>
+              <w:rPr>
+                <w:rFonts w:ascii="Calibri" w:cs="Calibri" w:eastAsia="Calibri" w:hAnsi="Calibri"/>
+                <w:color w:val="0F172A"/>
+                <w:sz w:val="19"/>
+                <w:szCs w:val="19"/>
+              </w:rPr>
+              <w:t xml:space="preserve">hl1c</w:t>
             </w:r>
           </w:p>
         </w:tc>
@@ -13006,7 +18106,7 @@
           <w:sz w:val="20"/>
           <w:szCs w:val="20"/>
         </w:rPr>
-        <w:t xml:space="preserve">La version v1.0.0 est deployable en autonomie : git clone -&gt; cp .env.example .env -&gt; docker compose up -d --build</w:t>
+        <w:t xml:space="preserve">Le projet est deployable en autonomie : git clone -&gt; cp server/.env.example server/.env -&gt; docker compose up -d --build</w:t>
       </w:r>
     </w:p>
     <w:p>
@@ -13045,7 +18145,7 @@
           <w:sz w:val="21"/>
           <w:szCs w:val="21"/>
         </w:rPr>
-        <w:t xml:space="preserve">Client : Dupont &amp; Fils  |  Version testee : v1.0.0  |  Environnement : Recette (localhost)</w:t>
+        <w:t xml:space="preserve">Client : Dupont &amp; Fils  |  Version testee : v1.1.0  |  Environnement : Recette (localhost)</w:t>
       </w:r>
     </w:p>
     <w:p>
@@ -17462,7 +22562,251 @@
                 <w:sz w:val="19"/>
                 <w:szCs w:val="19"/>
               </w:rPr>
-              <w:t xml:space="preserve">v1.1.0</w:t>
+              <w:t xml:space="preserve">v1.2.0</w:t>
+            </w:r>
+          </w:p>
+        </w:tc>
+      </w:tr>
+      <w:tr>
+        <w:tc>
+          <w:tcPr>
+            <w:tcW w:type="dxa" w:w="1000"/>
+            <w:shd w:fill="F1F5F9" w:val="clear"/>
+            <w:tcMar>
+              <w:top w:type="dxa" w:w="40"/>
+              <w:left w:type="dxa" w:w="80"/>
+              <w:bottom w:type="dxa" w:w="40"/>
+              <w:right w:type="dxa" w:w="80"/>
+            </w:tcMar>
+            <w:vAlign w:val="center"/>
+          </w:tcPr>
+          <w:p>
+            <w:r>
+              <w:rPr>
+                <w:rFonts w:ascii="Calibri" w:cs="Calibri" w:eastAsia="Calibri" w:hAnsi="Calibri"/>
+                <w:color w:val="0F172A"/>
+                <w:sz w:val="19"/>
+                <w:szCs w:val="19"/>
+              </w:rPr>
+              <w:t xml:space="preserve">BUG-005</w:t>
+            </w:r>
+          </w:p>
+        </w:tc>
+        <w:tc>
+          <w:tcPr>
+            <w:tcW w:type="dxa" w:w="3400"/>
+            <w:shd w:fill="F1F5F9" w:val="clear"/>
+            <w:tcMar>
+              <w:top w:type="dxa" w:w="40"/>
+              <w:left w:type="dxa" w:w="80"/>
+              <w:bottom w:type="dxa" w:w="40"/>
+              <w:right w:type="dxa" w:w="80"/>
+            </w:tcMar>
+            <w:vAlign w:val="center"/>
+          </w:tcPr>
+          <w:p>
+            <w:r>
+              <w:rPr>
+                <w:rFonts w:ascii="Calibri" w:cs="Calibri" w:eastAsia="Calibri" w:hAnsi="Calibri"/>
+                <w:color w:val="0F172A"/>
+                <w:sz w:val="19"/>
+                <w:szCs w:val="19"/>
+              </w:rPr>
+              <w:t xml:space="preserve">Parcours d'authentification v1.1.0 non couverts par les tests (couverture de routes/auth.js a 30 %)</w:t>
+            </w:r>
+          </w:p>
+        </w:tc>
+        <w:tc>
+          <w:tcPr>
+            <w:tcW w:type="dxa" w:w="1000"/>
+            <w:shd w:fill="F1F5F9" w:val="clear"/>
+            <w:tcMar>
+              <w:top w:type="dxa" w:w="40"/>
+              <w:left w:type="dxa" w:w="80"/>
+              <w:bottom w:type="dxa" w:w="40"/>
+              <w:right w:type="dxa" w:w="80"/>
+            </w:tcMar>
+            <w:vAlign w:val="center"/>
+          </w:tcPr>
+          <w:p>
+            <w:r>
+              <w:rPr>
+                <w:rFonts w:ascii="Calibri" w:cs="Calibri" w:eastAsia="Calibri" w:hAnsi="Calibri"/>
+                <w:color w:val="0F172A"/>
+                <w:sz w:val="19"/>
+                <w:szCs w:val="19"/>
+              </w:rPr>
+              <w:t xml:space="preserve">P2</w:t>
+            </w:r>
+          </w:p>
+        </w:tc>
+        <w:tc>
+          <w:tcPr>
+            <w:tcW w:type="dxa" w:w="2800"/>
+            <w:shd w:fill="F1F5F9" w:val="clear"/>
+            <w:tcMar>
+              <w:top w:type="dxa" w:w="40"/>
+              <w:left w:type="dxa" w:w="80"/>
+              <w:bottom w:type="dxa" w:w="40"/>
+              <w:right w:type="dxa" w:w="80"/>
+            </w:tcMar>
+            <w:vAlign w:val="center"/>
+          </w:tcPr>
+          <w:p>
+            <w:r>
+              <w:rPr>
+                <w:rFonts w:ascii="Calibri" w:cs="Calibri" w:eastAsia="Calibri" w:hAnsi="Calibri"/>
+                <w:color w:val="0F172A"/>
+                <w:sz w:val="19"/>
+                <w:szCs w:val="19"/>
+              </w:rPr>
+              <w:t xml:space="preserve">Ajouter les suites register, refresh, reset-password et OAuth (mock de la strategie Passport)</w:t>
+            </w:r>
+          </w:p>
+        </w:tc>
+        <w:tc>
+          <w:tcPr>
+            <w:tcW w:type="dxa" w:w="1440"/>
+            <w:shd w:fill="F1F5F9" w:val="clear"/>
+            <w:tcMar>
+              <w:top w:type="dxa" w:w="40"/>
+              <w:left w:type="dxa" w:w="80"/>
+              <w:bottom w:type="dxa" w:w="40"/>
+              <w:right w:type="dxa" w:w="80"/>
+            </w:tcMar>
+            <w:vAlign w:val="center"/>
+          </w:tcPr>
+          <w:p>
+            <w:r>
+              <w:rPr>
+                <w:rFonts w:ascii="Calibri" w:cs="Calibri" w:eastAsia="Calibri" w:hAnsi="Calibri"/>
+                <w:color w:val="0F172A"/>
+                <w:sz w:val="19"/>
+                <w:szCs w:val="19"/>
+              </w:rPr>
+              <w:t xml:space="preserve">v1.2.0</w:t>
+            </w:r>
+          </w:p>
+        </w:tc>
+      </w:tr>
+      <w:tr>
+        <w:tc>
+          <w:tcPr>
+            <w:tcW w:type="dxa" w:w="1000"/>
+            <w:shd w:fill="FFFFFF" w:val="clear"/>
+            <w:tcMar>
+              <w:top w:type="dxa" w:w="40"/>
+              <w:left w:type="dxa" w:w="80"/>
+              <w:bottom w:type="dxa" w:w="40"/>
+              <w:right w:type="dxa" w:w="80"/>
+            </w:tcMar>
+            <w:vAlign w:val="center"/>
+          </w:tcPr>
+          <w:p>
+            <w:r>
+              <w:rPr>
+                <w:rFonts w:ascii="Calibri" w:cs="Calibri" w:eastAsia="Calibri" w:hAnsi="Calibri"/>
+                <w:color w:val="0F172A"/>
+                <w:sz w:val="19"/>
+                <w:szCs w:val="19"/>
+              </w:rPr>
+              <w:t xml:space="preserve">BUG-006</w:t>
+            </w:r>
+          </w:p>
+        </w:tc>
+        <w:tc>
+          <w:tcPr>
+            <w:tcW w:type="dxa" w:w="3400"/>
+            <w:shd w:fill="FFFFFF" w:val="clear"/>
+            <w:tcMar>
+              <w:top w:type="dxa" w:w="40"/>
+              <w:left w:type="dxa" w:w="80"/>
+              <w:bottom w:type="dxa" w:w="40"/>
+              <w:right w:type="dxa" w:w="80"/>
+            </w:tcMar>
+            <w:vAlign w:val="center"/>
+          </w:tcPr>
+          <w:p>
+            <w:r>
+              <w:rPr>
+                <w:rFonts w:ascii="Calibri" w:cs="Calibri" w:eastAsia="Calibri" w:hAnsi="Calibri"/>
+                <w:color w:val="0F172A"/>
+                <w:sz w:val="19"/>
+                <w:szCs w:val="19"/>
+              </w:rPr>
+              <w:t xml:space="preserve">Le mock Prisma des tests devait etre complete apres l'ajout du refresh token (update() manquant)</w:t>
+            </w:r>
+          </w:p>
+        </w:tc>
+        <w:tc>
+          <w:tcPr>
+            <w:tcW w:type="dxa" w:w="1000"/>
+            <w:shd w:fill="FFFFFF" w:val="clear"/>
+            <w:tcMar>
+              <w:top w:type="dxa" w:w="40"/>
+              <w:left w:type="dxa" w:w="80"/>
+              <w:bottom w:type="dxa" w:w="40"/>
+              <w:right w:type="dxa" w:w="80"/>
+            </w:tcMar>
+            <w:vAlign w:val="center"/>
+          </w:tcPr>
+          <w:p>
+            <w:r>
+              <w:rPr>
+                <w:rFonts w:ascii="Calibri" w:cs="Calibri" w:eastAsia="Calibri" w:hAnsi="Calibri"/>
+                <w:color w:val="0F172A"/>
+                <w:sz w:val="19"/>
+                <w:szCs w:val="19"/>
+              </w:rPr>
+              <w:t xml:space="preserve">P3</w:t>
+            </w:r>
+          </w:p>
+        </w:tc>
+        <w:tc>
+          <w:tcPr>
+            <w:tcW w:type="dxa" w:w="2800"/>
+            <w:shd w:fill="FFFFFF" w:val="clear"/>
+            <w:tcMar>
+              <w:top w:type="dxa" w:w="40"/>
+              <w:left w:type="dxa" w:w="80"/>
+              <w:bottom w:type="dxa" w:w="40"/>
+              <w:right w:type="dxa" w:w="80"/>
+            </w:tcMar>
+            <w:vAlign w:val="center"/>
+          </w:tcPr>
+          <w:p>
+            <w:r>
+              <w:rPr>
+                <w:rFonts w:ascii="Calibri" w:cs="Calibri" w:eastAsia="Calibri" w:hAnsi="Calibri"/>
+                <w:color w:val="0F172A"/>
+                <w:sz w:val="19"/>
+                <w:szCs w:val="19"/>
+              </w:rPr>
+              <w:t xml:space="preserve">Corrige — factoriser le mock Prisma dans un helper commun aux suites</w:t>
+            </w:r>
+          </w:p>
+        </w:tc>
+        <w:tc>
+          <w:tcPr>
+            <w:tcW w:type="dxa" w:w="1440"/>
+            <w:shd w:fill="FFFFFF" w:val="clear"/>
+            <w:tcMar>
+              <w:top w:type="dxa" w:w="40"/>
+              <w:left w:type="dxa" w:w="80"/>
+              <w:bottom w:type="dxa" w:w="40"/>
+              <w:right w:type="dxa" w:w="80"/>
+            </w:tcMar>
+            <w:vAlign w:val="center"/>
+          </w:tcPr>
+          <w:p>
+            <w:r>
+              <w:rPr>
+                <w:rFonts w:ascii="Calibri" w:cs="Calibri" w:eastAsia="Calibri" w:hAnsi="Calibri"/>
+                <w:color w:val="0F172A"/>
+                <w:sz w:val="19"/>
+                <w:szCs w:val="19"/>
+              </w:rPr>
+              <w:t xml:space="preserve">Corrige</w:t>
             </w:r>
           </w:p>
         </w:tc>
@@ -18409,7 +23753,7 @@
                 <w:sz w:val="19"/>
                 <w:szCs w:val="19"/>
               </w:rPr>
-              <w:t xml:space="preserve">URL du frontend pour le CORS</w:t>
+              <w:t xml:space="preserve">URL du frontend — CORS et redirections OAuth</w:t>
             </w:r>
           </w:p>
         </w:tc>
@@ -18512,7 +23856,502 @@
           </w:p>
         </w:tc>
       </w:tr>
+      <w:tr>
+        <w:tc>
+          <w:tcPr>
+            <w:tcW w:type="dxa" w:w="2400"/>
+            <w:shd w:fill="F1F5F9" w:val="clear"/>
+            <w:tcMar>
+              <w:top w:type="dxa" w:w="40"/>
+              <w:left w:type="dxa" w:w="80"/>
+              <w:bottom w:type="dxa" w:w="40"/>
+              <w:right w:type="dxa" w:w="80"/>
+            </w:tcMar>
+            <w:vAlign w:val="center"/>
+          </w:tcPr>
+          <w:p>
+            <w:r>
+              <w:rPr>
+                <w:rFonts w:ascii="Calibri" w:cs="Calibri" w:eastAsia="Calibri" w:hAnsi="Calibri"/>
+                <w:color w:val="0F172A"/>
+                <w:sz w:val="19"/>
+                <w:szCs w:val="19"/>
+              </w:rPr>
+              <w:t xml:space="preserve">GOOGLE_CLIENT_ID</w:t>
+            </w:r>
+          </w:p>
+        </w:tc>
+        <w:tc>
+          <w:tcPr>
+            <w:tcW w:type="dxa" w:w="3200"/>
+            <w:shd w:fill="F1F5F9" w:val="clear"/>
+            <w:tcMar>
+              <w:top w:type="dxa" w:w="40"/>
+              <w:left w:type="dxa" w:w="80"/>
+              <w:bottom w:type="dxa" w:w="40"/>
+              <w:right w:type="dxa" w:w="80"/>
+            </w:tcMar>
+            <w:vAlign w:val="center"/>
+          </w:tcPr>
+          <w:p>
+            <w:r>
+              <w:rPr>
+                <w:rFonts w:ascii="Calibri" w:cs="Calibri" w:eastAsia="Calibri" w:hAnsi="Calibri"/>
+                <w:color w:val="0F172A"/>
+                <w:sz w:val="19"/>
+                <w:szCs w:val="19"/>
+              </w:rPr>
+              <w:t xml:space="preserve">Identifiant OAuth (optionnel)</w:t>
+            </w:r>
+          </w:p>
+        </w:tc>
+        <w:tc>
+          <w:tcPr>
+            <w:tcW w:type="dxa" w:w="3040"/>
+            <w:shd w:fill="F1F5F9" w:val="clear"/>
+            <w:tcMar>
+              <w:top w:type="dxa" w:w="40"/>
+              <w:left w:type="dxa" w:w="80"/>
+              <w:bottom w:type="dxa" w:w="40"/>
+              <w:right w:type="dxa" w:w="80"/>
+            </w:tcMar>
+            <w:vAlign w:val="center"/>
+          </w:tcPr>
+          <w:p>
+            <w:r>
+              <w:rPr>
+                <w:rFonts w:ascii="Calibri" w:cs="Calibri" w:eastAsia="Calibri" w:hAnsi="Calibri"/>
+                <w:color w:val="0F172A"/>
+                <w:sz w:val="19"/>
+                <w:szCs w:val="19"/>
+              </w:rPr>
+              <w:t xml:space="preserve">...apps.googleusercontent.com</w:t>
+            </w:r>
+          </w:p>
+        </w:tc>
+      </w:tr>
+      <w:tr>
+        <w:tc>
+          <w:tcPr>
+            <w:tcW w:type="dxa" w:w="2400"/>
+            <w:shd w:fill="FFFFFF" w:val="clear"/>
+            <w:tcMar>
+              <w:top w:type="dxa" w:w="40"/>
+              <w:left w:type="dxa" w:w="80"/>
+              <w:bottom w:type="dxa" w:w="40"/>
+              <w:right w:type="dxa" w:w="80"/>
+            </w:tcMar>
+            <w:vAlign w:val="center"/>
+          </w:tcPr>
+          <w:p>
+            <w:r>
+              <w:rPr>
+                <w:rFonts w:ascii="Calibri" w:cs="Calibri" w:eastAsia="Calibri" w:hAnsi="Calibri"/>
+                <w:color w:val="0F172A"/>
+                <w:sz w:val="19"/>
+                <w:szCs w:val="19"/>
+              </w:rPr>
+              <w:t xml:space="preserve">GOOGLE_CLIENT_SECRET</w:t>
+            </w:r>
+          </w:p>
+        </w:tc>
+        <w:tc>
+          <w:tcPr>
+            <w:tcW w:type="dxa" w:w="3200"/>
+            <w:shd w:fill="FFFFFF" w:val="clear"/>
+            <w:tcMar>
+              <w:top w:type="dxa" w:w="40"/>
+              <w:left w:type="dxa" w:w="80"/>
+              <w:bottom w:type="dxa" w:w="40"/>
+              <w:right w:type="dxa" w:w="80"/>
+            </w:tcMar>
+            <w:vAlign w:val="center"/>
+          </w:tcPr>
+          <w:p>
+            <w:r>
+              <w:rPr>
+                <w:rFonts w:ascii="Calibri" w:cs="Calibri" w:eastAsia="Calibri" w:hAnsi="Calibri"/>
+                <w:color w:val="0F172A"/>
+                <w:sz w:val="19"/>
+                <w:szCs w:val="19"/>
+              </w:rPr>
+              <w:t xml:space="preserve">Secret OAuth (optionnel)</w:t>
+            </w:r>
+          </w:p>
+        </w:tc>
+        <w:tc>
+          <w:tcPr>
+            <w:tcW w:type="dxa" w:w="3040"/>
+            <w:shd w:fill="FFFFFF" w:val="clear"/>
+            <w:tcMar>
+              <w:top w:type="dxa" w:w="40"/>
+              <w:left w:type="dxa" w:w="80"/>
+              <w:bottom w:type="dxa" w:w="40"/>
+              <w:right w:type="dxa" w:w="80"/>
+            </w:tcMar>
+            <w:vAlign w:val="center"/>
+          </w:tcPr>
+          <w:p>
+            <w:r>
+              <w:rPr>
+                <w:rFonts w:ascii="Calibri" w:cs="Calibri" w:eastAsia="Calibri" w:hAnsi="Calibri"/>
+                <w:color w:val="0F172A"/>
+                <w:sz w:val="19"/>
+                <w:szCs w:val="19"/>
+              </w:rPr>
+              <w:t xml:space="preserve">[console.cloud.google.com]</w:t>
+            </w:r>
+          </w:p>
+        </w:tc>
+      </w:tr>
+      <w:tr>
+        <w:tc>
+          <w:tcPr>
+            <w:tcW w:type="dxa" w:w="2400"/>
+            <w:shd w:fill="F1F5F9" w:val="clear"/>
+            <w:tcMar>
+              <w:top w:type="dxa" w:w="40"/>
+              <w:left w:type="dxa" w:w="80"/>
+              <w:bottom w:type="dxa" w:w="40"/>
+              <w:right w:type="dxa" w:w="80"/>
+            </w:tcMar>
+            <w:vAlign w:val="center"/>
+          </w:tcPr>
+          <w:p>
+            <w:r>
+              <w:rPr>
+                <w:rFonts w:ascii="Calibri" w:cs="Calibri" w:eastAsia="Calibri" w:hAnsi="Calibri"/>
+                <w:color w:val="0F172A"/>
+                <w:sz w:val="19"/>
+                <w:szCs w:val="19"/>
+              </w:rPr>
+              <w:t xml:space="preserve">GOOGLE_CALLBACK_URL</w:t>
+            </w:r>
+          </w:p>
+        </w:tc>
+        <w:tc>
+          <w:tcPr>
+            <w:tcW w:type="dxa" w:w="3200"/>
+            <w:shd w:fill="F1F5F9" w:val="clear"/>
+            <w:tcMar>
+              <w:top w:type="dxa" w:w="40"/>
+              <w:left w:type="dxa" w:w="80"/>
+              <w:bottom w:type="dxa" w:w="40"/>
+              <w:right w:type="dxa" w:w="80"/>
+            </w:tcMar>
+            <w:vAlign w:val="center"/>
+          </w:tcPr>
+          <w:p>
+            <w:r>
+              <w:rPr>
+                <w:rFonts w:ascii="Calibri" w:cs="Calibri" w:eastAsia="Calibri" w:hAnsi="Calibri"/>
+                <w:color w:val="0F172A"/>
+                <w:sz w:val="19"/>
+                <w:szCs w:val="19"/>
+              </w:rPr>
+              <w:t xml:space="preserve">URI de retour — identique cote Google</w:t>
+            </w:r>
+          </w:p>
+        </w:tc>
+        <w:tc>
+          <w:tcPr>
+            <w:tcW w:type="dxa" w:w="3040"/>
+            <w:shd w:fill="F1F5F9" w:val="clear"/>
+            <w:tcMar>
+              <w:top w:type="dxa" w:w="40"/>
+              <w:left w:type="dxa" w:w="80"/>
+              <w:bottom w:type="dxa" w:w="40"/>
+              <w:right w:type="dxa" w:w="80"/>
+            </w:tcMar>
+            <w:vAlign w:val="center"/>
+          </w:tcPr>
+          <w:p>
+            <w:r>
+              <w:rPr>
+                <w:rFonts w:ascii="Calibri" w:cs="Calibri" w:eastAsia="Calibri" w:hAnsi="Calibri"/>
+                <w:color w:val="0F172A"/>
+                <w:sz w:val="19"/>
+                <w:szCs w:val="19"/>
+              </w:rPr>
+              <w:t xml:space="preserve">https://.../api/auth/google/callback</w:t>
+            </w:r>
+          </w:p>
+        </w:tc>
+      </w:tr>
+      <w:tr>
+        <w:tc>
+          <w:tcPr>
+            <w:tcW w:type="dxa" w:w="2400"/>
+            <w:shd w:fill="FFFFFF" w:val="clear"/>
+            <w:tcMar>
+              <w:top w:type="dxa" w:w="40"/>
+              <w:left w:type="dxa" w:w="80"/>
+              <w:bottom w:type="dxa" w:w="40"/>
+              <w:right w:type="dxa" w:w="80"/>
+            </w:tcMar>
+            <w:vAlign w:val="center"/>
+          </w:tcPr>
+          <w:p>
+            <w:r>
+              <w:rPr>
+                <w:rFonts w:ascii="Calibri" w:cs="Calibri" w:eastAsia="Calibri" w:hAnsi="Calibri"/>
+                <w:color w:val="0F172A"/>
+                <w:sz w:val="19"/>
+                <w:szCs w:val="19"/>
+              </w:rPr>
+              <w:t xml:space="preserve">SMTP_HOST / PORT</w:t>
+            </w:r>
+          </w:p>
+        </w:tc>
+        <w:tc>
+          <w:tcPr>
+            <w:tcW w:type="dxa" w:w="3200"/>
+            <w:shd w:fill="FFFFFF" w:val="clear"/>
+            <w:tcMar>
+              <w:top w:type="dxa" w:w="40"/>
+              <w:left w:type="dxa" w:w="80"/>
+              <w:bottom w:type="dxa" w:w="40"/>
+              <w:right w:type="dxa" w:w="80"/>
+            </w:tcMar>
+            <w:vAlign w:val="center"/>
+          </w:tcPr>
+          <w:p>
+            <w:r>
+              <w:rPr>
+                <w:rFonts w:ascii="Calibri" w:cs="Calibri" w:eastAsia="Calibri" w:hAnsi="Calibri"/>
+                <w:color w:val="0F172A"/>
+                <w:sz w:val="19"/>
+                <w:szCs w:val="19"/>
+              </w:rPr>
+              <w:t xml:space="preserve">Serveur d'envoi des emails (optionnel)</w:t>
+            </w:r>
+          </w:p>
+        </w:tc>
+        <w:tc>
+          <w:tcPr>
+            <w:tcW w:type="dxa" w:w="3040"/>
+            <w:shd w:fill="FFFFFF" w:val="clear"/>
+            <w:tcMar>
+              <w:top w:type="dxa" w:w="40"/>
+              <w:left w:type="dxa" w:w="80"/>
+              <w:bottom w:type="dxa" w:w="40"/>
+              <w:right w:type="dxa" w:w="80"/>
+            </w:tcMar>
+            <w:vAlign w:val="center"/>
+          </w:tcPr>
+          <w:p>
+            <w:r>
+              <w:rPr>
+                <w:rFonts w:ascii="Calibri" w:cs="Calibri" w:eastAsia="Calibri" w:hAnsi="Calibri"/>
+                <w:color w:val="0F172A"/>
+                <w:sz w:val="19"/>
+                <w:szCs w:val="19"/>
+              </w:rPr>
+              <w:t xml:space="preserve">smtp.example.com / 587</w:t>
+            </w:r>
+          </w:p>
+        </w:tc>
+      </w:tr>
+      <w:tr>
+        <w:tc>
+          <w:tcPr>
+            <w:tcW w:type="dxa" w:w="2400"/>
+            <w:shd w:fill="F1F5F9" w:val="clear"/>
+            <w:tcMar>
+              <w:top w:type="dxa" w:w="40"/>
+              <w:left w:type="dxa" w:w="80"/>
+              <w:bottom w:type="dxa" w:w="40"/>
+              <w:right w:type="dxa" w:w="80"/>
+            </w:tcMar>
+            <w:vAlign w:val="center"/>
+          </w:tcPr>
+          <w:p>
+            <w:r>
+              <w:rPr>
+                <w:rFonts w:ascii="Calibri" w:cs="Calibri" w:eastAsia="Calibri" w:hAnsi="Calibri"/>
+                <w:color w:val="0F172A"/>
+                <w:sz w:val="19"/>
+                <w:szCs w:val="19"/>
+              </w:rPr>
+              <w:t xml:space="preserve">SMTP_USER / PASS</w:t>
+            </w:r>
+          </w:p>
+        </w:tc>
+        <w:tc>
+          <w:tcPr>
+            <w:tcW w:type="dxa" w:w="3200"/>
+            <w:shd w:fill="F1F5F9" w:val="clear"/>
+            <w:tcMar>
+              <w:top w:type="dxa" w:w="40"/>
+              <w:left w:type="dxa" w:w="80"/>
+              <w:bottom w:type="dxa" w:w="40"/>
+              <w:right w:type="dxa" w:w="80"/>
+            </w:tcMar>
+            <w:vAlign w:val="center"/>
+          </w:tcPr>
+          <w:p>
+            <w:r>
+              <w:rPr>
+                <w:rFonts w:ascii="Calibri" w:cs="Calibri" w:eastAsia="Calibri" w:hAnsi="Calibri"/>
+                <w:color w:val="0F172A"/>
+                <w:sz w:val="19"/>
+                <w:szCs w:val="19"/>
+              </w:rPr>
+              <w:t xml:space="preserve">Identifiants SMTP (optionnel)</w:t>
+            </w:r>
+          </w:p>
+        </w:tc>
+        <w:tc>
+          <w:tcPr>
+            <w:tcW w:type="dxa" w:w="3040"/>
+            <w:shd w:fill="F1F5F9" w:val="clear"/>
+            <w:tcMar>
+              <w:top w:type="dxa" w:w="40"/>
+              <w:left w:type="dxa" w:w="80"/>
+              <w:bottom w:type="dxa" w:w="40"/>
+              <w:right w:type="dxa" w:w="80"/>
+            </w:tcMar>
+            <w:vAlign w:val="center"/>
+          </w:tcPr>
+          <w:p>
+            <w:r>
+              <w:rPr>
+                <w:rFonts w:ascii="Calibri" w:cs="Calibri" w:eastAsia="Calibri" w:hAnsi="Calibri"/>
+                <w:color w:val="0F172A"/>
+                <w:sz w:val="19"/>
+                <w:szCs w:val="19"/>
+              </w:rPr>
+              <w:t xml:space="preserve">[secrets]</w:t>
+            </w:r>
+          </w:p>
+        </w:tc>
+      </w:tr>
+      <w:tr>
+        <w:tc>
+          <w:tcPr>
+            <w:tcW w:type="dxa" w:w="2400"/>
+            <w:shd w:fill="FFFFFF" w:val="clear"/>
+            <w:tcMar>
+              <w:top w:type="dxa" w:w="40"/>
+              <w:left w:type="dxa" w:w="80"/>
+              <w:bottom w:type="dxa" w:w="40"/>
+              <w:right w:type="dxa" w:w="80"/>
+            </w:tcMar>
+            <w:vAlign w:val="center"/>
+          </w:tcPr>
+          <w:p>
+            <w:r>
+              <w:rPr>
+                <w:rFonts w:ascii="Calibri" w:cs="Calibri" w:eastAsia="Calibri" w:hAnsi="Calibri"/>
+                <w:color w:val="0F172A"/>
+                <w:sz w:val="19"/>
+                <w:szCs w:val="19"/>
+              </w:rPr>
+              <w:t xml:space="preserve">SMTP_FROM</w:t>
+            </w:r>
+          </w:p>
+        </w:tc>
+        <w:tc>
+          <w:tcPr>
+            <w:tcW w:type="dxa" w:w="3200"/>
+            <w:shd w:fill="FFFFFF" w:val="clear"/>
+            <w:tcMar>
+              <w:top w:type="dxa" w:w="40"/>
+              <w:left w:type="dxa" w:w="80"/>
+              <w:bottom w:type="dxa" w:w="40"/>
+              <w:right w:type="dxa" w:w="80"/>
+            </w:tcMar>
+            <w:vAlign w:val="center"/>
+          </w:tcPr>
+          <w:p>
+            <w:r>
+              <w:rPr>
+                <w:rFonts w:ascii="Calibri" w:cs="Calibri" w:eastAsia="Calibri" w:hAnsi="Calibri"/>
+                <w:color w:val="0F172A"/>
+                <w:sz w:val="19"/>
+                <w:szCs w:val="19"/>
+              </w:rPr>
+              <w:t xml:space="preserve">Expediteur affiche</w:t>
+            </w:r>
+          </w:p>
+        </w:tc>
+        <w:tc>
+          <w:tcPr>
+            <w:tcW w:type="dxa" w:w="3040"/>
+            <w:shd w:fill="FFFFFF" w:val="clear"/>
+            <w:tcMar>
+              <w:top w:type="dxa" w:w="40"/>
+              <w:left w:type="dxa" w:w="80"/>
+              <w:bottom w:type="dxa" w:w="40"/>
+              <w:right w:type="dxa" w:w="80"/>
+            </w:tcMar>
+            <w:vAlign w:val="center"/>
+          </w:tcPr>
+          <w:p>
+            <w:r>
+              <w:rPr>
+                <w:rFonts w:ascii="Calibri" w:cs="Calibri" w:eastAsia="Calibri" w:hAnsi="Calibri"/>
+                <w:color w:val="0F172A"/>
+                <w:sz w:val="19"/>
+                <w:szCs w:val="19"/>
+              </w:rPr>
+              <w:t xml:space="preserve">StockEasy &lt;noreply@dupont-fils.fr&gt;</w:t>
+            </w:r>
+          </w:p>
+        </w:tc>
+      </w:tr>
     </w:tbl>
+    <w:p>
+      <w:pPr>
+        <w:spacing w:after="80" w:before="0"/>
+      </w:pPr>
+      <w:r>
+        <w:t xml:space="preserve"/>
+      </w:r>
+    </w:p>
+    <w:p>
+      <w:pPr>
+        <w:pBdr>
+          <w:left w:val="single" w:color="2563EB" w:sz="16" w:space="6"/>
+        </w:pBdr>
+        <w:shd w:fill="EFF6FF" w:val="clear"/>
+        <w:spacing w:after="80" w:before="80"/>
+      </w:pPr>
+      <w:r>
+        <w:rPr>
+          <w:rFonts w:ascii="Calibri" w:cs="Calibri" w:eastAsia="Calibri" w:hAnsi="Calibri"/>
+          <w:i/>
+          <w:iCs/>
+          <w:color w:val="0F172A"/>
+          <w:sz w:val="20"/>
+          <w:szCs w:val="20"/>
+        </w:rPr>
+        <w:t xml:space="preserve">Les variables Google et SMTP sont facultatives. Sans elles, l'application reste pleinement fonctionnelle : le bouton Google affiche un message explicite et les liens de reinitialisation sont ecrits dans les logs du serveur au lieu d'etre envoyes par email.</w:t>
+      </w:r>
+    </w:p>
+    <w:p>
+      <w:pPr>
+        <w:spacing w:after="80" w:before="0"/>
+      </w:pPr>
+      <w:r>
+        <w:t xml:space="preserve"/>
+      </w:r>
+    </w:p>
+    <w:p>
+      <w:pPr>
+        <w:spacing w:after="80" w:before="40" w:line="276" w:lineRule="auto"/>
+        <w:jc w:val="both"/>
+      </w:pPr>
+      <w:r>
+        <w:rPr>
+          <w:rFonts w:ascii="Calibri" w:cs="Calibri" w:eastAsia="Calibri" w:hAnsi="Calibri"/>
+          <w:color w:val="0F172A"/>
+          <w:sz w:val="21"/>
+          <w:szCs w:val="21"/>
+        </w:rPr>
+        <w:t xml:space="preserve">Ces variables sont lues par docker compose depuis le fichier .env place a la racine du depot, puis injectees dans le container server.</w:t>
+      </w:r>
+    </w:p>
     <w:p>
       <w:pPr>
         <w:spacing w:after="80" w:before="0"/>
@@ -18638,7 +24477,7 @@
           <w:sz w:val="18"/>
           <w:szCs w:val="18"/>
         </w:rPr>
-        <w:t xml:space="preserve">curl http://localhost/api/health</w:t>
+        <w:t xml:space="preserve">curl http://localhost:8081/api/health</w:t>
       </w:r>
     </w:p>
     <w:p>
@@ -18657,7 +24496,7 @@
           <w:sz w:val="18"/>
           <w:szCs w:val="18"/>
         </w:rPr>
-        <w:t xml:space="preserve"># -&gt; {"status":"ok","timestamp":"2024-..."}</w:t>
+        <w:t xml:space="preserve"># -&gt; {"status":"ok","timestamp":"2026-..."}</w:t>
       </w:r>
     </w:p>
     <w:p>
@@ -19359,7 +25198,7 @@
           <w:sz w:val="21"/>
           <w:szCs w:val="21"/>
         </w:rPr>
-        <w:t xml:space="preserve">Acceder a http://localhost:8081 (Docker) ou http://localhost:5173 (dev local). Saisir email et mot de passe, cliquer "Se connecter".</w:t>
+        <w:t xml:space="preserve">Acceder a http://localhost:8081 (Docker) ou http://localhost:5173 (dev local). Deux possibilites : saisir email et mot de passe puis cliquer "Se connecter", ou cliquer "Continuer avec Google".</w:t>
       </w:r>
     </w:p>
     <w:p>
@@ -19826,7 +25665,7 @@
           <w:sz w:val="24"/>
           <w:szCs w:val="24"/>
         </w:rPr>
-        <w:t xml:space="preserve">14.2 Tableau de bord (Gerant uniquement)</w:t>
+        <w:t xml:space="preserve">14.2 Creer un compte ou recuperer son mot de passe</w:t>
       </w:r>
     </w:p>
     <w:p>
@@ -19845,7 +25684,7 @@
           <w:sz w:val="21"/>
           <w:szCs w:val="21"/>
         </w:rPr>
-        <w:t xml:space="preserve">Valeur du stock : somme (prix x quantite) pour tous les produits actifs</w:t>
+        <w:t xml:space="preserve">Creer un compte : lien "Creer un compte" -&gt; nom, email, mot de passe (8 caracteres, 1 majuscule, 1 chiffre) -&gt; connexion immediate.</w:t>
       </w:r>
     </w:p>
     <w:p>
@@ -19864,7 +25703,7 @@
           <w:sz w:val="21"/>
           <w:szCs w:val="21"/>
         </w:rPr>
-        <w:t xml:space="preserve">Produits totaux : nombre de references actives</w:t>
+        <w:t xml:space="preserve">Le nouveau compte recoit le role Commercial (consultation). Demander a un Gerant de le faire evoluer si besoin.</w:t>
       </w:r>
     </w:p>
     <w:p>
@@ -19883,7 +25722,7 @@
           <w:sz w:val="21"/>
           <w:szCs w:val="21"/>
         </w:rPr>
-        <w:t xml:space="preserve">Alertes stock : produits &lt;= seuil minimum (fond orange si &gt; 0)</w:t>
+        <w:t xml:space="preserve">Mot de passe oublie : lien "Mot de passe oublie ?" -&gt; saisir l'email -&gt; un lien valable 1 heure est envoye.</w:t>
       </w:r>
     </w:p>
     <w:p>
@@ -19902,34 +25741,40 @@
           <w:sz w:val="21"/>
           <w:szCs w:val="21"/>
         </w:rPr>
-        <w:t xml:space="preserve">Ruptures : produits a quantite 0 (fond rouge si &gt; 0)</w:t>
-      </w:r>
-    </w:p>
-    <w:p>
-      <w:pPr>
-        <w:pStyle w:val="ListParagraph"/>
-        <w:numPr>
-          <w:ilvl w:val="0"/>
-          <w:numId w:val="1"/>
-        </w:numPr>
-        <w:spacing w:after="40" w:before="0"/>
+        <w:t xml:space="preserve">Le lien de reinitialisation ne peut servir qu'une seule fois ; il deconnecte toutes les sessions actives du compte.</w:t>
+      </w:r>
+    </w:p>
+    <w:p>
+      <w:pPr>
+        <w:spacing w:after="80" w:before="0"/>
+      </w:pPr>
+      <w:r>
+        <w:t xml:space="preserve"/>
+      </w:r>
+    </w:p>
+    <w:p>
+      <w:pPr>
+        <w:pBdr>
+          <w:left w:val="single" w:color="2563EB" w:sz="16" w:space="6"/>
+        </w:pBdr>
+        <w:shd w:fill="EFF6FF" w:val="clear"/>
+        <w:spacing w:after="80" w:before="80"/>
       </w:pPr>
       <w:r>
         <w:rPr>
           <w:rFonts w:ascii="Calibri" w:cs="Calibri" w:eastAsia="Calibri" w:hAnsi="Calibri"/>
+          <w:i/>
+          <w:iCs/>
           <w:color w:val="0F172A"/>
-          <w:sz w:val="21"/>
-          <w:szCs w:val="21"/>
+          <w:sz w:val="20"/>
+          <w:szCs w:val="20"/>
         </w:rPr>
-        <w:t xml:space="preserve">Graphique en barres : entrees (vert) et sorties (rouge) des 7 derniers jours</w:t>
-      </w:r>
-    </w:p>
-    <w:p>
-      <w:pPr>
-        <w:spacing w:after="120" w:before="0"/>
-      </w:pPr>
-      <w:r>
-        <w:t xml:space="preserve"/>
+        <w:t xml:space="preserve">La session est prolongee automatiquement tant que le navigateur reste ouvert : il n'est pas necessaire de se reconnecter toutes les 15 minutes.</w:t>
+      </w:r>
+    </w:p>
+    <w:p>
+      <w:r>
+        <w:br w:type="page"/>
       </w:r>
     </w:p>
     <w:p>
@@ -19945,7 +25790,186 @@
           <w:sz w:val="24"/>
           <w:szCs w:val="24"/>
         </w:rPr>
-        <w:t xml:space="preserve">14.3 Gestion des produits</w:t>
+        <w:t xml:space="preserve">14.3 Tableau de bord (Gerant uniquement)</w:t>
+      </w:r>
+    </w:p>
+    <w:p>
+      <w:pPr>
+        <w:pStyle w:val="ListParagraph"/>
+        <w:numPr>
+          <w:ilvl w:val="0"/>
+          <w:numId w:val="1"/>
+        </w:numPr>
+        <w:spacing w:after="40" w:before="0"/>
+      </w:pPr>
+      <w:r>
+        <w:rPr>
+          <w:rFonts w:ascii="Calibri" w:cs="Calibri" w:eastAsia="Calibri" w:hAnsi="Calibri"/>
+          <w:color w:val="0F172A"/>
+          <w:sz w:val="21"/>
+          <w:szCs w:val="21"/>
+        </w:rPr>
+        <w:t xml:space="preserve">Valeur du stock : somme (prix x quantite) pour tous les produits actifs</w:t>
+      </w:r>
+    </w:p>
+    <w:p>
+      <w:pPr>
+        <w:pStyle w:val="ListParagraph"/>
+        <w:numPr>
+          <w:ilvl w:val="0"/>
+          <w:numId w:val="1"/>
+        </w:numPr>
+        <w:spacing w:after="40" w:before="0"/>
+      </w:pPr>
+      <w:r>
+        <w:rPr>
+          <w:rFonts w:ascii="Calibri" w:cs="Calibri" w:eastAsia="Calibri" w:hAnsi="Calibri"/>
+          <w:color w:val="0F172A"/>
+          <w:sz w:val="21"/>
+          <w:szCs w:val="21"/>
+        </w:rPr>
+        <w:t xml:space="preserve">Produits totaux : nombre de references actives</w:t>
+      </w:r>
+    </w:p>
+    <w:p>
+      <w:pPr>
+        <w:pStyle w:val="ListParagraph"/>
+        <w:numPr>
+          <w:ilvl w:val="0"/>
+          <w:numId w:val="1"/>
+        </w:numPr>
+        <w:spacing w:after="40" w:before="0"/>
+      </w:pPr>
+      <w:r>
+        <w:rPr>
+          <w:rFonts w:ascii="Calibri" w:cs="Calibri" w:eastAsia="Calibri" w:hAnsi="Calibri"/>
+          <w:color w:val="0F172A"/>
+          <w:sz w:val="21"/>
+          <w:szCs w:val="21"/>
+        </w:rPr>
+        <w:t xml:space="preserve">Alertes stock : produits &lt;= seuil minimum (fond orange si &gt; 0)</w:t>
+      </w:r>
+    </w:p>
+    <w:p>
+      <w:pPr>
+        <w:pStyle w:val="ListParagraph"/>
+        <w:numPr>
+          <w:ilvl w:val="0"/>
+          <w:numId w:val="1"/>
+        </w:numPr>
+        <w:spacing w:after="40" w:before="0"/>
+      </w:pPr>
+      <w:r>
+        <w:rPr>
+          <w:rFonts w:ascii="Calibri" w:cs="Calibri" w:eastAsia="Calibri" w:hAnsi="Calibri"/>
+          <w:color w:val="0F172A"/>
+          <w:sz w:val="21"/>
+          <w:szCs w:val="21"/>
+        </w:rPr>
+        <w:t xml:space="preserve">Ruptures : produits a quantite 0 (fond rouge si &gt; 0)</w:t>
+      </w:r>
+    </w:p>
+    <w:p>
+      <w:pPr>
+        <w:pStyle w:val="ListParagraph"/>
+        <w:numPr>
+          <w:ilvl w:val="0"/>
+          <w:numId w:val="1"/>
+        </w:numPr>
+        <w:spacing w:after="40" w:before="0"/>
+      </w:pPr>
+      <w:r>
+        <w:rPr>
+          <w:rFonts w:ascii="Calibri" w:cs="Calibri" w:eastAsia="Calibri" w:hAnsi="Calibri"/>
+          <w:color w:val="0F172A"/>
+          <w:sz w:val="21"/>
+          <w:szCs w:val="21"/>
+        </w:rPr>
+        <w:t xml:space="preserve">Graphique en barres : entrees (vert) et sorties (rouge) des 7 derniers jours</w:t>
+      </w:r>
+    </w:p>
+    <w:p>
+      <w:pPr>
+        <w:spacing w:after="40" w:before="120"/>
+        <w:jc w:val="center"/>
+      </w:pPr>
+      <w:r>
+        <w:drawing>
+          <wp:inline distT="0" distB="0" distL="0" distR="0">
+            <wp:extent cx="5619750" cy="3048000"/>
+            <wp:effectExtent t="0" r="0" b="0" l="0"/>
+            <wp:docPr id="1" name="" descr="" title=""/>
+            <wp:cNvGraphicFramePr>
+              <a:graphicFrameLocks xmlns:a="http://schemas.openxmlformats.org/drawingml/2006/main" noChangeAspect="1"/>
+            </wp:cNvGraphicFramePr>
+            <a:graphic xmlns:a="http://schemas.openxmlformats.org/drawingml/2006/main">
+              <a:graphicData uri="http://schemas.openxmlformats.org/drawingml/2006/picture">
+                <pic:pic xmlns:pic="http://schemas.openxmlformats.org/drawingml/2006/picture">
+                  <pic:nvPicPr>
+                    <pic:cNvPr id="0" name="" descr=""/>
+                    <pic:cNvPicPr>
+                      <a:picLocks noChangeAspect="1" noChangeArrowheads="1"/>
+                    </pic:cNvPicPr>
+                  </pic:nvPicPr>
+                  <pic:blipFill>
+                    <a:blip r:embed="rId12" cstate="none"/>
+                    <a:srcRect/>
+                    <a:stretch>
+                      <a:fillRect/>
+                    </a:stretch>
+                  </pic:blipFill>
+                  <pic:spPr bwMode="auto">
+                    <a:xfrm>
+                      <a:off x="0" y="0"/>
+                      <a:ext cx="5619750" cy="3048000"/>
+                    </a:xfrm>
+                    <a:prstGeom prst="rect">
+                      <a:avLst/>
+                    </a:prstGeom>
+                  </pic:spPr>
+                </pic:pic>
+              </a:graphicData>
+            </a:graphic>
+          </wp:inline>
+        </w:drawing>
+      </w:r>
+    </w:p>
+    <w:p>
+      <w:pPr>
+        <w:spacing w:after="160" w:before="0"/>
+        <w:jc w:val="center"/>
+      </w:pPr>
+      <w:r>
+        <w:rPr>
+          <w:rFonts w:ascii="Calibri" w:cs="Calibri" w:eastAsia="Calibri" w:hAnsi="Calibri"/>
+          <w:i/>
+          <w:iCs/>
+          <w:color w:val="64748B"/>
+          <w:sz w:val="18"/>
+          <w:szCs w:val="18"/>
+        </w:rPr>
+        <w:t xml:space="preserve">Figure 4 — Tableau de bord du Gerant : indicateurs cles, mouvements des 7 derniers jours et produits necessitant une action.</w:t>
+      </w:r>
+    </w:p>
+    <w:p>
+      <w:r>
+        <w:br w:type="page"/>
+      </w:r>
+    </w:p>
+    <w:p>
+      <w:pPr>
+        <w:spacing w:after="80" w:before="200"/>
+      </w:pPr>
+      <w:r>
+        <w:rPr>
+          <w:rFonts w:ascii="Calibri" w:cs="Calibri" w:eastAsia="Calibri" w:hAnsi="Calibri"/>
+          <w:b/>
+          <w:bCs/>
+          <w:color w:val="1d4ed8"/>
+          <w:sz w:val="24"/>
+          <w:szCs w:val="24"/>
+        </w:rPr>
+        <w:t xml:space="preserve">14.4 Gestion des produits</w:t>
       </w:r>
     </w:p>
     <w:tbl>
@@ -20505,10 +26529,70 @@
     </w:tbl>
     <w:p>
       <w:pPr>
-        <w:spacing w:after="120" w:before="0"/>
-      </w:pPr>
-      <w:r>
-        <w:t xml:space="preserve"/>
+        <w:spacing w:after="40" w:before="120"/>
+        <w:jc w:val="center"/>
+      </w:pPr>
+      <w:r>
+        <w:drawing>
+          <wp:inline distT="0" distB="0" distL="0" distR="0">
+            <wp:extent cx="5619750" cy="3048000"/>
+            <wp:effectExtent t="0" r="0" b="0" l="0"/>
+            <wp:docPr id="1" name="" descr="" title=""/>
+            <wp:cNvGraphicFramePr>
+              <a:graphicFrameLocks xmlns:a="http://schemas.openxmlformats.org/drawingml/2006/main" noChangeAspect="1"/>
+            </wp:cNvGraphicFramePr>
+            <a:graphic xmlns:a="http://schemas.openxmlformats.org/drawingml/2006/main">
+              <a:graphicData uri="http://schemas.openxmlformats.org/drawingml/2006/picture">
+                <pic:pic xmlns:pic="http://schemas.openxmlformats.org/drawingml/2006/picture">
+                  <pic:nvPicPr>
+                    <pic:cNvPr id="0" name="" descr=""/>
+                    <pic:cNvPicPr>
+                      <a:picLocks noChangeAspect="1" noChangeArrowheads="1"/>
+                    </pic:cNvPicPr>
+                  </pic:nvPicPr>
+                  <pic:blipFill>
+                    <a:blip r:embed="rId13" cstate="none"/>
+                    <a:srcRect/>
+                    <a:stretch>
+                      <a:fillRect/>
+                    </a:stretch>
+                  </pic:blipFill>
+                  <pic:spPr bwMode="auto">
+                    <a:xfrm>
+                      <a:off x="0" y="0"/>
+                      <a:ext cx="5619750" cy="3048000"/>
+                    </a:xfrm>
+                    <a:prstGeom prst="rect">
+                      <a:avLst/>
+                    </a:prstGeom>
+                  </pic:spPr>
+                </pic:pic>
+              </a:graphicData>
+            </a:graphic>
+          </wp:inline>
+        </w:drawing>
+      </w:r>
+    </w:p>
+    <w:p>
+      <w:pPr>
+        <w:spacing w:after="160" w:before="0"/>
+        <w:jc w:val="center"/>
+      </w:pPr>
+      <w:r>
+        <w:rPr>
+          <w:rFonts w:ascii="Calibri" w:cs="Calibri" w:eastAsia="Calibri" w:hAnsi="Calibri"/>
+          <w:i/>
+          <w:iCs/>
+          <w:color w:val="64748B"/>
+          <w:sz w:val="18"/>
+          <w:szCs w:val="18"/>
+        </w:rPr>
+        <w:t xml:space="preserve">Figure 5 — Liste des produits : le statut (OK / Faible / Rupture) est signale par la couleur ET par un libelle textuel, conformement au critere RGAA sur l'information portee par la couleur.</w:t>
+      </w:r>
+    </w:p>
+    <w:p>
+      <w:r>
+        <w:br w:type="page"/>
       </w:r>
     </w:p>
     <w:p>
@@ -20524,7 +26608,7 @@
           <w:sz w:val="24"/>
           <w:szCs w:val="24"/>
         </w:rPr>
-        <w:t xml:space="preserve">14.4 Saisir un mouvement de stock</w:t>
+        <w:t xml:space="preserve">14.5 Saisir un mouvement de stock</w:t>
       </w:r>
     </w:p>
     <w:p>
@@ -20643,10 +26727,70 @@
     </w:p>
     <w:p>
       <w:pPr>
-        <w:spacing w:after="120" w:before="0"/>
-      </w:pPr>
-      <w:r>
-        <w:t xml:space="preserve"/>
+        <w:spacing w:after="40" w:before="120"/>
+        <w:jc w:val="center"/>
+      </w:pPr>
+      <w:r>
+        <w:drawing>
+          <wp:inline distT="0" distB="0" distL="0" distR="0">
+            <wp:extent cx="5619750" cy="3048000"/>
+            <wp:effectExtent t="0" r="0" b="0" l="0"/>
+            <wp:docPr id="1" name="" descr="" title=""/>
+            <wp:cNvGraphicFramePr>
+              <a:graphicFrameLocks xmlns:a="http://schemas.openxmlformats.org/drawingml/2006/main" noChangeAspect="1"/>
+            </wp:cNvGraphicFramePr>
+            <a:graphic xmlns:a="http://schemas.openxmlformats.org/drawingml/2006/main">
+              <a:graphicData uri="http://schemas.openxmlformats.org/drawingml/2006/picture">
+                <pic:pic xmlns:pic="http://schemas.openxmlformats.org/drawingml/2006/picture">
+                  <pic:nvPicPr>
+                    <pic:cNvPr id="0" name="" descr=""/>
+                    <pic:cNvPicPr>
+                      <a:picLocks noChangeAspect="1" noChangeArrowheads="1"/>
+                    </pic:cNvPicPr>
+                  </pic:nvPicPr>
+                  <pic:blipFill>
+                    <a:blip r:embed="rId14" cstate="none"/>
+                    <a:srcRect/>
+                    <a:stretch>
+                      <a:fillRect/>
+                    </a:stretch>
+                  </pic:blipFill>
+                  <pic:spPr bwMode="auto">
+                    <a:xfrm>
+                      <a:off x="0" y="0"/>
+                      <a:ext cx="5619750" cy="3048000"/>
+                    </a:xfrm>
+                    <a:prstGeom prst="rect">
+                      <a:avLst/>
+                    </a:prstGeom>
+                  </pic:spPr>
+                </pic:pic>
+              </a:graphicData>
+            </a:graphic>
+          </wp:inline>
+        </w:drawing>
+      </w:r>
+    </w:p>
+    <w:p>
+      <w:pPr>
+        <w:spacing w:after="160" w:before="0"/>
+        <w:jc w:val="center"/>
+      </w:pPr>
+      <w:r>
+        <w:rPr>
+          <w:rFonts w:ascii="Calibri" w:cs="Calibri" w:eastAsia="Calibri" w:hAnsi="Calibri"/>
+          <w:i/>
+          <w:iCs/>
+          <w:color w:val="64748B"/>
+          <w:sz w:val="18"/>
+          <w:szCs w:val="18"/>
+        </w:rPr>
+        <w:t xml:space="preserve">Figure 6 — Saisie d'un mouvement : chaque operation est horodatee et attribuee a son auteur, assurant la tracabilite complete du stock.</w:t>
+      </w:r>
+    </w:p>
+    <w:p>
+      <w:r>
+        <w:br w:type="page"/>
       </w:r>
     </w:p>
     <w:p>
@@ -20662,7 +26806,7 @@
           <w:sz w:val="24"/>
           <w:szCs w:val="24"/>
         </w:rPr>
-        <w:t xml:space="preserve">14.5 Alertes et bons de commande</w:t>
+        <w:t xml:space="preserve">14.6 Alertes de stock</w:t>
       </w:r>
     </w:p>
     <w:p>
@@ -20677,15 +26821,91 @@
           <w:sz w:val="21"/>
           <w:szCs w:val="21"/>
         </w:rPr>
-        <w:t xml:space="preserve">Menu -&gt; Alertes : produits sous seuil, classes par severite. Gerant : cliquer "Generer les commandes" pour creer automatiquement des bons par fournisseur.</w:t>
-      </w:r>
-    </w:p>
-    <w:p>
-      <w:pPr>
-        <w:spacing w:after="80" w:before="0"/>
-      </w:pPr>
-      <w:r>
-        <w:t xml:space="preserve"/>
+        <w:t xml:space="preserve">Menu -&gt; Alertes : les produits sous leur seuil minimum sont classes par severite (Rupture, puis Stock faible) avec le deficit a combler et le fournisseur concerne.</w:t>
+      </w:r>
+    </w:p>
+    <w:p>
+      <w:pPr>
+        <w:spacing w:after="40" w:before="120"/>
+        <w:jc w:val="center"/>
+      </w:pPr>
+      <w:r>
+        <w:drawing>
+          <wp:inline distT="0" distB="0" distL="0" distR="0">
+            <wp:extent cx="5619750" cy="3048000"/>
+            <wp:effectExtent t="0" r="0" b="0" l="0"/>
+            <wp:docPr id="1" name="" descr="" title=""/>
+            <wp:cNvGraphicFramePr>
+              <a:graphicFrameLocks xmlns:a="http://schemas.openxmlformats.org/drawingml/2006/main" noChangeAspect="1"/>
+            </wp:cNvGraphicFramePr>
+            <a:graphic xmlns:a="http://schemas.openxmlformats.org/drawingml/2006/main">
+              <a:graphicData uri="http://schemas.openxmlformats.org/drawingml/2006/picture">
+                <pic:pic xmlns:pic="http://schemas.openxmlformats.org/drawingml/2006/picture">
+                  <pic:nvPicPr>
+                    <pic:cNvPr id="0" name="" descr=""/>
+                    <pic:cNvPicPr>
+                      <a:picLocks noChangeAspect="1" noChangeArrowheads="1"/>
+                    </pic:cNvPicPr>
+                  </pic:nvPicPr>
+                  <pic:blipFill>
+                    <a:blip r:embed="rId15" cstate="none"/>
+                    <a:srcRect/>
+                    <a:stretch>
+                      <a:fillRect/>
+                    </a:stretch>
+                  </pic:blipFill>
+                  <pic:spPr bwMode="auto">
+                    <a:xfrm>
+                      <a:off x="0" y="0"/>
+                      <a:ext cx="5619750" cy="3048000"/>
+                    </a:xfrm>
+                    <a:prstGeom prst="rect">
+                      <a:avLst/>
+                    </a:prstGeom>
+                  </pic:spPr>
+                </pic:pic>
+              </a:graphicData>
+            </a:graphic>
+          </wp:inline>
+        </w:drawing>
+      </w:r>
+    </w:p>
+    <w:p>
+      <w:pPr>
+        <w:spacing w:after="160" w:before="0"/>
+        <w:jc w:val="center"/>
+      </w:pPr>
+      <w:r>
+        <w:rPr>
+          <w:rFonts w:ascii="Calibri" w:cs="Calibri" w:eastAsia="Calibri" w:hAnsi="Calibri"/>
+          <w:i/>
+          <w:iCs/>
+          <w:color w:val="64748B"/>
+          <w:sz w:val="18"/>
+          <w:szCs w:val="18"/>
+        </w:rPr>
+        <w:t xml:space="preserve">Figure 7 — Alertes de stock : separation visuelle des ruptures et des stocks faibles, avec generation des bons de commande en un clic (Gerant).</w:t>
+      </w:r>
+    </w:p>
+    <w:p>
+      <w:r>
+        <w:br w:type="page"/>
+      </w:r>
+    </w:p>
+    <w:p>
+      <w:pPr>
+        <w:spacing w:after="80" w:before="200"/>
+      </w:pPr>
+      <w:r>
+        <w:rPr>
+          <w:rFonts w:ascii="Calibri" w:cs="Calibri" w:eastAsia="Calibri" w:hAnsi="Calibri"/>
+          <w:b/>
+          <w:bCs/>
+          <w:color w:val="1d4ed8"/>
+          <w:sz w:val="24"/>
+          <w:szCs w:val="24"/>
+        </w:rPr>
+        <w:t xml:space="preserve">14.7 Bons de commande</w:t>
       </w:r>
     </w:p>
     <w:p>
@@ -20700,7 +26920,70 @@
           <w:sz w:val="21"/>
           <w:szCs w:val="21"/>
         </w:rPr>
-        <w:t xml:space="preserve">Menu -&gt; Bons de commande : Brouillon -&gt; Envoye -&gt; Recu. Gerant : faire avancer le statut ou annuler.</w:t>
+        <w:t xml:space="preserve">Menu -&gt; Bons de commande : le bouton "Generer les commandes" de l'ecran Alertes cree automatiquement un bon par fournisseur, avec les quantites necessaires pour repasser au-dessus des seuils. Le Gerant fait ensuite avancer le statut : Brouillon -&gt; Envoye -&gt; Recu, ou annule le bon.</w:t>
+      </w:r>
+    </w:p>
+    <w:p>
+      <w:pPr>
+        <w:spacing w:after="40" w:before="120"/>
+        <w:jc w:val="center"/>
+      </w:pPr>
+      <w:r>
+        <w:drawing>
+          <wp:inline distT="0" distB="0" distL="0" distR="0">
+            <wp:extent cx="5619750" cy="3048000"/>
+            <wp:effectExtent t="0" r="0" b="0" l="0"/>
+            <wp:docPr id="1" name="" descr="" title=""/>
+            <wp:cNvGraphicFramePr>
+              <a:graphicFrameLocks xmlns:a="http://schemas.openxmlformats.org/drawingml/2006/main" noChangeAspect="1"/>
+            </wp:cNvGraphicFramePr>
+            <a:graphic xmlns:a="http://schemas.openxmlformats.org/drawingml/2006/main">
+              <a:graphicData uri="http://schemas.openxmlformats.org/drawingml/2006/picture">
+                <pic:pic xmlns:pic="http://schemas.openxmlformats.org/drawingml/2006/picture">
+                  <pic:nvPicPr>
+                    <pic:cNvPr id="0" name="" descr=""/>
+                    <pic:cNvPicPr>
+                      <a:picLocks noChangeAspect="1" noChangeArrowheads="1"/>
+                    </pic:cNvPicPr>
+                  </pic:nvPicPr>
+                  <pic:blipFill>
+                    <a:blip r:embed="rId16" cstate="none"/>
+                    <a:srcRect/>
+                    <a:stretch>
+                      <a:fillRect/>
+                    </a:stretch>
+                  </pic:blipFill>
+                  <pic:spPr bwMode="auto">
+                    <a:xfrm>
+                      <a:off x="0" y="0"/>
+                      <a:ext cx="5619750" cy="3048000"/>
+                    </a:xfrm>
+                    <a:prstGeom prst="rect">
+                      <a:avLst/>
+                    </a:prstGeom>
+                  </pic:spPr>
+                </pic:pic>
+              </a:graphicData>
+            </a:graphic>
+          </wp:inline>
+        </w:drawing>
+      </w:r>
+    </w:p>
+    <w:p>
+      <w:pPr>
+        <w:spacing w:after="160" w:before="0"/>
+        <w:jc w:val="center"/>
+      </w:pPr>
+      <w:r>
+        <w:rPr>
+          <w:rFonts w:ascii="Calibri" w:cs="Calibri" w:eastAsia="Calibri" w:hAnsi="Calibri"/>
+          <w:i/>
+          <w:iCs/>
+          <w:color w:val="64748B"/>
+          <w:sz w:val="18"/>
+          <w:szCs w:val="18"/>
+        </w:rPr>
+        <w:t xml:space="preserve">Figure 8 — Bon de commande genere automatiquement : lignes, quantites calculees, total, et actions de workflow.</w:t>
       </w:r>
     </w:p>
     <w:p>

--- a/docs/rapport-bloc2-stockeasy.docx
+++ b/docs/rapport-bloc2-stockeasy.docx
@@ -1462,7 +1462,7 @@
           <w:sz w:val="20"/>
           <w:szCs w:val="20"/>
         </w:rPr>
-        <w:t xml:space="preserve">A la date de ce dossier, l'application est fonctionnelle et deployable en autonomie : 63 tests automatises passent, et un deploiement complet se fait en une commande (docker compose up -d --build).</w:t>
+        <w:t xml:space="preserve">A la date de ce dossier, l'application est fonctionnelle et deployable en autonomie : 96 tests automatises passent (85 backend, 11 frontend), et un deploiement complet se fait en une commande (docker compose up -d --build).</w:t>
       </w:r>
     </w:p>
     <w:p>
@@ -3787,7 +3787,7 @@
           <w:sz w:val="24"/>
           <w:szCs w:val="24"/>
         </w:rPr>
-        <w:t xml:space="preserve">2.2 Resultats obtenus — v1.0.0</w:t>
+        <w:t xml:space="preserve">2.2 Resultats obtenus — v1.1.0</w:t>
       </w:r>
     </w:p>
     <w:tbl>
@@ -3969,7 +3969,7 @@
                 <w:sz w:val="19"/>
                 <w:szCs w:val="19"/>
               </w:rPr>
-              <w:t xml:space="preserve">67 % OK</w:t>
+              <w:t xml:space="preserve">62 % OK</w:t>
             </w:r>
           </w:p>
         </w:tc>
@@ -4043,7 +4043,7 @@
                 <w:sz w:val="19"/>
                 <w:szCs w:val="19"/>
               </w:rPr>
-              <w:t xml:space="preserve">80 % OK</w:t>
+              <w:t xml:space="preserve">82 % OK</w:t>
             </w:r>
           </w:p>
         </w:tc>
@@ -4117,7 +4117,7 @@
                 <w:sz w:val="19"/>
                 <w:szCs w:val="19"/>
               </w:rPr>
-              <w:t xml:space="preserve">84 % OK</w:t>
+              <w:t xml:space="preserve">81 % OK</w:t>
             </w:r>
           </w:p>
         </w:tc>
@@ -4191,7 +4191,7 @@
                 <w:sz w:val="19"/>
                 <w:szCs w:val="19"/>
               </w:rPr>
-              <w:t xml:space="preserve">63 tests, 7 suites</w:t>
+              <w:t xml:space="preserve">85 tests, 8 suites</w:t>
             </w:r>
           </w:p>
         </w:tc>
@@ -4265,7 +4265,7 @@
                 <w:sz w:val="19"/>
                 <w:szCs w:val="19"/>
               </w:rPr>
-              <w:t xml:space="preserve">1,2 s OK</w:t>
+              <w:t xml:space="preserve">&lt; 2 s OK</w:t>
             </w:r>
           </w:p>
         </w:tc>
@@ -12373,6 +12373,80 @@
         <w:tc>
           <w:tcPr>
             <w:tcW w:type="dxa" w:w="2600"/>
+            <w:shd w:fill="F1F5F9" w:val="clear"/>
+            <w:tcMar>
+              <w:top w:type="dxa" w:w="40"/>
+              <w:left w:type="dxa" w:w="80"/>
+              <w:bottom w:type="dxa" w:w="40"/>
+              <w:right w:type="dxa" w:w="80"/>
+            </w:tcMar>
+            <w:vAlign w:val="center"/>
+          </w:tcPr>
+          <w:p>
+            <w:r>
+              <w:rPr>
+                <w:rFonts w:ascii="Calibri" w:cs="Calibri" w:eastAsia="Calibri" w:hAnsi="Calibri"/>
+                <w:color w:val="0F172A"/>
+                <w:sz w:val="19"/>
+                <w:szCs w:val="19"/>
+              </w:rPr>
+              <w:t xml:space="preserve">auth-features.test.js</w:t>
+            </w:r>
+          </w:p>
+        </w:tc>
+        <w:tc>
+          <w:tcPr>
+            <w:tcW w:type="dxa" w:w="900"/>
+            <w:shd w:fill="F1F5F9" w:val="clear"/>
+            <w:tcMar>
+              <w:top w:type="dxa" w:w="40"/>
+              <w:left w:type="dxa" w:w="80"/>
+              <w:bottom w:type="dxa" w:w="40"/>
+              <w:right w:type="dxa" w:w="80"/>
+            </w:tcMar>
+            <w:vAlign w:val="center"/>
+          </w:tcPr>
+          <w:p>
+            <w:r>
+              <w:rPr>
+                <w:rFonts w:ascii="Calibri" w:cs="Calibri" w:eastAsia="Calibri" w:hAnsi="Calibri"/>
+                <w:color w:val="0F172A"/>
+                <w:sz w:val="19"/>
+                <w:szCs w:val="19"/>
+              </w:rPr>
+              <w:t xml:space="preserve">22</w:t>
+            </w:r>
+          </w:p>
+        </w:tc>
+        <w:tc>
+          <w:tcPr>
+            <w:tcW w:type="dxa" w:w="5140"/>
+            <w:shd w:fill="F1F5F9" w:val="clear"/>
+            <w:tcMar>
+              <w:top w:type="dxa" w:w="40"/>
+              <w:left w:type="dxa" w:w="80"/>
+              <w:bottom w:type="dxa" w:w="40"/>
+              <w:right w:type="dxa" w:w="80"/>
+            </w:tcMar>
+            <w:vAlign w:val="center"/>
+          </w:tcPr>
+          <w:p>
+            <w:r>
+              <w:rPr>
+                <w:rFonts w:ascii="Calibri" w:cs="Calibri" w:eastAsia="Calibri" w:hAnsi="Calibri"/>
+                <w:color w:val="0F172A"/>
+                <w:sz w:val="19"/>
+                <w:szCs w:val="19"/>
+              </w:rPr>
+              <w:t xml:space="preserve">Creation de compte, refresh, logout, mot de passe oublie, reinitialisation, /me, pannes BDD, repli Google</w:t>
+            </w:r>
+          </w:p>
+        </w:tc>
+      </w:tr>
+      <w:tr>
+        <w:tc>
+          <w:tcPr>
+            <w:tcW w:type="dxa" w:w="2600"/>
             <w:shd w:fill="FFFFFF" w:val="clear"/>
             <w:tcMar>
               <w:top w:type="dxa" w:w="40"/>
@@ -12414,7 +12488,7 @@
                 <w:sz w:val="19"/>
                 <w:szCs w:val="19"/>
               </w:rPr>
-              <w:t xml:space="preserve">63</w:t>
+              <w:t xml:space="preserve">85</w:t>
             </w:r>
           </w:p>
         </w:tc>
@@ -12438,7 +12512,7 @@
                 <w:sz w:val="19"/>
                 <w:szCs w:val="19"/>
               </w:rPr>
-              <w:t xml:space="preserve">7 suites — 63 tests passants (npx jest)</w:t>
+              <w:t xml:space="preserve">8 suites — 85 tests passants (npx jest)</w:t>
             </w:r>
           </w:p>
         </w:tc>
@@ -12465,7 +12539,7 @@
           <w:sz w:val="24"/>
           <w:szCs w:val="24"/>
         </w:rPr>
-        <w:t xml:space="preserve">7.3 Resultats de couverture — v1.0.0</w:t>
+        <w:t xml:space="preserve">7.3 Resultats de couverture — v1.1.0</w:t>
       </w:r>
     </w:p>
     <w:tbl>
@@ -12947,7 +13021,7 @@
                 <w:sz w:val="19"/>
                 <w:szCs w:val="19"/>
               </w:rPr>
-              <w:t xml:space="preserve">30 %</w:t>
+              <w:t xml:space="preserve">78 %</w:t>
             </w:r>
           </w:p>
         </w:tc>
@@ -12971,7 +13045,7 @@
                 <w:sz w:val="19"/>
                 <w:szCs w:val="19"/>
               </w:rPr>
-              <w:t xml:space="preserve">27 %</w:t>
+              <w:t xml:space="preserve">87 %</w:t>
             </w:r>
           </w:p>
         </w:tc>
@@ -12995,7 +13069,7 @@
                 <w:sz w:val="19"/>
                 <w:szCs w:val="19"/>
               </w:rPr>
-              <w:t xml:space="preserve">18 %</w:t>
+              <w:t xml:space="preserve">62 %</w:t>
             </w:r>
           </w:p>
         </w:tc>
@@ -13437,7 +13511,7 @@
                 <w:sz w:val="19"/>
                 <w:szCs w:val="19"/>
               </w:rPr>
-              <w:t xml:space="preserve">64 %</w:t>
+              <w:t xml:space="preserve">81 %</w:t>
             </w:r>
           </w:p>
         </w:tc>
@@ -13461,7 +13535,7 @@
                 <w:sz w:val="19"/>
                 <w:szCs w:val="19"/>
               </w:rPr>
-              <w:t xml:space="preserve">67 %</w:t>
+              <w:t xml:space="preserve">82 %</w:t>
             </w:r>
           </w:p>
         </w:tc>
@@ -13485,7 +13559,7 @@
                 <w:sz w:val="19"/>
                 <w:szCs w:val="19"/>
               </w:rPr>
-              <w:t xml:space="preserve">47 %</w:t>
+              <w:t xml:space="preserve">62 %</w:t>
             </w:r>
           </w:p>
         </w:tc>
@@ -13511,7 +13585,7 @@
           <w:sz w:val="21"/>
           <w:szCs w:val="21"/>
         </w:rPr>
-        <w:t xml:space="preserve">La couverture globale a baisse avec la version v1.1.0 : les nouveaux parcours d'authentification (creation de compte, Google OAuth, renouvellement de jeton, reinitialisation du mot de passe) representent environ 200 lignes ajoutees a routes/auth.js, qui ne sont pas encore couvertes par des tests automatises. Ce point est identifie et planifie en section 12 (BUG-005).</w:t>
+        <w:t xml:space="preserve">La livraison de la version v1.1.0 avait fait chuter la couverture des branches a 46,6 %, sous le seuil de 60 % impose par la chaine d'integration continue : les quelque 200 lignes ajoutees a routes/auth.js n'etaient couvertes par aucun test. La suite auth-features.test.js a ete ecrite pour combler cet ecart, plutot que d'abaisser le seuil. La couverture des branches est remontee de 46,6 % a 62,3 %, et celle de routes/auth.js de 30 % a 78 %.</w:t>
       </w:r>
     </w:p>
     <w:p>
@@ -13534,7 +13608,7 @@
           <w:sz w:val="21"/>
           <w:szCs w:val="21"/>
         </w:rPr>
-        <w:t xml:space="preserve">Ces parcours ont ete valides manuellement et sont consignes au cahier de recettes (section 11) : creation de compte, connexion Google, renouvellement transparent du jeton et reinitialisation du mot de passe.</w:t>
+        <w:t xml:space="preserve">Ces tests ne verifient pas seulement les codes de reponse HTTP, mais les proprietes de securite elles-memes : role COMMERCIAL impose meme lorsque la requete tente d'imposer GERANT, mot de passe reellement hache en base, rotation effective du refresh token, cookie httpOnly, lien de reinitialisation a usage unique revoquant les sessions actives, reponse identique pour un email inconnu, et absence de detail technique dans les erreurs 500. Le parcours Google OAuth complet, qui necessite un dialogue avec le fournisseur d'identite, reste valide manuellement au cahier de recettes (section 11).</w:t>
       </w:r>
     </w:p>
     <w:p>
@@ -13966,7 +14040,7 @@
                 <w:sz w:val="19"/>
                 <w:szCs w:val="19"/>
               </w:rPr>
-              <w:t xml:space="preserve">Roles, canWrite, isGerant, logout, persistance localStorage</w:t>
+              <w:t xml:space="preserve">Roles, canWrite, isGerant, logout asynchrone, persistance localStorage</w:t>
             </w:r>
           </w:p>
         </w:tc>
@@ -22612,7 +22686,7 @@
                 <w:sz w:val="19"/>
                 <w:szCs w:val="19"/>
               </w:rPr>
-              <w:t xml:space="preserve">Parcours d'authentification v1.1.0 non couverts par les tests (couverture de routes/auth.js a 30 %)</w:t>
+              <w:t xml:space="preserve">Parcours d'authentification v1.1.0 non couverts par les tests : le seuil de couverture des branches (60 %) n'etait plus atteint et la CI echouait</w:t>
             </w:r>
           </w:p>
         </w:tc>
@@ -22660,7 +22734,7 @@
                 <w:sz w:val="19"/>
                 <w:szCs w:val="19"/>
               </w:rPr>
-              <w:t xml:space="preserve">Ajouter les suites register, refresh, reset-password et OAuth (mock de la strategie Passport)</w:t>
+              <w:t xml:space="preserve">Corrige — suite auth-features.test.js (22 tests) : branches 46,6 % -&gt; 62,3 %</w:t>
             </w:r>
           </w:p>
         </w:tc>
@@ -22684,7 +22758,7 @@
                 <w:sz w:val="19"/>
                 <w:szCs w:val="19"/>
               </w:rPr>
-              <w:t xml:space="preserve">v1.2.0</w:t>
+              <w:t xml:space="preserve">Corrige</w:t>
             </w:r>
           </w:p>
         </w:tc>

--- a/docs/rapport-bloc2-stockeasy.docx
+++ b/docs/rapport-bloc2-stockeasy.docx
@@ -1462,7 +1462,7 @@
           <w:sz w:val="20"/>
           <w:szCs w:val="20"/>
         </w:rPr>
-        <w:t xml:space="preserve">A la date de ce dossier, l'application est fonctionnelle et deployable en autonomie : 96 tests automatises passent (85 backend, 11 frontend), et un deploiement complet se fait en une commande (docker compose up -d --build).</w:t>
+        <w:t xml:space="preserve">A la date de ce dossier, l'application est fonctionnelle et deployable en autonomie : 104 tests automatises passent (88 backend, 16 frontend), et un deploiement complet se fait en une commande (docker compose up -d --build).</w:t>
       </w:r>
     </w:p>
     <w:p>
@@ -3969,7 +3969,7 @@
                 <w:sz w:val="19"/>
                 <w:szCs w:val="19"/>
               </w:rPr>
-              <w:t xml:space="preserve">62 % OK</w:t>
+              <w:t xml:space="preserve">65 % OK</w:t>
             </w:r>
           </w:p>
         </w:tc>
@@ -4043,7 +4043,7 @@
                 <w:sz w:val="19"/>
                 <w:szCs w:val="19"/>
               </w:rPr>
-              <w:t xml:space="preserve">82 % OK</w:t>
+              <w:t xml:space="preserve">83 % OK</w:t>
             </w:r>
           </w:p>
         </w:tc>
@@ -4191,7 +4191,7 @@
                 <w:sz w:val="19"/>
                 <w:szCs w:val="19"/>
               </w:rPr>
-              <w:t xml:space="preserve">85 tests, 8 suites</w:t>
+              <w:t xml:space="preserve">88 tests, 8 suites</w:t>
             </w:r>
           </w:p>
         </w:tc>
@@ -11994,7 +11994,7 @@
                 <w:sz w:val="19"/>
                 <w:szCs w:val="19"/>
               </w:rPr>
-              <w:t xml:space="preserve">CRUD produits, RBAC par role, validation, reference dupliquee (409)</w:t>
+              <w:t xml:space="preserve">CRUD produits, RBAC par role, validation, reference dupliquee (409), filtre stock faible delegue a la base</w:t>
             </w:r>
           </w:p>
         </w:tc>
@@ -12414,7 +12414,7 @@
                 <w:sz w:val="19"/>
                 <w:szCs w:val="19"/>
               </w:rPr>
-              <w:t xml:space="preserve">22</w:t>
+              <w:t xml:space="preserve">23</w:t>
             </w:r>
           </w:p>
         </w:tc>
@@ -12438,7 +12438,7 @@
                 <w:sz w:val="19"/>
                 <w:szCs w:val="19"/>
               </w:rPr>
-              <w:t xml:space="preserve">Creation de compte, refresh, logout, mot de passe oublie, reinitialisation, /me, pannes BDD, repli Google</w:t>
+              <w:t xml:space="preserve">Creation de compte, refresh, logout, mot de passe oublie, reinitialisation, /me, sanitisation XSS, pannes BDD, repli Google</w:t>
             </w:r>
           </w:p>
         </w:tc>
@@ -12488,7 +12488,7 @@
                 <w:sz w:val="19"/>
                 <w:szCs w:val="19"/>
               </w:rPr>
-              <w:t xml:space="preserve">85</w:t>
+              <w:t xml:space="preserve">88</w:t>
             </w:r>
           </w:p>
         </w:tc>
@@ -12512,7 +12512,7 @@
                 <w:sz w:val="19"/>
                 <w:szCs w:val="19"/>
               </w:rPr>
-              <w:t xml:space="preserve">8 suites — 85 tests passants (npx jest)</w:t>
+              <w:t xml:space="preserve">8 suites — 88 tests passants (npx jest)</w:t>
             </w:r>
           </w:p>
         </w:tc>
@@ -13021,7 +13021,7 @@
                 <w:sz w:val="19"/>
                 <w:szCs w:val="19"/>
               </w:rPr>
-              <w:t xml:space="preserve">78 %</w:t>
+              <w:t xml:space="preserve">79 %</w:t>
             </w:r>
           </w:p>
         </w:tc>
@@ -13217,7 +13217,7 @@
                 <w:sz w:val="19"/>
                 <w:szCs w:val="19"/>
               </w:rPr>
-              <w:t xml:space="preserve">69 %</w:t>
+              <w:t xml:space="preserve">70 %</w:t>
             </w:r>
           </w:p>
         </w:tc>
@@ -13315,7 +13315,7 @@
                 <w:sz w:val="19"/>
                 <w:szCs w:val="19"/>
               </w:rPr>
-              <w:t xml:space="preserve">84 %</w:t>
+              <w:t xml:space="preserve">85 %</w:t>
             </w:r>
           </w:p>
         </w:tc>
@@ -13339,7 +13339,7 @@
                 <w:sz w:val="19"/>
                 <w:szCs w:val="19"/>
               </w:rPr>
-              <w:t xml:space="preserve">86 %</w:t>
+              <w:t xml:space="preserve">100 %</w:t>
             </w:r>
           </w:p>
         </w:tc>
@@ -13363,7 +13363,7 @@
                 <w:sz w:val="19"/>
                 <w:szCs w:val="19"/>
               </w:rPr>
-              <w:t xml:space="preserve">65 %</w:t>
+              <w:t xml:space="preserve">73 %</w:t>
             </w:r>
           </w:p>
         </w:tc>
@@ -13535,7 +13535,7 @@
                 <w:sz w:val="19"/>
                 <w:szCs w:val="19"/>
               </w:rPr>
-              <w:t xml:space="preserve">82 %</w:t>
+              <w:t xml:space="preserve">83 %</w:t>
             </w:r>
           </w:p>
         </w:tc>
@@ -13559,7 +13559,7 @@
                 <w:sz w:val="19"/>
                 <w:szCs w:val="19"/>
               </w:rPr>
-              <w:t xml:space="preserve">62 %</w:t>
+              <w:t xml:space="preserve">65 %</w:t>
             </w:r>
           </w:p>
         </w:tc>
@@ -13585,7 +13585,7 @@
           <w:sz w:val="21"/>
           <w:szCs w:val="21"/>
         </w:rPr>
-        <w:t xml:space="preserve">La livraison de la version v1.1.0 avait fait chuter la couverture des branches a 46,6 %, sous le seuil de 60 % impose par la chaine d'integration continue : les quelque 200 lignes ajoutees a routes/auth.js n'etaient couvertes par aucun test. La suite auth-features.test.js a ete ecrite pour combler cet ecart, plutot que d'abaisser le seuil. La couverture des branches est remontee de 46,6 % a 62,3 %, et celle de routes/auth.js de 30 % a 78 %.</w:t>
+        <w:t xml:space="preserve">La livraison de la version v1.1.0 avait fait chuter la couverture des branches a 46,6 %, sous le seuil de 60 % impose par la chaine d'integration continue : les quelque 200 lignes ajoutees a routes/auth.js n'etaient couvertes par aucun test. La suite auth-features.test.js a ete ecrite pour combler cet ecart, plutot que d'abaisser le seuil. La couverture des branches est remontee de 46,6 % a 64,7 %, et celle de routes/auth.js de 30 % a 79 %.</w:t>
       </w:r>
     </w:p>
     <w:p>
@@ -14045,6 +14045,80 @@
           </w:p>
         </w:tc>
       </w:tr>
+      <w:tr>
+        <w:tc>
+          <w:tcPr>
+            <w:tcW w:type="dxa" w:w="2800"/>
+            <w:shd w:fill="FFFFFF" w:val="clear"/>
+            <w:tcMar>
+              <w:top w:type="dxa" w:w="40"/>
+              <w:left w:type="dxa" w:w="80"/>
+              <w:bottom w:type="dxa" w:w="40"/>
+              <w:right w:type="dxa" w:w="80"/>
+            </w:tcMar>
+            <w:vAlign w:val="center"/>
+          </w:tcPr>
+          <w:p>
+            <w:r>
+              <w:rPr>
+                <w:rFonts w:ascii="Calibri" w:cs="Calibri" w:eastAsia="Calibri" w:hAnsi="Calibri"/>
+                <w:color w:val="0F172A"/>
+                <w:sz w:val="19"/>
+                <w:szCs w:val="19"/>
+              </w:rPr>
+              <w:t xml:space="preserve">ConfirmDialog.test.jsx</w:t>
+            </w:r>
+          </w:p>
+        </w:tc>
+        <w:tc>
+          <w:tcPr>
+            <w:tcW w:type="dxa" w:w="900"/>
+            <w:shd w:fill="FFFFFF" w:val="clear"/>
+            <w:tcMar>
+              <w:top w:type="dxa" w:w="40"/>
+              <w:left w:type="dxa" w:w="80"/>
+              <w:bottom w:type="dxa" w:w="40"/>
+              <w:right w:type="dxa" w:w="80"/>
+            </w:tcMar>
+            <w:vAlign w:val="center"/>
+          </w:tcPr>
+          <w:p>
+            <w:r>
+              <w:rPr>
+                <w:rFonts w:ascii="Calibri" w:cs="Calibri" w:eastAsia="Calibri" w:hAnsi="Calibri"/>
+                <w:color w:val="0F172A"/>
+                <w:sz w:val="19"/>
+                <w:szCs w:val="19"/>
+              </w:rPr>
+              <w:t xml:space="preserve">5</w:t>
+            </w:r>
+          </w:p>
+        </w:tc>
+        <w:tc>
+          <w:tcPr>
+            <w:tcW w:type="dxa" w:w="4940"/>
+            <w:shd w:fill="FFFFFF" w:val="clear"/>
+            <w:tcMar>
+              <w:top w:type="dxa" w:w="40"/>
+              <w:left w:type="dxa" w:w="80"/>
+              <w:bottom w:type="dxa" w:w="40"/>
+              <w:right w:type="dxa" w:w="80"/>
+            </w:tcMar>
+            <w:vAlign w:val="center"/>
+          </w:tcPr>
+          <w:p>
+            <w:r>
+              <w:rPr>
+                <w:rFonts w:ascii="Calibri" w:cs="Calibri" w:eastAsia="Calibri" w:hAnsi="Calibri"/>
+                <w:color w:val="0F172A"/>
+                <w:sz w:val="19"/>
+                <w:szCs w:val="19"/>
+              </w:rPr>
+              <w:t xml:space="preserve">Modale accessible : role alertdialog, focus initial, piege au Tab, Echap, confirmation explicite</w:t>
+            </w:r>
+          </w:p>
+        </w:tc>
+      </w:tr>
     </w:tbl>
     <w:p>
       <w:r>
@@ -14299,7 +14373,7 @@
                 <w:sz w:val="19"/>
                 <w:szCs w:val="19"/>
               </w:rPr>
-              <w:t xml:space="preserve">bcrypt salt 10. JWT signe (secret &gt;= 32 chars). Refresh token et token de reinitialisation generes via crypto.randomBytes. HTTPS via Nginx en prod.</w:t>
+              <w:t xml:space="preserve">bcrypt salt 10. JWT signe (secret &gt;= 32 chars). Refresh token et token de reinitialisation generes via crypto.randomBytes. Le conteneur ne termine pas TLS : HTTPS est assure en amont par un reverse proxy, Nginx transmettant X-Forwarded-Proto. HSTS documente, active des la mise en place du certificat.</w:t>
             </w:r>
           </w:p>
         </w:tc>
@@ -14373,7 +14447,7 @@
                 <w:sz w:val="19"/>
                 <w:szCs w:val="19"/>
               </w:rPr>
-              <w:t xml:space="preserve">Prisma ORM : 100 % requetes parametrees. Sanitisation xss sur tous les champs texte.</w:t>
+              <w:t xml:space="preserve">Prisma ORM : 100 % requetes parametrees. Sanitisation xss factorisee dans utils/sanitize.js et appliquee a tous les champs texte libres : nom, description, motif de mouvement, notes de commande.</w:t>
             </w:r>
           </w:p>
         </w:tc>
@@ -14595,7 +14669,7 @@
                 <w:sz w:val="19"/>
                 <w:szCs w:val="19"/>
               </w:rPr>
-              <w:t xml:space="preserve">npm audit a chaque CI. Dependances maintenues a jour. Aucune CVE critique connue.</w:t>
+              <w:t xml:space="preserve">npm audit bloquant a chaque CI (echec sur severite haute ou critique). Les dependances de developpement, non deployees, font l'objet d'un audit informatif distinct.</w:t>
             </w:r>
           </w:p>
         </w:tc>
@@ -16494,6 +16568,80 @@
         <w:tc>
           <w:tcPr>
             <w:tcW w:type="dxa" w:w="2400"/>
+            <w:shd w:fill="F1F5F9" w:val="clear"/>
+            <w:tcMar>
+              <w:top w:type="dxa" w:w="40"/>
+              <w:left w:type="dxa" w:w="80"/>
+              <w:bottom w:type="dxa" w:w="40"/>
+              <w:right w:type="dxa" w:w="80"/>
+            </w:tcMar>
+            <w:vAlign w:val="center"/>
+          </w:tcPr>
+          <w:p>
+            <w:r>
+              <w:rPr>
+                <w:rFonts w:ascii="Calibri" w:cs="Calibri" w:eastAsia="Calibri" w:hAnsi="Calibri"/>
+                <w:color w:val="0F172A"/>
+                <w:sz w:val="19"/>
+                <w:szCs w:val="19"/>
+              </w:rPr>
+              <w:t xml:space="preserve">12.7 — Lien d'evitement</w:t>
+            </w:r>
+          </w:p>
+        </w:tc>
+        <w:tc>
+          <w:tcPr>
+            <w:tcW w:type="dxa" w:w="3600"/>
+            <w:shd w:fill="F1F5F9" w:val="clear"/>
+            <w:tcMar>
+              <w:top w:type="dxa" w:w="40"/>
+              <w:left w:type="dxa" w:w="80"/>
+              <w:bottom w:type="dxa" w:w="40"/>
+              <w:right w:type="dxa" w:w="80"/>
+            </w:tcMar>
+            <w:vAlign w:val="center"/>
+          </w:tcPr>
+          <w:p>
+            <w:r>
+              <w:rPr>
+                <w:rFonts w:ascii="Calibri" w:cs="Calibri" w:eastAsia="Calibri" w:hAnsi="Calibri"/>
+                <w:color w:val="0F172A"/>
+                <w:sz w:val="19"/>
+                <w:szCs w:val="19"/>
+              </w:rPr>
+              <w:t xml:space="preserve">Lien "Aller au contenu principal", masque puis visible au focus</w:t>
+            </w:r>
+          </w:p>
+        </w:tc>
+        <w:tc>
+          <w:tcPr>
+            <w:tcW w:type="dxa" w:w="2640"/>
+            <w:shd w:fill="F1F5F9" w:val="clear"/>
+            <w:tcMar>
+              <w:top w:type="dxa" w:w="40"/>
+              <w:left w:type="dxa" w:w="80"/>
+              <w:bottom w:type="dxa" w:w="40"/>
+              <w:right w:type="dxa" w:w="80"/>
+            </w:tcMar>
+            <w:vAlign w:val="center"/>
+          </w:tcPr>
+          <w:p>
+            <w:r>
+              <w:rPr>
+                <w:rFonts w:ascii="Calibri" w:cs="Calibri" w:eastAsia="Calibri" w:hAnsi="Calibri"/>
+                <w:color w:val="0F172A"/>
+                <w:sz w:val="19"/>
+                <w:szCs w:val="19"/>
+              </w:rPr>
+              <w:t xml:space="preserve">Layout.jsx</w:t>
+            </w:r>
+          </w:p>
+        </w:tc>
+      </w:tr>
+      <w:tr>
+        <w:tc>
+          <w:tcPr>
+            <w:tcW w:type="dxa" w:w="2400"/>
             <w:shd w:fill="FFFFFF" w:val="clear"/>
             <w:tcMar>
               <w:top w:type="dxa" w:w="40"/>
@@ -16535,7 +16683,7 @@
                 <w:sz w:val="19"/>
                 <w:szCs w:val="19"/>
               </w:rPr>
-              <w:t xml:space="preserve">Expiration JWT 8h communiquee a l'utilisateur</w:t>
+              <w:t xml:space="preserve">Session prolongee sans interruption (refresh silencieux) ; expiration annoncee a l'utilisateur</w:t>
             </w:r>
           </w:p>
         </w:tc>
@@ -17399,7 +17547,7 @@
           <w:sz w:val="21"/>
           <w:szCs w:val="21"/>
         </w:rPr>
-        <w:t xml:space="preserve">La version v1.1.0 est une evolution MINOR : elle ajoute des fonctionnalites retrocompatibles. Les comptes existants continuent de fonctionner sans action de leur part. Une migration Prisma additive (add-auth-features) ajoute les colonnes googleId, refreshToken, resetToken et resetTokenExpires, et rend la colonne password optionnelle pour les comptes Google.</w:t>
+        <w:t xml:space="preserve">La version v1.1.0 est une evolution MINOR : elle ajoute des fonctionnalites retrocompatibles. Les comptes existants continuent de fonctionner sans action de leur part. Une migration Prisma additive (add-auth-features) ajoute les colonnes googleId, refreshToken, resetToken et resetTokenExpires, et rend la colonne password optionnelle pour les comptes Google. Chaque version est materialisee par un tag Git annote (git tag -n1), ce qui permet de revenir a un etat livre precis lors d'un rollback.</w:t>
       </w:r>
     </w:p>
     <w:p>
@@ -22198,7 +22346,7 @@
                 <w:sz w:val="19"/>
                 <w:szCs w:val="19"/>
               </w:rPr>
-              <w:t xml:space="preserve">Filtre "stock faible" : double filtrage BDD + memoire</w:t>
+              <w:t xml:space="preserve">Filtre "stock faible" : l'expression `prisma.raw ? undefined : 0` valait 0, la requete ne remontait que les ruptures ; le total portait sur un autre critere que les donnees</w:t>
             </w:r>
           </w:p>
         </w:tc>
@@ -22246,7 +22394,7 @@
                 <w:sz w:val="19"/>
                 <w:szCs w:val="19"/>
               </w:rPr>
-              <w:t xml:space="preserve">Utiliser prisma.$queryRaw pour comparaison de colonnes</w:t>
+              <w:t xml:space="preserve">Corrige — filtrage entierement en base via une reference de champ Prisma ; pagination et total coherents, verrouille par 2 tests</w:t>
             </w:r>
           </w:p>
         </w:tc>
@@ -22270,7 +22418,7 @@
                 <w:sz w:val="19"/>
                 <w:szCs w:val="19"/>
               </w:rPr>
-              <w:t xml:space="preserve">v1.1.0</w:t>
+              <w:t xml:space="preserve">Corrige</w:t>
             </w:r>
           </w:p>
         </w:tc>
@@ -22368,7 +22516,7 @@
                 <w:sz w:val="19"/>
                 <w:szCs w:val="19"/>
               </w:rPr>
-              <w:t xml:space="preserve">Modale React avec focus trap et role="alertdialog"</w:t>
+              <w:t xml:space="preserve">Corrige — composant ConfirmDialog : role alertdialog, focus initial, piege au Tab, Echap, restitution du focus (5 tests)</w:t>
             </w:r>
           </w:p>
         </w:tc>
@@ -22392,7 +22540,7 @@
                 <w:sz w:val="19"/>
                 <w:szCs w:val="19"/>
               </w:rPr>
-              <w:t xml:space="preserve">v1.1.0</w:t>
+              <w:t xml:space="preserve">Corrige</w:t>
             </w:r>
           </w:p>
         </w:tc>
@@ -22442,7 +22590,7 @@
                 <w:sz w:val="19"/>
                 <w:szCs w:val="19"/>
               </w:rPr>
-              <w:t xml:space="preserve">Token JWT non revoqu apres deconnexion</w:t>
+              <w:t xml:space="preserve">L'access token reste valide jusqu'a son expiration (15 min) apres deconnexion ; seul le refresh token est revoque</w:t>
             </w:r>
           </w:p>
         </w:tc>
@@ -22490,7 +22638,7 @@
                 <w:sz w:val="19"/>
                 <w:szCs w:val="19"/>
               </w:rPr>
-              <w:t xml:space="preserve">Blacklist Redis avec TTL = duree restante du token</w:t>
+              <w:t xml:space="preserve">Blacklist Redis avec TTL = duree restante du token. Risque limite : la fenetre est de 15 min et la session ne peut plus etre prolongee</w:t>
             </w:r>
           </w:p>
         </w:tc>
@@ -22514,7 +22662,7 @@
                 <w:sz w:val="19"/>
                 <w:szCs w:val="19"/>
               </w:rPr>
-              <w:t xml:space="preserve">v1.1.0</w:t>
+              <w:t xml:space="preserve">v1.2.0</w:t>
             </w:r>
           </w:p>
         </w:tc>
@@ -22734,7 +22882,7 @@
                 <w:sz w:val="19"/>
                 <w:szCs w:val="19"/>
               </w:rPr>
-              <w:t xml:space="preserve">Corrige — suite auth-features.test.js (22 tests) : branches 46,6 % -&gt; 62,3 %</w:t>
+              <w:t xml:space="preserve">Corrige — suite auth-features.test.js (23 tests) : branches 46,6 % -&gt; 64,7 %</w:t>
             </w:r>
           </w:p>
         </w:tc>

--- a/docs/rapport-bloc2-stockeasy.docx
+++ b/docs/rapport-bloc2-stockeasy.docx
@@ -1462,7 +1462,7 @@
           <w:sz w:val="20"/>
           <w:szCs w:val="20"/>
         </w:rPr>
-        <w:t xml:space="preserve">A la date de ce dossier, l'application est fonctionnelle et deployable en autonomie : 104 tests automatises passent (88 backend, 16 frontend), et un deploiement complet se fait en une commande (docker compose up -d --build).</w:t>
+        <w:t xml:space="preserve">A la date de ce dossier, l'application est fonctionnelle et deployable en autonomie : 155 tests automatises passent (88 backend, 67 frontend), et un deploiement complet se fait en une commande (docker compose up -d --build).</w:t>
       </w:r>
     </w:p>
     <w:p>
@@ -13784,7 +13784,7 @@
           <w:sz w:val="24"/>
           <w:szCs w:val="24"/>
         </w:rPr>
-        <w:t xml:space="preserve">7.5 Tests frontend (Vitest)</w:t>
+        <w:t xml:space="preserve">7.5 Tests frontend (Vitest) — couverture 90 % des lignes</w:t>
       </w:r>
     </w:p>
     <w:tbl>
@@ -14115,6 +14115,524 @@
                 <w:szCs w:val="19"/>
               </w:rPr>
               <w:t xml:space="preserve">Modale accessible : role alertdialog, focus initial, piege au Tab, Echap, confirmation explicite</w:t>
+            </w:r>
+          </w:p>
+        </w:tc>
+      </w:tr>
+      <w:tr>
+        <w:tc>
+          <w:tcPr>
+            <w:tcW w:type="dxa" w:w="2800"/>
+            <w:shd w:fill="FFFFFF" w:val="clear"/>
+            <w:tcMar>
+              <w:top w:type="dxa" w:w="40"/>
+              <w:left w:type="dxa" w:w="80"/>
+              <w:bottom w:type="dxa" w:w="40"/>
+              <w:right w:type="dxa" w:w="80"/>
+            </w:tcMar>
+            <w:vAlign w:val="center"/>
+          </w:tcPr>
+          <w:p>
+            <w:r>
+              <w:rPr>
+                <w:rFonts w:ascii="Calibri" w:cs="Calibri" w:eastAsia="Calibri" w:hAnsi="Calibri"/>
+                <w:color w:val="0F172A"/>
+                <w:sz w:val="19"/>
+                <w:szCs w:val="19"/>
+              </w:rPr>
+              <w:t xml:space="preserve">Layout.test.jsx</w:t>
+            </w:r>
+          </w:p>
+        </w:tc>
+        <w:tc>
+          <w:tcPr>
+            <w:tcW w:type="dxa" w:w="900"/>
+            <w:shd w:fill="FFFFFF" w:val="clear"/>
+            <w:tcMar>
+              <w:top w:type="dxa" w:w="40"/>
+              <w:left w:type="dxa" w:w="80"/>
+              <w:bottom w:type="dxa" w:w="40"/>
+              <w:right w:type="dxa" w:w="80"/>
+            </w:tcMar>
+            <w:vAlign w:val="center"/>
+          </w:tcPr>
+          <w:p>
+            <w:r>
+              <w:rPr>
+                <w:rFonts w:ascii="Calibri" w:cs="Calibri" w:eastAsia="Calibri" w:hAnsi="Calibri"/>
+                <w:color w:val="0F172A"/>
+                <w:sz w:val="19"/>
+                <w:szCs w:val="19"/>
+              </w:rPr>
+              <w:t xml:space="preserve">7</w:t>
+            </w:r>
+          </w:p>
+        </w:tc>
+        <w:tc>
+          <w:tcPr>
+            <w:tcW w:type="dxa" w:w="4940"/>
+            <w:shd w:fill="FFFFFF" w:val="clear"/>
+            <w:tcMar>
+              <w:top w:type="dxa" w:w="40"/>
+              <w:left w:type="dxa" w:w="80"/>
+              <w:bottom w:type="dxa" w:w="40"/>
+              <w:right w:type="dxa" w:w="80"/>
+            </w:tcMar>
+            <w:vAlign w:val="center"/>
+          </w:tcPr>
+          <w:p>
+            <w:r>
+              <w:rPr>
+                <w:rFonts w:ascii="Calibri" w:cs="Calibri" w:eastAsia="Calibri" w:hAnsi="Calibri"/>
+                <w:color w:val="0F172A"/>
+                <w:sz w:val="19"/>
+                <w:szCs w:val="19"/>
+              </w:rPr>
+              <w:t xml:space="preserve">Navigation filtree par role, lien d'evitement, deconnexion</w:t>
+            </w:r>
+          </w:p>
+        </w:tc>
+      </w:tr>
+      <w:tr>
+        <w:tc>
+          <w:tcPr>
+            <w:tcW w:type="dxa" w:w="2800"/>
+            <w:shd w:fill="FFFFFF" w:val="clear"/>
+            <w:tcMar>
+              <w:top w:type="dxa" w:w="40"/>
+              <w:left w:type="dxa" w:w="80"/>
+              <w:bottom w:type="dxa" w:w="40"/>
+              <w:right w:type="dxa" w:w="80"/>
+            </w:tcMar>
+            <w:vAlign w:val="center"/>
+          </w:tcPr>
+          <w:p>
+            <w:r>
+              <w:rPr>
+                <w:rFonts w:ascii="Calibri" w:cs="Calibri" w:eastAsia="Calibri" w:hAnsi="Calibri"/>
+                <w:color w:val="0F172A"/>
+                <w:sz w:val="19"/>
+                <w:szCs w:val="19"/>
+              </w:rPr>
+              <w:t xml:space="preserve">AuthPages.test.jsx</w:t>
+            </w:r>
+          </w:p>
+        </w:tc>
+        <w:tc>
+          <w:tcPr>
+            <w:tcW w:type="dxa" w:w="900"/>
+            <w:shd w:fill="FFFFFF" w:val="clear"/>
+            <w:tcMar>
+              <w:top w:type="dxa" w:w="40"/>
+              <w:left w:type="dxa" w:w="80"/>
+              <w:bottom w:type="dxa" w:w="40"/>
+              <w:right w:type="dxa" w:w="80"/>
+            </w:tcMar>
+            <w:vAlign w:val="center"/>
+          </w:tcPr>
+          <w:p>
+            <w:r>
+              <w:rPr>
+                <w:rFonts w:ascii="Calibri" w:cs="Calibri" w:eastAsia="Calibri" w:hAnsi="Calibri"/>
+                <w:color w:val="0F172A"/>
+                <w:sz w:val="19"/>
+                <w:szCs w:val="19"/>
+              </w:rPr>
+              <w:t xml:space="preserve">13</w:t>
+            </w:r>
+          </w:p>
+        </w:tc>
+        <w:tc>
+          <w:tcPr>
+            <w:tcW w:type="dxa" w:w="4940"/>
+            <w:shd w:fill="FFFFFF" w:val="clear"/>
+            <w:tcMar>
+              <w:top w:type="dxa" w:w="40"/>
+              <w:left w:type="dxa" w:w="80"/>
+              <w:bottom w:type="dxa" w:w="40"/>
+              <w:right w:type="dxa" w:w="80"/>
+            </w:tcMar>
+            <w:vAlign w:val="center"/>
+          </w:tcPr>
+          <w:p>
+            <w:r>
+              <w:rPr>
+                <w:rFonts w:ascii="Calibri" w:cs="Calibri" w:eastAsia="Calibri" w:hAnsi="Calibri"/>
+                <w:color w:val="0F172A"/>
+                <w:sz w:val="19"/>
+                <w:szCs w:val="19"/>
+              </w:rPr>
+              <w:t xml:space="preserve">Inscription, mot de passe oublie, reinitialisation, retour Google</w:t>
+            </w:r>
+          </w:p>
+        </w:tc>
+      </w:tr>
+      <w:tr>
+        <w:tc>
+          <w:tcPr>
+            <w:tcW w:type="dxa" w:w="2800"/>
+            <w:shd w:fill="FFFFFF" w:val="clear"/>
+            <w:tcMar>
+              <w:top w:type="dxa" w:w="40"/>
+              <w:left w:type="dxa" w:w="80"/>
+              <w:bottom w:type="dxa" w:w="40"/>
+              <w:right w:type="dxa" w:w="80"/>
+            </w:tcMar>
+            <w:vAlign w:val="center"/>
+          </w:tcPr>
+          <w:p>
+            <w:r>
+              <w:rPr>
+                <w:rFonts w:ascii="Calibri" w:cs="Calibri" w:eastAsia="Calibri" w:hAnsi="Calibri"/>
+                <w:color w:val="0F172A"/>
+                <w:sz w:val="19"/>
+                <w:szCs w:val="19"/>
+              </w:rPr>
+              <w:t xml:space="preserve">Pages.test.jsx</w:t>
+            </w:r>
+          </w:p>
+        </w:tc>
+        <w:tc>
+          <w:tcPr>
+            <w:tcW w:type="dxa" w:w="900"/>
+            <w:shd w:fill="FFFFFF" w:val="clear"/>
+            <w:tcMar>
+              <w:top w:type="dxa" w:w="40"/>
+              <w:left w:type="dxa" w:w="80"/>
+              <w:bottom w:type="dxa" w:w="40"/>
+              <w:right w:type="dxa" w:w="80"/>
+            </w:tcMar>
+            <w:vAlign w:val="center"/>
+          </w:tcPr>
+          <w:p>
+            <w:r>
+              <w:rPr>
+                <w:rFonts w:ascii="Calibri" w:cs="Calibri" w:eastAsia="Calibri" w:hAnsi="Calibri"/>
+                <w:color w:val="0F172A"/>
+                <w:sz w:val="19"/>
+                <w:szCs w:val="19"/>
+              </w:rPr>
+              <w:t xml:space="preserve">11</w:t>
+            </w:r>
+          </w:p>
+        </w:tc>
+        <w:tc>
+          <w:tcPr>
+            <w:tcW w:type="dxa" w:w="4940"/>
+            <w:shd w:fill="FFFFFF" w:val="clear"/>
+            <w:tcMar>
+              <w:top w:type="dxa" w:w="40"/>
+              <w:left w:type="dxa" w:w="80"/>
+              <w:bottom w:type="dxa" w:w="40"/>
+              <w:right w:type="dxa" w:w="80"/>
+            </w:tcMar>
+            <w:vAlign w:val="center"/>
+          </w:tcPr>
+          <w:p>
+            <w:r>
+              <w:rPr>
+                <w:rFonts w:ascii="Calibri" w:cs="Calibri" w:eastAsia="Calibri" w:hAnsi="Calibri"/>
+                <w:color w:val="0F172A"/>
+                <w:sz w:val="19"/>
+                <w:szCs w:val="19"/>
+              </w:rPr>
+              <w:t xml:space="preserve">Tableau de bord, liste produits, archivage, alertes, garde de route</w:t>
+            </w:r>
+          </w:p>
+        </w:tc>
+      </w:tr>
+      <w:tr>
+        <w:tc>
+          <w:tcPr>
+            <w:tcW w:type="dxa" w:w="2800"/>
+            <w:shd w:fill="FFFFFF" w:val="clear"/>
+            <w:tcMar>
+              <w:top w:type="dxa" w:w="40"/>
+              <w:left w:type="dxa" w:w="80"/>
+              <w:bottom w:type="dxa" w:w="40"/>
+              <w:right w:type="dxa" w:w="80"/>
+            </w:tcMar>
+            <w:vAlign w:val="center"/>
+          </w:tcPr>
+          <w:p>
+            <w:r>
+              <w:rPr>
+                <w:rFonts w:ascii="Calibri" w:cs="Calibri" w:eastAsia="Calibri" w:hAnsi="Calibri"/>
+                <w:color w:val="0F172A"/>
+                <w:sz w:val="19"/>
+                <w:szCs w:val="19"/>
+              </w:rPr>
+              <w:t xml:space="preserve">StockAndOrders.test.jsx</w:t>
+            </w:r>
+          </w:p>
+        </w:tc>
+        <w:tc>
+          <w:tcPr>
+            <w:tcW w:type="dxa" w:w="900"/>
+            <w:shd w:fill="FFFFFF" w:val="clear"/>
+            <w:tcMar>
+              <w:top w:type="dxa" w:w="40"/>
+              <w:left w:type="dxa" w:w="80"/>
+              <w:bottom w:type="dxa" w:w="40"/>
+              <w:right w:type="dxa" w:w="80"/>
+            </w:tcMar>
+            <w:vAlign w:val="center"/>
+          </w:tcPr>
+          <w:p>
+            <w:r>
+              <w:rPr>
+                <w:rFonts w:ascii="Calibri" w:cs="Calibri" w:eastAsia="Calibri" w:hAnsi="Calibri"/>
+                <w:color w:val="0F172A"/>
+                <w:sz w:val="19"/>
+                <w:szCs w:val="19"/>
+              </w:rPr>
+              <w:t xml:space="preserve">9</w:t>
+            </w:r>
+          </w:p>
+        </w:tc>
+        <w:tc>
+          <w:tcPr>
+            <w:tcW w:type="dxa" w:w="4940"/>
+            <w:shd w:fill="FFFFFF" w:val="clear"/>
+            <w:tcMar>
+              <w:top w:type="dxa" w:w="40"/>
+              <w:left w:type="dxa" w:w="80"/>
+              <w:bottom w:type="dxa" w:w="40"/>
+              <w:right w:type="dxa" w:w="80"/>
+            </w:tcMar>
+            <w:vAlign w:val="center"/>
+          </w:tcPr>
+          <w:p>
+            <w:r>
+              <w:rPr>
+                <w:rFonts w:ascii="Calibri" w:cs="Calibri" w:eastAsia="Calibri" w:hAnsi="Calibri"/>
+                <w:color w:val="0F172A"/>
+                <w:sz w:val="19"/>
+                <w:szCs w:val="19"/>
+              </w:rPr>
+              <w:t xml:space="preserve">Saisie de mouvement, historique, workflow des bons de commande</w:t>
+            </w:r>
+          </w:p>
+        </w:tc>
+      </w:tr>
+      <w:tr>
+        <w:tc>
+          <w:tcPr>
+            <w:tcW w:type="dxa" w:w="2800"/>
+            <w:shd w:fill="FFFFFF" w:val="clear"/>
+            <w:tcMar>
+              <w:top w:type="dxa" w:w="40"/>
+              <w:left w:type="dxa" w:w="80"/>
+              <w:bottom w:type="dxa" w:w="40"/>
+              <w:right w:type="dxa" w:w="80"/>
+            </w:tcMar>
+            <w:vAlign w:val="center"/>
+          </w:tcPr>
+          <w:p>
+            <w:r>
+              <w:rPr>
+                <w:rFonts w:ascii="Calibri" w:cs="Calibri" w:eastAsia="Calibri" w:hAnsi="Calibri"/>
+                <w:color w:val="0F172A"/>
+                <w:sz w:val="19"/>
+                <w:szCs w:val="19"/>
+              </w:rPr>
+              <w:t xml:space="preserve">axios.test.js</w:t>
+            </w:r>
+          </w:p>
+        </w:tc>
+        <w:tc>
+          <w:tcPr>
+            <w:tcW w:type="dxa" w:w="900"/>
+            <w:shd w:fill="FFFFFF" w:val="clear"/>
+            <w:tcMar>
+              <w:top w:type="dxa" w:w="40"/>
+              <w:left w:type="dxa" w:w="80"/>
+              <w:bottom w:type="dxa" w:w="40"/>
+              <w:right w:type="dxa" w:w="80"/>
+            </w:tcMar>
+            <w:vAlign w:val="center"/>
+          </w:tcPr>
+          <w:p>
+            <w:r>
+              <w:rPr>
+                <w:rFonts w:ascii="Calibri" w:cs="Calibri" w:eastAsia="Calibri" w:hAnsi="Calibri"/>
+                <w:color w:val="0F172A"/>
+                <w:sz w:val="19"/>
+                <w:szCs w:val="19"/>
+              </w:rPr>
+              <w:t xml:space="preserve">8</w:t>
+            </w:r>
+          </w:p>
+        </w:tc>
+        <w:tc>
+          <w:tcPr>
+            <w:tcW w:type="dxa" w:w="4940"/>
+            <w:shd w:fill="FFFFFF" w:val="clear"/>
+            <w:tcMar>
+              <w:top w:type="dxa" w:w="40"/>
+              <w:left w:type="dxa" w:w="80"/>
+              <w:bottom w:type="dxa" w:w="40"/>
+              <w:right w:type="dxa" w:w="80"/>
+            </w:tcMar>
+            <w:vAlign w:val="center"/>
+          </w:tcPr>
+          <w:p>
+            <w:r>
+              <w:rPr>
+                <w:rFonts w:ascii="Calibri" w:cs="Calibri" w:eastAsia="Calibri" w:hAnsi="Calibri"/>
+                <w:color w:val="0F172A"/>
+                <w:sz w:val="19"/>
+                <w:szCs w:val="19"/>
+              </w:rPr>
+              <w:t xml:space="preserve">Intercepteur : jeton joint, renouvellement silencieux, purge de session</w:t>
+            </w:r>
+          </w:p>
+        </w:tc>
+      </w:tr>
+      <w:tr>
+        <w:tc>
+          <w:tcPr>
+            <w:tcW w:type="dxa" w:w="2800"/>
+            <w:shd w:fill="FFFFFF" w:val="clear"/>
+            <w:tcMar>
+              <w:top w:type="dxa" w:w="40"/>
+              <w:left w:type="dxa" w:w="80"/>
+              <w:bottom w:type="dxa" w:w="40"/>
+              <w:right w:type="dxa" w:w="80"/>
+            </w:tcMar>
+            <w:vAlign w:val="center"/>
+          </w:tcPr>
+          <w:p>
+            <w:r>
+              <w:rPr>
+                <w:rFonts w:ascii="Calibri" w:cs="Calibri" w:eastAsia="Calibri" w:hAnsi="Calibri"/>
+                <w:color w:val="0F172A"/>
+                <w:sz w:val="19"/>
+                <w:szCs w:val="19"/>
+              </w:rPr>
+              <w:t xml:space="preserve">App.test.jsx</w:t>
+            </w:r>
+          </w:p>
+        </w:tc>
+        <w:tc>
+          <w:tcPr>
+            <w:tcW w:type="dxa" w:w="900"/>
+            <w:shd w:fill="FFFFFF" w:val="clear"/>
+            <w:tcMar>
+              <w:top w:type="dxa" w:w="40"/>
+              <w:left w:type="dxa" w:w="80"/>
+              <w:bottom w:type="dxa" w:w="40"/>
+              <w:right w:type="dxa" w:w="80"/>
+            </w:tcMar>
+            <w:vAlign w:val="center"/>
+          </w:tcPr>
+          <w:p>
+            <w:r>
+              <w:rPr>
+                <w:rFonts w:ascii="Calibri" w:cs="Calibri" w:eastAsia="Calibri" w:hAnsi="Calibri"/>
+                <w:color w:val="0F172A"/>
+                <w:sz w:val="19"/>
+                <w:szCs w:val="19"/>
+              </w:rPr>
+              <w:t xml:space="preserve">3</w:t>
+            </w:r>
+          </w:p>
+        </w:tc>
+        <w:tc>
+          <w:tcPr>
+            <w:tcW w:type="dxa" w:w="4940"/>
+            <w:shd w:fill="FFFFFF" w:val="clear"/>
+            <w:tcMar>
+              <w:top w:type="dxa" w:w="40"/>
+              <w:left w:type="dxa" w:w="80"/>
+              <w:bottom w:type="dxa" w:w="40"/>
+              <w:right w:type="dxa" w:w="80"/>
+            </w:tcMar>
+            <w:vAlign w:val="center"/>
+          </w:tcPr>
+          <w:p>
+            <w:r>
+              <w:rPr>
+                <w:rFonts w:ascii="Calibri" w:cs="Calibri" w:eastAsia="Calibri" w:hAnsi="Calibri"/>
+                <w:color w:val="0F172A"/>
+                <w:sz w:val="19"/>
+                <w:szCs w:val="19"/>
+              </w:rPr>
+              <w:t xml:space="preserve">Routage : redirection des routes protegees et des URL inconnues</w:t>
+            </w:r>
+          </w:p>
+        </w:tc>
+      </w:tr>
+      <w:tr>
+        <w:tc>
+          <w:tcPr>
+            <w:tcW w:type="dxa" w:w="2800"/>
+            <w:shd w:fill="FFFFFF" w:val="clear"/>
+            <w:tcMar>
+              <w:top w:type="dxa" w:w="40"/>
+              <w:left w:type="dxa" w:w="80"/>
+              <w:bottom w:type="dxa" w:w="40"/>
+              <w:right w:type="dxa" w:w="80"/>
+            </w:tcMar>
+            <w:vAlign w:val="center"/>
+          </w:tcPr>
+          <w:p>
+            <w:r>
+              <w:rPr>
+                <w:rFonts w:ascii="Calibri" w:cs="Calibri" w:eastAsia="Calibri" w:hAnsi="Calibri"/>
+                <w:color w:val="0F172A"/>
+                <w:sz w:val="19"/>
+                <w:szCs w:val="19"/>
+              </w:rPr>
+              <w:t xml:space="preserve">TOTAL</w:t>
+            </w:r>
+          </w:p>
+        </w:tc>
+        <w:tc>
+          <w:tcPr>
+            <w:tcW w:type="dxa" w:w="900"/>
+            <w:shd w:fill="FFFFFF" w:val="clear"/>
+            <w:tcMar>
+              <w:top w:type="dxa" w:w="40"/>
+              <w:left w:type="dxa" w:w="80"/>
+              <w:bottom w:type="dxa" w:w="40"/>
+              <w:right w:type="dxa" w:w="80"/>
+            </w:tcMar>
+            <w:vAlign w:val="center"/>
+          </w:tcPr>
+          <w:p>
+            <w:r>
+              <w:rPr>
+                <w:rFonts w:ascii="Calibri" w:cs="Calibri" w:eastAsia="Calibri" w:hAnsi="Calibri"/>
+                <w:color w:val="0F172A"/>
+                <w:sz w:val="19"/>
+                <w:szCs w:val="19"/>
+              </w:rPr>
+              <w:t xml:space="preserve">67</w:t>
+            </w:r>
+          </w:p>
+        </w:tc>
+        <w:tc>
+          <w:tcPr>
+            <w:tcW w:type="dxa" w:w="4940"/>
+            <w:shd w:fill="FFFFFF" w:val="clear"/>
+            <w:tcMar>
+              <w:top w:type="dxa" w:w="40"/>
+              <w:left w:type="dxa" w:w="80"/>
+              <w:bottom w:type="dxa" w:w="40"/>
+              <w:right w:type="dxa" w:w="80"/>
+            </w:tcMar>
+            <w:vAlign w:val="center"/>
+          </w:tcPr>
+          <w:p>
+            <w:r>
+              <w:rPr>
+                <w:rFonts w:ascii="Calibri" w:cs="Calibri" w:eastAsia="Calibri" w:hAnsi="Calibri"/>
+                <w:color w:val="0F172A"/>
+                <w:sz w:val="19"/>
+                <w:szCs w:val="19"/>
+              </w:rPr>
+              <w:t xml:space="preserve">9 suites — 67 tests passants (npx vitest run)</w:t>
             </w:r>
           </w:p>
         </w:tc>
@@ -19318,6 +19836,1084 @@
           </w:p>
         </w:tc>
       </w:tr>
+      <w:tr>
+        <w:tc>
+          <w:tcPr>
+            <w:tcW w:type="dxa" w:w="1000"/>
+            <w:shd w:fill="FFFFFF" w:val="clear"/>
+            <w:tcMar>
+              <w:top w:type="dxa" w:w="40"/>
+              <w:left w:type="dxa" w:w="80"/>
+              <w:bottom w:type="dxa" w:w="40"/>
+              <w:right w:type="dxa" w:w="80"/>
+            </w:tcMar>
+            <w:vAlign w:val="center"/>
+          </w:tcPr>
+          <w:p>
+            <w:r>
+              <w:rPr>
+                <w:rFonts w:ascii="Calibri" w:cs="Calibri" w:eastAsia="Calibri" w:hAnsi="Calibri"/>
+                <w:color w:val="0F172A"/>
+                <w:sz w:val="19"/>
+                <w:szCs w:val="19"/>
+              </w:rPr>
+              <w:t xml:space="preserve">AUTH-09</w:t>
+            </w:r>
+          </w:p>
+        </w:tc>
+        <w:tc>
+          <w:tcPr>
+            <w:tcW w:type="dxa" w:w="3800"/>
+            <w:shd w:fill="FFFFFF" w:val="clear"/>
+            <w:tcMar>
+              <w:top w:type="dxa" w:w="40"/>
+              <w:left w:type="dxa" w:w="80"/>
+              <w:bottom w:type="dxa" w:w="40"/>
+              <w:right w:type="dxa" w:w="80"/>
+            </w:tcMar>
+            <w:vAlign w:val="center"/>
+          </w:tcPr>
+          <w:p>
+            <w:r>
+              <w:rPr>
+                <w:rFonts w:ascii="Calibri" w:cs="Calibri" w:eastAsia="Calibri" w:hAnsi="Calibri"/>
+                <w:color w:val="0F172A"/>
+                <w:sz w:val="19"/>
+                <w:szCs w:val="19"/>
+              </w:rPr>
+              <w:t xml:space="preserve">Creation de compte, mot de passe conforme</w:t>
+            </w:r>
+          </w:p>
+        </w:tc>
+        <w:tc>
+          <w:tcPr>
+            <w:tcW w:type="dxa" w:w="3000"/>
+            <w:shd w:fill="FFFFFF" w:val="clear"/>
+            <w:tcMar>
+              <w:top w:type="dxa" w:w="40"/>
+              <w:left w:type="dxa" w:w="80"/>
+              <w:bottom w:type="dxa" w:w="40"/>
+              <w:right w:type="dxa" w:w="80"/>
+            </w:tcMar>
+            <w:vAlign w:val="center"/>
+          </w:tcPr>
+          <w:p>
+            <w:r>
+              <w:rPr>
+                <w:rFonts w:ascii="Calibri" w:cs="Calibri" w:eastAsia="Calibri" w:hAnsi="Calibri"/>
+                <w:color w:val="0F172A"/>
+                <w:sz w:val="19"/>
+                <w:szCs w:val="19"/>
+              </w:rPr>
+              <w:t xml:space="preserve">Compte cree, role COMMERCIAL impose, connexion immediate</w:t>
+            </w:r>
+          </w:p>
+        </w:tc>
+        <w:tc>
+          <w:tcPr>
+            <w:tcW w:type="dxa" w:w="840"/>
+            <w:shd w:fill="FFFFFF" w:val="clear"/>
+            <w:tcMar>
+              <w:top w:type="dxa" w:w="40"/>
+              <w:left w:type="dxa" w:w="80"/>
+              <w:bottom w:type="dxa" w:w="40"/>
+              <w:right w:type="dxa" w:w="80"/>
+            </w:tcMar>
+            <w:vAlign w:val="center"/>
+          </w:tcPr>
+          <w:p>
+            <w:r>
+              <w:rPr>
+                <w:rFonts w:ascii="Calibri" w:cs="Calibri" w:eastAsia="Calibri" w:hAnsi="Calibri"/>
+                <w:color w:val="0F172A"/>
+                <w:sz w:val="19"/>
+                <w:szCs w:val="19"/>
+              </w:rPr>
+              <w:t xml:space="preserve">OK</w:t>
+            </w:r>
+          </w:p>
+        </w:tc>
+      </w:tr>
+      <w:tr>
+        <w:tc>
+          <w:tcPr>
+            <w:tcW w:type="dxa" w:w="1000"/>
+            <w:shd w:fill="FFFFFF" w:val="clear"/>
+            <w:tcMar>
+              <w:top w:type="dxa" w:w="40"/>
+              <w:left w:type="dxa" w:w="80"/>
+              <w:bottom w:type="dxa" w:w="40"/>
+              <w:right w:type="dxa" w:w="80"/>
+            </w:tcMar>
+            <w:vAlign w:val="center"/>
+          </w:tcPr>
+          <w:p>
+            <w:r>
+              <w:rPr>
+                <w:rFonts w:ascii="Calibri" w:cs="Calibri" w:eastAsia="Calibri" w:hAnsi="Calibri"/>
+                <w:color w:val="0F172A"/>
+                <w:sz w:val="19"/>
+                <w:szCs w:val="19"/>
+              </w:rPr>
+              <w:t xml:space="preserve">AUTH-10</w:t>
+            </w:r>
+          </w:p>
+        </w:tc>
+        <w:tc>
+          <w:tcPr>
+            <w:tcW w:type="dxa" w:w="3800"/>
+            <w:shd w:fill="FFFFFF" w:val="clear"/>
+            <w:tcMar>
+              <w:top w:type="dxa" w:w="40"/>
+              <w:left w:type="dxa" w:w="80"/>
+              <w:bottom w:type="dxa" w:w="40"/>
+              <w:right w:type="dxa" w:w="80"/>
+            </w:tcMar>
+            <w:vAlign w:val="center"/>
+          </w:tcPr>
+          <w:p>
+            <w:r>
+              <w:rPr>
+                <w:rFonts w:ascii="Calibri" w:cs="Calibri" w:eastAsia="Calibri" w:hAnsi="Calibri"/>
+                <w:color w:val="0F172A"/>
+                <w:sz w:val="19"/>
+                <w:szCs w:val="19"/>
+              </w:rPr>
+              <w:t xml:space="preserve">Creation avec un email deja utilise</w:t>
+            </w:r>
+          </w:p>
+        </w:tc>
+        <w:tc>
+          <w:tcPr>
+            <w:tcW w:type="dxa" w:w="3000"/>
+            <w:shd w:fill="FFFFFF" w:val="clear"/>
+            <w:tcMar>
+              <w:top w:type="dxa" w:w="40"/>
+              <w:left w:type="dxa" w:w="80"/>
+              <w:bottom w:type="dxa" w:w="40"/>
+              <w:right w:type="dxa" w:w="80"/>
+            </w:tcMar>
+            <w:vAlign w:val="center"/>
+          </w:tcPr>
+          <w:p>
+            <w:r>
+              <w:rPr>
+                <w:rFonts w:ascii="Calibri" w:cs="Calibri" w:eastAsia="Calibri" w:hAnsi="Calibri"/>
+                <w:color w:val="0F172A"/>
+                <w:sz w:val="19"/>
+                <w:szCs w:val="19"/>
+              </w:rPr>
+              <w:t xml:space="preserve">HTTP 409, aucun compte cree</w:t>
+            </w:r>
+          </w:p>
+        </w:tc>
+        <w:tc>
+          <w:tcPr>
+            <w:tcW w:type="dxa" w:w="840"/>
+            <w:shd w:fill="FFFFFF" w:val="clear"/>
+            <w:tcMar>
+              <w:top w:type="dxa" w:w="40"/>
+              <w:left w:type="dxa" w:w="80"/>
+              <w:bottom w:type="dxa" w:w="40"/>
+              <w:right w:type="dxa" w:w="80"/>
+            </w:tcMar>
+            <w:vAlign w:val="center"/>
+          </w:tcPr>
+          <w:p>
+            <w:r>
+              <w:rPr>
+                <w:rFonts w:ascii="Calibri" w:cs="Calibri" w:eastAsia="Calibri" w:hAnsi="Calibri"/>
+                <w:color w:val="0F172A"/>
+                <w:sz w:val="19"/>
+                <w:szCs w:val="19"/>
+              </w:rPr>
+              <w:t xml:space="preserve">OK</w:t>
+            </w:r>
+          </w:p>
+        </w:tc>
+      </w:tr>
+      <w:tr>
+        <w:tc>
+          <w:tcPr>
+            <w:tcW w:type="dxa" w:w="1000"/>
+            <w:shd w:fill="FFFFFF" w:val="clear"/>
+            <w:tcMar>
+              <w:top w:type="dxa" w:w="40"/>
+              <w:left w:type="dxa" w:w="80"/>
+              <w:bottom w:type="dxa" w:w="40"/>
+              <w:right w:type="dxa" w:w="80"/>
+            </w:tcMar>
+            <w:vAlign w:val="center"/>
+          </w:tcPr>
+          <w:p>
+            <w:r>
+              <w:rPr>
+                <w:rFonts w:ascii="Calibri" w:cs="Calibri" w:eastAsia="Calibri" w:hAnsi="Calibri"/>
+                <w:color w:val="0F172A"/>
+                <w:sz w:val="19"/>
+                <w:szCs w:val="19"/>
+              </w:rPr>
+              <w:t xml:space="preserve">AUTH-11</w:t>
+            </w:r>
+          </w:p>
+        </w:tc>
+        <w:tc>
+          <w:tcPr>
+            <w:tcW w:type="dxa" w:w="3800"/>
+            <w:shd w:fill="FFFFFF" w:val="clear"/>
+            <w:tcMar>
+              <w:top w:type="dxa" w:w="40"/>
+              <w:left w:type="dxa" w:w="80"/>
+              <w:bottom w:type="dxa" w:w="40"/>
+              <w:right w:type="dxa" w:w="80"/>
+            </w:tcMar>
+            <w:vAlign w:val="center"/>
+          </w:tcPr>
+          <w:p>
+            <w:r>
+              <w:rPr>
+                <w:rFonts w:ascii="Calibri" w:cs="Calibri" w:eastAsia="Calibri" w:hAnsi="Calibri"/>
+                <w:color w:val="0F172A"/>
+                <w:sz w:val="19"/>
+                <w:szCs w:val="19"/>
+              </w:rPr>
+              <w:t xml:space="preserve">Creation avec un mot de passe sans majuscule</w:t>
+            </w:r>
+          </w:p>
+        </w:tc>
+        <w:tc>
+          <w:tcPr>
+            <w:tcW w:type="dxa" w:w="3000"/>
+            <w:shd w:fill="FFFFFF" w:val="clear"/>
+            <w:tcMar>
+              <w:top w:type="dxa" w:w="40"/>
+              <w:left w:type="dxa" w:w="80"/>
+              <w:bottom w:type="dxa" w:w="40"/>
+              <w:right w:type="dxa" w:w="80"/>
+            </w:tcMar>
+            <w:vAlign w:val="center"/>
+          </w:tcPr>
+          <w:p>
+            <w:r>
+              <w:rPr>
+                <w:rFonts w:ascii="Calibri" w:cs="Calibri" w:eastAsia="Calibri" w:hAnsi="Calibri"/>
+                <w:color w:val="0F172A"/>
+                <w:sz w:val="19"/>
+                <w:szCs w:val="19"/>
+              </w:rPr>
+              <w:t xml:space="preserve">Erreur de validation, compte non cree</w:t>
+            </w:r>
+          </w:p>
+        </w:tc>
+        <w:tc>
+          <w:tcPr>
+            <w:tcW w:type="dxa" w:w="840"/>
+            <w:shd w:fill="FFFFFF" w:val="clear"/>
+            <w:tcMar>
+              <w:top w:type="dxa" w:w="40"/>
+              <w:left w:type="dxa" w:w="80"/>
+              <w:bottom w:type="dxa" w:w="40"/>
+              <w:right w:type="dxa" w:w="80"/>
+            </w:tcMar>
+            <w:vAlign w:val="center"/>
+          </w:tcPr>
+          <w:p>
+            <w:r>
+              <w:rPr>
+                <w:rFonts w:ascii="Calibri" w:cs="Calibri" w:eastAsia="Calibri" w:hAnsi="Calibri"/>
+                <w:color w:val="0F172A"/>
+                <w:sz w:val="19"/>
+                <w:szCs w:val="19"/>
+              </w:rPr>
+              <w:t xml:space="preserve">OK</w:t>
+            </w:r>
+          </w:p>
+        </w:tc>
+      </w:tr>
+      <w:tr>
+        <w:tc>
+          <w:tcPr>
+            <w:tcW w:type="dxa" w:w="1000"/>
+            <w:shd w:fill="FFFFFF" w:val="clear"/>
+            <w:tcMar>
+              <w:top w:type="dxa" w:w="40"/>
+              <w:left w:type="dxa" w:w="80"/>
+              <w:bottom w:type="dxa" w:w="40"/>
+              <w:right w:type="dxa" w:w="80"/>
+            </w:tcMar>
+            <w:vAlign w:val="center"/>
+          </w:tcPr>
+          <w:p>
+            <w:r>
+              <w:rPr>
+                <w:rFonts w:ascii="Calibri" w:cs="Calibri" w:eastAsia="Calibri" w:hAnsi="Calibri"/>
+                <w:color w:val="0F172A"/>
+                <w:sz w:val="19"/>
+                <w:szCs w:val="19"/>
+              </w:rPr>
+              <w:t xml:space="preserve">AUTH-12</w:t>
+            </w:r>
+          </w:p>
+        </w:tc>
+        <w:tc>
+          <w:tcPr>
+            <w:tcW w:type="dxa" w:w="3800"/>
+            <w:shd w:fill="FFFFFF" w:val="clear"/>
+            <w:tcMar>
+              <w:top w:type="dxa" w:w="40"/>
+              <w:left w:type="dxa" w:w="80"/>
+              <w:bottom w:type="dxa" w:w="40"/>
+              <w:right w:type="dxa" w:w="80"/>
+            </w:tcMar>
+            <w:vAlign w:val="center"/>
+          </w:tcPr>
+          <w:p>
+            <w:r>
+              <w:rPr>
+                <w:rFonts w:ascii="Calibri" w:cs="Calibri" w:eastAsia="Calibri" w:hAnsi="Calibri"/>
+                <w:color w:val="0F172A"/>
+                <w:sz w:val="19"/>
+                <w:szCs w:val="19"/>
+              </w:rPr>
+              <w:t xml:space="preserve">Requete d'inscription forcant role=GERANT</w:t>
+            </w:r>
+          </w:p>
+        </w:tc>
+        <w:tc>
+          <w:tcPr>
+            <w:tcW w:type="dxa" w:w="3000"/>
+            <w:shd w:fill="FFFFFF" w:val="clear"/>
+            <w:tcMar>
+              <w:top w:type="dxa" w:w="40"/>
+              <w:left w:type="dxa" w:w="80"/>
+              <w:bottom w:type="dxa" w:w="40"/>
+              <w:right w:type="dxa" w:w="80"/>
+            </w:tcMar>
+            <w:vAlign w:val="center"/>
+          </w:tcPr>
+          <w:p>
+            <w:r>
+              <w:rPr>
+                <w:rFonts w:ascii="Calibri" w:cs="Calibri" w:eastAsia="Calibri" w:hAnsi="Calibri"/>
+                <w:color w:val="0F172A"/>
+                <w:sz w:val="19"/>
+                <w:szCs w:val="19"/>
+              </w:rPr>
+              <w:t xml:space="preserve">Role ramene a COMMERCIAL</w:t>
+            </w:r>
+          </w:p>
+        </w:tc>
+        <w:tc>
+          <w:tcPr>
+            <w:tcW w:type="dxa" w:w="840"/>
+            <w:shd w:fill="FFFFFF" w:val="clear"/>
+            <w:tcMar>
+              <w:top w:type="dxa" w:w="40"/>
+              <w:left w:type="dxa" w:w="80"/>
+              <w:bottom w:type="dxa" w:w="40"/>
+              <w:right w:type="dxa" w:w="80"/>
+            </w:tcMar>
+            <w:vAlign w:val="center"/>
+          </w:tcPr>
+          <w:p>
+            <w:r>
+              <w:rPr>
+                <w:rFonts w:ascii="Calibri" w:cs="Calibri" w:eastAsia="Calibri" w:hAnsi="Calibri"/>
+                <w:color w:val="0F172A"/>
+                <w:sz w:val="19"/>
+                <w:szCs w:val="19"/>
+              </w:rPr>
+              <w:t xml:space="preserve">OK</w:t>
+            </w:r>
+          </w:p>
+        </w:tc>
+      </w:tr>
+      <w:tr>
+        <w:tc>
+          <w:tcPr>
+            <w:tcW w:type="dxa" w:w="1000"/>
+            <w:shd w:fill="FFFFFF" w:val="clear"/>
+            <w:tcMar>
+              <w:top w:type="dxa" w:w="40"/>
+              <w:left w:type="dxa" w:w="80"/>
+              <w:bottom w:type="dxa" w:w="40"/>
+              <w:right w:type="dxa" w:w="80"/>
+            </w:tcMar>
+            <w:vAlign w:val="center"/>
+          </w:tcPr>
+          <w:p>
+            <w:r>
+              <w:rPr>
+                <w:rFonts w:ascii="Calibri" w:cs="Calibri" w:eastAsia="Calibri" w:hAnsi="Calibri"/>
+                <w:color w:val="0F172A"/>
+                <w:sz w:val="19"/>
+                <w:szCs w:val="19"/>
+              </w:rPr>
+              <w:t xml:space="preserve">AUTH-13</w:t>
+            </w:r>
+          </w:p>
+        </w:tc>
+        <w:tc>
+          <w:tcPr>
+            <w:tcW w:type="dxa" w:w="3800"/>
+            <w:shd w:fill="FFFFFF" w:val="clear"/>
+            <w:tcMar>
+              <w:top w:type="dxa" w:w="40"/>
+              <w:left w:type="dxa" w:w="80"/>
+              <w:bottom w:type="dxa" w:w="40"/>
+              <w:right w:type="dxa" w:w="80"/>
+            </w:tcMar>
+            <w:vAlign w:val="center"/>
+          </w:tcPr>
+          <w:p>
+            <w:r>
+              <w:rPr>
+                <w:rFonts w:ascii="Calibri" w:cs="Calibri" w:eastAsia="Calibri" w:hAnsi="Calibri"/>
+                <w:color w:val="0F172A"/>
+                <w:sz w:val="19"/>
+                <w:szCs w:val="19"/>
+              </w:rPr>
+              <w:t xml:space="preserve">Connexion Google, compte inexistant</w:t>
+            </w:r>
+          </w:p>
+        </w:tc>
+        <w:tc>
+          <w:tcPr>
+            <w:tcW w:type="dxa" w:w="3000"/>
+            <w:shd w:fill="FFFFFF" w:val="clear"/>
+            <w:tcMar>
+              <w:top w:type="dxa" w:w="40"/>
+              <w:left w:type="dxa" w:w="80"/>
+              <w:bottom w:type="dxa" w:w="40"/>
+              <w:right w:type="dxa" w:w="80"/>
+            </w:tcMar>
+            <w:vAlign w:val="center"/>
+          </w:tcPr>
+          <w:p>
+            <w:r>
+              <w:rPr>
+                <w:rFonts w:ascii="Calibri" w:cs="Calibri" w:eastAsia="Calibri" w:hAnsi="Calibri"/>
+                <w:color w:val="0F172A"/>
+                <w:sz w:val="19"/>
+                <w:szCs w:val="19"/>
+              </w:rPr>
+              <w:t xml:space="preserve">Compte cree automatiquement en COMMERCIAL</w:t>
+            </w:r>
+          </w:p>
+        </w:tc>
+        <w:tc>
+          <w:tcPr>
+            <w:tcW w:type="dxa" w:w="840"/>
+            <w:shd w:fill="FFFFFF" w:val="clear"/>
+            <w:tcMar>
+              <w:top w:type="dxa" w:w="40"/>
+              <w:left w:type="dxa" w:w="80"/>
+              <w:bottom w:type="dxa" w:w="40"/>
+              <w:right w:type="dxa" w:w="80"/>
+            </w:tcMar>
+            <w:vAlign w:val="center"/>
+          </w:tcPr>
+          <w:p>
+            <w:r>
+              <w:rPr>
+                <w:rFonts w:ascii="Calibri" w:cs="Calibri" w:eastAsia="Calibri" w:hAnsi="Calibri"/>
+                <w:color w:val="0F172A"/>
+                <w:sz w:val="19"/>
+                <w:szCs w:val="19"/>
+              </w:rPr>
+              <w:t xml:space="preserve">OK</w:t>
+            </w:r>
+          </w:p>
+        </w:tc>
+      </w:tr>
+      <w:tr>
+        <w:tc>
+          <w:tcPr>
+            <w:tcW w:type="dxa" w:w="1000"/>
+            <w:shd w:fill="FFFFFF" w:val="clear"/>
+            <w:tcMar>
+              <w:top w:type="dxa" w:w="40"/>
+              <w:left w:type="dxa" w:w="80"/>
+              <w:bottom w:type="dxa" w:w="40"/>
+              <w:right w:type="dxa" w:w="80"/>
+            </w:tcMar>
+            <w:vAlign w:val="center"/>
+          </w:tcPr>
+          <w:p>
+            <w:r>
+              <w:rPr>
+                <w:rFonts w:ascii="Calibri" w:cs="Calibri" w:eastAsia="Calibri" w:hAnsi="Calibri"/>
+                <w:color w:val="0F172A"/>
+                <w:sz w:val="19"/>
+                <w:szCs w:val="19"/>
+              </w:rPr>
+              <w:t xml:space="preserve">AUTH-14</w:t>
+            </w:r>
+          </w:p>
+        </w:tc>
+        <w:tc>
+          <w:tcPr>
+            <w:tcW w:type="dxa" w:w="3800"/>
+            <w:shd w:fill="FFFFFF" w:val="clear"/>
+            <w:tcMar>
+              <w:top w:type="dxa" w:w="40"/>
+              <w:left w:type="dxa" w:w="80"/>
+              <w:bottom w:type="dxa" w:w="40"/>
+              <w:right w:type="dxa" w:w="80"/>
+            </w:tcMar>
+            <w:vAlign w:val="center"/>
+          </w:tcPr>
+          <w:p>
+            <w:r>
+              <w:rPr>
+                <w:rFonts w:ascii="Calibri" w:cs="Calibri" w:eastAsia="Calibri" w:hAnsi="Calibri"/>
+                <w:color w:val="0F172A"/>
+                <w:sz w:val="19"/>
+                <w:szCs w:val="19"/>
+              </w:rPr>
+              <w:t xml:space="preserve">Google OAuth non configure sur l'instance</w:t>
+            </w:r>
+          </w:p>
+        </w:tc>
+        <w:tc>
+          <w:tcPr>
+            <w:tcW w:type="dxa" w:w="3000"/>
+            <w:shd w:fill="FFFFFF" w:val="clear"/>
+            <w:tcMar>
+              <w:top w:type="dxa" w:w="40"/>
+              <w:left w:type="dxa" w:w="80"/>
+              <w:bottom w:type="dxa" w:w="40"/>
+              <w:right w:type="dxa" w:w="80"/>
+            </w:tcMar>
+            <w:vAlign w:val="center"/>
+          </w:tcPr>
+          <w:p>
+            <w:r>
+              <w:rPr>
+                <w:rFonts w:ascii="Calibri" w:cs="Calibri" w:eastAsia="Calibri" w:hAnsi="Calibri"/>
+                <w:color w:val="0F172A"/>
+                <w:sz w:val="19"/>
+                <w:szCs w:val="19"/>
+              </w:rPr>
+              <w:t xml:space="preserve">Redirection /login?error=google_not_configured</w:t>
+            </w:r>
+          </w:p>
+        </w:tc>
+        <w:tc>
+          <w:tcPr>
+            <w:tcW w:type="dxa" w:w="840"/>
+            <w:shd w:fill="FFFFFF" w:val="clear"/>
+            <w:tcMar>
+              <w:top w:type="dxa" w:w="40"/>
+              <w:left w:type="dxa" w:w="80"/>
+              <w:bottom w:type="dxa" w:w="40"/>
+              <w:right w:type="dxa" w:w="80"/>
+            </w:tcMar>
+            <w:vAlign w:val="center"/>
+          </w:tcPr>
+          <w:p>
+            <w:r>
+              <w:rPr>
+                <w:rFonts w:ascii="Calibri" w:cs="Calibri" w:eastAsia="Calibri" w:hAnsi="Calibri"/>
+                <w:color w:val="0F172A"/>
+                <w:sz w:val="19"/>
+                <w:szCs w:val="19"/>
+              </w:rPr>
+              <w:t xml:space="preserve">OK</w:t>
+            </w:r>
+          </w:p>
+        </w:tc>
+      </w:tr>
+      <w:tr>
+        <w:tc>
+          <w:tcPr>
+            <w:tcW w:type="dxa" w:w="1000"/>
+            <w:shd w:fill="FFFFFF" w:val="clear"/>
+            <w:tcMar>
+              <w:top w:type="dxa" w:w="40"/>
+              <w:left w:type="dxa" w:w="80"/>
+              <w:bottom w:type="dxa" w:w="40"/>
+              <w:right w:type="dxa" w:w="80"/>
+            </w:tcMar>
+            <w:vAlign w:val="center"/>
+          </w:tcPr>
+          <w:p>
+            <w:r>
+              <w:rPr>
+                <w:rFonts w:ascii="Calibri" w:cs="Calibri" w:eastAsia="Calibri" w:hAnsi="Calibri"/>
+                <w:color w:val="0F172A"/>
+                <w:sz w:val="19"/>
+                <w:szCs w:val="19"/>
+              </w:rPr>
+              <w:t xml:space="preserve">AUTH-15</w:t>
+            </w:r>
+          </w:p>
+        </w:tc>
+        <w:tc>
+          <w:tcPr>
+            <w:tcW w:type="dxa" w:w="3800"/>
+            <w:shd w:fill="FFFFFF" w:val="clear"/>
+            <w:tcMar>
+              <w:top w:type="dxa" w:w="40"/>
+              <w:left w:type="dxa" w:w="80"/>
+              <w:bottom w:type="dxa" w:w="40"/>
+              <w:right w:type="dxa" w:w="80"/>
+            </w:tcMar>
+            <w:vAlign w:val="center"/>
+          </w:tcPr>
+          <w:p>
+            <w:r>
+              <w:rPr>
+                <w:rFonts w:ascii="Calibri" w:cs="Calibri" w:eastAsia="Calibri" w:hAnsi="Calibri"/>
+                <w:color w:val="0F172A"/>
+                <w:sz w:val="19"/>
+                <w:szCs w:val="19"/>
+              </w:rPr>
+              <w:t xml:space="preserve">Mot de passe oublie, email inconnu</w:t>
+            </w:r>
+          </w:p>
+        </w:tc>
+        <w:tc>
+          <w:tcPr>
+            <w:tcW w:type="dxa" w:w="3000"/>
+            <w:shd w:fill="FFFFFF" w:val="clear"/>
+            <w:tcMar>
+              <w:top w:type="dxa" w:w="40"/>
+              <w:left w:type="dxa" w:w="80"/>
+              <w:bottom w:type="dxa" w:w="40"/>
+              <w:right w:type="dxa" w:w="80"/>
+            </w:tcMar>
+            <w:vAlign w:val="center"/>
+          </w:tcPr>
+          <w:p>
+            <w:r>
+              <w:rPr>
+                <w:rFonts w:ascii="Calibri" w:cs="Calibri" w:eastAsia="Calibri" w:hAnsi="Calibri"/>
+                <w:color w:val="0F172A"/>
+                <w:sz w:val="19"/>
+                <w:szCs w:val="19"/>
+              </w:rPr>
+              <w:t xml:space="preserve">Reponse identique a un email connu (anti-enumeration)</w:t>
+            </w:r>
+          </w:p>
+        </w:tc>
+        <w:tc>
+          <w:tcPr>
+            <w:tcW w:type="dxa" w:w="840"/>
+            <w:shd w:fill="FFFFFF" w:val="clear"/>
+            <w:tcMar>
+              <w:top w:type="dxa" w:w="40"/>
+              <w:left w:type="dxa" w:w="80"/>
+              <w:bottom w:type="dxa" w:w="40"/>
+              <w:right w:type="dxa" w:w="80"/>
+            </w:tcMar>
+            <w:vAlign w:val="center"/>
+          </w:tcPr>
+          <w:p>
+            <w:r>
+              <w:rPr>
+                <w:rFonts w:ascii="Calibri" w:cs="Calibri" w:eastAsia="Calibri" w:hAnsi="Calibri"/>
+                <w:color w:val="0F172A"/>
+                <w:sz w:val="19"/>
+                <w:szCs w:val="19"/>
+              </w:rPr>
+              <w:t xml:space="preserve">OK</w:t>
+            </w:r>
+          </w:p>
+        </w:tc>
+      </w:tr>
+      <w:tr>
+        <w:tc>
+          <w:tcPr>
+            <w:tcW w:type="dxa" w:w="1000"/>
+            <w:shd w:fill="FFFFFF" w:val="clear"/>
+            <w:tcMar>
+              <w:top w:type="dxa" w:w="40"/>
+              <w:left w:type="dxa" w:w="80"/>
+              <w:bottom w:type="dxa" w:w="40"/>
+              <w:right w:type="dxa" w:w="80"/>
+            </w:tcMar>
+            <w:vAlign w:val="center"/>
+          </w:tcPr>
+          <w:p>
+            <w:r>
+              <w:rPr>
+                <w:rFonts w:ascii="Calibri" w:cs="Calibri" w:eastAsia="Calibri" w:hAnsi="Calibri"/>
+                <w:color w:val="0F172A"/>
+                <w:sz w:val="19"/>
+                <w:szCs w:val="19"/>
+              </w:rPr>
+              <w:t xml:space="preserve">AUTH-16</w:t>
+            </w:r>
+          </w:p>
+        </w:tc>
+        <w:tc>
+          <w:tcPr>
+            <w:tcW w:type="dxa" w:w="3800"/>
+            <w:shd w:fill="FFFFFF" w:val="clear"/>
+            <w:tcMar>
+              <w:top w:type="dxa" w:w="40"/>
+              <w:left w:type="dxa" w:w="80"/>
+              <w:bottom w:type="dxa" w:w="40"/>
+              <w:right w:type="dxa" w:w="80"/>
+            </w:tcMar>
+            <w:vAlign w:val="center"/>
+          </w:tcPr>
+          <w:p>
+            <w:r>
+              <w:rPr>
+                <w:rFonts w:ascii="Calibri" w:cs="Calibri" w:eastAsia="Calibri" w:hAnsi="Calibri"/>
+                <w:color w:val="0F172A"/>
+                <w:sz w:val="19"/>
+                <w:szCs w:val="19"/>
+              </w:rPr>
+              <w:t xml:space="preserve">Reinitialisation via un lien valide</w:t>
+            </w:r>
+          </w:p>
+        </w:tc>
+        <w:tc>
+          <w:tcPr>
+            <w:tcW w:type="dxa" w:w="3000"/>
+            <w:shd w:fill="FFFFFF" w:val="clear"/>
+            <w:tcMar>
+              <w:top w:type="dxa" w:w="40"/>
+              <w:left w:type="dxa" w:w="80"/>
+              <w:bottom w:type="dxa" w:w="40"/>
+              <w:right w:type="dxa" w:w="80"/>
+            </w:tcMar>
+            <w:vAlign w:val="center"/>
+          </w:tcPr>
+          <w:p>
+            <w:r>
+              <w:rPr>
+                <w:rFonts w:ascii="Calibri" w:cs="Calibri" w:eastAsia="Calibri" w:hAnsi="Calibri"/>
+                <w:color w:val="0F172A"/>
+                <w:sz w:val="19"/>
+                <w:szCs w:val="19"/>
+              </w:rPr>
+              <w:t xml:space="preserve">Mot de passe change, sessions actives revoquees</w:t>
+            </w:r>
+          </w:p>
+        </w:tc>
+        <w:tc>
+          <w:tcPr>
+            <w:tcW w:type="dxa" w:w="840"/>
+            <w:shd w:fill="FFFFFF" w:val="clear"/>
+            <w:tcMar>
+              <w:top w:type="dxa" w:w="40"/>
+              <w:left w:type="dxa" w:w="80"/>
+              <w:bottom w:type="dxa" w:w="40"/>
+              <w:right w:type="dxa" w:w="80"/>
+            </w:tcMar>
+            <w:vAlign w:val="center"/>
+          </w:tcPr>
+          <w:p>
+            <w:r>
+              <w:rPr>
+                <w:rFonts w:ascii="Calibri" w:cs="Calibri" w:eastAsia="Calibri" w:hAnsi="Calibri"/>
+                <w:color w:val="0F172A"/>
+                <w:sz w:val="19"/>
+                <w:szCs w:val="19"/>
+              </w:rPr>
+              <w:t xml:space="preserve">OK</w:t>
+            </w:r>
+          </w:p>
+        </w:tc>
+      </w:tr>
+      <w:tr>
+        <w:tc>
+          <w:tcPr>
+            <w:tcW w:type="dxa" w:w="1000"/>
+            <w:shd w:fill="FFFFFF" w:val="clear"/>
+            <w:tcMar>
+              <w:top w:type="dxa" w:w="40"/>
+              <w:left w:type="dxa" w:w="80"/>
+              <w:bottom w:type="dxa" w:w="40"/>
+              <w:right w:type="dxa" w:w="80"/>
+            </w:tcMar>
+            <w:vAlign w:val="center"/>
+          </w:tcPr>
+          <w:p>
+            <w:r>
+              <w:rPr>
+                <w:rFonts w:ascii="Calibri" w:cs="Calibri" w:eastAsia="Calibri" w:hAnsi="Calibri"/>
+                <w:color w:val="0F172A"/>
+                <w:sz w:val="19"/>
+                <w:szCs w:val="19"/>
+              </w:rPr>
+              <w:t xml:space="preserve">AUTH-17</w:t>
+            </w:r>
+          </w:p>
+        </w:tc>
+        <w:tc>
+          <w:tcPr>
+            <w:tcW w:type="dxa" w:w="3800"/>
+            <w:shd w:fill="FFFFFF" w:val="clear"/>
+            <w:tcMar>
+              <w:top w:type="dxa" w:w="40"/>
+              <w:left w:type="dxa" w:w="80"/>
+              <w:bottom w:type="dxa" w:w="40"/>
+              <w:right w:type="dxa" w:w="80"/>
+            </w:tcMar>
+            <w:vAlign w:val="center"/>
+          </w:tcPr>
+          <w:p>
+            <w:r>
+              <w:rPr>
+                <w:rFonts w:ascii="Calibri" w:cs="Calibri" w:eastAsia="Calibri" w:hAnsi="Calibri"/>
+                <w:color w:val="0F172A"/>
+                <w:sz w:val="19"/>
+                <w:szCs w:val="19"/>
+              </w:rPr>
+              <w:t xml:space="preserve">Reutilisation du meme lien de reinitialisation</w:t>
+            </w:r>
+          </w:p>
+        </w:tc>
+        <w:tc>
+          <w:tcPr>
+            <w:tcW w:type="dxa" w:w="3000"/>
+            <w:shd w:fill="FFFFFF" w:val="clear"/>
+            <w:tcMar>
+              <w:top w:type="dxa" w:w="40"/>
+              <w:left w:type="dxa" w:w="80"/>
+              <w:bottom w:type="dxa" w:w="40"/>
+              <w:right w:type="dxa" w:w="80"/>
+            </w:tcMar>
+            <w:vAlign w:val="center"/>
+          </w:tcPr>
+          <w:p>
+            <w:r>
+              <w:rPr>
+                <w:rFonts w:ascii="Calibri" w:cs="Calibri" w:eastAsia="Calibri" w:hAnsi="Calibri"/>
+                <w:color w:val="0F172A"/>
+                <w:sz w:val="19"/>
+                <w:szCs w:val="19"/>
+              </w:rPr>
+              <w:t xml:space="preserve">"Lien invalide ou expire"</w:t>
+            </w:r>
+          </w:p>
+        </w:tc>
+        <w:tc>
+          <w:tcPr>
+            <w:tcW w:type="dxa" w:w="840"/>
+            <w:shd w:fill="FFFFFF" w:val="clear"/>
+            <w:tcMar>
+              <w:top w:type="dxa" w:w="40"/>
+              <w:left w:type="dxa" w:w="80"/>
+              <w:bottom w:type="dxa" w:w="40"/>
+              <w:right w:type="dxa" w:w="80"/>
+            </w:tcMar>
+            <w:vAlign w:val="center"/>
+          </w:tcPr>
+          <w:p>
+            <w:r>
+              <w:rPr>
+                <w:rFonts w:ascii="Calibri" w:cs="Calibri" w:eastAsia="Calibri" w:hAnsi="Calibri"/>
+                <w:color w:val="0F172A"/>
+                <w:sz w:val="19"/>
+                <w:szCs w:val="19"/>
+              </w:rPr>
+              <w:t xml:space="preserve">OK</w:t>
+            </w:r>
+          </w:p>
+        </w:tc>
+      </w:tr>
+      <w:tr>
+        <w:tc>
+          <w:tcPr>
+            <w:tcW w:type="dxa" w:w="1000"/>
+            <w:shd w:fill="FFFFFF" w:val="clear"/>
+            <w:tcMar>
+              <w:top w:type="dxa" w:w="40"/>
+              <w:left w:type="dxa" w:w="80"/>
+              <w:bottom w:type="dxa" w:w="40"/>
+              <w:right w:type="dxa" w:w="80"/>
+            </w:tcMar>
+            <w:vAlign w:val="center"/>
+          </w:tcPr>
+          <w:p>
+            <w:r>
+              <w:rPr>
+                <w:rFonts w:ascii="Calibri" w:cs="Calibri" w:eastAsia="Calibri" w:hAnsi="Calibri"/>
+                <w:color w:val="0F172A"/>
+                <w:sz w:val="19"/>
+                <w:szCs w:val="19"/>
+              </w:rPr>
+              <w:t xml:space="preserve">AUTH-18</w:t>
+            </w:r>
+          </w:p>
+        </w:tc>
+        <w:tc>
+          <w:tcPr>
+            <w:tcW w:type="dxa" w:w="3800"/>
+            <w:shd w:fill="FFFFFF" w:val="clear"/>
+            <w:tcMar>
+              <w:top w:type="dxa" w:w="40"/>
+              <w:left w:type="dxa" w:w="80"/>
+              <w:bottom w:type="dxa" w:w="40"/>
+              <w:right w:type="dxa" w:w="80"/>
+            </w:tcMar>
+            <w:vAlign w:val="center"/>
+          </w:tcPr>
+          <w:p>
+            <w:r>
+              <w:rPr>
+                <w:rFonts w:ascii="Calibri" w:cs="Calibri" w:eastAsia="Calibri" w:hAnsi="Calibri"/>
+                <w:color w:val="0F172A"/>
+                <w:sz w:val="19"/>
+                <w:szCs w:val="19"/>
+              </w:rPr>
+              <w:t xml:space="preserve">Access token expire (15 min) pendant la navigation</w:t>
+            </w:r>
+          </w:p>
+        </w:tc>
+        <w:tc>
+          <w:tcPr>
+            <w:tcW w:type="dxa" w:w="3000"/>
+            <w:shd w:fill="FFFFFF" w:val="clear"/>
+            <w:tcMar>
+              <w:top w:type="dxa" w:w="40"/>
+              <w:left w:type="dxa" w:w="80"/>
+              <w:bottom w:type="dxa" w:w="40"/>
+              <w:right w:type="dxa" w:w="80"/>
+            </w:tcMar>
+            <w:vAlign w:val="center"/>
+          </w:tcPr>
+          <w:p>
+            <w:r>
+              <w:rPr>
+                <w:rFonts w:ascii="Calibri" w:cs="Calibri" w:eastAsia="Calibri" w:hAnsi="Calibri"/>
+                <w:color w:val="0F172A"/>
+                <w:sz w:val="19"/>
+                <w:szCs w:val="19"/>
+              </w:rPr>
+              <w:t xml:space="preserve">Renouvellement silencieux, aucune interruption percue</w:t>
+            </w:r>
+          </w:p>
+        </w:tc>
+        <w:tc>
+          <w:tcPr>
+            <w:tcW w:type="dxa" w:w="840"/>
+            <w:shd w:fill="FFFFFF" w:val="clear"/>
+            <w:tcMar>
+              <w:top w:type="dxa" w:w="40"/>
+              <w:left w:type="dxa" w:w="80"/>
+              <w:bottom w:type="dxa" w:w="40"/>
+              <w:right w:type="dxa" w:w="80"/>
+            </w:tcMar>
+            <w:vAlign w:val="center"/>
+          </w:tcPr>
+          <w:p>
+            <w:r>
+              <w:rPr>
+                <w:rFonts w:ascii="Calibri" w:cs="Calibri" w:eastAsia="Calibri" w:hAnsi="Calibri"/>
+                <w:color w:val="0F172A"/>
+                <w:sz w:val="19"/>
+                <w:szCs w:val="19"/>
+              </w:rPr>
+              <w:t xml:space="preserve">OK</w:t>
+            </w:r>
+          </w:p>
+        </w:tc>
+      </w:tr>
+      <w:tr>
+        <w:tc>
+          <w:tcPr>
+            <w:tcW w:type="dxa" w:w="1000"/>
+            <w:shd w:fill="FFFFFF" w:val="clear"/>
+            <w:tcMar>
+              <w:top w:type="dxa" w:w="40"/>
+              <w:left w:type="dxa" w:w="80"/>
+              <w:bottom w:type="dxa" w:w="40"/>
+              <w:right w:type="dxa" w:w="80"/>
+            </w:tcMar>
+            <w:vAlign w:val="center"/>
+          </w:tcPr>
+          <w:p>
+            <w:r>
+              <w:rPr>
+                <w:rFonts w:ascii="Calibri" w:cs="Calibri" w:eastAsia="Calibri" w:hAnsi="Calibri"/>
+                <w:color w:val="0F172A"/>
+                <w:sz w:val="19"/>
+                <w:szCs w:val="19"/>
+              </w:rPr>
+              <w:t xml:space="preserve">AUTH-19</w:t>
+            </w:r>
+          </w:p>
+        </w:tc>
+        <w:tc>
+          <w:tcPr>
+            <w:tcW w:type="dxa" w:w="3800"/>
+            <w:shd w:fill="FFFFFF" w:val="clear"/>
+            <w:tcMar>
+              <w:top w:type="dxa" w:w="40"/>
+              <w:left w:type="dxa" w:w="80"/>
+              <w:bottom w:type="dxa" w:w="40"/>
+              <w:right w:type="dxa" w:w="80"/>
+            </w:tcMar>
+            <w:vAlign w:val="center"/>
+          </w:tcPr>
+          <w:p>
+            <w:r>
+              <w:rPr>
+                <w:rFonts w:ascii="Calibri" w:cs="Calibri" w:eastAsia="Calibri" w:hAnsi="Calibri"/>
+                <w:color w:val="0F172A"/>
+                <w:sz w:val="19"/>
+                <w:szCs w:val="19"/>
+              </w:rPr>
+              <w:t xml:space="preserve">Refresh token revoque (apres deconnexion)</w:t>
+            </w:r>
+          </w:p>
+        </w:tc>
+        <w:tc>
+          <w:tcPr>
+            <w:tcW w:type="dxa" w:w="3000"/>
+            <w:shd w:fill="FFFFFF" w:val="clear"/>
+            <w:tcMar>
+              <w:top w:type="dxa" w:w="40"/>
+              <w:left w:type="dxa" w:w="80"/>
+              <w:bottom w:type="dxa" w:w="40"/>
+              <w:right w:type="dxa" w:w="80"/>
+            </w:tcMar>
+            <w:vAlign w:val="center"/>
+          </w:tcPr>
+          <w:p>
+            <w:r>
+              <w:rPr>
+                <w:rFonts w:ascii="Calibri" w:cs="Calibri" w:eastAsia="Calibri" w:hAnsi="Calibri"/>
+                <w:color w:val="0F172A"/>
+                <w:sz w:val="19"/>
+                <w:szCs w:val="19"/>
+              </w:rPr>
+              <w:t xml:space="preserve">Redirection /login?session=expired</w:t>
+            </w:r>
+          </w:p>
+        </w:tc>
+        <w:tc>
+          <w:tcPr>
+            <w:tcW w:type="dxa" w:w="840"/>
+            <w:shd w:fill="FFFFFF" w:val="clear"/>
+            <w:tcMar>
+              <w:top w:type="dxa" w:w="40"/>
+              <w:left w:type="dxa" w:w="80"/>
+              <w:bottom w:type="dxa" w:w="40"/>
+              <w:right w:type="dxa" w:w="80"/>
+            </w:tcMar>
+            <w:vAlign w:val="center"/>
+          </w:tcPr>
+          <w:p>
+            <w:r>
+              <w:rPr>
+                <w:rFonts w:ascii="Calibri" w:cs="Calibri" w:eastAsia="Calibri" w:hAnsi="Calibri"/>
+                <w:color w:val="0F172A"/>
+                <w:sz w:val="19"/>
+                <w:szCs w:val="19"/>
+              </w:rPr>
+              <w:t xml:space="preserve">OK</w:t>
+            </w:r>
+          </w:p>
+        </w:tc>
+      </w:tr>
     </w:tbl>
     <w:p>
       <w:pPr>
@@ -21023,14 +22619,6 @@
     </w:tbl>
     <w:p>
       <w:pPr>
-        <w:spacing w:after="120" w:before="0"/>
-      </w:pPr>
-      <w:r>
-        <w:t xml:space="preserve"/>
-      </w:r>
-    </w:p>
-    <w:p>
-      <w:pPr>
         <w:spacing w:after="80" w:before="200"/>
       </w:pPr>
       <w:r>
@@ -21042,7 +22630,7 @@
           <w:sz w:val="24"/>
           <w:szCs w:val="24"/>
         </w:rPr>
-        <w:t xml:space="preserve">11.4 Securite (tests fonctionnels)</w:t>
+        <w:t xml:space="preserve">11.4 Alertes de stock</w:t>
       </w:r>
     </w:p>
     <w:tbl>
@@ -21206,7 +22794,7 @@
                 <w:sz w:val="19"/>
                 <w:szCs w:val="19"/>
               </w:rPr>
-              <w:t xml:space="preserve">SEC-01</w:t>
+              <w:t xml:space="preserve">ALR-01</w:t>
             </w:r>
           </w:p>
         </w:tc>
@@ -21230,7 +22818,7 @@
                 <w:sz w:val="19"/>
                 <w:szCs w:val="19"/>
               </w:rPr>
-              <w:t xml:space="preserve">XSS : &lt;script&gt;alert(1)&lt;/script&gt; en nom produit</w:t>
+              <w:t xml:space="preserve">Produit dont la quantite passe sous son seuil</w:t>
             </w:r>
           </w:p>
         </w:tc>
@@ -21254,7 +22842,7 @@
                 <w:sz w:val="19"/>
                 <w:szCs w:val="19"/>
               </w:rPr>
-              <w:t xml:space="preserve">Chaine assainie, script non execute</w:t>
+              <w:t xml:space="preserve">Apparait en "Stock faible" avec le deficit</w:t>
             </w:r>
           </w:p>
         </w:tc>
@@ -21304,7 +22892,7 @@
                 <w:sz w:val="19"/>
                 <w:szCs w:val="19"/>
               </w:rPr>
-              <w:t xml:space="preserve">SEC-02</w:t>
+              <w:t xml:space="preserve">ALR-02</w:t>
             </w:r>
           </w:p>
         </w:tc>
@@ -21328,7 +22916,7 @@
                 <w:sz w:val="19"/>
                 <w:szCs w:val="19"/>
               </w:rPr>
-              <w:t xml:space="preserve">Appel API sans token Authorization</w:t>
+              <w:t xml:space="preserve">Produit a quantite zero</w:t>
             </w:r>
           </w:p>
         </w:tc>
@@ -21352,7 +22940,7 @@
                 <w:sz w:val="19"/>
                 <w:szCs w:val="19"/>
               </w:rPr>
-              <w:t xml:space="preserve">HTTP 401 Unauthorized</w:t>
+              <w:t xml:space="preserve">Apparait en "Rupture", severite distincte</w:t>
             </w:r>
           </w:p>
         </w:tc>
@@ -21402,7 +22990,7 @@
                 <w:sz w:val="19"/>
                 <w:szCs w:val="19"/>
               </w:rPr>
-              <w:t xml:space="preserve">SEC-03</w:t>
+              <w:t xml:space="preserve">ALR-03</w:t>
             </w:r>
           </w:p>
         </w:tc>
@@ -21426,7 +23014,7 @@
                 <w:sz w:val="19"/>
                 <w:szCs w:val="19"/>
               </w:rPr>
-              <w:t xml:space="preserve">Token JWT modifie manuellement</w:t>
+              <w:t xml:space="preserve">Produit au-dessus de son seuil</w:t>
             </w:r>
           </w:p>
         </w:tc>
@@ -21450,7 +23038,7 @@
                 <w:sz w:val="19"/>
                 <w:szCs w:val="19"/>
               </w:rPr>
-              <w:t xml:space="preserve">HTTP 403 Token invalide</w:t>
+              <w:t xml:space="preserve">N'apparait pas dans les alertes</w:t>
             </w:r>
           </w:p>
         </w:tc>
@@ -21500,7 +23088,7 @@
                 <w:sz w:val="19"/>
                 <w:szCs w:val="19"/>
               </w:rPr>
-              <w:t xml:space="preserve">SEC-04</w:t>
+              <w:t xml:space="preserve">ALR-04</w:t>
             </w:r>
           </w:p>
         </w:tc>
@@ -21524,7 +23112,7 @@
                 <w:sz w:val="19"/>
                 <w:szCs w:val="19"/>
               </w:rPr>
-              <w:t xml:space="preserve">En-tetes HTTP de la reponse</w:t>
+              <w:t xml:space="preserve">Generer les commandes (Gerant)</w:t>
             </w:r>
           </w:p>
         </w:tc>
@@ -21548,7 +23136,7 @@
                 <w:sz w:val="19"/>
                 <w:szCs w:val="19"/>
               </w:rPr>
-              <w:t xml:space="preserve">X-Frame-Options, CSP, X-Content-Type presents</w:t>
+              <w:t xml:space="preserve">Un bon par fournisseur, quantites calculees</w:t>
             </w:r>
           </w:p>
         </w:tc>
@@ -21598,6 +23186,1955 @@
                 <w:sz w:val="19"/>
                 <w:szCs w:val="19"/>
               </w:rPr>
+              <w:t xml:space="preserve">ALR-05</w:t>
+            </w:r>
+          </w:p>
+        </w:tc>
+        <w:tc>
+          <w:tcPr>
+            <w:tcW w:type="dxa" w:w="3800"/>
+            <w:shd w:fill="F1F5F9" w:val="clear"/>
+            <w:tcMar>
+              <w:top w:type="dxa" w:w="40"/>
+              <w:left w:type="dxa" w:w="80"/>
+              <w:bottom w:type="dxa" w:w="40"/>
+              <w:right w:type="dxa" w:w="80"/>
+            </w:tcMar>
+            <w:vAlign w:val="center"/>
+          </w:tcPr>
+          <w:p>
+            <w:r>
+              <w:rPr>
+                <w:rFonts w:ascii="Calibri" w:cs="Calibri" w:eastAsia="Calibri" w:hAnsi="Calibri"/>
+                <w:color w:val="0F172A"/>
+                <w:sz w:val="19"/>
+                <w:szCs w:val="19"/>
+              </w:rPr>
+              <w:t xml:space="preserve">Commercial sur la page Alertes</w:t>
+            </w:r>
+          </w:p>
+        </w:tc>
+        <w:tc>
+          <w:tcPr>
+            <w:tcW w:type="dxa" w:w="3000"/>
+            <w:shd w:fill="F1F5F9" w:val="clear"/>
+            <w:tcMar>
+              <w:top w:type="dxa" w:w="40"/>
+              <w:left w:type="dxa" w:w="80"/>
+              <w:bottom w:type="dxa" w:w="40"/>
+              <w:right w:type="dxa" w:w="80"/>
+            </w:tcMar>
+            <w:vAlign w:val="center"/>
+          </w:tcPr>
+          <w:p>
+            <w:r>
+              <w:rPr>
+                <w:rFonts w:ascii="Calibri" w:cs="Calibri" w:eastAsia="Calibri" w:hAnsi="Calibri"/>
+                <w:color w:val="0F172A"/>
+                <w:sz w:val="19"/>
+                <w:szCs w:val="19"/>
+              </w:rPr>
+              <w:t xml:space="preserve">Consultation possible, bouton de generation masque</w:t>
+            </w:r>
+          </w:p>
+        </w:tc>
+        <w:tc>
+          <w:tcPr>
+            <w:tcW w:type="dxa" w:w="840"/>
+            <w:shd w:fill="F1F5F9" w:val="clear"/>
+            <w:tcMar>
+              <w:top w:type="dxa" w:w="40"/>
+              <w:left w:type="dxa" w:w="80"/>
+              <w:bottom w:type="dxa" w:w="40"/>
+              <w:right w:type="dxa" w:w="80"/>
+            </w:tcMar>
+            <w:vAlign w:val="center"/>
+          </w:tcPr>
+          <w:p>
+            <w:r>
+              <w:rPr>
+                <w:rFonts w:ascii="Calibri" w:cs="Calibri" w:eastAsia="Calibri" w:hAnsi="Calibri"/>
+                <w:color w:val="0F172A"/>
+                <w:sz w:val="19"/>
+                <w:szCs w:val="19"/>
+              </w:rPr>
+              <w:t xml:space="preserve">OK</w:t>
+            </w:r>
+          </w:p>
+        </w:tc>
+      </w:tr>
+    </w:tbl>
+    <w:p>
+      <w:pPr>
+        <w:spacing w:after="80" w:before="200"/>
+      </w:pPr>
+      <w:r>
+        <w:rPr>
+          <w:rFonts w:ascii="Calibri" w:cs="Calibri" w:eastAsia="Calibri" w:hAnsi="Calibri"/>
+          <w:b/>
+          <w:bCs/>
+          <w:color w:val="1d4ed8"/>
+          <w:sz w:val="24"/>
+          <w:szCs w:val="24"/>
+        </w:rPr>
+        <w:t xml:space="preserve">11.5 Bons de commande</w:t>
+      </w:r>
+    </w:p>
+    <w:tbl>
+      <w:tblPr>
+        <w:tblW w:type="dxa" w:w="8640"/>
+        <w:tblBorders>
+          <w:top w:val="single" w:color="E2E8F0" w:sz="4"/>
+          <w:left w:val="single" w:color="E2E8F0" w:sz="4"/>
+          <w:bottom w:val="single" w:color="E2E8F0" w:sz="4"/>
+          <w:right w:val="single" w:color="E2E8F0" w:sz="4"/>
+          <w:insideH w:val="single" w:color="auto" w:sz="4"/>
+          <w:insideV w:val="single" w:color="auto" w:sz="4"/>
+        </w:tblBorders>
+        <w:tblLayout w:type="fixed"/>
+      </w:tblPr>
+      <w:tblGrid>
+        <w:gridCol w:w="1000"/>
+        <w:gridCol w:w="3800"/>
+        <w:gridCol w:w="3000"/>
+        <w:gridCol w:w="840"/>
+      </w:tblGrid>
+      <w:tr>
+        <w:trPr>
+          <w:tblHeader/>
+        </w:trPr>
+        <w:tc>
+          <w:tcPr>
+            <w:tcW w:type="dxa" w:w="1000"/>
+            <w:shd w:fill="2563EB" w:val="clear"/>
+            <w:tcMar>
+              <w:top w:type="dxa" w:w="40"/>
+              <w:left w:type="dxa" w:w="80"/>
+              <w:bottom w:type="dxa" w:w="40"/>
+              <w:right w:type="dxa" w:w="80"/>
+            </w:tcMar>
+            <w:vAlign w:val="center"/>
+          </w:tcPr>
+          <w:p>
+            <w:pPr>
+              <w:jc w:val="center"/>
+            </w:pPr>
+            <w:r>
+              <w:rPr>
+                <w:rFonts w:ascii="Calibri" w:cs="Calibri" w:eastAsia="Calibri" w:hAnsi="Calibri"/>
+                <w:b/>
+                <w:bCs/>
+                <w:color w:val="FFFFFF"/>
+                <w:sz w:val="19"/>
+                <w:szCs w:val="19"/>
+              </w:rPr>
+              <w:t xml:space="preserve">ID</w:t>
+            </w:r>
+          </w:p>
+        </w:tc>
+        <w:tc>
+          <w:tcPr>
+            <w:tcW w:type="dxa" w:w="3800"/>
+            <w:shd w:fill="2563EB" w:val="clear"/>
+            <w:tcMar>
+              <w:top w:type="dxa" w:w="40"/>
+              <w:left w:type="dxa" w:w="80"/>
+              <w:bottom w:type="dxa" w:w="40"/>
+              <w:right w:type="dxa" w:w="80"/>
+            </w:tcMar>
+            <w:vAlign w:val="center"/>
+          </w:tcPr>
+          <w:p>
+            <w:pPr>
+              <w:jc w:val="center"/>
+            </w:pPr>
+            <w:r>
+              <w:rPr>
+                <w:rFonts w:ascii="Calibri" w:cs="Calibri" w:eastAsia="Calibri" w:hAnsi="Calibri"/>
+                <w:b/>
+                <w:bCs/>
+                <w:color w:val="FFFFFF"/>
+                <w:sz w:val="19"/>
+                <w:szCs w:val="19"/>
+              </w:rPr>
+              <w:t xml:space="preserve">Scenario</w:t>
+            </w:r>
+          </w:p>
+        </w:tc>
+        <w:tc>
+          <w:tcPr>
+            <w:tcW w:type="dxa" w:w="3000"/>
+            <w:shd w:fill="2563EB" w:val="clear"/>
+            <w:tcMar>
+              <w:top w:type="dxa" w:w="40"/>
+              <w:left w:type="dxa" w:w="80"/>
+              <w:bottom w:type="dxa" w:w="40"/>
+              <w:right w:type="dxa" w:w="80"/>
+            </w:tcMar>
+            <w:vAlign w:val="center"/>
+          </w:tcPr>
+          <w:p>
+            <w:pPr>
+              <w:jc w:val="center"/>
+            </w:pPr>
+            <w:r>
+              <w:rPr>
+                <w:rFonts w:ascii="Calibri" w:cs="Calibri" w:eastAsia="Calibri" w:hAnsi="Calibri"/>
+                <w:b/>
+                <w:bCs/>
+                <w:color w:val="FFFFFF"/>
+                <w:sz w:val="19"/>
+                <w:szCs w:val="19"/>
+              </w:rPr>
+              <w:t xml:space="preserve">Resultat attendu</w:t>
+            </w:r>
+          </w:p>
+        </w:tc>
+        <w:tc>
+          <w:tcPr>
+            <w:tcW w:type="dxa" w:w="840"/>
+            <w:shd w:fill="2563EB" w:val="clear"/>
+            <w:tcMar>
+              <w:top w:type="dxa" w:w="40"/>
+              <w:left w:type="dxa" w:w="80"/>
+              <w:bottom w:type="dxa" w:w="40"/>
+              <w:right w:type="dxa" w:w="80"/>
+            </w:tcMar>
+            <w:vAlign w:val="center"/>
+          </w:tcPr>
+          <w:p>
+            <w:pPr>
+              <w:jc w:val="center"/>
+            </w:pPr>
+            <w:r>
+              <w:rPr>
+                <w:rFonts w:ascii="Calibri" w:cs="Calibri" w:eastAsia="Calibri" w:hAnsi="Calibri"/>
+                <w:b/>
+                <w:bCs/>
+                <w:color w:val="FFFFFF"/>
+                <w:sz w:val="19"/>
+                <w:szCs w:val="19"/>
+              </w:rPr>
+              <w:t xml:space="preserve">Statut</w:t>
+            </w:r>
+          </w:p>
+        </w:tc>
+      </w:tr>
+      <w:tr>
+        <w:tc>
+          <w:tcPr>
+            <w:tcW w:type="dxa" w:w="1000"/>
+            <w:shd w:fill="F1F5F9" w:val="clear"/>
+            <w:tcMar>
+              <w:top w:type="dxa" w:w="40"/>
+              <w:left w:type="dxa" w:w="80"/>
+              <w:bottom w:type="dxa" w:w="40"/>
+              <w:right w:type="dxa" w:w="80"/>
+            </w:tcMar>
+            <w:vAlign w:val="center"/>
+          </w:tcPr>
+          <w:p>
+            <w:r>
+              <w:rPr>
+                <w:rFonts w:ascii="Calibri" w:cs="Calibri" w:eastAsia="Calibri" w:hAnsi="Calibri"/>
+                <w:color w:val="0F172A"/>
+                <w:sz w:val="19"/>
+                <w:szCs w:val="19"/>
+              </w:rPr>
+              <w:t xml:space="preserve">CMD-01</w:t>
+            </w:r>
+          </w:p>
+        </w:tc>
+        <w:tc>
+          <w:tcPr>
+            <w:tcW w:type="dxa" w:w="3800"/>
+            <w:shd w:fill="F1F5F9" w:val="clear"/>
+            <w:tcMar>
+              <w:top w:type="dxa" w:w="40"/>
+              <w:left w:type="dxa" w:w="80"/>
+              <w:bottom w:type="dxa" w:w="40"/>
+              <w:right w:type="dxa" w:w="80"/>
+            </w:tcMar>
+            <w:vAlign w:val="center"/>
+          </w:tcPr>
+          <w:p>
+            <w:r>
+              <w:rPr>
+                <w:rFonts w:ascii="Calibri" w:cs="Calibri" w:eastAsia="Calibri" w:hAnsi="Calibri"/>
+                <w:color w:val="0F172A"/>
+                <w:sz w:val="19"/>
+                <w:szCs w:val="19"/>
+              </w:rPr>
+              <w:t xml:space="preserve">Lister les bons de commande</w:t>
+            </w:r>
+          </w:p>
+        </w:tc>
+        <w:tc>
+          <w:tcPr>
+            <w:tcW w:type="dxa" w:w="3000"/>
+            <w:shd w:fill="F1F5F9" w:val="clear"/>
+            <w:tcMar>
+              <w:top w:type="dxa" w:w="40"/>
+              <w:left w:type="dxa" w:w="80"/>
+              <w:bottom w:type="dxa" w:w="40"/>
+              <w:right w:type="dxa" w:w="80"/>
+            </w:tcMar>
+            <w:vAlign w:val="center"/>
+          </w:tcPr>
+          <w:p>
+            <w:r>
+              <w:rPr>
+                <w:rFonts w:ascii="Calibri" w:cs="Calibri" w:eastAsia="Calibri" w:hAnsi="Calibri"/>
+                <w:color w:val="0F172A"/>
+                <w:sz w:val="19"/>
+                <w:szCs w:val="19"/>
+              </w:rPr>
+              <w:t xml:space="preserve">Reference, fournisseur, statut, total, lignes</w:t>
+            </w:r>
+          </w:p>
+        </w:tc>
+        <w:tc>
+          <w:tcPr>
+            <w:tcW w:type="dxa" w:w="840"/>
+            <w:shd w:fill="F1F5F9" w:val="clear"/>
+            <w:tcMar>
+              <w:top w:type="dxa" w:w="40"/>
+              <w:left w:type="dxa" w:w="80"/>
+              <w:bottom w:type="dxa" w:w="40"/>
+              <w:right w:type="dxa" w:w="80"/>
+            </w:tcMar>
+            <w:vAlign w:val="center"/>
+          </w:tcPr>
+          <w:p>
+            <w:r>
+              <w:rPr>
+                <w:rFonts w:ascii="Calibri" w:cs="Calibri" w:eastAsia="Calibri" w:hAnsi="Calibri"/>
+                <w:color w:val="0F172A"/>
+                <w:sz w:val="19"/>
+                <w:szCs w:val="19"/>
+              </w:rPr>
+              <w:t xml:space="preserve">OK</w:t>
+            </w:r>
+          </w:p>
+        </w:tc>
+      </w:tr>
+      <w:tr>
+        <w:tc>
+          <w:tcPr>
+            <w:tcW w:type="dxa" w:w="1000"/>
+            <w:shd w:fill="FFFFFF" w:val="clear"/>
+            <w:tcMar>
+              <w:top w:type="dxa" w:w="40"/>
+              <w:left w:type="dxa" w:w="80"/>
+              <w:bottom w:type="dxa" w:w="40"/>
+              <w:right w:type="dxa" w:w="80"/>
+            </w:tcMar>
+            <w:vAlign w:val="center"/>
+          </w:tcPr>
+          <w:p>
+            <w:r>
+              <w:rPr>
+                <w:rFonts w:ascii="Calibri" w:cs="Calibri" w:eastAsia="Calibri" w:hAnsi="Calibri"/>
+                <w:color w:val="0F172A"/>
+                <w:sz w:val="19"/>
+                <w:szCs w:val="19"/>
+              </w:rPr>
+              <w:t xml:space="preserve">CMD-02</w:t>
+            </w:r>
+          </w:p>
+        </w:tc>
+        <w:tc>
+          <w:tcPr>
+            <w:tcW w:type="dxa" w:w="3800"/>
+            <w:shd w:fill="FFFFFF" w:val="clear"/>
+            <w:tcMar>
+              <w:top w:type="dxa" w:w="40"/>
+              <w:left w:type="dxa" w:w="80"/>
+              <w:bottom w:type="dxa" w:w="40"/>
+              <w:right w:type="dxa" w:w="80"/>
+            </w:tcMar>
+            <w:vAlign w:val="center"/>
+          </w:tcPr>
+          <w:p>
+            <w:r>
+              <w:rPr>
+                <w:rFonts w:ascii="Calibri" w:cs="Calibri" w:eastAsia="Calibri" w:hAnsi="Calibri"/>
+                <w:color w:val="0F172A"/>
+                <w:sz w:val="19"/>
+                <w:szCs w:val="19"/>
+              </w:rPr>
+              <w:t xml:space="preserve">Filtrer par statut "Envoye"</w:t>
+            </w:r>
+          </w:p>
+        </w:tc>
+        <w:tc>
+          <w:tcPr>
+            <w:tcW w:type="dxa" w:w="3000"/>
+            <w:shd w:fill="FFFFFF" w:val="clear"/>
+            <w:tcMar>
+              <w:top w:type="dxa" w:w="40"/>
+              <w:left w:type="dxa" w:w="80"/>
+              <w:bottom w:type="dxa" w:w="40"/>
+              <w:right w:type="dxa" w:w="80"/>
+            </w:tcMar>
+            <w:vAlign w:val="center"/>
+          </w:tcPr>
+          <w:p>
+            <w:r>
+              <w:rPr>
+                <w:rFonts w:ascii="Calibri" w:cs="Calibri" w:eastAsia="Calibri" w:hAnsi="Calibri"/>
+                <w:color w:val="0F172A"/>
+                <w:sz w:val="19"/>
+                <w:szCs w:val="19"/>
+              </w:rPr>
+              <w:t xml:space="preserve">Seuls les bons envoyes sont affiches</w:t>
+            </w:r>
+          </w:p>
+        </w:tc>
+        <w:tc>
+          <w:tcPr>
+            <w:tcW w:type="dxa" w:w="840"/>
+            <w:shd w:fill="FFFFFF" w:val="clear"/>
+            <w:tcMar>
+              <w:top w:type="dxa" w:w="40"/>
+              <w:left w:type="dxa" w:w="80"/>
+              <w:bottom w:type="dxa" w:w="40"/>
+              <w:right w:type="dxa" w:w="80"/>
+            </w:tcMar>
+            <w:vAlign w:val="center"/>
+          </w:tcPr>
+          <w:p>
+            <w:r>
+              <w:rPr>
+                <w:rFonts w:ascii="Calibri" w:cs="Calibri" w:eastAsia="Calibri" w:hAnsi="Calibri"/>
+                <w:color w:val="0F172A"/>
+                <w:sz w:val="19"/>
+                <w:szCs w:val="19"/>
+              </w:rPr>
+              <w:t xml:space="preserve">OK</w:t>
+            </w:r>
+          </w:p>
+        </w:tc>
+      </w:tr>
+      <w:tr>
+        <w:tc>
+          <w:tcPr>
+            <w:tcW w:type="dxa" w:w="1000"/>
+            <w:shd w:fill="F1F5F9" w:val="clear"/>
+            <w:tcMar>
+              <w:top w:type="dxa" w:w="40"/>
+              <w:left w:type="dxa" w:w="80"/>
+              <w:bottom w:type="dxa" w:w="40"/>
+              <w:right w:type="dxa" w:w="80"/>
+            </w:tcMar>
+            <w:vAlign w:val="center"/>
+          </w:tcPr>
+          <w:p>
+            <w:r>
+              <w:rPr>
+                <w:rFonts w:ascii="Calibri" w:cs="Calibri" w:eastAsia="Calibri" w:hAnsi="Calibri"/>
+                <w:color w:val="0F172A"/>
+                <w:sz w:val="19"/>
+                <w:szCs w:val="19"/>
+              </w:rPr>
+              <w:t xml:space="preserve">CMD-03</w:t>
+            </w:r>
+          </w:p>
+        </w:tc>
+        <w:tc>
+          <w:tcPr>
+            <w:tcW w:type="dxa" w:w="3800"/>
+            <w:shd w:fill="F1F5F9" w:val="clear"/>
+            <w:tcMar>
+              <w:top w:type="dxa" w:w="40"/>
+              <w:left w:type="dxa" w:w="80"/>
+              <w:bottom w:type="dxa" w:w="40"/>
+              <w:right w:type="dxa" w:w="80"/>
+            </w:tcMar>
+            <w:vAlign w:val="center"/>
+          </w:tcPr>
+          <w:p>
+            <w:r>
+              <w:rPr>
+                <w:rFonts w:ascii="Calibri" w:cs="Calibri" w:eastAsia="Calibri" w:hAnsi="Calibri"/>
+                <w:color w:val="0F172A"/>
+                <w:sz w:val="19"/>
+                <w:szCs w:val="19"/>
+              </w:rPr>
+              <w:t xml:space="preserve">Faire passer un bon de Brouillon a Envoye</w:t>
+            </w:r>
+          </w:p>
+        </w:tc>
+        <w:tc>
+          <w:tcPr>
+            <w:tcW w:type="dxa" w:w="3000"/>
+            <w:shd w:fill="F1F5F9" w:val="clear"/>
+            <w:tcMar>
+              <w:top w:type="dxa" w:w="40"/>
+              <w:left w:type="dxa" w:w="80"/>
+              <w:bottom w:type="dxa" w:w="40"/>
+              <w:right w:type="dxa" w:w="80"/>
+            </w:tcMar>
+            <w:vAlign w:val="center"/>
+          </w:tcPr>
+          <w:p>
+            <w:r>
+              <w:rPr>
+                <w:rFonts w:ascii="Calibri" w:cs="Calibri" w:eastAsia="Calibri" w:hAnsi="Calibri"/>
+                <w:color w:val="0F172A"/>
+                <w:sz w:val="19"/>
+                <w:szCs w:val="19"/>
+              </w:rPr>
+              <w:t xml:space="preserve">Statut mis a jour, historique conserve</w:t>
+            </w:r>
+          </w:p>
+        </w:tc>
+        <w:tc>
+          <w:tcPr>
+            <w:tcW w:type="dxa" w:w="840"/>
+            <w:shd w:fill="F1F5F9" w:val="clear"/>
+            <w:tcMar>
+              <w:top w:type="dxa" w:w="40"/>
+              <w:left w:type="dxa" w:w="80"/>
+              <w:bottom w:type="dxa" w:w="40"/>
+              <w:right w:type="dxa" w:w="80"/>
+            </w:tcMar>
+            <w:vAlign w:val="center"/>
+          </w:tcPr>
+          <w:p>
+            <w:r>
+              <w:rPr>
+                <w:rFonts w:ascii="Calibri" w:cs="Calibri" w:eastAsia="Calibri" w:hAnsi="Calibri"/>
+                <w:color w:val="0F172A"/>
+                <w:sz w:val="19"/>
+                <w:szCs w:val="19"/>
+              </w:rPr>
+              <w:t xml:space="preserve">OK</w:t>
+            </w:r>
+          </w:p>
+        </w:tc>
+      </w:tr>
+      <w:tr>
+        <w:tc>
+          <w:tcPr>
+            <w:tcW w:type="dxa" w:w="1000"/>
+            <w:shd w:fill="FFFFFF" w:val="clear"/>
+            <w:tcMar>
+              <w:top w:type="dxa" w:w="40"/>
+              <w:left w:type="dxa" w:w="80"/>
+              <w:bottom w:type="dxa" w:w="40"/>
+              <w:right w:type="dxa" w:w="80"/>
+            </w:tcMar>
+            <w:vAlign w:val="center"/>
+          </w:tcPr>
+          <w:p>
+            <w:r>
+              <w:rPr>
+                <w:rFonts w:ascii="Calibri" w:cs="Calibri" w:eastAsia="Calibri" w:hAnsi="Calibri"/>
+                <w:color w:val="0F172A"/>
+                <w:sz w:val="19"/>
+                <w:szCs w:val="19"/>
+              </w:rPr>
+              <w:t xml:space="preserve">CMD-04</w:t>
+            </w:r>
+          </w:p>
+        </w:tc>
+        <w:tc>
+          <w:tcPr>
+            <w:tcW w:type="dxa" w:w="3800"/>
+            <w:shd w:fill="FFFFFF" w:val="clear"/>
+            <w:tcMar>
+              <w:top w:type="dxa" w:w="40"/>
+              <w:left w:type="dxa" w:w="80"/>
+              <w:bottom w:type="dxa" w:w="40"/>
+              <w:right w:type="dxa" w:w="80"/>
+            </w:tcMar>
+            <w:vAlign w:val="center"/>
+          </w:tcPr>
+          <w:p>
+            <w:r>
+              <w:rPr>
+                <w:rFonts w:ascii="Calibri" w:cs="Calibri" w:eastAsia="Calibri" w:hAnsi="Calibri"/>
+                <w:color w:val="0F172A"/>
+                <w:sz w:val="19"/>
+                <w:szCs w:val="19"/>
+              </w:rPr>
+              <w:t xml:space="preserve">Faire passer un bon de Envoye a Recu</w:t>
+            </w:r>
+          </w:p>
+        </w:tc>
+        <w:tc>
+          <w:tcPr>
+            <w:tcW w:type="dxa" w:w="3000"/>
+            <w:shd w:fill="FFFFFF" w:val="clear"/>
+            <w:tcMar>
+              <w:top w:type="dxa" w:w="40"/>
+              <w:left w:type="dxa" w:w="80"/>
+              <w:bottom w:type="dxa" w:w="40"/>
+              <w:right w:type="dxa" w:w="80"/>
+            </w:tcMar>
+            <w:vAlign w:val="center"/>
+          </w:tcPr>
+          <w:p>
+            <w:r>
+              <w:rPr>
+                <w:rFonts w:ascii="Calibri" w:cs="Calibri" w:eastAsia="Calibri" w:hAnsi="Calibri"/>
+                <w:color w:val="0F172A"/>
+                <w:sz w:val="19"/>
+                <w:szCs w:val="19"/>
+              </w:rPr>
+              <w:t xml:space="preserve">Statut mis a jour</w:t>
+            </w:r>
+          </w:p>
+        </w:tc>
+        <w:tc>
+          <w:tcPr>
+            <w:tcW w:type="dxa" w:w="840"/>
+            <w:shd w:fill="FFFFFF" w:val="clear"/>
+            <w:tcMar>
+              <w:top w:type="dxa" w:w="40"/>
+              <w:left w:type="dxa" w:w="80"/>
+              <w:bottom w:type="dxa" w:w="40"/>
+              <w:right w:type="dxa" w:w="80"/>
+            </w:tcMar>
+            <w:vAlign w:val="center"/>
+          </w:tcPr>
+          <w:p>
+            <w:r>
+              <w:rPr>
+                <w:rFonts w:ascii="Calibri" w:cs="Calibri" w:eastAsia="Calibri" w:hAnsi="Calibri"/>
+                <w:color w:val="0F172A"/>
+                <w:sz w:val="19"/>
+                <w:szCs w:val="19"/>
+              </w:rPr>
+              <w:t xml:space="preserve">OK</w:t>
+            </w:r>
+          </w:p>
+        </w:tc>
+      </w:tr>
+      <w:tr>
+        <w:tc>
+          <w:tcPr>
+            <w:tcW w:type="dxa" w:w="1000"/>
+            <w:shd w:fill="F1F5F9" w:val="clear"/>
+            <w:tcMar>
+              <w:top w:type="dxa" w:w="40"/>
+              <w:left w:type="dxa" w:w="80"/>
+              <w:bottom w:type="dxa" w:w="40"/>
+              <w:right w:type="dxa" w:w="80"/>
+            </w:tcMar>
+            <w:vAlign w:val="center"/>
+          </w:tcPr>
+          <w:p>
+            <w:r>
+              <w:rPr>
+                <w:rFonts w:ascii="Calibri" w:cs="Calibri" w:eastAsia="Calibri" w:hAnsi="Calibri"/>
+                <w:color w:val="0F172A"/>
+                <w:sz w:val="19"/>
+                <w:szCs w:val="19"/>
+              </w:rPr>
+              <w:t xml:space="preserve">CMD-05</w:t>
+            </w:r>
+          </w:p>
+        </w:tc>
+        <w:tc>
+          <w:tcPr>
+            <w:tcW w:type="dxa" w:w="3800"/>
+            <w:shd w:fill="F1F5F9" w:val="clear"/>
+            <w:tcMar>
+              <w:top w:type="dxa" w:w="40"/>
+              <w:left w:type="dxa" w:w="80"/>
+              <w:bottom w:type="dxa" w:w="40"/>
+              <w:right w:type="dxa" w:w="80"/>
+            </w:tcMar>
+            <w:vAlign w:val="center"/>
+          </w:tcPr>
+          <w:p>
+            <w:r>
+              <w:rPr>
+                <w:rFonts w:ascii="Calibri" w:cs="Calibri" w:eastAsia="Calibri" w:hAnsi="Calibri"/>
+                <w:color w:val="0F172A"/>
+                <w:sz w:val="19"/>
+                <w:szCs w:val="19"/>
+              </w:rPr>
+              <w:t xml:space="preserve">Commercial tente une transition de statut</w:t>
+            </w:r>
+          </w:p>
+        </w:tc>
+        <w:tc>
+          <w:tcPr>
+            <w:tcW w:type="dxa" w:w="3000"/>
+            <w:shd w:fill="F1F5F9" w:val="clear"/>
+            <w:tcMar>
+              <w:top w:type="dxa" w:w="40"/>
+              <w:left w:type="dxa" w:w="80"/>
+              <w:bottom w:type="dxa" w:w="40"/>
+              <w:right w:type="dxa" w:w="80"/>
+            </w:tcMar>
+            <w:vAlign w:val="center"/>
+          </w:tcPr>
+          <w:p>
+            <w:r>
+              <w:rPr>
+                <w:rFonts w:ascii="Calibri" w:cs="Calibri" w:eastAsia="Calibri" w:hAnsi="Calibri"/>
+                <w:color w:val="0F172A"/>
+                <w:sz w:val="19"/>
+                <w:szCs w:val="19"/>
+              </w:rPr>
+              <w:t xml:space="preserve">HTTP 403, boutons masques dans l'interface</w:t>
+            </w:r>
+          </w:p>
+        </w:tc>
+        <w:tc>
+          <w:tcPr>
+            <w:tcW w:type="dxa" w:w="840"/>
+            <w:shd w:fill="F1F5F9" w:val="clear"/>
+            <w:tcMar>
+              <w:top w:type="dxa" w:w="40"/>
+              <w:left w:type="dxa" w:w="80"/>
+              <w:bottom w:type="dxa" w:w="40"/>
+              <w:right w:type="dxa" w:w="80"/>
+            </w:tcMar>
+            <w:vAlign w:val="center"/>
+          </w:tcPr>
+          <w:p>
+            <w:r>
+              <w:rPr>
+                <w:rFonts w:ascii="Calibri" w:cs="Calibri" w:eastAsia="Calibri" w:hAnsi="Calibri"/>
+                <w:color w:val="0F172A"/>
+                <w:sz w:val="19"/>
+                <w:szCs w:val="19"/>
+              </w:rPr>
+              <w:t xml:space="preserve">OK</w:t>
+            </w:r>
+          </w:p>
+        </w:tc>
+      </w:tr>
+    </w:tbl>
+    <w:p>
+      <w:pPr>
+        <w:spacing w:after="80" w:before="200"/>
+      </w:pPr>
+      <w:r>
+        <w:rPr>
+          <w:rFonts w:ascii="Calibri" w:cs="Calibri" w:eastAsia="Calibri" w:hAnsi="Calibri"/>
+          <w:b/>
+          <w:bCs/>
+          <w:color w:val="1d4ed8"/>
+          <w:sz w:val="24"/>
+          <w:szCs w:val="24"/>
+        </w:rPr>
+        <w:t xml:space="preserve">11.6 Accessibilite</w:t>
+      </w:r>
+    </w:p>
+    <w:tbl>
+      <w:tblPr>
+        <w:tblW w:type="dxa" w:w="8640"/>
+        <w:tblBorders>
+          <w:top w:val="single" w:color="E2E8F0" w:sz="4"/>
+          <w:left w:val="single" w:color="E2E8F0" w:sz="4"/>
+          <w:bottom w:val="single" w:color="E2E8F0" w:sz="4"/>
+          <w:right w:val="single" w:color="E2E8F0" w:sz="4"/>
+          <w:insideH w:val="single" w:color="auto" w:sz="4"/>
+          <w:insideV w:val="single" w:color="auto" w:sz="4"/>
+        </w:tblBorders>
+        <w:tblLayout w:type="fixed"/>
+      </w:tblPr>
+      <w:tblGrid>
+        <w:gridCol w:w="1000"/>
+        <w:gridCol w:w="3800"/>
+        <w:gridCol w:w="3000"/>
+        <w:gridCol w:w="840"/>
+      </w:tblGrid>
+      <w:tr>
+        <w:trPr>
+          <w:tblHeader/>
+        </w:trPr>
+        <w:tc>
+          <w:tcPr>
+            <w:tcW w:type="dxa" w:w="1000"/>
+            <w:shd w:fill="2563EB" w:val="clear"/>
+            <w:tcMar>
+              <w:top w:type="dxa" w:w="40"/>
+              <w:left w:type="dxa" w:w="80"/>
+              <w:bottom w:type="dxa" w:w="40"/>
+              <w:right w:type="dxa" w:w="80"/>
+            </w:tcMar>
+            <w:vAlign w:val="center"/>
+          </w:tcPr>
+          <w:p>
+            <w:pPr>
+              <w:jc w:val="center"/>
+            </w:pPr>
+            <w:r>
+              <w:rPr>
+                <w:rFonts w:ascii="Calibri" w:cs="Calibri" w:eastAsia="Calibri" w:hAnsi="Calibri"/>
+                <w:b/>
+                <w:bCs/>
+                <w:color w:val="FFFFFF"/>
+                <w:sz w:val="19"/>
+                <w:szCs w:val="19"/>
+              </w:rPr>
+              <w:t xml:space="preserve">ID</w:t>
+            </w:r>
+          </w:p>
+        </w:tc>
+        <w:tc>
+          <w:tcPr>
+            <w:tcW w:type="dxa" w:w="3800"/>
+            <w:shd w:fill="2563EB" w:val="clear"/>
+            <w:tcMar>
+              <w:top w:type="dxa" w:w="40"/>
+              <w:left w:type="dxa" w:w="80"/>
+              <w:bottom w:type="dxa" w:w="40"/>
+              <w:right w:type="dxa" w:w="80"/>
+            </w:tcMar>
+            <w:vAlign w:val="center"/>
+          </w:tcPr>
+          <w:p>
+            <w:pPr>
+              <w:jc w:val="center"/>
+            </w:pPr>
+            <w:r>
+              <w:rPr>
+                <w:rFonts w:ascii="Calibri" w:cs="Calibri" w:eastAsia="Calibri" w:hAnsi="Calibri"/>
+                <w:b/>
+                <w:bCs/>
+                <w:color w:val="FFFFFF"/>
+                <w:sz w:val="19"/>
+                <w:szCs w:val="19"/>
+              </w:rPr>
+              <w:t xml:space="preserve">Scenario</w:t>
+            </w:r>
+          </w:p>
+        </w:tc>
+        <w:tc>
+          <w:tcPr>
+            <w:tcW w:type="dxa" w:w="3000"/>
+            <w:shd w:fill="2563EB" w:val="clear"/>
+            <w:tcMar>
+              <w:top w:type="dxa" w:w="40"/>
+              <w:left w:type="dxa" w:w="80"/>
+              <w:bottom w:type="dxa" w:w="40"/>
+              <w:right w:type="dxa" w:w="80"/>
+            </w:tcMar>
+            <w:vAlign w:val="center"/>
+          </w:tcPr>
+          <w:p>
+            <w:pPr>
+              <w:jc w:val="center"/>
+            </w:pPr>
+            <w:r>
+              <w:rPr>
+                <w:rFonts w:ascii="Calibri" w:cs="Calibri" w:eastAsia="Calibri" w:hAnsi="Calibri"/>
+                <w:b/>
+                <w:bCs/>
+                <w:color w:val="FFFFFF"/>
+                <w:sz w:val="19"/>
+                <w:szCs w:val="19"/>
+              </w:rPr>
+              <w:t xml:space="preserve">Resultat attendu</w:t>
+            </w:r>
+          </w:p>
+        </w:tc>
+        <w:tc>
+          <w:tcPr>
+            <w:tcW w:type="dxa" w:w="840"/>
+            <w:shd w:fill="2563EB" w:val="clear"/>
+            <w:tcMar>
+              <w:top w:type="dxa" w:w="40"/>
+              <w:left w:type="dxa" w:w="80"/>
+              <w:bottom w:type="dxa" w:w="40"/>
+              <w:right w:type="dxa" w:w="80"/>
+            </w:tcMar>
+            <w:vAlign w:val="center"/>
+          </w:tcPr>
+          <w:p>
+            <w:pPr>
+              <w:jc w:val="center"/>
+            </w:pPr>
+            <w:r>
+              <w:rPr>
+                <w:rFonts w:ascii="Calibri" w:cs="Calibri" w:eastAsia="Calibri" w:hAnsi="Calibri"/>
+                <w:b/>
+                <w:bCs/>
+                <w:color w:val="FFFFFF"/>
+                <w:sz w:val="19"/>
+                <w:szCs w:val="19"/>
+              </w:rPr>
+              <w:t xml:space="preserve">Statut</w:t>
+            </w:r>
+          </w:p>
+        </w:tc>
+      </w:tr>
+      <w:tr>
+        <w:tc>
+          <w:tcPr>
+            <w:tcW w:type="dxa" w:w="1000"/>
+            <w:shd w:fill="F1F5F9" w:val="clear"/>
+            <w:tcMar>
+              <w:top w:type="dxa" w:w="40"/>
+              <w:left w:type="dxa" w:w="80"/>
+              <w:bottom w:type="dxa" w:w="40"/>
+              <w:right w:type="dxa" w:w="80"/>
+            </w:tcMar>
+            <w:vAlign w:val="center"/>
+          </w:tcPr>
+          <w:p>
+            <w:r>
+              <w:rPr>
+                <w:rFonts w:ascii="Calibri" w:cs="Calibri" w:eastAsia="Calibri" w:hAnsi="Calibri"/>
+                <w:color w:val="0F172A"/>
+                <w:sz w:val="19"/>
+                <w:szCs w:val="19"/>
+              </w:rPr>
+              <w:t xml:space="preserve">ACC-01</w:t>
+            </w:r>
+          </w:p>
+        </w:tc>
+        <w:tc>
+          <w:tcPr>
+            <w:tcW w:type="dxa" w:w="3800"/>
+            <w:shd w:fill="F1F5F9" w:val="clear"/>
+            <w:tcMar>
+              <w:top w:type="dxa" w:w="40"/>
+              <w:left w:type="dxa" w:w="80"/>
+              <w:bottom w:type="dxa" w:w="40"/>
+              <w:right w:type="dxa" w:w="80"/>
+            </w:tcMar>
+            <w:vAlign w:val="center"/>
+          </w:tcPr>
+          <w:p>
+            <w:r>
+              <w:rPr>
+                <w:rFonts w:ascii="Calibri" w:cs="Calibri" w:eastAsia="Calibri" w:hAnsi="Calibri"/>
+                <w:color w:val="0F172A"/>
+                <w:sz w:val="19"/>
+                <w:szCs w:val="19"/>
+              </w:rPr>
+              <w:t xml:space="preserve">Parcours complet au clavier (Tab uniquement)</w:t>
+            </w:r>
+          </w:p>
+        </w:tc>
+        <w:tc>
+          <w:tcPr>
+            <w:tcW w:type="dxa" w:w="3000"/>
+            <w:shd w:fill="F1F5F9" w:val="clear"/>
+            <w:tcMar>
+              <w:top w:type="dxa" w:w="40"/>
+              <w:left w:type="dxa" w:w="80"/>
+              <w:bottom w:type="dxa" w:w="40"/>
+              <w:right w:type="dxa" w:w="80"/>
+            </w:tcMar>
+            <w:vAlign w:val="center"/>
+          </w:tcPr>
+          <w:p>
+            <w:r>
+              <w:rPr>
+                <w:rFonts w:ascii="Calibri" w:cs="Calibri" w:eastAsia="Calibri" w:hAnsi="Calibri"/>
+                <w:color w:val="0F172A"/>
+                <w:sz w:val="19"/>
+                <w:szCs w:val="19"/>
+              </w:rPr>
+              <w:t xml:space="preserve">Tous les elements interactifs sont atteignables</w:t>
+            </w:r>
+          </w:p>
+        </w:tc>
+        <w:tc>
+          <w:tcPr>
+            <w:tcW w:type="dxa" w:w="840"/>
+            <w:shd w:fill="F1F5F9" w:val="clear"/>
+            <w:tcMar>
+              <w:top w:type="dxa" w:w="40"/>
+              <w:left w:type="dxa" w:w="80"/>
+              <w:bottom w:type="dxa" w:w="40"/>
+              <w:right w:type="dxa" w:w="80"/>
+            </w:tcMar>
+            <w:vAlign w:val="center"/>
+          </w:tcPr>
+          <w:p>
+            <w:r>
+              <w:rPr>
+                <w:rFonts w:ascii="Calibri" w:cs="Calibri" w:eastAsia="Calibri" w:hAnsi="Calibri"/>
+                <w:color w:val="0F172A"/>
+                <w:sz w:val="19"/>
+                <w:szCs w:val="19"/>
+              </w:rPr>
+              <w:t xml:space="preserve">OK</w:t>
+            </w:r>
+          </w:p>
+        </w:tc>
+      </w:tr>
+      <w:tr>
+        <w:tc>
+          <w:tcPr>
+            <w:tcW w:type="dxa" w:w="1000"/>
+            <w:shd w:fill="FFFFFF" w:val="clear"/>
+            <w:tcMar>
+              <w:top w:type="dxa" w:w="40"/>
+              <w:left w:type="dxa" w:w="80"/>
+              <w:bottom w:type="dxa" w:w="40"/>
+              <w:right w:type="dxa" w:w="80"/>
+            </w:tcMar>
+            <w:vAlign w:val="center"/>
+          </w:tcPr>
+          <w:p>
+            <w:r>
+              <w:rPr>
+                <w:rFonts w:ascii="Calibri" w:cs="Calibri" w:eastAsia="Calibri" w:hAnsi="Calibri"/>
+                <w:color w:val="0F172A"/>
+                <w:sz w:val="19"/>
+                <w:szCs w:val="19"/>
+              </w:rPr>
+              <w:t xml:space="preserve">ACC-02</w:t>
+            </w:r>
+          </w:p>
+        </w:tc>
+        <w:tc>
+          <w:tcPr>
+            <w:tcW w:type="dxa" w:w="3800"/>
+            <w:shd w:fill="FFFFFF" w:val="clear"/>
+            <w:tcMar>
+              <w:top w:type="dxa" w:w="40"/>
+              <w:left w:type="dxa" w:w="80"/>
+              <w:bottom w:type="dxa" w:w="40"/>
+              <w:right w:type="dxa" w:w="80"/>
+            </w:tcMar>
+            <w:vAlign w:val="center"/>
+          </w:tcPr>
+          <w:p>
+            <w:r>
+              <w:rPr>
+                <w:rFonts w:ascii="Calibri" w:cs="Calibri" w:eastAsia="Calibri" w:hAnsi="Calibri"/>
+                <w:color w:val="0F172A"/>
+                <w:sz w:val="19"/>
+                <w:szCs w:val="19"/>
+              </w:rPr>
+              <w:t xml:space="preserve">Lien d'evitement au premier Tab</w:t>
+            </w:r>
+          </w:p>
+        </w:tc>
+        <w:tc>
+          <w:tcPr>
+            <w:tcW w:type="dxa" w:w="3000"/>
+            <w:shd w:fill="FFFFFF" w:val="clear"/>
+            <w:tcMar>
+              <w:top w:type="dxa" w:w="40"/>
+              <w:left w:type="dxa" w:w="80"/>
+              <w:bottom w:type="dxa" w:w="40"/>
+              <w:right w:type="dxa" w:w="80"/>
+            </w:tcMar>
+            <w:vAlign w:val="center"/>
+          </w:tcPr>
+          <w:p>
+            <w:r>
+              <w:rPr>
+                <w:rFonts w:ascii="Calibri" w:cs="Calibri" w:eastAsia="Calibri" w:hAnsi="Calibri"/>
+                <w:color w:val="0F172A"/>
+                <w:sz w:val="19"/>
+                <w:szCs w:val="19"/>
+              </w:rPr>
+              <w:t xml:space="preserve">Apparait au focus et mene au contenu principal</w:t>
+            </w:r>
+          </w:p>
+        </w:tc>
+        <w:tc>
+          <w:tcPr>
+            <w:tcW w:type="dxa" w:w="840"/>
+            <w:shd w:fill="FFFFFF" w:val="clear"/>
+            <w:tcMar>
+              <w:top w:type="dxa" w:w="40"/>
+              <w:left w:type="dxa" w:w="80"/>
+              <w:bottom w:type="dxa" w:w="40"/>
+              <w:right w:type="dxa" w:w="80"/>
+            </w:tcMar>
+            <w:vAlign w:val="center"/>
+          </w:tcPr>
+          <w:p>
+            <w:r>
+              <w:rPr>
+                <w:rFonts w:ascii="Calibri" w:cs="Calibri" w:eastAsia="Calibri" w:hAnsi="Calibri"/>
+                <w:color w:val="0F172A"/>
+                <w:sz w:val="19"/>
+                <w:szCs w:val="19"/>
+              </w:rPr>
+              <w:t xml:space="preserve">OK</w:t>
+            </w:r>
+          </w:p>
+        </w:tc>
+      </w:tr>
+      <w:tr>
+        <w:tc>
+          <w:tcPr>
+            <w:tcW w:type="dxa" w:w="1000"/>
+            <w:shd w:fill="F1F5F9" w:val="clear"/>
+            <w:tcMar>
+              <w:top w:type="dxa" w:w="40"/>
+              <w:left w:type="dxa" w:w="80"/>
+              <w:bottom w:type="dxa" w:w="40"/>
+              <w:right w:type="dxa" w:w="80"/>
+            </w:tcMar>
+            <w:vAlign w:val="center"/>
+          </w:tcPr>
+          <w:p>
+            <w:r>
+              <w:rPr>
+                <w:rFonts w:ascii="Calibri" w:cs="Calibri" w:eastAsia="Calibri" w:hAnsi="Calibri"/>
+                <w:color w:val="0F172A"/>
+                <w:sz w:val="19"/>
+                <w:szCs w:val="19"/>
+              </w:rPr>
+              <w:t xml:space="preserve">ACC-03</w:t>
+            </w:r>
+          </w:p>
+        </w:tc>
+        <w:tc>
+          <w:tcPr>
+            <w:tcW w:type="dxa" w:w="3800"/>
+            <w:shd w:fill="F1F5F9" w:val="clear"/>
+            <w:tcMar>
+              <w:top w:type="dxa" w:w="40"/>
+              <w:left w:type="dxa" w:w="80"/>
+              <w:bottom w:type="dxa" w:w="40"/>
+              <w:right w:type="dxa" w:w="80"/>
+            </w:tcMar>
+            <w:vAlign w:val="center"/>
+          </w:tcPr>
+          <w:p>
+            <w:r>
+              <w:rPr>
+                <w:rFonts w:ascii="Calibri" w:cs="Calibri" w:eastAsia="Calibri" w:hAnsi="Calibri"/>
+                <w:color w:val="0F172A"/>
+                <w:sz w:val="19"/>
+                <w:szCs w:val="19"/>
+              </w:rPr>
+              <w:t xml:space="preserve">Modale de confirmation d'archivage</w:t>
+            </w:r>
+          </w:p>
+        </w:tc>
+        <w:tc>
+          <w:tcPr>
+            <w:tcW w:type="dxa" w:w="3000"/>
+            <w:shd w:fill="F1F5F9" w:val="clear"/>
+            <w:tcMar>
+              <w:top w:type="dxa" w:w="40"/>
+              <w:left w:type="dxa" w:w="80"/>
+              <w:bottom w:type="dxa" w:w="40"/>
+              <w:right w:type="dxa" w:w="80"/>
+            </w:tcMar>
+            <w:vAlign w:val="center"/>
+          </w:tcPr>
+          <w:p>
+            <w:r>
+              <w:rPr>
+                <w:rFonts w:ascii="Calibri" w:cs="Calibri" w:eastAsia="Calibri" w:hAnsi="Calibri"/>
+                <w:color w:val="0F172A"/>
+                <w:sz w:val="19"/>
+                <w:szCs w:val="19"/>
+              </w:rPr>
+              <w:t xml:space="preserve">Focus piege, Echap ferme, focus restitue</w:t>
+            </w:r>
+          </w:p>
+        </w:tc>
+        <w:tc>
+          <w:tcPr>
+            <w:tcW w:type="dxa" w:w="840"/>
+            <w:shd w:fill="F1F5F9" w:val="clear"/>
+            <w:tcMar>
+              <w:top w:type="dxa" w:w="40"/>
+              <w:left w:type="dxa" w:w="80"/>
+              <w:bottom w:type="dxa" w:w="40"/>
+              <w:right w:type="dxa" w:w="80"/>
+            </w:tcMar>
+            <w:vAlign w:val="center"/>
+          </w:tcPr>
+          <w:p>
+            <w:r>
+              <w:rPr>
+                <w:rFonts w:ascii="Calibri" w:cs="Calibri" w:eastAsia="Calibri" w:hAnsi="Calibri"/>
+                <w:color w:val="0F172A"/>
+                <w:sz w:val="19"/>
+                <w:szCs w:val="19"/>
+              </w:rPr>
+              <w:t xml:space="preserve">OK</w:t>
+            </w:r>
+          </w:p>
+        </w:tc>
+      </w:tr>
+      <w:tr>
+        <w:tc>
+          <w:tcPr>
+            <w:tcW w:type="dxa" w:w="1000"/>
+            <w:shd w:fill="FFFFFF" w:val="clear"/>
+            <w:tcMar>
+              <w:top w:type="dxa" w:w="40"/>
+              <w:left w:type="dxa" w:w="80"/>
+              <w:bottom w:type="dxa" w:w="40"/>
+              <w:right w:type="dxa" w:w="80"/>
+            </w:tcMar>
+            <w:vAlign w:val="center"/>
+          </w:tcPr>
+          <w:p>
+            <w:r>
+              <w:rPr>
+                <w:rFonts w:ascii="Calibri" w:cs="Calibri" w:eastAsia="Calibri" w:hAnsi="Calibri"/>
+                <w:color w:val="0F172A"/>
+                <w:sz w:val="19"/>
+                <w:szCs w:val="19"/>
+              </w:rPr>
+              <w:t xml:space="preserve">ACC-04</w:t>
+            </w:r>
+          </w:p>
+        </w:tc>
+        <w:tc>
+          <w:tcPr>
+            <w:tcW w:type="dxa" w:w="3800"/>
+            <w:shd w:fill="FFFFFF" w:val="clear"/>
+            <w:tcMar>
+              <w:top w:type="dxa" w:w="40"/>
+              <w:left w:type="dxa" w:w="80"/>
+              <w:bottom w:type="dxa" w:w="40"/>
+              <w:right w:type="dxa" w:w="80"/>
+            </w:tcMar>
+            <w:vAlign w:val="center"/>
+          </w:tcPr>
+          <w:p>
+            <w:r>
+              <w:rPr>
+                <w:rFonts w:ascii="Calibri" w:cs="Calibri" w:eastAsia="Calibri" w:hAnsi="Calibri"/>
+                <w:color w:val="0F172A"/>
+                <w:sz w:val="19"/>
+                <w:szCs w:val="19"/>
+              </w:rPr>
+              <w:t xml:space="preserve">Message d'erreur de connexion</w:t>
+            </w:r>
+          </w:p>
+        </w:tc>
+        <w:tc>
+          <w:tcPr>
+            <w:tcW w:type="dxa" w:w="3000"/>
+            <w:shd w:fill="FFFFFF" w:val="clear"/>
+            <w:tcMar>
+              <w:top w:type="dxa" w:w="40"/>
+              <w:left w:type="dxa" w:w="80"/>
+              <w:bottom w:type="dxa" w:w="40"/>
+              <w:right w:type="dxa" w:w="80"/>
+            </w:tcMar>
+            <w:vAlign w:val="center"/>
+          </w:tcPr>
+          <w:p>
+            <w:r>
+              <w:rPr>
+                <w:rFonts w:ascii="Calibri" w:cs="Calibri" w:eastAsia="Calibri" w:hAnsi="Calibri"/>
+                <w:color w:val="0F172A"/>
+                <w:sz w:val="19"/>
+                <w:szCs w:val="19"/>
+              </w:rPr>
+              <w:t xml:space="preserve">Annonce par role="alert" et aria-live</w:t>
+            </w:r>
+          </w:p>
+        </w:tc>
+        <w:tc>
+          <w:tcPr>
+            <w:tcW w:type="dxa" w:w="840"/>
+            <w:shd w:fill="FFFFFF" w:val="clear"/>
+            <w:tcMar>
+              <w:top w:type="dxa" w:w="40"/>
+              <w:left w:type="dxa" w:w="80"/>
+              <w:bottom w:type="dxa" w:w="40"/>
+              <w:right w:type="dxa" w:w="80"/>
+            </w:tcMar>
+            <w:vAlign w:val="center"/>
+          </w:tcPr>
+          <w:p>
+            <w:r>
+              <w:rPr>
+                <w:rFonts w:ascii="Calibri" w:cs="Calibri" w:eastAsia="Calibri" w:hAnsi="Calibri"/>
+                <w:color w:val="0F172A"/>
+                <w:sz w:val="19"/>
+                <w:szCs w:val="19"/>
+              </w:rPr>
+              <w:t xml:space="preserve">OK</w:t>
+            </w:r>
+          </w:p>
+        </w:tc>
+      </w:tr>
+      <w:tr>
+        <w:tc>
+          <w:tcPr>
+            <w:tcW w:type="dxa" w:w="1000"/>
+            <w:shd w:fill="F1F5F9" w:val="clear"/>
+            <w:tcMar>
+              <w:top w:type="dxa" w:w="40"/>
+              <w:left w:type="dxa" w:w="80"/>
+              <w:bottom w:type="dxa" w:w="40"/>
+              <w:right w:type="dxa" w:w="80"/>
+            </w:tcMar>
+            <w:vAlign w:val="center"/>
+          </w:tcPr>
+          <w:p>
+            <w:r>
+              <w:rPr>
+                <w:rFonts w:ascii="Calibri" w:cs="Calibri" w:eastAsia="Calibri" w:hAnsi="Calibri"/>
+                <w:color w:val="0F172A"/>
+                <w:sz w:val="19"/>
+                <w:szCs w:val="19"/>
+              </w:rPr>
+              <w:t xml:space="preserve">ACC-05</w:t>
+            </w:r>
+          </w:p>
+        </w:tc>
+        <w:tc>
+          <w:tcPr>
+            <w:tcW w:type="dxa" w:w="3800"/>
+            <w:shd w:fill="F1F5F9" w:val="clear"/>
+            <w:tcMar>
+              <w:top w:type="dxa" w:w="40"/>
+              <w:left w:type="dxa" w:w="80"/>
+              <w:bottom w:type="dxa" w:w="40"/>
+              <w:right w:type="dxa" w:w="80"/>
+            </w:tcMar>
+            <w:vAlign w:val="center"/>
+          </w:tcPr>
+          <w:p>
+            <w:r>
+              <w:rPr>
+                <w:rFonts w:ascii="Calibri" w:cs="Calibri" w:eastAsia="Calibri" w:hAnsi="Calibri"/>
+                <w:color w:val="0F172A"/>
+                <w:sz w:val="19"/>
+                <w:szCs w:val="19"/>
+              </w:rPr>
+              <w:t xml:space="preserve">Statut de stock dans la liste produits</w:t>
+            </w:r>
+          </w:p>
+        </w:tc>
+        <w:tc>
+          <w:tcPr>
+            <w:tcW w:type="dxa" w:w="3000"/>
+            <w:shd w:fill="F1F5F9" w:val="clear"/>
+            <w:tcMar>
+              <w:top w:type="dxa" w:w="40"/>
+              <w:left w:type="dxa" w:w="80"/>
+              <w:bottom w:type="dxa" w:w="40"/>
+              <w:right w:type="dxa" w:w="80"/>
+            </w:tcMar>
+            <w:vAlign w:val="center"/>
+          </w:tcPr>
+          <w:p>
+            <w:r>
+              <w:rPr>
+                <w:rFonts w:ascii="Calibri" w:cs="Calibri" w:eastAsia="Calibri" w:hAnsi="Calibri"/>
+                <w:color w:val="0F172A"/>
+                <w:sz w:val="19"/>
+                <w:szCs w:val="19"/>
+              </w:rPr>
+              <w:t xml:space="preserve">Libelle textuel en plus de la couleur</w:t>
+            </w:r>
+          </w:p>
+        </w:tc>
+        <w:tc>
+          <w:tcPr>
+            <w:tcW w:type="dxa" w:w="840"/>
+            <w:shd w:fill="F1F5F9" w:val="clear"/>
+            <w:tcMar>
+              <w:top w:type="dxa" w:w="40"/>
+              <w:left w:type="dxa" w:w="80"/>
+              <w:bottom w:type="dxa" w:w="40"/>
+              <w:right w:type="dxa" w:w="80"/>
+            </w:tcMar>
+            <w:vAlign w:val="center"/>
+          </w:tcPr>
+          <w:p>
+            <w:r>
+              <w:rPr>
+                <w:rFonts w:ascii="Calibri" w:cs="Calibri" w:eastAsia="Calibri" w:hAnsi="Calibri"/>
+                <w:color w:val="0F172A"/>
+                <w:sz w:val="19"/>
+                <w:szCs w:val="19"/>
+              </w:rPr>
+              <w:t xml:space="preserve">OK</w:t>
+            </w:r>
+          </w:p>
+        </w:tc>
+      </w:tr>
+    </w:tbl>
+    <w:p>
+      <w:pPr>
+        <w:spacing w:after="120" w:before="0"/>
+      </w:pPr>
+      <w:r>
+        <w:t xml:space="preserve"/>
+      </w:r>
+    </w:p>
+    <w:p>
+      <w:pPr>
+        <w:spacing w:after="80" w:before="200"/>
+      </w:pPr>
+      <w:r>
+        <w:rPr>
+          <w:rFonts w:ascii="Calibri" w:cs="Calibri" w:eastAsia="Calibri" w:hAnsi="Calibri"/>
+          <w:b/>
+          <w:bCs/>
+          <w:color w:val="1d4ed8"/>
+          <w:sz w:val="24"/>
+          <w:szCs w:val="24"/>
+        </w:rPr>
+        <w:t xml:space="preserve">11.7 Securite (tests fonctionnels et structurels)</w:t>
+      </w:r>
+    </w:p>
+    <w:tbl>
+      <w:tblPr>
+        <w:tblW w:type="dxa" w:w="8640"/>
+        <w:tblBorders>
+          <w:top w:val="single" w:color="E2E8F0" w:sz="4"/>
+          <w:left w:val="single" w:color="E2E8F0" w:sz="4"/>
+          <w:bottom w:val="single" w:color="E2E8F0" w:sz="4"/>
+          <w:right w:val="single" w:color="E2E8F0" w:sz="4"/>
+          <w:insideH w:val="single" w:color="auto" w:sz="4"/>
+          <w:insideV w:val="single" w:color="auto" w:sz="4"/>
+        </w:tblBorders>
+        <w:tblLayout w:type="fixed"/>
+      </w:tblPr>
+      <w:tblGrid>
+        <w:gridCol w:w="1000"/>
+        <w:gridCol w:w="3800"/>
+        <w:gridCol w:w="3000"/>
+        <w:gridCol w:w="840"/>
+      </w:tblGrid>
+      <w:tr>
+        <w:trPr>
+          <w:tblHeader/>
+        </w:trPr>
+        <w:tc>
+          <w:tcPr>
+            <w:tcW w:type="dxa" w:w="1000"/>
+            <w:shd w:fill="2563EB" w:val="clear"/>
+            <w:tcMar>
+              <w:top w:type="dxa" w:w="40"/>
+              <w:left w:type="dxa" w:w="80"/>
+              <w:bottom w:type="dxa" w:w="40"/>
+              <w:right w:type="dxa" w:w="80"/>
+            </w:tcMar>
+            <w:vAlign w:val="center"/>
+          </w:tcPr>
+          <w:p>
+            <w:pPr>
+              <w:jc w:val="center"/>
+            </w:pPr>
+            <w:r>
+              <w:rPr>
+                <w:rFonts w:ascii="Calibri" w:cs="Calibri" w:eastAsia="Calibri" w:hAnsi="Calibri"/>
+                <w:b/>
+                <w:bCs/>
+                <w:color w:val="FFFFFF"/>
+                <w:sz w:val="19"/>
+                <w:szCs w:val="19"/>
+              </w:rPr>
+              <w:t xml:space="preserve">ID</w:t>
+            </w:r>
+          </w:p>
+        </w:tc>
+        <w:tc>
+          <w:tcPr>
+            <w:tcW w:type="dxa" w:w="3800"/>
+            <w:shd w:fill="2563EB" w:val="clear"/>
+            <w:tcMar>
+              <w:top w:type="dxa" w:w="40"/>
+              <w:left w:type="dxa" w:w="80"/>
+              <w:bottom w:type="dxa" w:w="40"/>
+              <w:right w:type="dxa" w:w="80"/>
+            </w:tcMar>
+            <w:vAlign w:val="center"/>
+          </w:tcPr>
+          <w:p>
+            <w:pPr>
+              <w:jc w:val="center"/>
+            </w:pPr>
+            <w:r>
+              <w:rPr>
+                <w:rFonts w:ascii="Calibri" w:cs="Calibri" w:eastAsia="Calibri" w:hAnsi="Calibri"/>
+                <w:b/>
+                <w:bCs/>
+                <w:color w:val="FFFFFF"/>
+                <w:sz w:val="19"/>
+                <w:szCs w:val="19"/>
+              </w:rPr>
+              <w:t xml:space="preserve">Scenario</w:t>
+            </w:r>
+          </w:p>
+        </w:tc>
+        <w:tc>
+          <w:tcPr>
+            <w:tcW w:type="dxa" w:w="3000"/>
+            <w:shd w:fill="2563EB" w:val="clear"/>
+            <w:tcMar>
+              <w:top w:type="dxa" w:w="40"/>
+              <w:left w:type="dxa" w:w="80"/>
+              <w:bottom w:type="dxa" w:w="40"/>
+              <w:right w:type="dxa" w:w="80"/>
+            </w:tcMar>
+            <w:vAlign w:val="center"/>
+          </w:tcPr>
+          <w:p>
+            <w:pPr>
+              <w:jc w:val="center"/>
+            </w:pPr>
+            <w:r>
+              <w:rPr>
+                <w:rFonts w:ascii="Calibri" w:cs="Calibri" w:eastAsia="Calibri" w:hAnsi="Calibri"/>
+                <w:b/>
+                <w:bCs/>
+                <w:color w:val="FFFFFF"/>
+                <w:sz w:val="19"/>
+                <w:szCs w:val="19"/>
+              </w:rPr>
+              <w:t xml:space="preserve">Resultat attendu</w:t>
+            </w:r>
+          </w:p>
+        </w:tc>
+        <w:tc>
+          <w:tcPr>
+            <w:tcW w:type="dxa" w:w="840"/>
+            <w:shd w:fill="2563EB" w:val="clear"/>
+            <w:tcMar>
+              <w:top w:type="dxa" w:w="40"/>
+              <w:left w:type="dxa" w:w="80"/>
+              <w:bottom w:type="dxa" w:w="40"/>
+              <w:right w:type="dxa" w:w="80"/>
+            </w:tcMar>
+            <w:vAlign w:val="center"/>
+          </w:tcPr>
+          <w:p>
+            <w:pPr>
+              <w:jc w:val="center"/>
+            </w:pPr>
+            <w:r>
+              <w:rPr>
+                <w:rFonts w:ascii="Calibri" w:cs="Calibri" w:eastAsia="Calibri" w:hAnsi="Calibri"/>
+                <w:b/>
+                <w:bCs/>
+                <w:color w:val="FFFFFF"/>
+                <w:sz w:val="19"/>
+                <w:szCs w:val="19"/>
+              </w:rPr>
+              <w:t xml:space="preserve">Statut</w:t>
+            </w:r>
+          </w:p>
+        </w:tc>
+      </w:tr>
+      <w:tr>
+        <w:tc>
+          <w:tcPr>
+            <w:tcW w:type="dxa" w:w="1000"/>
+            <w:shd w:fill="F1F5F9" w:val="clear"/>
+            <w:tcMar>
+              <w:top w:type="dxa" w:w="40"/>
+              <w:left w:type="dxa" w:w="80"/>
+              <w:bottom w:type="dxa" w:w="40"/>
+              <w:right w:type="dxa" w:w="80"/>
+            </w:tcMar>
+            <w:vAlign w:val="center"/>
+          </w:tcPr>
+          <w:p>
+            <w:r>
+              <w:rPr>
+                <w:rFonts w:ascii="Calibri" w:cs="Calibri" w:eastAsia="Calibri" w:hAnsi="Calibri"/>
+                <w:color w:val="0F172A"/>
+                <w:sz w:val="19"/>
+                <w:szCs w:val="19"/>
+              </w:rPr>
+              <w:t xml:space="preserve">SEC-01</w:t>
+            </w:r>
+          </w:p>
+        </w:tc>
+        <w:tc>
+          <w:tcPr>
+            <w:tcW w:type="dxa" w:w="3800"/>
+            <w:shd w:fill="F1F5F9" w:val="clear"/>
+            <w:tcMar>
+              <w:top w:type="dxa" w:w="40"/>
+              <w:left w:type="dxa" w:w="80"/>
+              <w:bottom w:type="dxa" w:w="40"/>
+              <w:right w:type="dxa" w:w="80"/>
+            </w:tcMar>
+            <w:vAlign w:val="center"/>
+          </w:tcPr>
+          <w:p>
+            <w:r>
+              <w:rPr>
+                <w:rFonts w:ascii="Calibri" w:cs="Calibri" w:eastAsia="Calibri" w:hAnsi="Calibri"/>
+                <w:color w:val="0F172A"/>
+                <w:sz w:val="19"/>
+                <w:szCs w:val="19"/>
+              </w:rPr>
+              <w:t xml:space="preserve">XSS : &lt;script&gt;alert(1)&lt;/script&gt; en nom produit</w:t>
+            </w:r>
+          </w:p>
+        </w:tc>
+        <w:tc>
+          <w:tcPr>
+            <w:tcW w:type="dxa" w:w="3000"/>
+            <w:shd w:fill="F1F5F9" w:val="clear"/>
+            <w:tcMar>
+              <w:top w:type="dxa" w:w="40"/>
+              <w:left w:type="dxa" w:w="80"/>
+              <w:bottom w:type="dxa" w:w="40"/>
+              <w:right w:type="dxa" w:w="80"/>
+            </w:tcMar>
+            <w:vAlign w:val="center"/>
+          </w:tcPr>
+          <w:p>
+            <w:r>
+              <w:rPr>
+                <w:rFonts w:ascii="Calibri" w:cs="Calibri" w:eastAsia="Calibri" w:hAnsi="Calibri"/>
+                <w:color w:val="0F172A"/>
+                <w:sz w:val="19"/>
+                <w:szCs w:val="19"/>
+              </w:rPr>
+              <w:t xml:space="preserve">Chaine assainie, script non execute</w:t>
+            </w:r>
+          </w:p>
+        </w:tc>
+        <w:tc>
+          <w:tcPr>
+            <w:tcW w:type="dxa" w:w="840"/>
+            <w:shd w:fill="F1F5F9" w:val="clear"/>
+            <w:tcMar>
+              <w:top w:type="dxa" w:w="40"/>
+              <w:left w:type="dxa" w:w="80"/>
+              <w:bottom w:type="dxa" w:w="40"/>
+              <w:right w:type="dxa" w:w="80"/>
+            </w:tcMar>
+            <w:vAlign w:val="center"/>
+          </w:tcPr>
+          <w:p>
+            <w:r>
+              <w:rPr>
+                <w:rFonts w:ascii="Calibri" w:cs="Calibri" w:eastAsia="Calibri" w:hAnsi="Calibri"/>
+                <w:color w:val="0F172A"/>
+                <w:sz w:val="19"/>
+                <w:szCs w:val="19"/>
+              </w:rPr>
+              <w:t xml:space="preserve">OK</w:t>
+            </w:r>
+          </w:p>
+        </w:tc>
+      </w:tr>
+      <w:tr>
+        <w:tc>
+          <w:tcPr>
+            <w:tcW w:type="dxa" w:w="1000"/>
+            <w:shd w:fill="FFFFFF" w:val="clear"/>
+            <w:tcMar>
+              <w:top w:type="dxa" w:w="40"/>
+              <w:left w:type="dxa" w:w="80"/>
+              <w:bottom w:type="dxa" w:w="40"/>
+              <w:right w:type="dxa" w:w="80"/>
+            </w:tcMar>
+            <w:vAlign w:val="center"/>
+          </w:tcPr>
+          <w:p>
+            <w:r>
+              <w:rPr>
+                <w:rFonts w:ascii="Calibri" w:cs="Calibri" w:eastAsia="Calibri" w:hAnsi="Calibri"/>
+                <w:color w:val="0F172A"/>
+                <w:sz w:val="19"/>
+                <w:szCs w:val="19"/>
+              </w:rPr>
+              <w:t xml:space="preserve">SEC-02</w:t>
+            </w:r>
+          </w:p>
+        </w:tc>
+        <w:tc>
+          <w:tcPr>
+            <w:tcW w:type="dxa" w:w="3800"/>
+            <w:shd w:fill="FFFFFF" w:val="clear"/>
+            <w:tcMar>
+              <w:top w:type="dxa" w:w="40"/>
+              <w:left w:type="dxa" w:w="80"/>
+              <w:bottom w:type="dxa" w:w="40"/>
+              <w:right w:type="dxa" w:w="80"/>
+            </w:tcMar>
+            <w:vAlign w:val="center"/>
+          </w:tcPr>
+          <w:p>
+            <w:r>
+              <w:rPr>
+                <w:rFonts w:ascii="Calibri" w:cs="Calibri" w:eastAsia="Calibri" w:hAnsi="Calibri"/>
+                <w:color w:val="0F172A"/>
+                <w:sz w:val="19"/>
+                <w:szCs w:val="19"/>
+              </w:rPr>
+              <w:t xml:space="preserve">Appel API sans token Authorization</w:t>
+            </w:r>
+          </w:p>
+        </w:tc>
+        <w:tc>
+          <w:tcPr>
+            <w:tcW w:type="dxa" w:w="3000"/>
+            <w:shd w:fill="FFFFFF" w:val="clear"/>
+            <w:tcMar>
+              <w:top w:type="dxa" w:w="40"/>
+              <w:left w:type="dxa" w:w="80"/>
+              <w:bottom w:type="dxa" w:w="40"/>
+              <w:right w:type="dxa" w:w="80"/>
+            </w:tcMar>
+            <w:vAlign w:val="center"/>
+          </w:tcPr>
+          <w:p>
+            <w:r>
+              <w:rPr>
+                <w:rFonts w:ascii="Calibri" w:cs="Calibri" w:eastAsia="Calibri" w:hAnsi="Calibri"/>
+                <w:color w:val="0F172A"/>
+                <w:sz w:val="19"/>
+                <w:szCs w:val="19"/>
+              </w:rPr>
+              <w:t xml:space="preserve">HTTP 401 Unauthorized</w:t>
+            </w:r>
+          </w:p>
+        </w:tc>
+        <w:tc>
+          <w:tcPr>
+            <w:tcW w:type="dxa" w:w="840"/>
+            <w:shd w:fill="FFFFFF" w:val="clear"/>
+            <w:tcMar>
+              <w:top w:type="dxa" w:w="40"/>
+              <w:left w:type="dxa" w:w="80"/>
+              <w:bottom w:type="dxa" w:w="40"/>
+              <w:right w:type="dxa" w:w="80"/>
+            </w:tcMar>
+            <w:vAlign w:val="center"/>
+          </w:tcPr>
+          <w:p>
+            <w:r>
+              <w:rPr>
+                <w:rFonts w:ascii="Calibri" w:cs="Calibri" w:eastAsia="Calibri" w:hAnsi="Calibri"/>
+                <w:color w:val="0F172A"/>
+                <w:sz w:val="19"/>
+                <w:szCs w:val="19"/>
+              </w:rPr>
+              <w:t xml:space="preserve">OK</w:t>
+            </w:r>
+          </w:p>
+        </w:tc>
+      </w:tr>
+      <w:tr>
+        <w:tc>
+          <w:tcPr>
+            <w:tcW w:type="dxa" w:w="1000"/>
+            <w:shd w:fill="F1F5F9" w:val="clear"/>
+            <w:tcMar>
+              <w:top w:type="dxa" w:w="40"/>
+              <w:left w:type="dxa" w:w="80"/>
+              <w:bottom w:type="dxa" w:w="40"/>
+              <w:right w:type="dxa" w:w="80"/>
+            </w:tcMar>
+            <w:vAlign w:val="center"/>
+          </w:tcPr>
+          <w:p>
+            <w:r>
+              <w:rPr>
+                <w:rFonts w:ascii="Calibri" w:cs="Calibri" w:eastAsia="Calibri" w:hAnsi="Calibri"/>
+                <w:color w:val="0F172A"/>
+                <w:sz w:val="19"/>
+                <w:szCs w:val="19"/>
+              </w:rPr>
+              <w:t xml:space="preserve">SEC-03</w:t>
+            </w:r>
+          </w:p>
+        </w:tc>
+        <w:tc>
+          <w:tcPr>
+            <w:tcW w:type="dxa" w:w="3800"/>
+            <w:shd w:fill="F1F5F9" w:val="clear"/>
+            <w:tcMar>
+              <w:top w:type="dxa" w:w="40"/>
+              <w:left w:type="dxa" w:w="80"/>
+              <w:bottom w:type="dxa" w:w="40"/>
+              <w:right w:type="dxa" w:w="80"/>
+            </w:tcMar>
+            <w:vAlign w:val="center"/>
+          </w:tcPr>
+          <w:p>
+            <w:r>
+              <w:rPr>
+                <w:rFonts w:ascii="Calibri" w:cs="Calibri" w:eastAsia="Calibri" w:hAnsi="Calibri"/>
+                <w:color w:val="0F172A"/>
+                <w:sz w:val="19"/>
+                <w:szCs w:val="19"/>
+              </w:rPr>
+              <w:t xml:space="preserve">Token JWT modifie manuellement</w:t>
+            </w:r>
+          </w:p>
+        </w:tc>
+        <w:tc>
+          <w:tcPr>
+            <w:tcW w:type="dxa" w:w="3000"/>
+            <w:shd w:fill="F1F5F9" w:val="clear"/>
+            <w:tcMar>
+              <w:top w:type="dxa" w:w="40"/>
+              <w:left w:type="dxa" w:w="80"/>
+              <w:bottom w:type="dxa" w:w="40"/>
+              <w:right w:type="dxa" w:w="80"/>
+            </w:tcMar>
+            <w:vAlign w:val="center"/>
+          </w:tcPr>
+          <w:p>
+            <w:r>
+              <w:rPr>
+                <w:rFonts w:ascii="Calibri" w:cs="Calibri" w:eastAsia="Calibri" w:hAnsi="Calibri"/>
+                <w:color w:val="0F172A"/>
+                <w:sz w:val="19"/>
+                <w:szCs w:val="19"/>
+              </w:rPr>
+              <w:t xml:space="preserve">HTTP 403 Token invalide</w:t>
+            </w:r>
+          </w:p>
+        </w:tc>
+        <w:tc>
+          <w:tcPr>
+            <w:tcW w:type="dxa" w:w="840"/>
+            <w:shd w:fill="F1F5F9" w:val="clear"/>
+            <w:tcMar>
+              <w:top w:type="dxa" w:w="40"/>
+              <w:left w:type="dxa" w:w="80"/>
+              <w:bottom w:type="dxa" w:w="40"/>
+              <w:right w:type="dxa" w:w="80"/>
+            </w:tcMar>
+            <w:vAlign w:val="center"/>
+          </w:tcPr>
+          <w:p>
+            <w:r>
+              <w:rPr>
+                <w:rFonts w:ascii="Calibri" w:cs="Calibri" w:eastAsia="Calibri" w:hAnsi="Calibri"/>
+                <w:color w:val="0F172A"/>
+                <w:sz w:val="19"/>
+                <w:szCs w:val="19"/>
+              </w:rPr>
+              <w:t xml:space="preserve">OK</w:t>
+            </w:r>
+          </w:p>
+        </w:tc>
+      </w:tr>
+      <w:tr>
+        <w:tc>
+          <w:tcPr>
+            <w:tcW w:type="dxa" w:w="1000"/>
+            <w:shd w:fill="FFFFFF" w:val="clear"/>
+            <w:tcMar>
+              <w:top w:type="dxa" w:w="40"/>
+              <w:left w:type="dxa" w:w="80"/>
+              <w:bottom w:type="dxa" w:w="40"/>
+              <w:right w:type="dxa" w:w="80"/>
+            </w:tcMar>
+            <w:vAlign w:val="center"/>
+          </w:tcPr>
+          <w:p>
+            <w:r>
+              <w:rPr>
+                <w:rFonts w:ascii="Calibri" w:cs="Calibri" w:eastAsia="Calibri" w:hAnsi="Calibri"/>
+                <w:color w:val="0F172A"/>
+                <w:sz w:val="19"/>
+                <w:szCs w:val="19"/>
+              </w:rPr>
+              <w:t xml:space="preserve">SEC-04</w:t>
+            </w:r>
+          </w:p>
+        </w:tc>
+        <w:tc>
+          <w:tcPr>
+            <w:tcW w:type="dxa" w:w="3800"/>
+            <w:shd w:fill="FFFFFF" w:val="clear"/>
+            <w:tcMar>
+              <w:top w:type="dxa" w:w="40"/>
+              <w:left w:type="dxa" w:w="80"/>
+              <w:bottom w:type="dxa" w:w="40"/>
+              <w:right w:type="dxa" w:w="80"/>
+            </w:tcMar>
+            <w:vAlign w:val="center"/>
+          </w:tcPr>
+          <w:p>
+            <w:r>
+              <w:rPr>
+                <w:rFonts w:ascii="Calibri" w:cs="Calibri" w:eastAsia="Calibri" w:hAnsi="Calibri"/>
+                <w:color w:val="0F172A"/>
+                <w:sz w:val="19"/>
+                <w:szCs w:val="19"/>
+              </w:rPr>
+              <w:t xml:space="preserve">En-tetes HTTP de la reponse</w:t>
+            </w:r>
+          </w:p>
+        </w:tc>
+        <w:tc>
+          <w:tcPr>
+            <w:tcW w:type="dxa" w:w="3000"/>
+            <w:shd w:fill="FFFFFF" w:val="clear"/>
+            <w:tcMar>
+              <w:top w:type="dxa" w:w="40"/>
+              <w:left w:type="dxa" w:w="80"/>
+              <w:bottom w:type="dxa" w:w="40"/>
+              <w:right w:type="dxa" w:w="80"/>
+            </w:tcMar>
+            <w:vAlign w:val="center"/>
+          </w:tcPr>
+          <w:p>
+            <w:r>
+              <w:rPr>
+                <w:rFonts w:ascii="Calibri" w:cs="Calibri" w:eastAsia="Calibri" w:hAnsi="Calibri"/>
+                <w:color w:val="0F172A"/>
+                <w:sz w:val="19"/>
+                <w:szCs w:val="19"/>
+              </w:rPr>
+              <w:t xml:space="preserve">X-Frame-Options, CSP, X-Content-Type presents</w:t>
+            </w:r>
+          </w:p>
+        </w:tc>
+        <w:tc>
+          <w:tcPr>
+            <w:tcW w:type="dxa" w:w="840"/>
+            <w:shd w:fill="FFFFFF" w:val="clear"/>
+            <w:tcMar>
+              <w:top w:type="dxa" w:w="40"/>
+              <w:left w:type="dxa" w:w="80"/>
+              <w:bottom w:type="dxa" w:w="40"/>
+              <w:right w:type="dxa" w:w="80"/>
+            </w:tcMar>
+            <w:vAlign w:val="center"/>
+          </w:tcPr>
+          <w:p>
+            <w:r>
+              <w:rPr>
+                <w:rFonts w:ascii="Calibri" w:cs="Calibri" w:eastAsia="Calibri" w:hAnsi="Calibri"/>
+                <w:color w:val="0F172A"/>
+                <w:sz w:val="19"/>
+                <w:szCs w:val="19"/>
+              </w:rPr>
+              <w:t xml:space="preserve">OK</w:t>
+            </w:r>
+          </w:p>
+        </w:tc>
+      </w:tr>
+      <w:tr>
+        <w:tc>
+          <w:tcPr>
+            <w:tcW w:type="dxa" w:w="1000"/>
+            <w:shd w:fill="F1F5F9" w:val="clear"/>
+            <w:tcMar>
+              <w:top w:type="dxa" w:w="40"/>
+              <w:left w:type="dxa" w:w="80"/>
+              <w:bottom w:type="dxa" w:w="40"/>
+              <w:right w:type="dxa" w:w="80"/>
+            </w:tcMar>
+            <w:vAlign w:val="center"/>
+          </w:tcPr>
+          <w:p>
+            <w:r>
+              <w:rPr>
+                <w:rFonts w:ascii="Calibri" w:cs="Calibri" w:eastAsia="Calibri" w:hAnsi="Calibri"/>
+                <w:color w:val="0F172A"/>
+                <w:sz w:val="19"/>
+                <w:szCs w:val="19"/>
+              </w:rPr>
               <w:t xml:space="preserve">SEC-05</w:t>
             </w:r>
           </w:p>
@@ -21647,6 +25184,496 @@
                 <w:szCs w:val="19"/>
               </w:rPr>
               <w:t xml:space="preserve">HTTP 413 Payload Too Large</w:t>
+            </w:r>
+          </w:p>
+        </w:tc>
+        <w:tc>
+          <w:tcPr>
+            <w:tcW w:type="dxa" w:w="840"/>
+            <w:shd w:fill="F1F5F9" w:val="clear"/>
+            <w:tcMar>
+              <w:top w:type="dxa" w:w="40"/>
+              <w:left w:type="dxa" w:w="80"/>
+              <w:bottom w:type="dxa" w:w="40"/>
+              <w:right w:type="dxa" w:w="80"/>
+            </w:tcMar>
+            <w:vAlign w:val="center"/>
+          </w:tcPr>
+          <w:p>
+            <w:r>
+              <w:rPr>
+                <w:rFonts w:ascii="Calibri" w:cs="Calibri" w:eastAsia="Calibri" w:hAnsi="Calibri"/>
+                <w:color w:val="0F172A"/>
+                <w:sz w:val="19"/>
+                <w:szCs w:val="19"/>
+              </w:rPr>
+              <w:t xml:space="preserve">OK</w:t>
+            </w:r>
+          </w:p>
+        </w:tc>
+      </w:tr>
+      <w:tr>
+        <w:tc>
+          <w:tcPr>
+            <w:tcW w:type="dxa" w:w="1000"/>
+            <w:shd w:fill="F1F5F9" w:val="clear"/>
+            <w:tcMar>
+              <w:top w:type="dxa" w:w="40"/>
+              <w:left w:type="dxa" w:w="80"/>
+              <w:bottom w:type="dxa" w:w="40"/>
+              <w:right w:type="dxa" w:w="80"/>
+            </w:tcMar>
+            <w:vAlign w:val="center"/>
+          </w:tcPr>
+          <w:p>
+            <w:r>
+              <w:rPr>
+                <w:rFonts w:ascii="Calibri" w:cs="Calibri" w:eastAsia="Calibri" w:hAnsi="Calibri"/>
+                <w:color w:val="0F172A"/>
+                <w:sz w:val="19"/>
+                <w:szCs w:val="19"/>
+              </w:rPr>
+              <w:t xml:space="preserve">SEC-06</w:t>
+            </w:r>
+          </w:p>
+        </w:tc>
+        <w:tc>
+          <w:tcPr>
+            <w:tcW w:type="dxa" w:w="3800"/>
+            <w:shd w:fill="F1F5F9" w:val="clear"/>
+            <w:tcMar>
+              <w:top w:type="dxa" w:w="40"/>
+              <w:left w:type="dxa" w:w="80"/>
+              <w:bottom w:type="dxa" w:w="40"/>
+              <w:right w:type="dxa" w:w="80"/>
+            </w:tcMar>
+            <w:vAlign w:val="center"/>
+          </w:tcPr>
+          <w:p>
+            <w:r>
+              <w:rPr>
+                <w:rFonts w:ascii="Calibri" w:cs="Calibri" w:eastAsia="Calibri" w:hAnsi="Calibri"/>
+                <w:color w:val="0F172A"/>
+                <w:sz w:val="19"/>
+                <w:szCs w:val="19"/>
+              </w:rPr>
+              <w:t xml:space="preserve">XSS dans le nom saisi a l'inscription</w:t>
+            </w:r>
+          </w:p>
+        </w:tc>
+        <w:tc>
+          <w:tcPr>
+            <w:tcW w:type="dxa" w:w="3000"/>
+            <w:shd w:fill="F1F5F9" w:val="clear"/>
+            <w:tcMar>
+              <w:top w:type="dxa" w:w="40"/>
+              <w:left w:type="dxa" w:w="80"/>
+              <w:bottom w:type="dxa" w:w="40"/>
+              <w:right w:type="dxa" w:w="80"/>
+            </w:tcMar>
+            <w:vAlign w:val="center"/>
+          </w:tcPr>
+          <w:p>
+            <w:r>
+              <w:rPr>
+                <w:rFonts w:ascii="Calibri" w:cs="Calibri" w:eastAsia="Calibri" w:hAnsi="Calibri"/>
+                <w:color w:val="0F172A"/>
+                <w:sz w:val="19"/>
+                <w:szCs w:val="19"/>
+              </w:rPr>
+              <w:t xml:space="preserve">Chaine assainie avant stockage en base</w:t>
+            </w:r>
+          </w:p>
+        </w:tc>
+        <w:tc>
+          <w:tcPr>
+            <w:tcW w:type="dxa" w:w="840"/>
+            <w:shd w:fill="F1F5F9" w:val="clear"/>
+            <w:tcMar>
+              <w:top w:type="dxa" w:w="40"/>
+              <w:left w:type="dxa" w:w="80"/>
+              <w:bottom w:type="dxa" w:w="40"/>
+              <w:right w:type="dxa" w:w="80"/>
+            </w:tcMar>
+            <w:vAlign w:val="center"/>
+          </w:tcPr>
+          <w:p>
+            <w:r>
+              <w:rPr>
+                <w:rFonts w:ascii="Calibri" w:cs="Calibri" w:eastAsia="Calibri" w:hAnsi="Calibri"/>
+                <w:color w:val="0F172A"/>
+                <w:sz w:val="19"/>
+                <w:szCs w:val="19"/>
+              </w:rPr>
+              <w:t xml:space="preserve">OK</w:t>
+            </w:r>
+          </w:p>
+        </w:tc>
+      </w:tr>
+      <w:tr>
+        <w:tc>
+          <w:tcPr>
+            <w:tcW w:type="dxa" w:w="1000"/>
+            <w:shd w:fill="F1F5F9" w:val="clear"/>
+            <w:tcMar>
+              <w:top w:type="dxa" w:w="40"/>
+              <w:left w:type="dxa" w:w="80"/>
+              <w:bottom w:type="dxa" w:w="40"/>
+              <w:right w:type="dxa" w:w="80"/>
+            </w:tcMar>
+            <w:vAlign w:val="center"/>
+          </w:tcPr>
+          <w:p>
+            <w:r>
+              <w:rPr>
+                <w:rFonts w:ascii="Calibri" w:cs="Calibri" w:eastAsia="Calibri" w:hAnsi="Calibri"/>
+                <w:color w:val="0F172A"/>
+                <w:sz w:val="19"/>
+                <w:szCs w:val="19"/>
+              </w:rPr>
+              <w:t xml:space="preserve">SEC-07</w:t>
+            </w:r>
+          </w:p>
+        </w:tc>
+        <w:tc>
+          <w:tcPr>
+            <w:tcW w:type="dxa" w:w="3800"/>
+            <w:shd w:fill="F1F5F9" w:val="clear"/>
+            <w:tcMar>
+              <w:top w:type="dxa" w:w="40"/>
+              <w:left w:type="dxa" w:w="80"/>
+              <w:bottom w:type="dxa" w:w="40"/>
+              <w:right w:type="dxa" w:w="80"/>
+            </w:tcMar>
+            <w:vAlign w:val="center"/>
+          </w:tcPr>
+          <w:p>
+            <w:r>
+              <w:rPr>
+                <w:rFonts w:ascii="Calibri" w:cs="Calibri" w:eastAsia="Calibri" w:hAnsi="Calibri"/>
+                <w:color w:val="0F172A"/>
+                <w:sz w:val="19"/>
+                <w:szCs w:val="19"/>
+              </w:rPr>
+              <w:t xml:space="preserve">Lecture du cookie de refresh en JavaScript</w:t>
+            </w:r>
+          </w:p>
+        </w:tc>
+        <w:tc>
+          <w:tcPr>
+            <w:tcW w:type="dxa" w:w="3000"/>
+            <w:shd w:fill="F1F5F9" w:val="clear"/>
+            <w:tcMar>
+              <w:top w:type="dxa" w:w="40"/>
+              <w:left w:type="dxa" w:w="80"/>
+              <w:bottom w:type="dxa" w:w="40"/>
+              <w:right w:type="dxa" w:w="80"/>
+            </w:tcMar>
+            <w:vAlign w:val="center"/>
+          </w:tcPr>
+          <w:p>
+            <w:r>
+              <w:rPr>
+                <w:rFonts w:ascii="Calibri" w:cs="Calibri" w:eastAsia="Calibri" w:hAnsi="Calibri"/>
+                <w:color w:val="0F172A"/>
+                <w:sz w:val="19"/>
+                <w:szCs w:val="19"/>
+              </w:rPr>
+              <w:t xml:space="preserve">Inaccessible (httpOnly), SameSite=Strict</w:t>
+            </w:r>
+          </w:p>
+        </w:tc>
+        <w:tc>
+          <w:tcPr>
+            <w:tcW w:type="dxa" w:w="840"/>
+            <w:shd w:fill="F1F5F9" w:val="clear"/>
+            <w:tcMar>
+              <w:top w:type="dxa" w:w="40"/>
+              <w:left w:type="dxa" w:w="80"/>
+              <w:bottom w:type="dxa" w:w="40"/>
+              <w:right w:type="dxa" w:w="80"/>
+            </w:tcMar>
+            <w:vAlign w:val="center"/>
+          </w:tcPr>
+          <w:p>
+            <w:r>
+              <w:rPr>
+                <w:rFonts w:ascii="Calibri" w:cs="Calibri" w:eastAsia="Calibri" w:hAnsi="Calibri"/>
+                <w:color w:val="0F172A"/>
+                <w:sz w:val="19"/>
+                <w:szCs w:val="19"/>
+              </w:rPr>
+              <w:t xml:space="preserve">OK</w:t>
+            </w:r>
+          </w:p>
+        </w:tc>
+      </w:tr>
+      <w:tr>
+        <w:tc>
+          <w:tcPr>
+            <w:tcW w:type="dxa" w:w="1000"/>
+            <w:shd w:fill="F1F5F9" w:val="clear"/>
+            <w:tcMar>
+              <w:top w:type="dxa" w:w="40"/>
+              <w:left w:type="dxa" w:w="80"/>
+              <w:bottom w:type="dxa" w:w="40"/>
+              <w:right w:type="dxa" w:w="80"/>
+            </w:tcMar>
+            <w:vAlign w:val="center"/>
+          </w:tcPr>
+          <w:p>
+            <w:r>
+              <w:rPr>
+                <w:rFonts w:ascii="Calibri" w:cs="Calibri" w:eastAsia="Calibri" w:hAnsi="Calibri"/>
+                <w:color w:val="0F172A"/>
+                <w:sz w:val="19"/>
+                <w:szCs w:val="19"/>
+              </w:rPr>
+              <w:t xml:space="preserve">SEC-08</w:t>
+            </w:r>
+          </w:p>
+        </w:tc>
+        <w:tc>
+          <w:tcPr>
+            <w:tcW w:type="dxa" w:w="3800"/>
+            <w:shd w:fill="F1F5F9" w:val="clear"/>
+            <w:tcMar>
+              <w:top w:type="dxa" w:w="40"/>
+              <w:left w:type="dxa" w:w="80"/>
+              <w:bottom w:type="dxa" w:w="40"/>
+              <w:right w:type="dxa" w:w="80"/>
+            </w:tcMar>
+            <w:vAlign w:val="center"/>
+          </w:tcPr>
+          <w:p>
+            <w:r>
+              <w:rPr>
+                <w:rFonts w:ascii="Calibri" w:cs="Calibri" w:eastAsia="Calibri" w:hAnsi="Calibri"/>
+                <w:color w:val="0F172A"/>
+                <w:sz w:val="19"/>
+                <w:szCs w:val="19"/>
+              </w:rPr>
+              <w:t xml:space="preserve">Rejeu d'un refresh token deja utilise</w:t>
+            </w:r>
+          </w:p>
+        </w:tc>
+        <w:tc>
+          <w:tcPr>
+            <w:tcW w:type="dxa" w:w="3000"/>
+            <w:shd w:fill="F1F5F9" w:val="clear"/>
+            <w:tcMar>
+              <w:top w:type="dxa" w:w="40"/>
+              <w:left w:type="dxa" w:w="80"/>
+              <w:bottom w:type="dxa" w:w="40"/>
+              <w:right w:type="dxa" w:w="80"/>
+            </w:tcMar>
+            <w:vAlign w:val="center"/>
+          </w:tcPr>
+          <w:p>
+            <w:r>
+              <w:rPr>
+                <w:rFonts w:ascii="Calibri" w:cs="Calibri" w:eastAsia="Calibri" w:hAnsi="Calibri"/>
+                <w:color w:val="0F172A"/>
+                <w:sz w:val="19"/>
+                <w:szCs w:val="19"/>
+              </w:rPr>
+              <w:t xml:space="preserve">HTTP 401, session invalidee (rotation)</w:t>
+            </w:r>
+          </w:p>
+        </w:tc>
+        <w:tc>
+          <w:tcPr>
+            <w:tcW w:type="dxa" w:w="840"/>
+            <w:shd w:fill="F1F5F9" w:val="clear"/>
+            <w:tcMar>
+              <w:top w:type="dxa" w:w="40"/>
+              <w:left w:type="dxa" w:w="80"/>
+              <w:bottom w:type="dxa" w:w="40"/>
+              <w:right w:type="dxa" w:w="80"/>
+            </w:tcMar>
+            <w:vAlign w:val="center"/>
+          </w:tcPr>
+          <w:p>
+            <w:r>
+              <w:rPr>
+                <w:rFonts w:ascii="Calibri" w:cs="Calibri" w:eastAsia="Calibri" w:hAnsi="Calibri"/>
+                <w:color w:val="0F172A"/>
+                <w:sz w:val="19"/>
+                <w:szCs w:val="19"/>
+              </w:rPr>
+              <w:t xml:space="preserve">OK</w:t>
+            </w:r>
+          </w:p>
+        </w:tc>
+      </w:tr>
+      <w:tr>
+        <w:tc>
+          <w:tcPr>
+            <w:tcW w:type="dxa" w:w="1000"/>
+            <w:shd w:fill="F1F5F9" w:val="clear"/>
+            <w:tcMar>
+              <w:top w:type="dxa" w:w="40"/>
+              <w:left w:type="dxa" w:w="80"/>
+              <w:bottom w:type="dxa" w:w="40"/>
+              <w:right w:type="dxa" w:w="80"/>
+            </w:tcMar>
+            <w:vAlign w:val="center"/>
+          </w:tcPr>
+          <w:p>
+            <w:r>
+              <w:rPr>
+                <w:rFonts w:ascii="Calibri" w:cs="Calibri" w:eastAsia="Calibri" w:hAnsi="Calibri"/>
+                <w:color w:val="0F172A"/>
+                <w:sz w:val="19"/>
+                <w:szCs w:val="19"/>
+              </w:rPr>
+              <w:t xml:space="preserve">SEC-09</w:t>
+            </w:r>
+          </w:p>
+        </w:tc>
+        <w:tc>
+          <w:tcPr>
+            <w:tcW w:type="dxa" w:w="3800"/>
+            <w:shd w:fill="F1F5F9" w:val="clear"/>
+            <w:tcMar>
+              <w:top w:type="dxa" w:w="40"/>
+              <w:left w:type="dxa" w:w="80"/>
+              <w:bottom w:type="dxa" w:w="40"/>
+              <w:right w:type="dxa" w:w="80"/>
+            </w:tcMar>
+            <w:vAlign w:val="center"/>
+          </w:tcPr>
+          <w:p>
+            <w:r>
+              <w:rPr>
+                <w:rFonts w:ascii="Calibri" w:cs="Calibri" w:eastAsia="Calibri" w:hAnsi="Calibri"/>
+                <w:color w:val="0F172A"/>
+                <w:sz w:val="19"/>
+                <w:szCs w:val="19"/>
+              </w:rPr>
+              <w:t xml:space="preserve">Injection SQL dans la recherche produit</w:t>
+            </w:r>
+          </w:p>
+        </w:tc>
+        <w:tc>
+          <w:tcPr>
+            <w:tcW w:type="dxa" w:w="3000"/>
+            <w:shd w:fill="F1F5F9" w:val="clear"/>
+            <w:tcMar>
+              <w:top w:type="dxa" w:w="40"/>
+              <w:left w:type="dxa" w:w="80"/>
+              <w:bottom w:type="dxa" w:w="40"/>
+              <w:right w:type="dxa" w:w="80"/>
+            </w:tcMar>
+            <w:vAlign w:val="center"/>
+          </w:tcPr>
+          <w:p>
+            <w:r>
+              <w:rPr>
+                <w:rFonts w:ascii="Calibri" w:cs="Calibri" w:eastAsia="Calibri" w:hAnsi="Calibri"/>
+                <w:color w:val="0F172A"/>
+                <w:sz w:val="19"/>
+                <w:szCs w:val="19"/>
+              </w:rPr>
+              <w:t xml:space="preserve">Requete parametree par Prisma, aucun effet</w:t>
+            </w:r>
+          </w:p>
+        </w:tc>
+        <w:tc>
+          <w:tcPr>
+            <w:tcW w:type="dxa" w:w="840"/>
+            <w:shd w:fill="F1F5F9" w:val="clear"/>
+            <w:tcMar>
+              <w:top w:type="dxa" w:w="40"/>
+              <w:left w:type="dxa" w:w="80"/>
+              <w:bottom w:type="dxa" w:w="40"/>
+              <w:right w:type="dxa" w:w="80"/>
+            </w:tcMar>
+            <w:vAlign w:val="center"/>
+          </w:tcPr>
+          <w:p>
+            <w:r>
+              <w:rPr>
+                <w:rFonts w:ascii="Calibri" w:cs="Calibri" w:eastAsia="Calibri" w:hAnsi="Calibri"/>
+                <w:color w:val="0F172A"/>
+                <w:sz w:val="19"/>
+                <w:szCs w:val="19"/>
+              </w:rPr>
+              <w:t xml:space="preserve">OK</w:t>
+            </w:r>
+          </w:p>
+        </w:tc>
+      </w:tr>
+      <w:tr>
+        <w:tc>
+          <w:tcPr>
+            <w:tcW w:type="dxa" w:w="1000"/>
+            <w:shd w:fill="F1F5F9" w:val="clear"/>
+            <w:tcMar>
+              <w:top w:type="dxa" w:w="40"/>
+              <w:left w:type="dxa" w:w="80"/>
+              <w:bottom w:type="dxa" w:w="40"/>
+              <w:right w:type="dxa" w:w="80"/>
+            </w:tcMar>
+            <w:vAlign w:val="center"/>
+          </w:tcPr>
+          <w:p>
+            <w:r>
+              <w:rPr>
+                <w:rFonts w:ascii="Calibri" w:cs="Calibri" w:eastAsia="Calibri" w:hAnsi="Calibri"/>
+                <w:color w:val="0F172A"/>
+                <w:sz w:val="19"/>
+                <w:szCs w:val="19"/>
+              </w:rPr>
+              <w:t xml:space="preserve">SEC-10</w:t>
+            </w:r>
+          </w:p>
+        </w:tc>
+        <w:tc>
+          <w:tcPr>
+            <w:tcW w:type="dxa" w:w="3800"/>
+            <w:shd w:fill="F1F5F9" w:val="clear"/>
+            <w:tcMar>
+              <w:top w:type="dxa" w:w="40"/>
+              <w:left w:type="dxa" w:w="80"/>
+              <w:bottom w:type="dxa" w:w="40"/>
+              <w:right w:type="dxa" w:w="80"/>
+            </w:tcMar>
+            <w:vAlign w:val="center"/>
+          </w:tcPr>
+          <w:p>
+            <w:r>
+              <w:rPr>
+                <w:rFonts w:ascii="Calibri" w:cs="Calibri" w:eastAsia="Calibri" w:hAnsi="Calibri"/>
+                <w:color w:val="0F172A"/>
+                <w:sz w:val="19"/>
+                <w:szCs w:val="19"/>
+              </w:rPr>
+              <w:t xml:space="preserve">npm audit sur les dependances de production</w:t>
+            </w:r>
+          </w:p>
+        </w:tc>
+        <w:tc>
+          <w:tcPr>
+            <w:tcW w:type="dxa" w:w="3000"/>
+            <w:shd w:fill="F1F5F9" w:val="clear"/>
+            <w:tcMar>
+              <w:top w:type="dxa" w:w="40"/>
+              <w:left w:type="dxa" w:w="80"/>
+              <w:bottom w:type="dxa" w:w="40"/>
+              <w:right w:type="dxa" w:w="80"/>
+            </w:tcMar>
+            <w:vAlign w:val="center"/>
+          </w:tcPr>
+          <w:p>
+            <w:r>
+              <w:rPr>
+                <w:rFonts w:ascii="Calibri" w:cs="Calibri" w:eastAsia="Calibri" w:hAnsi="Calibri"/>
+                <w:color w:val="0F172A"/>
+                <w:sz w:val="19"/>
+                <w:szCs w:val="19"/>
+              </w:rPr>
+              <w:t xml:space="preserve">Aucune vulnerabilite haute ou critique</w:t>
             </w:r>
           </w:p>
         </w:tc>
